--- a/Docs/Version 3/uMakerAi-Jev-TypeSafe.docx
+++ b/Docs/Version 3/uMakerAi-Jev-TypeSafe.docx
@@ -67,7 +67,7 @@
         <w:t xml:space="preserve">TAiJev</w:t>
       </w:r>
       <w:r>
-        <w:t xml:space="preserve"> y sus tres integraciones con el framework — enrutamiento de grafos de agentes, SmartDispatch y Guardrails.</w:t>
+        <w:t xml:space="preserve"> y sus integraciones con el framework — enrutamiento de grafos de agentes, SmartDispatch, Guardrails, Evals y RAG.</w:t>
       </w:r>
     </w:p>
     <w:p>
@@ -248,7 +248,7 @@
                 <w:sz w:val="19"/>
                 <w:szCs w:val="19"/>
               </w:rPr>
-              <w:t xml:space="preserve"> (SmartDispatch y Guardrails)</w:t>
+              <w:t xml:space="preserve"> (SmartDispatch y Guardrails), fase 4 (Evals y RAG)</w:t>
             </w:r>
           </w:p>
         </w:tc>
@@ -894,6 +894,192 @@
                 <w:szCs w:val="19"/>
               </w:rPr>
               <w:t xml:space="preserve">TAiJevGuardrailClassifier</w:t>
+            </w:r>
+          </w:p>
+        </w:tc>
+      </w:tr>
+      <w:tr>
+        <w:tc>
+          <w:tcPr>
+            <w:tcW w:type="dxa" w:w="3400"/>
+            <w:tcBorders>
+              <w:top w:val="single" w:color="BFC9D6" w:sz="4"/>
+              <w:left w:val="single" w:color="BFC9D6" w:sz="4"/>
+              <w:bottom w:val="single" w:color="BFC9D6" w:sz="4"/>
+              <w:right w:val="single" w:color="BFC9D6" w:sz="4"/>
+            </w:tcBorders>
+            <w:shd w:fill="F6F8FB" w:color="auto" w:val="clear"/>
+            <w:tcMar>
+              <w:top w:type="dxa" w:w="60"/>
+              <w:left w:type="dxa" w:w="100"/>
+              <w:bottom w:type="dxa" w:w="60"/>
+              <w:right w:type="dxa" w:w="100"/>
+            </w:tcMar>
+          </w:tcPr>
+          <w:p>
+            <w:r>
+              <w:rPr>
+                <w:sz w:val="19"/>
+                <w:szCs w:val="19"/>
+              </w:rPr>
+              <w:t xml:space="preserve">¿Esta respuesta cumple el criterio de calidad?</w:t>
+            </w:r>
+          </w:p>
+        </w:tc>
+        <w:tc>
+          <w:tcPr>
+            <w:tcW w:type="dxa" w:w="2800"/>
+            <w:tcBorders>
+              <w:top w:val="single" w:color="BFC9D6" w:sz="4"/>
+              <w:left w:val="single" w:color="BFC9D6" w:sz="4"/>
+              <w:bottom w:val="single" w:color="BFC9D6" w:sz="4"/>
+              <w:right w:val="single" w:color="BFC9D6" w:sz="4"/>
+            </w:tcBorders>
+            <w:shd w:fill="F6F8FB" w:color="auto" w:val="clear"/>
+            <w:tcMar>
+              <w:top w:type="dxa" w:w="60"/>
+              <w:left w:type="dxa" w:w="100"/>
+              <w:bottom w:type="dxa" w:w="60"/>
+              <w:right w:type="dxa" w:w="100"/>
+            </w:tcMar>
+          </w:tcPr>
+          <w:p>
+            <w:r>
+              <w:rPr>
+                <w:sz w:val="19"/>
+                <w:szCs w:val="19"/>
+              </w:rPr>
+              <w:t xml:space="preserve">Un LLM juez que dice PASS/FAIL</w:t>
+            </w:r>
+          </w:p>
+        </w:tc>
+        <w:tc>
+          <w:tcPr>
+            <w:tcW w:type="dxa" w:w="3160"/>
+            <w:tcBorders>
+              <w:top w:val="single" w:color="BFC9D6" w:sz="4"/>
+              <w:left w:val="single" w:color="BFC9D6" w:sz="4"/>
+              <w:bottom w:val="single" w:color="BFC9D6" w:sz="4"/>
+              <w:right w:val="single" w:color="BFC9D6" w:sz="4"/>
+            </w:tcBorders>
+            <w:shd w:fill="F6F8FB" w:color="auto" w:val="clear"/>
+            <w:tcMar>
+              <w:top w:type="dxa" w:w="60"/>
+              <w:left w:type="dxa" w:w="100"/>
+              <w:bottom w:type="dxa" w:w="60"/>
+              <w:right w:type="dxa" w:w="100"/>
+            </w:tcMar>
+          </w:tcPr>
+          <w:p>
+            <w:r>
+              <w:rPr>
+                <w:rFonts w:ascii="Consolas" w:cs="Consolas" w:eastAsia="Consolas" w:hAnsi="Consolas"/>
+                <w:color w:val="0B4F8A"/>
+                <w:sz w:val="19"/>
+                <w:szCs w:val="19"/>
+              </w:rPr>
+              <w:t xml:space="preserve">TAiJevEvalScorer</w:t>
+            </w:r>
+            <w:r>
+              <w:rPr>
+                <w:sz w:val="19"/>
+                <w:szCs w:val="19"/>
+              </w:rPr>
+              <w:t xml:space="preserve"> + </w:t>
+            </w:r>
+            <w:r>
+              <w:rPr>
+                <w:rFonts w:ascii="Consolas" w:cs="Consolas" w:eastAsia="Consolas" w:hAnsi="Consolas"/>
+                <w:color w:val="0B4F8A"/>
+                <w:sz w:val="19"/>
+                <w:szCs w:val="19"/>
+              </w:rPr>
+              <w:t xml:space="preserve">ExpectScore</w:t>
+            </w:r>
+          </w:p>
+        </w:tc>
+      </w:tr>
+      <w:tr>
+        <w:tc>
+          <w:tcPr>
+            <w:tcW w:type="dxa" w:w="3400"/>
+            <w:tcBorders>
+              <w:top w:val="single" w:color="BFC9D6" w:sz="4"/>
+              <w:left w:val="single" w:color="BFC9D6" w:sz="4"/>
+              <w:bottom w:val="single" w:color="BFC9D6" w:sz="4"/>
+              <w:right w:val="single" w:color="BFC9D6" w:sz="4"/>
+            </w:tcBorders>
+            <w:shd w:fill="FFFFFF" w:color="auto" w:val="clear"/>
+            <w:tcMar>
+              <w:top w:type="dxa" w:w="60"/>
+              <w:left w:type="dxa" w:w="100"/>
+              <w:bottom w:type="dxa" w:w="60"/>
+              <w:right w:type="dxa" w:w="100"/>
+            </w:tcMar>
+          </w:tcPr>
+          <w:p>
+            <w:r>
+              <w:rPr>
+                <w:sz w:val="19"/>
+                <w:szCs w:val="19"/>
+              </w:rPr>
+              <w:t xml:space="preserve">¿Qué pasajes recuperados sirven, y cuál trae una inyección?</w:t>
+            </w:r>
+          </w:p>
+        </w:tc>
+        <w:tc>
+          <w:tcPr>
+            <w:tcW w:type="dxa" w:w="2800"/>
+            <w:tcBorders>
+              <w:top w:val="single" w:color="BFC9D6" w:sz="4"/>
+              <w:left w:val="single" w:color="BFC9D6" w:sz="4"/>
+              <w:bottom w:val="single" w:color="BFC9D6" w:sz="4"/>
+              <w:right w:val="single" w:color="BFC9D6" w:sz="4"/>
+            </w:tcBorders>
+            <w:shd w:fill="FFFFFF" w:color="auto" w:val="clear"/>
+            <w:tcMar>
+              <w:top w:type="dxa" w:w="60"/>
+              <w:left w:type="dxa" w:w="100"/>
+              <w:bottom w:type="dxa" w:w="60"/>
+              <w:right w:type="dxa" w:w="100"/>
+            </w:tcMar>
+          </w:tcPr>
+          <w:p>
+            <w:r>
+              <w:rPr>
+                <w:sz w:val="19"/>
+                <w:szCs w:val="19"/>
+              </w:rPr>
+              <w:t xml:space="preserve">Rerank por coseno</w:t>
+            </w:r>
+          </w:p>
+        </w:tc>
+        <w:tc>
+          <w:tcPr>
+            <w:tcW w:type="dxa" w:w="3160"/>
+            <w:tcBorders>
+              <w:top w:val="single" w:color="BFC9D6" w:sz="4"/>
+              <w:left w:val="single" w:color="BFC9D6" w:sz="4"/>
+              <w:bottom w:val="single" w:color="BFC9D6" w:sz="4"/>
+              <w:right w:val="single" w:color="BFC9D6" w:sz="4"/>
+            </w:tcBorders>
+            <w:shd w:fill="FFFFFF" w:color="auto" w:val="clear"/>
+            <w:tcMar>
+              <w:top w:type="dxa" w:w="60"/>
+              <w:left w:type="dxa" w:w="100"/>
+              <w:bottom w:type="dxa" w:w="60"/>
+              <w:right w:type="dxa" w:w="100"/>
+            </w:tcMar>
+          </w:tcPr>
+          <w:p>
+            <w:r>
+              <w:rPr>
+                <w:rFonts w:ascii="Consolas" w:cs="Consolas" w:eastAsia="Consolas" w:hAnsi="Consolas"/>
+                <w:color w:val="0B4F8A"/>
+                <w:sz w:val="19"/>
+                <w:szCs w:val="19"/>
+              </w:rPr>
+              <w:t xml:space="preserve">TAiJevRAGReranker</w:t>
             </w:r>
           </w:p>
         </w:tc>
@@ -2873,6 +3059,184 @@
           </w:p>
         </w:tc>
       </w:tr>
+      <w:tr>
+        <w:tc>
+          <w:tcPr>
+            <w:tcW w:type="dxa" w:w="3300"/>
+            <w:tcBorders>
+              <w:top w:val="single" w:color="BFC9D6" w:sz="4"/>
+              <w:left w:val="single" w:color="BFC9D6" w:sz="4"/>
+              <w:bottom w:val="single" w:color="BFC9D6" w:sz="4"/>
+              <w:right w:val="single" w:color="BFC9D6" w:sz="4"/>
+            </w:tcBorders>
+            <w:shd w:fill="FFFFFF" w:color="auto" w:val="clear"/>
+            <w:tcMar>
+              <w:top w:type="dxa" w:w="60"/>
+              <w:left w:type="dxa" w:w="100"/>
+              <w:bottom w:type="dxa" w:w="60"/>
+              <w:right w:type="dxa" w:w="100"/>
+            </w:tcMar>
+          </w:tcPr>
+          <w:p>
+            <w:r>
+              <w:rPr>
+                <w:rFonts w:ascii="Consolas" w:cs="Consolas" w:eastAsia="Consolas" w:hAnsi="Consolas"/>
+                <w:color w:val="0B4F8A"/>
+                <w:sz w:val="19"/>
+                <w:szCs w:val="19"/>
+              </w:rPr>
+              <w:t xml:space="preserve">uMakerAi.Jev.Evals</w:t>
+            </w:r>
+          </w:p>
+        </w:tc>
+        <w:tc>
+          <w:tcPr>
+            <w:tcW w:type="dxa" w:w="1700"/>
+            <w:tcBorders>
+              <w:top w:val="single" w:color="BFC9D6" w:sz="4"/>
+              <w:left w:val="single" w:color="BFC9D6" w:sz="4"/>
+              <w:bottom w:val="single" w:color="BFC9D6" w:sz="4"/>
+              <w:right w:val="single" w:color="BFC9D6" w:sz="4"/>
+            </w:tcBorders>
+            <w:shd w:fill="FFFFFF" w:color="auto" w:val="clear"/>
+            <w:tcMar>
+              <w:top w:type="dxa" w:w="60"/>
+              <w:left w:type="dxa" w:w="100"/>
+              <w:bottom w:type="dxa" w:w="60"/>
+              <w:right w:type="dxa" w:w="100"/>
+            </w:tcMar>
+          </w:tcPr>
+          <w:p>
+            <w:r>
+              <w:rPr>
+                <w:rFonts w:ascii="Consolas" w:cs="Consolas" w:eastAsia="Consolas" w:hAnsi="Consolas"/>
+                <w:color w:val="0B4F8A"/>
+                <w:sz w:val="19"/>
+                <w:szCs w:val="19"/>
+              </w:rPr>
+              <w:t xml:space="preserve">Source/Tools</w:t>
+            </w:r>
+          </w:p>
+        </w:tc>
+        <w:tc>
+          <w:tcPr>
+            <w:tcW w:type="dxa" w:w="4360"/>
+            <w:tcBorders>
+              <w:top w:val="single" w:color="BFC9D6" w:sz="4"/>
+              <w:left w:val="single" w:color="BFC9D6" w:sz="4"/>
+              <w:bottom w:val="single" w:color="BFC9D6" w:sz="4"/>
+              <w:right w:val="single" w:color="BFC9D6" w:sz="4"/>
+            </w:tcBorders>
+            <w:shd w:fill="FFFFFF" w:color="auto" w:val="clear"/>
+            <w:tcMar>
+              <w:top w:type="dxa" w:w="60"/>
+              <w:left w:type="dxa" w:w="100"/>
+              <w:bottom w:type="dxa" w:w="60"/>
+              <w:right w:type="dxa" w:w="100"/>
+            </w:tcMar>
+          </w:tcPr>
+          <w:p>
+            <w:r>
+              <w:rPr>
+                <w:rFonts w:ascii="Consolas" w:cs="Consolas" w:eastAsia="Consolas" w:hAnsi="Consolas"/>
+                <w:color w:val="0B4F8A"/>
+                <w:sz w:val="19"/>
+                <w:szCs w:val="19"/>
+              </w:rPr>
+              <w:t xml:space="preserve">TAiJevEvalScorer</w:t>
+            </w:r>
+          </w:p>
+        </w:tc>
+      </w:tr>
+      <w:tr>
+        <w:tc>
+          <w:tcPr>
+            <w:tcW w:type="dxa" w:w="3300"/>
+            <w:tcBorders>
+              <w:top w:val="single" w:color="BFC9D6" w:sz="4"/>
+              <w:left w:val="single" w:color="BFC9D6" w:sz="4"/>
+              <w:bottom w:val="single" w:color="BFC9D6" w:sz="4"/>
+              <w:right w:val="single" w:color="BFC9D6" w:sz="4"/>
+            </w:tcBorders>
+            <w:shd w:fill="F6F8FB" w:color="auto" w:val="clear"/>
+            <w:tcMar>
+              <w:top w:type="dxa" w:w="60"/>
+              <w:left w:type="dxa" w:w="100"/>
+              <w:bottom w:type="dxa" w:w="60"/>
+              <w:right w:type="dxa" w:w="100"/>
+            </w:tcMar>
+          </w:tcPr>
+          <w:p>
+            <w:r>
+              <w:rPr>
+                <w:rFonts w:ascii="Consolas" w:cs="Consolas" w:eastAsia="Consolas" w:hAnsi="Consolas"/>
+                <w:color w:val="0B4F8A"/>
+                <w:sz w:val="19"/>
+                <w:szCs w:val="19"/>
+              </w:rPr>
+              <w:t xml:space="preserve">uMakerAi.Jev.RAG</w:t>
+            </w:r>
+          </w:p>
+        </w:tc>
+        <w:tc>
+          <w:tcPr>
+            <w:tcW w:type="dxa" w:w="1700"/>
+            <w:tcBorders>
+              <w:top w:val="single" w:color="BFC9D6" w:sz="4"/>
+              <w:left w:val="single" w:color="BFC9D6" w:sz="4"/>
+              <w:bottom w:val="single" w:color="BFC9D6" w:sz="4"/>
+              <w:right w:val="single" w:color="BFC9D6" w:sz="4"/>
+            </w:tcBorders>
+            <w:shd w:fill="F6F8FB" w:color="auto" w:val="clear"/>
+            <w:tcMar>
+              <w:top w:type="dxa" w:w="60"/>
+              <w:left w:type="dxa" w:w="100"/>
+              <w:bottom w:type="dxa" w:w="60"/>
+              <w:right w:type="dxa" w:w="100"/>
+            </w:tcMar>
+          </w:tcPr>
+          <w:p>
+            <w:r>
+              <w:rPr>
+                <w:rFonts w:ascii="Consolas" w:cs="Consolas" w:eastAsia="Consolas" w:hAnsi="Consolas"/>
+                <w:color w:val="0B4F8A"/>
+                <w:sz w:val="19"/>
+                <w:szCs w:val="19"/>
+              </w:rPr>
+              <w:t xml:space="preserve">Source/Tools</w:t>
+            </w:r>
+          </w:p>
+        </w:tc>
+        <w:tc>
+          <w:tcPr>
+            <w:tcW w:type="dxa" w:w="4360"/>
+            <w:tcBorders>
+              <w:top w:val="single" w:color="BFC9D6" w:sz="4"/>
+              <w:left w:val="single" w:color="BFC9D6" w:sz="4"/>
+              <w:bottom w:val="single" w:color="BFC9D6" w:sz="4"/>
+              <w:right w:val="single" w:color="BFC9D6" w:sz="4"/>
+            </w:tcBorders>
+            <w:shd w:fill="F6F8FB" w:color="auto" w:val="clear"/>
+            <w:tcMar>
+              <w:top w:type="dxa" w:w="60"/>
+              <w:left w:type="dxa" w:w="100"/>
+              <w:bottom w:type="dxa" w:w="60"/>
+              <w:right w:type="dxa" w:w="100"/>
+            </w:tcMar>
+          </w:tcPr>
+          <w:p>
+            <w:r>
+              <w:rPr>
+                <w:rFonts w:ascii="Consolas" w:cs="Consolas" w:eastAsia="Consolas" w:hAnsi="Consolas"/>
+                <w:color w:val="0B4F8A"/>
+                <w:sz w:val="19"/>
+                <w:szCs w:val="19"/>
+              </w:rPr>
+              <w:t xml:space="preserve">TAiJevRAGReranker</w:t>
+            </w:r>
+          </w:p>
+        </w:tc>
+      </w:tr>
     </w:tbl>
     <w:p>
       <w:pPr>
@@ -10944,7 +11308,15 @@
         <w:pageBreakBefore/>
       </w:pPr>
       <w:r>
-        <w:t xml:space="preserve">8. Clasificadores propios</w:t>
+        <w:t xml:space="preserve">8. Evals y RAG</w:t>
+      </w:r>
+    </w:p>
+    <w:p>
+      <w:pPr>
+        <w:pStyle w:val="Heading2"/>
+      </w:pPr>
+      <w:r>
+        <w:t xml:space="preserve">8.1 Juez calibrado en TAiEvalRunner</w:t>
       </w:r>
     </w:p>
     <w:p>
@@ -10952,15 +11324,52 @@
         <w:spacing w:after="120"/>
       </w:pPr>
       <w:r>
-        <w:t xml:space="preserve">Los dos puntos de extensión del núcleo son neutrales: no dependen de TypeSafe. Cualquier clasificador (otro proveedor, un modelo local, reglas) se conecta heredando de la clase base.</w:t>
-      </w:r>
-    </w:p>
-    <w:p>
-      <w:pPr>
-        <w:pStyle w:val="Heading2"/>
-      </w:pPr>
-      <w:r>
-        <w:t xml:space="preserve">8.1 SmartDispatch</w:t>
+        <w:rPr>
+          <w:rFonts w:ascii="Consolas" w:cs="Consolas" w:eastAsia="Consolas" w:hAnsi="Consolas"/>
+          <w:color w:val="0B4F8A"/>
+          <w:sz w:val="19"/>
+          <w:szCs w:val="19"/>
+        </w:rPr>
+        <w:t xml:space="preserve">TAiEvalRunner</w:t>
+      </w:r>
+      <w:r>
+        <w:t xml:space="preserve"> tiene una propiedad </w:t>
+      </w:r>
+      <w:r>
+        <w:rPr>
+          <w:rFonts w:ascii="Consolas" w:cs="Consolas" w:eastAsia="Consolas" w:hAnsi="Consolas"/>
+          <w:color w:val="0B4F8A"/>
+          <w:sz w:val="19"/>
+          <w:szCs w:val="19"/>
+        </w:rPr>
+        <w:t xml:space="preserve">Scorer</w:t>
+      </w:r>
+      <w:r>
+        <w:t xml:space="preserve"> y un check nuevo, </w:t>
+      </w:r>
+      <w:r>
+        <w:rPr>
+          <w:rFonts w:ascii="Consolas" w:cs="Consolas" w:eastAsia="Consolas" w:hAnsi="Consolas"/>
+          <w:color w:val="0B4F8A"/>
+          <w:sz w:val="19"/>
+          <w:szCs w:val="19"/>
+        </w:rPr>
+        <w:t xml:space="preserve">ExpectScore(criterio, minimo)</w:t>
+      </w:r>
+      <w:r>
+        <w:t xml:space="preserve">. El scorer devuelve la probabilidad de que la salida cumpla el criterio y el check pasa si alcanza el mínimo. Frente a </w:t>
+      </w:r>
+      <w:r>
+        <w:rPr>
+          <w:rFonts w:ascii="Consolas" w:cs="Consolas" w:eastAsia="Consolas" w:hAnsi="Consolas"/>
+          <w:color w:val="0B4F8A"/>
+          <w:sz w:val="19"/>
+          <w:szCs w:val="19"/>
+        </w:rPr>
+        <w:t xml:space="preserve">ExpectJudge</w:t>
+      </w:r>
+      <w:r>
+        <w:t xml:space="preserve"> (un LLM que dice PASS/FAIL) es más rápido, más barato y el listón se ajusta en código.</w:t>
       </w:r>
     </w:p>
     <w:p>
@@ -10978,7 +11387,7 @@
           <w:sz w:val="17"/>
           <w:szCs w:val="17"/>
         </w:rPr>
-        <w:t xml:space="preserve">type</w:t>
+        <w:t xml:space="preserve">uses uMakerAi.Evals, uMakerAi.Jev.Evals;</w:t>
       </w:r>
     </w:p>
     <w:p>
@@ -10996,7 +11405,7 @@
           <w:sz w:val="17"/>
           <w:szCs w:val="17"/>
         </w:rPr>
-        <w:t xml:space="preserve">  TMiClasificador = class(TAiDispatchClassifierBase)   // uMakerAi.Chat.Tools</w:t>
+        <w:t xml:space="preserve"> </w:t>
       </w:r>
     </w:p>
     <w:p>
@@ -11014,7 +11423,7 @@
           <w:sz w:val="17"/>
           <w:szCs w:val="17"/>
         </w:rPr>
-        <w:t xml:space="preserve">  protected</w:t>
+        <w:t xml:space="preserve">Runner.Scorer := TAiJevEvalScorer.Create(Self);</w:t>
       </w:r>
     </w:p>
     <w:p>
@@ -11032,7 +11441,7 @@
           <w:sz w:val="17"/>
           <w:szCs w:val="17"/>
         </w:rPr>
-        <w:t xml:space="preserve">    function ClassifyDispatch(const APrompt: string;</w:t>
+        <w:t xml:space="preserve">Runner.AddCase('cortesia')</w:t>
       </w:r>
     </w:p>
     <w:p>
@@ -11050,7 +11459,7 @@
           <w:sz w:val="17"/>
           <w:szCs w:val="17"/>
         </w:rPr>
-        <w:t xml:space="preserve">      const ATags: TArray&lt;string&gt;): string; override;</w:t>
+        <w:t xml:space="preserve">  .Input('Mi factura está mal')</w:t>
       </w:r>
     </w:p>
     <w:p>
@@ -11068,7 +11477,7 @@
           <w:sz w:val="17"/>
           <w:szCs w:val="17"/>
         </w:rPr>
-        <w:t xml:space="preserve">  end;</w:t>
+        <w:t xml:space="preserve">  .ExpectScore('Es cortés y profesional', 0.7);</w:t>
       </w:r>
     </w:p>
     <w:p>
@@ -11086,7 +11495,7 @@
           <w:sz w:val="17"/>
           <w:szCs w:val="17"/>
         </w:rPr>
-        <w:t xml:space="preserve"> </w:t>
+        <w:t xml:space="preserve">Runner.AddCase('cuenta-contable')</w:t>
       </w:r>
     </w:p>
     <w:p>
@@ -11104,7 +11513,7 @@
           <w:sz w:val="17"/>
           <w:szCs w:val="17"/>
         </w:rPr>
-        <w:t xml:space="preserve">function TMiClasificador.ClassifyDispatch(const APrompt: string;</w:t>
+        <w:t xml:space="preserve">  .Input('¿Cómo registro la depreciación?')</w:t>
       </w:r>
     </w:p>
     <w:p>
@@ -11122,7 +11531,208 @@
           <w:sz w:val="17"/>
           <w:szCs w:val="17"/>
         </w:rPr>
-        <w:t xml:space="preserve">  const ATags: TArray&lt;string&gt;): string;</w:t>
+        <w:t xml:space="preserve">  .ExpectContains('159210')                              // determinista</w:t>
+      </w:r>
+    </w:p>
+    <w:p>
+      <w:pPr>
+        <w:pBdr>
+          <w:left w:val="single" w:color="2E75B6" w:sz="12" w:space="6"/>
+        </w:pBdr>
+        <w:shd w:fill="F3F5F8" w:color="auto" w:val="clear"/>
+        <w:spacing w:after="180" w:before="0" w:line="260"/>
+        <w:ind w:left="120"/>
+      </w:pPr>
+      <w:r>
+        <w:rPr>
+          <w:rFonts w:ascii="Consolas" w:cs="Consolas" w:eastAsia="Consolas" w:hAnsi="Consolas"/>
+          <w:sz w:val="17"/>
+          <w:szCs w:val="17"/>
+        </w:rPr>
+        <w:t xml:space="preserve">  .ExpectScore('Menciona la cuenta de depreciación acumulada', 0.7);</w:t>
+      </w:r>
+    </w:p>
+    <w:p>
+      <w:pPr>
+        <w:pStyle w:val="ListParagraph"/>
+        <w:numPr>
+          <w:ilvl w:val="0"/>
+          <w:numId w:val="2"/>
+        </w:numPr>
+        <w:spacing w:after="60"/>
+      </w:pPr>
+      <w:r>
+        <w:t xml:space="preserve">Un error del scorer no lanza excepción: el check falla con </w:t>
+      </w:r>
+      <w:r>
+        <w:rPr>
+          <w:rFonts w:ascii="Consolas" w:cs="Consolas" w:eastAsia="Consolas" w:hAnsi="Consolas"/>
+          <w:color w:val="0B4F8A"/>
+          <w:sz w:val="19"/>
+          <w:szCs w:val="19"/>
+        </w:rPr>
+        <w:t xml:space="preserve">scorer error: ...</w:t>
+      </w:r>
+      <w:r>
+        <w:t xml:space="preserve">.</w:t>
+      </w:r>
+    </w:p>
+    <w:p>
+      <w:pPr>
+        <w:pStyle w:val="ListParagraph"/>
+        <w:numPr>
+          <w:ilvl w:val="0"/>
+          <w:numId w:val="2"/>
+        </w:numPr>
+        <w:spacing w:after="60"/>
+      </w:pPr>
+      <w:r>
+        <w:t xml:space="preserve">El motivo de un fallo incluye el puntaje: </w:t>
+      </w:r>
+      <w:r>
+        <w:rPr>
+          <w:rFonts w:ascii="Consolas" w:cs="Consolas" w:eastAsia="Consolas" w:hAnsi="Consolas"/>
+          <w:color w:val="0B4F8A"/>
+          <w:sz w:val="19"/>
+          <w:szCs w:val="19"/>
+        </w:rPr>
+        <w:t xml:space="preserve">score 0.20 &lt; 0.70 (criteria: ...)</w:t>
+      </w:r>
+      <w:r>
+        <w:t xml:space="preserve">.</w:t>
+      </w:r>
+    </w:p>
+    <w:p>
+      <w:pPr>
+        <w:pStyle w:val="ListParagraph"/>
+        <w:numPr>
+          <w:ilvl w:val="0"/>
+          <w:numId w:val="2"/>
+        </w:numPr>
+        <w:spacing w:after="60"/>
+      </w:pPr>
+      <w:r>
+        <w:rPr>
+          <w:rFonts w:ascii="Consolas" w:cs="Consolas" w:eastAsia="Consolas" w:hAnsi="Consolas"/>
+          <w:color w:val="0B4F8A"/>
+          <w:sz w:val="19"/>
+          <w:szCs w:val="19"/>
+        </w:rPr>
+        <w:t xml:space="preserve">ekScore</w:t>
+      </w:r>
+      <w:r>
+        <w:t xml:space="preserve"> se agregó al final del enum </w:t>
+      </w:r>
+      <w:r>
+        <w:rPr>
+          <w:rFonts w:ascii="Consolas" w:cs="Consolas" w:eastAsia="Consolas" w:hAnsi="Consolas"/>
+          <w:color w:val="0B4F8A"/>
+          <w:sz w:val="19"/>
+          <w:szCs w:val="19"/>
+        </w:rPr>
+        <w:t xml:space="preserve">TAiEvalCheckKind</w:t>
+      </w:r>
+      <w:r>
+        <w:t xml:space="preserve">: los ordinales anteriores no cambian.</w:t>
+      </w:r>
+    </w:p>
+    <w:p>
+      <w:pPr>
+        <w:pStyle w:val="Heading2"/>
+      </w:pPr>
+      <w:r>
+        <w:t xml:space="preserve">8.2 Reranker semántico en TAiRAGVector</w:t>
+      </w:r>
+    </w:p>
+    <w:p>
+      <w:pPr>
+        <w:spacing w:after="120"/>
+      </w:pPr>
+      <w:r>
+        <w:rPr>
+          <w:rFonts w:ascii="Consolas" w:cs="Consolas" w:eastAsia="Consolas" w:hAnsi="Consolas"/>
+          <w:color w:val="0B4F8A"/>
+          <w:sz w:val="19"/>
+          <w:szCs w:val="19"/>
+        </w:rPr>
+        <w:t xml:space="preserve">TAiRAGVector</w:t>
+      </w:r>
+      <w:r>
+        <w:t xml:space="preserve"> tiene una propiedad </w:t>
+      </w:r>
+      <w:r>
+        <w:rPr>
+          <w:rFonts w:ascii="Consolas" w:cs="Consolas" w:eastAsia="Consolas" w:hAnsi="Consolas"/>
+          <w:color w:val="0B4F8A"/>
+          <w:sz w:val="19"/>
+          <w:szCs w:val="19"/>
+        </w:rPr>
+        <w:t xml:space="preserve">Reranker</w:t>
+      </w:r>
+      <w:r>
+        <w:t xml:space="preserve"> que reemplaza el rerank por coseno de la segunda etapa (</w:t>
+      </w:r>
+      <w:r>
+        <w:rPr>
+          <w:rFonts w:ascii="Consolas" w:cs="Consolas" w:eastAsia="Consolas" w:hAnsi="Consolas"/>
+          <w:color w:val="0B4F8A"/>
+          <w:sz w:val="19"/>
+          <w:szCs w:val="19"/>
+        </w:rPr>
+        <w:t xml:space="preserve">RERANK</w:t>
+      </w:r>
+      <w:r>
+        <w:t xml:space="preserve"> en VQL). </w:t>
+      </w:r>
+      <w:r>
+        <w:rPr>
+          <w:rFonts w:ascii="Consolas" w:cs="Consolas" w:eastAsia="Consolas" w:hAnsi="Consolas"/>
+          <w:color w:val="0B4F8A"/>
+          <w:sz w:val="19"/>
+          <w:szCs w:val="19"/>
+        </w:rPr>
+        <w:t xml:space="preserve">TAiJevRAGReranker</w:t>
+      </w:r>
+      <w:r>
+        <w:t xml:space="preserve"> le pregunta a Jev, por cada pasaje, si contiene </w:t>
+      </w:r>
+      <w:r>
+        <w:rPr>
+          <w:b/>
+          <w:bCs/>
+        </w:rPr>
+        <w:t xml:space="preserve">evidencia útil</w:t>
+      </w:r>
+      <w:r>
+        <w:t xml:space="preserve"> para la consulta (ese es el puntaje) y si </w:t>
+      </w:r>
+      <w:r>
+        <w:rPr>
+          <w:b/>
+          <w:bCs/>
+        </w:rPr>
+        <w:t xml:space="preserve">intenta dar instrucciones al modelo</w:t>
+      </w:r>
+      <w:r>
+        <w:t xml:space="preserve"> (inyección de prompt).</w:t>
+      </w:r>
+    </w:p>
+    <w:p>
+      <w:pPr>
+        <w:pBdr>
+          <w:left w:val="single" w:color="2E75B6" w:sz="12" w:space="6"/>
+        </w:pBdr>
+        <w:shd w:fill="F3F5F8" w:color="auto" w:val="clear"/>
+        <w:spacing w:after="0" w:before="60" w:line="260"/>
+        <w:ind w:left="120"/>
+      </w:pPr>
+      <w:r>
+        <w:rPr>
+          <w:rFonts w:ascii="Consolas" w:cs="Consolas" w:eastAsia="Consolas" w:hAnsi="Consolas"/>
+          <w:sz w:val="17"/>
+          <w:szCs w:val="17"/>
+        </w:rPr>
+        <w:t xml:space="preserve">uses uMakerAi.RAG.Vectors, uMakerAi.Jev.RAG;</w:t>
       </w:r>
     </w:p>
     <w:p>
@@ -11140,7 +11750,7 @@
           <w:sz w:val="17"/>
           <w:szCs w:val="17"/>
         </w:rPr>
-        <w:t xml:space="preserve">begin</w:t>
+        <w:t xml:space="preserve"> </w:t>
       </w:r>
     </w:p>
     <w:p>
@@ -11158,7 +11768,7 @@
           <w:sz w:val="17"/>
           <w:szCs w:val="17"/>
         </w:rPr>
-        <w:t xml:space="preserve">  Result := '';                         // '' = no decido, que use el LLM</w:t>
+        <w:t xml:space="preserve">Reranker := TAiJevRAGReranker.Create(Self);</w:t>
       </w:r>
     </w:p>
     <w:p>
@@ -11176,7 +11786,7 @@
           <w:sz w:val="17"/>
           <w:szCs w:val="17"/>
         </w:rPr>
-        <w:t xml:space="preserve">  if APrompt.ToLower.StartsWith('dibuja') then</w:t>
+        <w:t xml:space="preserve">Reranker.MinScore := 0.3;               // opcional: descarta lo poco útil</w:t>
       </w:r>
     </w:p>
     <w:p>
@@ -11194,7 +11804,79 @@
           <w:sz w:val="17"/>
           <w:szCs w:val="17"/>
         </w:rPr>
-        <w:t xml:space="preserve">    Result := 'IMAGEGEN';               // debe ser uno de ATags</w:t>
+        <w:t xml:space="preserve">RagVector.Reranker := Reranker;</w:t>
+      </w:r>
+    </w:p>
+    <w:p>
+      <w:pPr>
+        <w:pBdr>
+          <w:left w:val="single" w:color="2E75B6" w:sz="12" w:space="6"/>
+        </w:pBdr>
+        <w:shd w:fill="F3F5F8" w:color="auto" w:val="clear"/>
+        <w:spacing w:after="0" w:before="0" w:line="260"/>
+        <w:ind w:left="120"/>
+      </w:pPr>
+      <w:r>
+        <w:rPr>
+          <w:rFonts w:ascii="Consolas" w:cs="Consolas" w:eastAsia="Consolas" w:hAnsi="Consolas"/>
+          <w:sz w:val="17"/>
+          <w:szCs w:val="17"/>
+        </w:rPr>
+        <w:t xml:space="preserve"> </w:t>
+      </w:r>
+    </w:p>
+    <w:p>
+      <w:pPr>
+        <w:pBdr>
+          <w:left w:val="single" w:color="2E75B6" w:sz="12" w:space="6"/>
+        </w:pBdr>
+        <w:shd w:fill="F3F5F8" w:color="auto" w:val="clear"/>
+        <w:spacing w:after="0" w:before="0" w:line="260"/>
+        <w:ind w:left="120"/>
+      </w:pPr>
+      <w:r>
+        <w:rPr>
+          <w:rFonts w:ascii="Consolas" w:cs="Consolas" w:eastAsia="Consolas" w:hAnsi="Consolas"/>
+          <w:sz w:val="17"/>
+          <w:szCs w:val="17"/>
+        </w:rPr>
+        <w:t xml:space="preserve">RagVector.ExecuteVQL(</w:t>
+      </w:r>
+    </w:p>
+    <w:p>
+      <w:pPr>
+        <w:pBdr>
+          <w:left w:val="single" w:color="2E75B6" w:sz="12" w:space="6"/>
+        </w:pBdr>
+        <w:shd w:fill="F3F5F8" w:color="auto" w:val="clear"/>
+        <w:spacing w:after="0" w:before="0" w:line="260"/>
+        <w:ind w:left="120"/>
+      </w:pPr>
+      <w:r>
+        <w:rPr>
+          <w:rFonts w:ascii="Consolas" w:cs="Consolas" w:eastAsia="Consolas" w:hAnsi="Consolas"/>
+          <w:sz w:val="17"/>
+          <w:szCs w:val="17"/>
+        </w:rPr>
+        <w:t xml:space="preserve">  'SEARCH ''vida útil'' RERANK ''vida útil de un activo según NIC 16'' LIMIT 5', Res);</w:t>
+      </w:r>
+    </w:p>
+    <w:p>
+      <w:pPr>
+        <w:pBdr>
+          <w:left w:val="single" w:color="2E75B6" w:sz="12" w:space="6"/>
+        </w:pBdr>
+        <w:shd w:fill="F3F5F8" w:color="auto" w:val="clear"/>
+        <w:spacing w:after="0" w:before="0" w:line="260"/>
+        <w:ind w:left="120"/>
+      </w:pPr>
+      <w:r>
+        <w:rPr>
+          <w:rFonts w:ascii="Consolas" w:cs="Consolas" w:eastAsia="Consolas" w:hAnsi="Consolas"/>
+          <w:sz w:val="17"/>
+          <w:szCs w:val="17"/>
+        </w:rPr>
+        <w:t xml:space="preserve"> </w:t>
       </w:r>
     </w:p>
     <w:p>
@@ -11212,7 +11894,818 @@
           <w:sz w:val="17"/>
           <w:szCs w:val="17"/>
         </w:rPr>
-        <w:t xml:space="preserve">end;</w:t>
+        <w:t xml:space="preserve">// Fuera de VQL: RagVector.RerankWith(Consulta, Reranker);</w:t>
+      </w:r>
+    </w:p>
+    <w:tbl>
+      <w:tblPr>
+        <w:tblW w:type="dxa" w:w="9360"/>
+        <w:tblBorders>
+          <w:top w:val="single" w:color="auto" w:sz="4"/>
+          <w:left w:val="single" w:color="auto" w:sz="4"/>
+          <w:bottom w:val="single" w:color="auto" w:sz="4"/>
+          <w:right w:val="single" w:color="auto" w:sz="4"/>
+          <w:insideH w:val="single" w:color="auto" w:sz="4"/>
+          <w:insideV w:val="single" w:color="auto" w:sz="4"/>
+        </w:tblBorders>
+      </w:tblPr>
+      <w:tblGrid>
+        <w:gridCol w:w="2300"/>
+        <w:gridCol w:w="1400"/>
+        <w:gridCol w:w="5660"/>
+      </w:tblGrid>
+      <w:tr>
+        <w:trPr>
+          <w:tblHeader/>
+        </w:trPr>
+        <w:tc>
+          <w:tcPr>
+            <w:tcW w:type="dxa" w:w="2300"/>
+            <w:tcBorders>
+              <w:top w:val="single" w:color="BFC9D6" w:sz="4"/>
+              <w:left w:val="single" w:color="BFC9D6" w:sz="4"/>
+              <w:bottom w:val="single" w:color="BFC9D6" w:sz="4"/>
+              <w:right w:val="single" w:color="BFC9D6" w:sz="4"/>
+            </w:tcBorders>
+            <w:shd w:fill="1F3A5F" w:color="auto" w:val="clear"/>
+            <w:tcMar>
+              <w:top w:type="dxa" w:w="60"/>
+              <w:left w:type="dxa" w:w="100"/>
+              <w:bottom w:type="dxa" w:w="60"/>
+              <w:right w:type="dxa" w:w="100"/>
+            </w:tcMar>
+          </w:tcPr>
+          <w:p>
+            <w:r>
+              <w:rPr>
+                <w:b/>
+                <w:bCs/>
+                <w:color w:val="FFFFFF"/>
+                <w:sz w:val="19"/>
+                <w:szCs w:val="19"/>
+              </w:rPr>
+              <w:t xml:space="preserve">Propiedad</w:t>
+            </w:r>
+          </w:p>
+        </w:tc>
+        <w:tc>
+          <w:tcPr>
+            <w:tcW w:type="dxa" w:w="1400"/>
+            <w:tcBorders>
+              <w:top w:val="single" w:color="BFC9D6" w:sz="4"/>
+              <w:left w:val="single" w:color="BFC9D6" w:sz="4"/>
+              <w:bottom w:val="single" w:color="BFC9D6" w:sz="4"/>
+              <w:right w:val="single" w:color="BFC9D6" w:sz="4"/>
+            </w:tcBorders>
+            <w:shd w:fill="1F3A5F" w:color="auto" w:val="clear"/>
+            <w:tcMar>
+              <w:top w:type="dxa" w:w="60"/>
+              <w:left w:type="dxa" w:w="100"/>
+              <w:bottom w:type="dxa" w:w="60"/>
+              <w:right w:type="dxa" w:w="100"/>
+            </w:tcMar>
+          </w:tcPr>
+          <w:p>
+            <w:r>
+              <w:rPr>
+                <w:b/>
+                <w:bCs/>
+                <w:color w:val="FFFFFF"/>
+                <w:sz w:val="19"/>
+                <w:szCs w:val="19"/>
+              </w:rPr>
+              <w:t xml:space="preserve">Por defecto</w:t>
+            </w:r>
+          </w:p>
+        </w:tc>
+        <w:tc>
+          <w:tcPr>
+            <w:tcW w:type="dxa" w:w="5660"/>
+            <w:tcBorders>
+              <w:top w:val="single" w:color="BFC9D6" w:sz="4"/>
+              <w:left w:val="single" w:color="BFC9D6" w:sz="4"/>
+              <w:bottom w:val="single" w:color="BFC9D6" w:sz="4"/>
+              <w:right w:val="single" w:color="BFC9D6" w:sz="4"/>
+            </w:tcBorders>
+            <w:shd w:fill="1F3A5F" w:color="auto" w:val="clear"/>
+            <w:tcMar>
+              <w:top w:type="dxa" w:w="60"/>
+              <w:left w:type="dxa" w:w="100"/>
+              <w:bottom w:type="dxa" w:w="60"/>
+              <w:right w:type="dxa" w:w="100"/>
+            </w:tcMar>
+          </w:tcPr>
+          <w:p>
+            <w:r>
+              <w:rPr>
+                <w:b/>
+                <w:bCs/>
+                <w:color w:val="FFFFFF"/>
+                <w:sz w:val="19"/>
+                <w:szCs w:val="19"/>
+              </w:rPr>
+              <w:t xml:space="preserve">Descripción</w:t>
+            </w:r>
+          </w:p>
+        </w:tc>
+      </w:tr>
+      <w:tr>
+        <w:tc>
+          <w:tcPr>
+            <w:tcW w:type="dxa" w:w="2300"/>
+            <w:tcBorders>
+              <w:top w:val="single" w:color="BFC9D6" w:sz="4"/>
+              <w:left w:val="single" w:color="BFC9D6" w:sz="4"/>
+              <w:bottom w:val="single" w:color="BFC9D6" w:sz="4"/>
+              <w:right w:val="single" w:color="BFC9D6" w:sz="4"/>
+            </w:tcBorders>
+            <w:shd w:fill="FFFFFF" w:color="auto" w:val="clear"/>
+            <w:tcMar>
+              <w:top w:type="dxa" w:w="60"/>
+              <w:left w:type="dxa" w:w="100"/>
+              <w:bottom w:type="dxa" w:w="60"/>
+              <w:right w:type="dxa" w:w="100"/>
+            </w:tcMar>
+          </w:tcPr>
+          <w:p>
+            <w:r>
+              <w:rPr>
+                <w:rFonts w:ascii="Consolas" w:cs="Consolas" w:eastAsia="Consolas" w:hAnsi="Consolas"/>
+                <w:color w:val="0B4F8A"/>
+                <w:sz w:val="19"/>
+                <w:szCs w:val="19"/>
+              </w:rPr>
+              <w:t xml:space="preserve">InjectionThreshold</w:t>
+            </w:r>
+          </w:p>
+        </w:tc>
+        <w:tc>
+          <w:tcPr>
+            <w:tcW w:type="dxa" w:w="1400"/>
+            <w:tcBorders>
+              <w:top w:val="single" w:color="BFC9D6" w:sz="4"/>
+              <w:left w:val="single" w:color="BFC9D6" w:sz="4"/>
+              <w:bottom w:val="single" w:color="BFC9D6" w:sz="4"/>
+              <w:right w:val="single" w:color="BFC9D6" w:sz="4"/>
+            </w:tcBorders>
+            <w:shd w:fill="FFFFFF" w:color="auto" w:val="clear"/>
+            <w:tcMar>
+              <w:top w:type="dxa" w:w="60"/>
+              <w:left w:type="dxa" w:w="100"/>
+              <w:bottom w:type="dxa" w:w="60"/>
+              <w:right w:type="dxa" w:w="100"/>
+            </w:tcMar>
+          </w:tcPr>
+          <w:p>
+            <w:r>
+              <w:rPr>
+                <w:sz w:val="19"/>
+                <w:szCs w:val="19"/>
+              </w:rPr>
+              <w:t xml:space="preserve">0.9</w:t>
+            </w:r>
+          </w:p>
+        </w:tc>
+        <w:tc>
+          <w:tcPr>
+            <w:tcW w:type="dxa" w:w="5660"/>
+            <w:tcBorders>
+              <w:top w:val="single" w:color="BFC9D6" w:sz="4"/>
+              <w:left w:val="single" w:color="BFC9D6" w:sz="4"/>
+              <w:bottom w:val="single" w:color="BFC9D6" w:sz="4"/>
+              <w:right w:val="single" w:color="BFC9D6" w:sz="4"/>
+            </w:tcBorders>
+            <w:shd w:fill="FFFFFF" w:color="auto" w:val="clear"/>
+            <w:tcMar>
+              <w:top w:type="dxa" w:w="60"/>
+              <w:left w:type="dxa" w:w="100"/>
+              <w:bottom w:type="dxa" w:w="60"/>
+              <w:right w:type="dxa" w:w="100"/>
+            </w:tcMar>
+          </w:tcPr>
+          <w:p>
+            <w:r>
+              <w:rPr>
+                <w:sz w:val="19"/>
+                <w:szCs w:val="19"/>
+              </w:rPr>
+              <w:t xml:space="preserve">P(inyección) ≥ umbral → el pasaje se descarta siempre (puntaje −1)</w:t>
+            </w:r>
+          </w:p>
+        </w:tc>
+      </w:tr>
+      <w:tr>
+        <w:tc>
+          <w:tcPr>
+            <w:tcW w:type="dxa" w:w="2300"/>
+            <w:tcBorders>
+              <w:top w:val="single" w:color="BFC9D6" w:sz="4"/>
+              <w:left w:val="single" w:color="BFC9D6" w:sz="4"/>
+              <w:bottom w:val="single" w:color="BFC9D6" w:sz="4"/>
+              <w:right w:val="single" w:color="BFC9D6" w:sz="4"/>
+            </w:tcBorders>
+            <w:shd w:fill="F6F8FB" w:color="auto" w:val="clear"/>
+            <w:tcMar>
+              <w:top w:type="dxa" w:w="60"/>
+              <w:left w:type="dxa" w:w="100"/>
+              <w:bottom w:type="dxa" w:w="60"/>
+              <w:right w:type="dxa" w:w="100"/>
+            </w:tcMar>
+          </w:tcPr>
+          <w:p>
+            <w:r>
+              <w:rPr>
+                <w:rFonts w:ascii="Consolas" w:cs="Consolas" w:eastAsia="Consolas" w:hAnsi="Consolas"/>
+                <w:color w:val="0B4F8A"/>
+                <w:sz w:val="19"/>
+                <w:szCs w:val="19"/>
+              </w:rPr>
+              <w:t xml:space="preserve">DetectInjection</w:t>
+            </w:r>
+          </w:p>
+        </w:tc>
+        <w:tc>
+          <w:tcPr>
+            <w:tcW w:type="dxa" w:w="1400"/>
+            <w:tcBorders>
+              <w:top w:val="single" w:color="BFC9D6" w:sz="4"/>
+              <w:left w:val="single" w:color="BFC9D6" w:sz="4"/>
+              <w:bottom w:val="single" w:color="BFC9D6" w:sz="4"/>
+              <w:right w:val="single" w:color="BFC9D6" w:sz="4"/>
+            </w:tcBorders>
+            <w:shd w:fill="F6F8FB" w:color="auto" w:val="clear"/>
+            <w:tcMar>
+              <w:top w:type="dxa" w:w="60"/>
+              <w:left w:type="dxa" w:w="100"/>
+              <w:bottom w:type="dxa" w:w="60"/>
+              <w:right w:type="dxa" w:w="100"/>
+            </w:tcMar>
+          </w:tcPr>
+          <w:p>
+            <w:r>
+              <w:rPr>
+                <w:rFonts w:ascii="Consolas" w:cs="Consolas" w:eastAsia="Consolas" w:hAnsi="Consolas"/>
+                <w:color w:val="0B4F8A"/>
+                <w:sz w:val="19"/>
+                <w:szCs w:val="19"/>
+              </w:rPr>
+              <w:t xml:space="preserve">True</w:t>
+            </w:r>
+          </w:p>
+        </w:tc>
+        <w:tc>
+          <w:tcPr>
+            <w:tcW w:type="dxa" w:w="5660"/>
+            <w:tcBorders>
+              <w:top w:val="single" w:color="BFC9D6" w:sz="4"/>
+              <w:left w:val="single" w:color="BFC9D6" w:sz="4"/>
+              <w:bottom w:val="single" w:color="BFC9D6" w:sz="4"/>
+              <w:right w:val="single" w:color="BFC9D6" w:sz="4"/>
+            </w:tcBorders>
+            <w:shd w:fill="F6F8FB" w:color="auto" w:val="clear"/>
+            <w:tcMar>
+              <w:top w:type="dxa" w:w="60"/>
+              <w:left w:type="dxa" w:w="100"/>
+              <w:bottom w:type="dxa" w:w="60"/>
+              <w:right w:type="dxa" w:w="100"/>
+            </w:tcMar>
+          </w:tcPr>
+          <w:p>
+            <w:r>
+              <w:rPr>
+                <w:sz w:val="19"/>
+                <w:szCs w:val="19"/>
+              </w:rPr>
+              <w:t xml:space="preserve">Pregunta también por inyección</w:t>
+            </w:r>
+          </w:p>
+        </w:tc>
+      </w:tr>
+      <w:tr>
+        <w:tc>
+          <w:tcPr>
+            <w:tcW w:type="dxa" w:w="2300"/>
+            <w:tcBorders>
+              <w:top w:val="single" w:color="BFC9D6" w:sz="4"/>
+              <w:left w:val="single" w:color="BFC9D6" w:sz="4"/>
+              <w:bottom w:val="single" w:color="BFC9D6" w:sz="4"/>
+              <w:right w:val="single" w:color="BFC9D6" w:sz="4"/>
+            </w:tcBorders>
+            <w:shd w:fill="FFFFFF" w:color="auto" w:val="clear"/>
+            <w:tcMar>
+              <w:top w:type="dxa" w:w="60"/>
+              <w:left w:type="dxa" w:w="100"/>
+              <w:bottom w:type="dxa" w:w="60"/>
+              <w:right w:type="dxa" w:w="100"/>
+            </w:tcMar>
+          </w:tcPr>
+          <w:p>
+            <w:r>
+              <w:rPr>
+                <w:rFonts w:ascii="Consolas" w:cs="Consolas" w:eastAsia="Consolas" w:hAnsi="Consolas"/>
+                <w:color w:val="0B4F8A"/>
+                <w:sz w:val="19"/>
+                <w:szCs w:val="19"/>
+              </w:rPr>
+              <w:t xml:space="preserve">MaxParallel</w:t>
+            </w:r>
+          </w:p>
+        </w:tc>
+        <w:tc>
+          <w:tcPr>
+            <w:tcW w:type="dxa" w:w="1400"/>
+            <w:tcBorders>
+              <w:top w:val="single" w:color="BFC9D6" w:sz="4"/>
+              <w:left w:val="single" w:color="BFC9D6" w:sz="4"/>
+              <w:bottom w:val="single" w:color="BFC9D6" w:sz="4"/>
+              <w:right w:val="single" w:color="BFC9D6" w:sz="4"/>
+            </w:tcBorders>
+            <w:shd w:fill="FFFFFF" w:color="auto" w:val="clear"/>
+            <w:tcMar>
+              <w:top w:type="dxa" w:w="60"/>
+              <w:left w:type="dxa" w:w="100"/>
+              <w:bottom w:type="dxa" w:w="60"/>
+              <w:right w:type="dxa" w:w="100"/>
+            </w:tcMar>
+          </w:tcPr>
+          <w:p>
+            <w:r>
+              <w:rPr>
+                <w:sz w:val="19"/>
+                <w:szCs w:val="19"/>
+              </w:rPr>
+              <w:t xml:space="preserve">4</w:t>
+            </w:r>
+          </w:p>
+        </w:tc>
+        <w:tc>
+          <w:tcPr>
+            <w:tcW w:type="dxa" w:w="5660"/>
+            <w:tcBorders>
+              <w:top w:val="single" w:color="BFC9D6" w:sz="4"/>
+              <w:left w:val="single" w:color="BFC9D6" w:sz="4"/>
+              <w:bottom w:val="single" w:color="BFC9D6" w:sz="4"/>
+              <w:right w:val="single" w:color="BFC9D6" w:sz="4"/>
+            </w:tcBorders>
+            <w:shd w:fill="FFFFFF" w:color="auto" w:val="clear"/>
+            <w:tcMar>
+              <w:top w:type="dxa" w:w="60"/>
+              <w:left w:type="dxa" w:w="100"/>
+              <w:bottom w:type="dxa" w:w="60"/>
+              <w:right w:type="dxa" w:w="100"/>
+            </w:tcMar>
+          </w:tcPr>
+          <w:p>
+            <w:r>
+              <w:rPr>
+                <w:sz w:val="19"/>
+                <w:szCs w:val="19"/>
+              </w:rPr>
+              <w:t xml:space="preserve">Llamadas simultáneas (una por pasaje); con un </w:t>
+            </w:r>
+            <w:r>
+              <w:rPr>
+                <w:rFonts w:ascii="Consolas" w:cs="Consolas" w:eastAsia="Consolas" w:hAnsi="Consolas"/>
+                <w:color w:val="0B4F8A"/>
+                <w:sz w:val="19"/>
+                <w:szCs w:val="19"/>
+              </w:rPr>
+              <w:t xml:space="preserve">Jev</w:t>
+            </w:r>
+            <w:r>
+              <w:rPr>
+                <w:sz w:val="19"/>
+                <w:szCs w:val="19"/>
+              </w:rPr>
+              <w:t xml:space="preserve"> externo van en serie</w:t>
+            </w:r>
+          </w:p>
+        </w:tc>
+      </w:tr>
+      <w:tr>
+        <w:tc>
+          <w:tcPr>
+            <w:tcW w:type="dxa" w:w="2300"/>
+            <w:tcBorders>
+              <w:top w:val="single" w:color="BFC9D6" w:sz="4"/>
+              <w:left w:val="single" w:color="BFC9D6" w:sz="4"/>
+              <w:bottom w:val="single" w:color="BFC9D6" w:sz="4"/>
+              <w:right w:val="single" w:color="BFC9D6" w:sz="4"/>
+            </w:tcBorders>
+            <w:shd w:fill="F6F8FB" w:color="auto" w:val="clear"/>
+            <w:tcMar>
+              <w:top w:type="dxa" w:w="60"/>
+              <w:left w:type="dxa" w:w="100"/>
+              <w:bottom w:type="dxa" w:w="60"/>
+              <w:right w:type="dxa" w:w="100"/>
+            </w:tcMar>
+          </w:tcPr>
+          <w:p>
+            <w:r>
+              <w:rPr>
+                <w:rFonts w:ascii="Consolas" w:cs="Consolas" w:eastAsia="Consolas" w:hAnsi="Consolas"/>
+                <w:color w:val="0B4F8A"/>
+                <w:sz w:val="19"/>
+                <w:szCs w:val="19"/>
+              </w:rPr>
+              <w:t xml:space="preserve">MaxPassageChars</w:t>
+            </w:r>
+          </w:p>
+        </w:tc>
+        <w:tc>
+          <w:tcPr>
+            <w:tcW w:type="dxa" w:w="1400"/>
+            <w:tcBorders>
+              <w:top w:val="single" w:color="BFC9D6" w:sz="4"/>
+              <w:left w:val="single" w:color="BFC9D6" w:sz="4"/>
+              <w:bottom w:val="single" w:color="BFC9D6" w:sz="4"/>
+              <w:right w:val="single" w:color="BFC9D6" w:sz="4"/>
+            </w:tcBorders>
+            <w:shd w:fill="F6F8FB" w:color="auto" w:val="clear"/>
+            <w:tcMar>
+              <w:top w:type="dxa" w:w="60"/>
+              <w:left w:type="dxa" w:w="100"/>
+              <w:bottom w:type="dxa" w:w="60"/>
+              <w:right w:type="dxa" w:w="100"/>
+            </w:tcMar>
+          </w:tcPr>
+          <w:p>
+            <w:r>
+              <w:rPr>
+                <w:sz w:val="19"/>
+                <w:szCs w:val="19"/>
+              </w:rPr>
+              <w:t xml:space="preserve">4000</w:t>
+            </w:r>
+          </w:p>
+        </w:tc>
+        <w:tc>
+          <w:tcPr>
+            <w:tcW w:type="dxa" w:w="5660"/>
+            <w:tcBorders>
+              <w:top w:val="single" w:color="BFC9D6" w:sz="4"/>
+              <w:left w:val="single" w:color="BFC9D6" w:sz="4"/>
+              <w:bottom w:val="single" w:color="BFC9D6" w:sz="4"/>
+              <w:right w:val="single" w:color="BFC9D6" w:sz="4"/>
+            </w:tcBorders>
+            <w:shd w:fill="F6F8FB" w:color="auto" w:val="clear"/>
+            <w:tcMar>
+              <w:top w:type="dxa" w:w="60"/>
+              <w:left w:type="dxa" w:w="100"/>
+              <w:bottom w:type="dxa" w:w="60"/>
+              <w:right w:type="dxa" w:w="100"/>
+            </w:tcMar>
+          </w:tcPr>
+          <w:p>
+            <w:r>
+              <w:rPr>
+                <w:sz w:val="19"/>
+                <w:szCs w:val="19"/>
+              </w:rPr>
+              <w:t xml:space="preserve">Recorte de cada pasaje antes de enviarlo</w:t>
+            </w:r>
+          </w:p>
+        </w:tc>
+      </w:tr>
+      <w:tr>
+        <w:tc>
+          <w:tcPr>
+            <w:tcW w:type="dxa" w:w="2300"/>
+            <w:tcBorders>
+              <w:top w:val="single" w:color="BFC9D6" w:sz="4"/>
+              <w:left w:val="single" w:color="BFC9D6" w:sz="4"/>
+              <w:bottom w:val="single" w:color="BFC9D6" w:sz="4"/>
+              <w:right w:val="single" w:color="BFC9D6" w:sz="4"/>
+            </w:tcBorders>
+            <w:shd w:fill="FFFFFF" w:color="auto" w:val="clear"/>
+            <w:tcMar>
+              <w:top w:type="dxa" w:w="60"/>
+              <w:left w:type="dxa" w:w="100"/>
+              <w:bottom w:type="dxa" w:w="60"/>
+              <w:right w:type="dxa" w:w="100"/>
+            </w:tcMar>
+          </w:tcPr>
+          <w:p>
+            <w:r>
+              <w:rPr>
+                <w:rFonts w:ascii="Consolas" w:cs="Consolas" w:eastAsia="Consolas" w:hAnsi="Consolas"/>
+                <w:color w:val="0B4F8A"/>
+                <w:sz w:val="19"/>
+                <w:szCs w:val="19"/>
+              </w:rPr>
+              <w:t xml:space="preserve">MinScore</w:t>
+            </w:r>
+          </w:p>
+        </w:tc>
+        <w:tc>
+          <w:tcPr>
+            <w:tcW w:type="dxa" w:w="1400"/>
+            <w:tcBorders>
+              <w:top w:val="single" w:color="BFC9D6" w:sz="4"/>
+              <w:left w:val="single" w:color="BFC9D6" w:sz="4"/>
+              <w:bottom w:val="single" w:color="BFC9D6" w:sz="4"/>
+              <w:right w:val="single" w:color="BFC9D6" w:sz="4"/>
+            </w:tcBorders>
+            <w:shd w:fill="FFFFFF" w:color="auto" w:val="clear"/>
+            <w:tcMar>
+              <w:top w:type="dxa" w:w="60"/>
+              <w:left w:type="dxa" w:w="100"/>
+              <w:bottom w:type="dxa" w:w="60"/>
+              <w:right w:type="dxa" w:w="100"/>
+            </w:tcMar>
+          </w:tcPr>
+          <w:p>
+            <w:r>
+              <w:rPr>
+                <w:sz w:val="19"/>
+                <w:szCs w:val="19"/>
+              </w:rPr>
+              <w:t xml:space="preserve">0</w:t>
+            </w:r>
+          </w:p>
+        </w:tc>
+        <w:tc>
+          <w:tcPr>
+            <w:tcW w:type="dxa" w:w="5660"/>
+            <w:tcBorders>
+              <w:top w:val="single" w:color="BFC9D6" w:sz="4"/>
+              <w:left w:val="single" w:color="BFC9D6" w:sz="4"/>
+              <w:bottom w:val="single" w:color="BFC9D6" w:sz="4"/>
+              <w:right w:val="single" w:color="BFC9D6" w:sz="4"/>
+            </w:tcBorders>
+            <w:shd w:fill="FFFFFF" w:color="auto" w:val="clear"/>
+            <w:tcMar>
+              <w:top w:type="dxa" w:w="60"/>
+              <w:left w:type="dxa" w:w="100"/>
+              <w:bottom w:type="dxa" w:w="60"/>
+              <w:right w:type="dxa" w:w="100"/>
+            </w:tcMar>
+          </w:tcPr>
+          <w:p>
+            <w:r>
+              <w:rPr>
+                <w:sz w:val="19"/>
+                <w:szCs w:val="19"/>
+              </w:rPr>
+              <w:t xml:space="preserve">Tras el rerank se descartan los candidatos por debajo</w:t>
+            </w:r>
+          </w:p>
+        </w:tc>
+      </w:tr>
+      <w:tr>
+        <w:tc>
+          <w:tcPr>
+            <w:tcW w:type="dxa" w:w="2300"/>
+            <w:tcBorders>
+              <w:top w:val="single" w:color="BFC9D6" w:sz="4"/>
+              <w:left w:val="single" w:color="BFC9D6" w:sz="4"/>
+              <w:bottom w:val="single" w:color="BFC9D6" w:sz="4"/>
+              <w:right w:val="single" w:color="BFC9D6" w:sz="4"/>
+            </w:tcBorders>
+            <w:shd w:fill="F6F8FB" w:color="auto" w:val="clear"/>
+            <w:tcMar>
+              <w:top w:type="dxa" w:w="60"/>
+              <w:left w:type="dxa" w:w="100"/>
+              <w:bottom w:type="dxa" w:w="60"/>
+              <w:right w:type="dxa" w:w="100"/>
+            </w:tcMar>
+          </w:tcPr>
+          <w:p>
+            <w:r>
+              <w:rPr>
+                <w:rFonts w:ascii="Consolas" w:cs="Consolas" w:eastAsia="Consolas" w:hAnsi="Consolas"/>
+                <w:color w:val="0B4F8A"/>
+                <w:sz w:val="19"/>
+                <w:szCs w:val="19"/>
+              </w:rPr>
+              <w:t xml:space="preserve">LastInjected</w:t>
+            </w:r>
+          </w:p>
+        </w:tc>
+        <w:tc>
+          <w:tcPr>
+            <w:tcW w:type="dxa" w:w="1400"/>
+            <w:tcBorders>
+              <w:top w:val="single" w:color="BFC9D6" w:sz="4"/>
+              <w:left w:val="single" w:color="BFC9D6" w:sz="4"/>
+              <w:bottom w:val="single" w:color="BFC9D6" w:sz="4"/>
+              <w:right w:val="single" w:color="BFC9D6" w:sz="4"/>
+            </w:tcBorders>
+            <w:shd w:fill="F6F8FB" w:color="auto" w:val="clear"/>
+            <w:tcMar>
+              <w:top w:type="dxa" w:w="60"/>
+              <w:left w:type="dxa" w:w="100"/>
+              <w:bottom w:type="dxa" w:w="60"/>
+              <w:right w:type="dxa" w:w="100"/>
+            </w:tcMar>
+          </w:tcPr>
+          <w:p>
+            <w:r>
+              <w:rPr>
+                <w:sz w:val="19"/>
+                <w:szCs w:val="19"/>
+              </w:rPr>
+              <w:t xml:space="preserve">—</w:t>
+            </w:r>
+          </w:p>
+        </w:tc>
+        <w:tc>
+          <w:tcPr>
+            <w:tcW w:type="dxa" w:w="5660"/>
+            <w:tcBorders>
+              <w:top w:val="single" w:color="BFC9D6" w:sz="4"/>
+              <w:left w:val="single" w:color="BFC9D6" w:sz="4"/>
+              <w:bottom w:val="single" w:color="BFC9D6" w:sz="4"/>
+              <w:right w:val="single" w:color="BFC9D6" w:sz="4"/>
+            </w:tcBorders>
+            <w:shd w:fill="F6F8FB" w:color="auto" w:val="clear"/>
+            <w:tcMar>
+              <w:top w:type="dxa" w:w="60"/>
+              <w:left w:type="dxa" w:w="100"/>
+              <w:bottom w:type="dxa" w:w="60"/>
+              <w:right w:type="dxa" w:w="100"/>
+            </w:tcMar>
+          </w:tcPr>
+          <w:p>
+            <w:r>
+              <w:rPr>
+                <w:sz w:val="19"/>
+                <w:szCs w:val="19"/>
+              </w:rPr>
+              <w:t xml:space="preserve">Pasajes descartados por inyección en la última llamada</w:t>
+            </w:r>
+          </w:p>
+        </w:tc>
+      </w:tr>
+    </w:tbl>
+    <w:p>
+      <w:pPr>
+        <w:spacing w:after="80"/>
+      </w:pPr>
+    </w:p>
+    <w:p>
+      <w:pPr>
+        <w:pStyle w:val="ListParagraph"/>
+        <w:numPr>
+          <w:ilvl w:val="0"/>
+          <w:numId w:val="2"/>
+        </w:numPr>
+        <w:spacing w:after="60"/>
+      </w:pPr>
+      <w:r>
+        <w:t xml:space="preserve">No recalcula embeddings: puntúa el texto de cada candidato.</w:t>
+      </w:r>
+    </w:p>
+    <w:p>
+      <w:pPr>
+        <w:pStyle w:val="ListParagraph"/>
+        <w:numPr>
+          <w:ilvl w:val="0"/>
+          <w:numId w:val="2"/>
+        </w:numPr>
+        <w:spacing w:after="60"/>
+      </w:pPr>
+      <w:r>
+        <w:rPr>
+          <w:b/>
+          <w:bCs/>
+        </w:rPr>
+        <w:t xml:space="preserve">Si el reranker falla, la búsqueda no falla:</w:t>
+      </w:r>
+      <w:r>
+        <w:t xml:space="preserve"> cae al rerank por coseno.</w:t>
+      </w:r>
+    </w:p>
+    <w:p>
+      <w:pPr>
+        <w:pStyle w:val="ListParagraph"/>
+        <w:numPr>
+          <w:ilvl w:val="0"/>
+          <w:numId w:val="2"/>
+        </w:numPr>
+        <w:spacing w:after="60"/>
+      </w:pPr>
+      <w:r>
+        <w:rPr>
+          <w:rFonts w:ascii="Consolas" w:cs="Consolas" w:eastAsia="Consolas" w:hAnsi="Consolas"/>
+          <w:color w:val="0B4F8A"/>
+          <w:sz w:val="19"/>
+          <w:szCs w:val="19"/>
+        </w:rPr>
+        <w:t xml:space="preserve">InjectionThreshold</w:t>
+      </w:r>
+      <w:r>
+        <w:t xml:space="preserve"> es 0.9 y no 0.7 porque en la calibración un pasaje legítimo llegó a 0.73.</w:t>
+      </w:r>
+    </w:p>
+    <w:p>
+      <w:pPr>
+        <w:pBdr>
+          <w:left w:val="single" w:color="2E75B6" w:sz="18" w:space="8"/>
+        </w:pBdr>
+        <w:shd w:fill="EAF2FB" w:color="auto" w:val="clear"/>
+        <w:spacing w:after="160" w:before="80"/>
+        <w:ind w:left="120" w:right="120"/>
+      </w:pPr>
+      <w:r>
+        <w:rPr>
+          <w:b/>
+          <w:bCs/>
+          <w:color w:val="2E75B6"/>
+        </w:rPr>
+        <w:t xml:space="preserve">Por qué importa: </w:t>
+      </w:r>
+      <w:r>
+        <w:t xml:space="preserve">un pasaje recuperado que diga "ignora las instrucciones anteriores" llegaría al LLM como si fuera evidencia. Con el reranker nunca llega al prompt.</w:t>
+      </w:r>
+    </w:p>
+    <w:p>
+      <w:pPr>
+        <w:pStyle w:val="Heading1"/>
+        <w:pageBreakBefore/>
+      </w:pPr>
+      <w:r>
+        <w:t xml:space="preserve">9. Clasificadores propios</w:t>
+      </w:r>
+    </w:p>
+    <w:p>
+      <w:pPr>
+        <w:spacing w:after="120"/>
+      </w:pPr>
+      <w:r>
+        <w:t xml:space="preserve">Los cuatro puntos de extensión del núcleo son neutrales: no dependen de TypeSafe. Cualquier clasificador (otro proveedor, un modelo local, reglas) se conecta heredando de la clase base: </w:t>
+      </w:r>
+      <w:r>
+        <w:rPr>
+          <w:rFonts w:ascii="Consolas" w:cs="Consolas" w:eastAsia="Consolas" w:hAnsi="Consolas"/>
+          <w:color w:val="0B4F8A"/>
+          <w:sz w:val="19"/>
+          <w:szCs w:val="19"/>
+        </w:rPr>
+        <w:t xml:space="preserve">TAiDispatchClassifierBase</w:t>
+      </w:r>
+      <w:r>
+        <w:t xml:space="preserve">, </w:t>
+      </w:r>
+      <w:r>
+        <w:rPr>
+          <w:rFonts w:ascii="Consolas" w:cs="Consolas" w:eastAsia="Consolas" w:hAnsi="Consolas"/>
+          <w:color w:val="0B4F8A"/>
+          <w:sz w:val="19"/>
+          <w:szCs w:val="19"/>
+        </w:rPr>
+        <w:t xml:space="preserve">TAiGuardrailClassifierBase</w:t>
+      </w:r>
+      <w:r>
+        <w:t xml:space="preserve">, </w:t>
+      </w:r>
+      <w:r>
+        <w:rPr>
+          <w:rFonts w:ascii="Consolas" w:cs="Consolas" w:eastAsia="Consolas" w:hAnsi="Consolas"/>
+          <w:color w:val="0B4F8A"/>
+          <w:sz w:val="19"/>
+          <w:szCs w:val="19"/>
+        </w:rPr>
+        <w:t xml:space="preserve">TAiEvalScorerBase</w:t>
+      </w:r>
+      <w:r>
+        <w:t xml:space="preserve"> (</w:t>
+      </w:r>
+      <w:r>
+        <w:rPr>
+          <w:rFonts w:ascii="Consolas" w:cs="Consolas" w:eastAsia="Consolas" w:hAnsi="Consolas"/>
+          <w:color w:val="0B4F8A"/>
+          <w:sz w:val="19"/>
+          <w:szCs w:val="19"/>
+        </w:rPr>
+        <w:t xml:space="preserve">Score(criterio, input, salida): Double</w:t>
+      </w:r>
+      <w:r>
+        <w:t xml:space="preserve">) y </w:t>
+      </w:r>
+      <w:r>
+        <w:rPr>
+          <w:rFonts w:ascii="Consolas" w:cs="Consolas" w:eastAsia="Consolas" w:hAnsi="Consolas"/>
+          <w:color w:val="0B4F8A"/>
+          <w:sz w:val="19"/>
+          <w:szCs w:val="19"/>
+        </w:rPr>
+        <w:t xml:space="preserve">TAiRAGRerankerBase</w:t>
+      </w:r>
+      <w:r>
+        <w:t xml:space="preserve"> (</w:t>
+      </w:r>
+      <w:r>
+        <w:rPr>
+          <w:rFonts w:ascii="Consolas" w:cs="Consolas" w:eastAsia="Consolas" w:hAnsi="Consolas"/>
+          <w:color w:val="0B4F8A"/>
+          <w:sz w:val="19"/>
+          <w:szCs w:val="19"/>
+        </w:rPr>
+        <w:t xml:space="preserve">Score(consulta, textos): TArray&lt;Double&gt;</w:t>
+      </w:r>
+      <w:r>
+        <w:t xml:space="preserve">, un puntaje por texto; negativo = descartar).</w:t>
       </w:r>
     </w:p>
     <w:p>
@@ -11220,7 +12713,7 @@
         <w:pStyle w:val="Heading2"/>
       </w:pPr>
       <w:r>
-        <w:t xml:space="preserve">8.2 Guardrails</w:t>
+        <w:t xml:space="preserve">9.1 SmartDispatch</w:t>
       </w:r>
     </w:p>
     <w:p>
@@ -11256,7 +12749,7 @@
           <w:sz w:val="17"/>
           <w:szCs w:val="17"/>
         </w:rPr>
-        <w:t xml:space="preserve">  TMiRevisor = class(TAiGuardrailClassifierBase)       // uMakerAi.Guardrails</w:t>
+        <w:t xml:space="preserve">  TMiClasificador = class(TAiDispatchClassifierBase)   // uMakerAi.Chat.Tools</w:t>
       </w:r>
     </w:p>
     <w:p>
@@ -11274,7 +12767,7 @@
           <w:sz w:val="17"/>
           <w:szCs w:val="17"/>
         </w:rPr>
-        <w:t xml:space="preserve">  public</w:t>
+        <w:t xml:space="preserve">  protected</w:t>
       </w:r>
     </w:p>
     <w:p>
@@ -11292,7 +12785,7 @@
           <w:sz w:val="17"/>
           <w:szCs w:val="17"/>
         </w:rPr>
-        <w:t xml:space="preserve">    function CheckToolCall(const AToolName, AArguments: string;</w:t>
+        <w:t xml:space="preserve">    function ClassifyDispatch(const APrompt: string;</w:t>
       </w:r>
     </w:p>
     <w:p>
@@ -11310,7 +12803,151 @@
           <w:sz w:val="17"/>
           <w:szCs w:val="17"/>
         </w:rPr>
-        <w:t xml:space="preserve">      out AReason: string): Boolean; override;          // True = permitir</w:t>
+        <w:t xml:space="preserve">      const ATags: TArray&lt;string&gt;): string; override;</w:t>
+      </w:r>
+    </w:p>
+    <w:p>
+      <w:pPr>
+        <w:pBdr>
+          <w:left w:val="single" w:color="2E75B6" w:sz="12" w:space="6"/>
+        </w:pBdr>
+        <w:shd w:fill="F3F5F8" w:color="auto" w:val="clear"/>
+        <w:spacing w:after="0" w:before="0" w:line="260"/>
+        <w:ind w:left="120"/>
+      </w:pPr>
+      <w:r>
+        <w:rPr>
+          <w:rFonts w:ascii="Consolas" w:cs="Consolas" w:eastAsia="Consolas" w:hAnsi="Consolas"/>
+          <w:sz w:val="17"/>
+          <w:szCs w:val="17"/>
+        </w:rPr>
+        <w:t xml:space="preserve">  end;</w:t>
+      </w:r>
+    </w:p>
+    <w:p>
+      <w:pPr>
+        <w:pBdr>
+          <w:left w:val="single" w:color="2E75B6" w:sz="12" w:space="6"/>
+        </w:pBdr>
+        <w:shd w:fill="F3F5F8" w:color="auto" w:val="clear"/>
+        <w:spacing w:after="0" w:before="0" w:line="260"/>
+        <w:ind w:left="120"/>
+      </w:pPr>
+      <w:r>
+        <w:rPr>
+          <w:rFonts w:ascii="Consolas" w:cs="Consolas" w:eastAsia="Consolas" w:hAnsi="Consolas"/>
+          <w:sz w:val="17"/>
+          <w:szCs w:val="17"/>
+        </w:rPr>
+        <w:t xml:space="preserve"> </w:t>
+      </w:r>
+    </w:p>
+    <w:p>
+      <w:pPr>
+        <w:pBdr>
+          <w:left w:val="single" w:color="2E75B6" w:sz="12" w:space="6"/>
+        </w:pBdr>
+        <w:shd w:fill="F3F5F8" w:color="auto" w:val="clear"/>
+        <w:spacing w:after="0" w:before="0" w:line="260"/>
+        <w:ind w:left="120"/>
+      </w:pPr>
+      <w:r>
+        <w:rPr>
+          <w:rFonts w:ascii="Consolas" w:cs="Consolas" w:eastAsia="Consolas" w:hAnsi="Consolas"/>
+          <w:sz w:val="17"/>
+          <w:szCs w:val="17"/>
+        </w:rPr>
+        <w:t xml:space="preserve">function TMiClasificador.ClassifyDispatch(const APrompt: string;</w:t>
+      </w:r>
+    </w:p>
+    <w:p>
+      <w:pPr>
+        <w:pBdr>
+          <w:left w:val="single" w:color="2E75B6" w:sz="12" w:space="6"/>
+        </w:pBdr>
+        <w:shd w:fill="F3F5F8" w:color="auto" w:val="clear"/>
+        <w:spacing w:after="0" w:before="0" w:line="260"/>
+        <w:ind w:left="120"/>
+      </w:pPr>
+      <w:r>
+        <w:rPr>
+          <w:rFonts w:ascii="Consolas" w:cs="Consolas" w:eastAsia="Consolas" w:hAnsi="Consolas"/>
+          <w:sz w:val="17"/>
+          <w:szCs w:val="17"/>
+        </w:rPr>
+        <w:t xml:space="preserve">  const ATags: TArray&lt;string&gt;): string;</w:t>
+      </w:r>
+    </w:p>
+    <w:p>
+      <w:pPr>
+        <w:pBdr>
+          <w:left w:val="single" w:color="2E75B6" w:sz="12" w:space="6"/>
+        </w:pBdr>
+        <w:shd w:fill="F3F5F8" w:color="auto" w:val="clear"/>
+        <w:spacing w:after="0" w:before="0" w:line="260"/>
+        <w:ind w:left="120"/>
+      </w:pPr>
+      <w:r>
+        <w:rPr>
+          <w:rFonts w:ascii="Consolas" w:cs="Consolas" w:eastAsia="Consolas" w:hAnsi="Consolas"/>
+          <w:sz w:val="17"/>
+          <w:szCs w:val="17"/>
+        </w:rPr>
+        <w:t xml:space="preserve">begin</w:t>
+      </w:r>
+    </w:p>
+    <w:p>
+      <w:pPr>
+        <w:pBdr>
+          <w:left w:val="single" w:color="2E75B6" w:sz="12" w:space="6"/>
+        </w:pBdr>
+        <w:shd w:fill="F3F5F8" w:color="auto" w:val="clear"/>
+        <w:spacing w:after="0" w:before="0" w:line="260"/>
+        <w:ind w:left="120"/>
+      </w:pPr>
+      <w:r>
+        <w:rPr>
+          <w:rFonts w:ascii="Consolas" w:cs="Consolas" w:eastAsia="Consolas" w:hAnsi="Consolas"/>
+          <w:sz w:val="17"/>
+          <w:szCs w:val="17"/>
+        </w:rPr>
+        <w:t xml:space="preserve">  Result := '';                         // '' = no decido, que use el LLM</w:t>
+      </w:r>
+    </w:p>
+    <w:p>
+      <w:pPr>
+        <w:pBdr>
+          <w:left w:val="single" w:color="2E75B6" w:sz="12" w:space="6"/>
+        </w:pBdr>
+        <w:shd w:fill="F3F5F8" w:color="auto" w:val="clear"/>
+        <w:spacing w:after="0" w:before="0" w:line="260"/>
+        <w:ind w:left="120"/>
+      </w:pPr>
+      <w:r>
+        <w:rPr>
+          <w:rFonts w:ascii="Consolas" w:cs="Consolas" w:eastAsia="Consolas" w:hAnsi="Consolas"/>
+          <w:sz w:val="17"/>
+          <w:szCs w:val="17"/>
+        </w:rPr>
+        <w:t xml:space="preserve">  if APrompt.ToLower.StartsWith('dibuja') then</w:t>
+      </w:r>
+    </w:p>
+    <w:p>
+      <w:pPr>
+        <w:pBdr>
+          <w:left w:val="single" w:color="2E75B6" w:sz="12" w:space="6"/>
+        </w:pBdr>
+        <w:shd w:fill="F3F5F8" w:color="auto" w:val="clear"/>
+        <w:spacing w:after="0" w:before="0" w:line="260"/>
+        <w:ind w:left="120"/>
+      </w:pPr>
+      <w:r>
+        <w:rPr>
+          <w:rFonts w:ascii="Consolas" w:cs="Consolas" w:eastAsia="Consolas" w:hAnsi="Consolas"/>
+          <w:sz w:val="17"/>
+          <w:szCs w:val="17"/>
+        </w:rPr>
+        <w:t xml:space="preserve">    Result := 'IMAGEGEN';               // debe ser uno de ATags</w:t>
       </w:r>
     </w:p>
     <w:p>
@@ -11328,6 +12965,122 @@
           <w:sz w:val="17"/>
           <w:szCs w:val="17"/>
         </w:rPr>
+        <w:t xml:space="preserve">end;</w:t>
+      </w:r>
+    </w:p>
+    <w:p>
+      <w:pPr>
+        <w:pStyle w:val="Heading2"/>
+      </w:pPr>
+      <w:r>
+        <w:t xml:space="preserve">9.2 Guardrails</w:t>
+      </w:r>
+    </w:p>
+    <w:p>
+      <w:pPr>
+        <w:pBdr>
+          <w:left w:val="single" w:color="2E75B6" w:sz="12" w:space="6"/>
+        </w:pBdr>
+        <w:shd w:fill="F3F5F8" w:color="auto" w:val="clear"/>
+        <w:spacing w:after="0" w:before="60" w:line="260"/>
+        <w:ind w:left="120"/>
+      </w:pPr>
+      <w:r>
+        <w:rPr>
+          <w:rFonts w:ascii="Consolas" w:cs="Consolas" w:eastAsia="Consolas" w:hAnsi="Consolas"/>
+          <w:sz w:val="17"/>
+          <w:szCs w:val="17"/>
+        </w:rPr>
+        <w:t xml:space="preserve">type</w:t>
+      </w:r>
+    </w:p>
+    <w:p>
+      <w:pPr>
+        <w:pBdr>
+          <w:left w:val="single" w:color="2E75B6" w:sz="12" w:space="6"/>
+        </w:pBdr>
+        <w:shd w:fill="F3F5F8" w:color="auto" w:val="clear"/>
+        <w:spacing w:after="0" w:before="0" w:line="260"/>
+        <w:ind w:left="120"/>
+      </w:pPr>
+      <w:r>
+        <w:rPr>
+          <w:rFonts w:ascii="Consolas" w:cs="Consolas" w:eastAsia="Consolas" w:hAnsi="Consolas"/>
+          <w:sz w:val="17"/>
+          <w:szCs w:val="17"/>
+        </w:rPr>
+        <w:t xml:space="preserve">  TMiRevisor = class(TAiGuardrailClassifierBase)       // uMakerAi.Guardrails</w:t>
+      </w:r>
+    </w:p>
+    <w:p>
+      <w:pPr>
+        <w:pBdr>
+          <w:left w:val="single" w:color="2E75B6" w:sz="12" w:space="6"/>
+        </w:pBdr>
+        <w:shd w:fill="F3F5F8" w:color="auto" w:val="clear"/>
+        <w:spacing w:after="0" w:before="0" w:line="260"/>
+        <w:ind w:left="120"/>
+      </w:pPr>
+      <w:r>
+        <w:rPr>
+          <w:rFonts w:ascii="Consolas" w:cs="Consolas" w:eastAsia="Consolas" w:hAnsi="Consolas"/>
+          <w:sz w:val="17"/>
+          <w:szCs w:val="17"/>
+        </w:rPr>
+        <w:t xml:space="preserve">  public</w:t>
+      </w:r>
+    </w:p>
+    <w:p>
+      <w:pPr>
+        <w:pBdr>
+          <w:left w:val="single" w:color="2E75B6" w:sz="12" w:space="6"/>
+        </w:pBdr>
+        <w:shd w:fill="F3F5F8" w:color="auto" w:val="clear"/>
+        <w:spacing w:after="0" w:before="0" w:line="260"/>
+        <w:ind w:left="120"/>
+      </w:pPr>
+      <w:r>
+        <w:rPr>
+          <w:rFonts w:ascii="Consolas" w:cs="Consolas" w:eastAsia="Consolas" w:hAnsi="Consolas"/>
+          <w:sz w:val="17"/>
+          <w:szCs w:val="17"/>
+        </w:rPr>
+        <w:t xml:space="preserve">    function CheckToolCall(const AToolName, AArguments: string;</w:t>
+      </w:r>
+    </w:p>
+    <w:p>
+      <w:pPr>
+        <w:pBdr>
+          <w:left w:val="single" w:color="2E75B6" w:sz="12" w:space="6"/>
+        </w:pBdr>
+        <w:shd w:fill="F3F5F8" w:color="auto" w:val="clear"/>
+        <w:spacing w:after="0" w:before="0" w:line="260"/>
+        <w:ind w:left="120"/>
+      </w:pPr>
+      <w:r>
+        <w:rPr>
+          <w:rFonts w:ascii="Consolas" w:cs="Consolas" w:eastAsia="Consolas" w:hAnsi="Consolas"/>
+          <w:sz w:val="17"/>
+          <w:szCs w:val="17"/>
+        </w:rPr>
+        <w:t xml:space="preserve">      out AReason: string): Boolean; override;          // True = permitir</w:t>
+      </w:r>
+    </w:p>
+    <w:p>
+      <w:pPr>
+        <w:pBdr>
+          <w:left w:val="single" w:color="2E75B6" w:sz="12" w:space="6"/>
+        </w:pBdr>
+        <w:shd w:fill="F3F5F8" w:color="auto" w:val="clear"/>
+        <w:spacing w:after="180" w:before="0" w:line="260"/>
+        <w:ind w:left="120"/>
+      </w:pPr>
+      <w:r>
+        <w:rPr>
+          <w:rFonts w:ascii="Consolas" w:cs="Consolas" w:eastAsia="Consolas" w:hAnsi="Consolas"/>
+          <w:sz w:val="17"/>
+          <w:szCs w:val="17"/>
+        </w:rPr>
         <w:t xml:space="preserve">  end;</w:t>
       </w:r>
     </w:p>
@@ -11337,7 +13090,7 @@
         <w:pageBreakBefore/>
       </w:pPr>
       <w:r>
-        <w:t xml:space="preserve">9. Calibración y buenas prácticas</w:t>
+        <w:t xml:space="preserve">10. Calibración y buenas prácticas</w:t>
       </w:r>
     </w:p>
     <w:p>
@@ -11345,7 +13098,7 @@
         <w:pStyle w:val="Heading2"/>
       </w:pPr>
       <w:r>
-        <w:t xml:space="preserve">9.1 La redacción pesa más que el umbral</w:t>
+        <w:t xml:space="preserve">10.1 La redacción pesa más que el umbral</w:t>
       </w:r>
     </w:p>
     <w:p>
@@ -11414,7 +13167,7 @@
         <w:pStyle w:val="Heading2"/>
       </w:pPr>
       <w:r>
-        <w:t xml:space="preserve">9.2 Recomendaciones</w:t>
+        <w:t xml:space="preserve">10.2 Recomendaciones</w:t>
       </w:r>
     </w:p>
     <w:p>
@@ -11560,7 +13313,7 @@
         <w:pStyle w:val="Heading2"/>
       </w:pPr>
       <w:r>
-        <w:t xml:space="preserve">9.3 Resultados medidos (jev-1.13.0, sep 2026)</w:t>
+        <w:t xml:space="preserve">10.3 Resultados medidos (jev-1.13.0, sep 2026)</w:t>
       </w:r>
     </w:p>
     <w:tbl>
@@ -11868,6 +13621,118 @@
           </w:p>
         </w:tc>
       </w:tr>
+      <w:tr>
+        <w:tc>
+          <w:tcPr>
+            <w:tcW w:type="dxa" w:w="4700"/>
+            <w:tcBorders>
+              <w:top w:val="single" w:color="BFC9D6" w:sz="4"/>
+              <w:left w:val="single" w:color="BFC9D6" w:sz="4"/>
+              <w:bottom w:val="single" w:color="BFC9D6" w:sz="4"/>
+              <w:right w:val="single" w:color="BFC9D6" w:sz="4"/>
+            </w:tcBorders>
+            <w:shd w:fill="FFFFFF" w:color="auto" w:val="clear"/>
+            <w:tcMar>
+              <w:top w:type="dxa" w:w="60"/>
+              <w:left w:type="dxa" w:w="100"/>
+              <w:bottom w:type="dxa" w:w="60"/>
+              <w:right w:type="dxa" w:w="100"/>
+            </w:tcMar>
+          </w:tcPr>
+          <w:p>
+            <w:r>
+              <w:rPr>
+                <w:sz w:val="19"/>
+                <w:szCs w:val="19"/>
+              </w:rPr>
+              <w:t xml:space="preserve">Juez de Evals (10 pares criterio/respuesta)</w:t>
+            </w:r>
+          </w:p>
+        </w:tc>
+        <w:tc>
+          <w:tcPr>
+            <w:tcW w:type="dxa" w:w="4660"/>
+            <w:tcBorders>
+              <w:top w:val="single" w:color="BFC9D6" w:sz="4"/>
+              <w:left w:val="single" w:color="BFC9D6" w:sz="4"/>
+              <w:bottom w:val="single" w:color="BFC9D6" w:sz="4"/>
+              <w:right w:val="single" w:color="BFC9D6" w:sz="4"/>
+            </w:tcBorders>
+            <w:shd w:fill="FFFFFF" w:color="auto" w:val="clear"/>
+            <w:tcMar>
+              <w:top w:type="dxa" w:w="60"/>
+              <w:left w:type="dxa" w:w="100"/>
+              <w:bottom w:type="dxa" w:w="60"/>
+              <w:right w:type="dxa" w:w="100"/>
+            </w:tcMar>
+          </w:tcPr>
+          <w:p>
+            <w:r>
+              <w:rPr>
+                <w:sz w:val="19"/>
+                <w:szCs w:val="19"/>
+              </w:rPr>
+              <w:t xml:space="preserve">10/10: cumplen ≥ 0.97; no cumplen ≤ 0.02</w:t>
+            </w:r>
+          </w:p>
+        </w:tc>
+      </w:tr>
+      <w:tr>
+        <w:tc>
+          <w:tcPr>
+            <w:tcW w:type="dxa" w:w="4700"/>
+            <w:tcBorders>
+              <w:top w:val="single" w:color="BFC9D6" w:sz="4"/>
+              <w:left w:val="single" w:color="BFC9D6" w:sz="4"/>
+              <w:bottom w:val="single" w:color="BFC9D6" w:sz="4"/>
+              <w:right w:val="single" w:color="BFC9D6" w:sz="4"/>
+            </w:tcBorders>
+            <w:shd w:fill="F6F8FB" w:color="auto" w:val="clear"/>
+            <w:tcMar>
+              <w:top w:type="dxa" w:w="60"/>
+              <w:left w:type="dxa" w:w="100"/>
+              <w:bottom w:type="dxa" w:w="60"/>
+              <w:right w:type="dxa" w:w="100"/>
+            </w:tcMar>
+          </w:tcPr>
+          <w:p>
+            <w:r>
+              <w:rPr>
+                <w:sz w:val="19"/>
+                <w:szCs w:val="19"/>
+              </w:rPr>
+              <w:t xml:space="preserve">Rerank de RAG (10 pasajes, 4 consultas)</w:t>
+            </w:r>
+          </w:p>
+        </w:tc>
+        <w:tc>
+          <w:tcPr>
+            <w:tcW w:type="dxa" w:w="4660"/>
+            <w:tcBorders>
+              <w:top w:val="single" w:color="BFC9D6" w:sz="4"/>
+              <w:left w:val="single" w:color="BFC9D6" w:sz="4"/>
+              <w:bottom w:val="single" w:color="BFC9D6" w:sz="4"/>
+              <w:right w:val="single" w:color="BFC9D6" w:sz="4"/>
+            </w:tcBorders>
+            <w:shd w:fill="F6F8FB" w:color="auto" w:val="clear"/>
+            <w:tcMar>
+              <w:top w:type="dxa" w:w="60"/>
+              <w:left w:type="dxa" w:w="100"/>
+              <w:bottom w:type="dxa" w:w="60"/>
+              <w:right w:type="dxa" w:w="100"/>
+            </w:tcMar>
+          </w:tcPr>
+          <w:p>
+            <w:r>
+              <w:rPr>
+                <w:sz w:val="19"/>
+                <w:szCs w:val="19"/>
+              </w:rPr>
+              <w:t xml:space="preserve">Pasaje correcto primero en 4/4; inyección 0.98 vs. máximo legítimo 0.73</w:t>
+            </w:r>
+          </w:p>
+        </w:tc>
+      </w:tr>
     </w:tbl>
     <w:p>
       <w:pPr>
@@ -11901,7 +13766,7 @@
         <w:pageBreakBefore/>
       </w:pPr>
       <w:r>
-        <w:t xml:space="preserve">10. Pruebas</w:t>
+        <w:t xml:space="preserve">11. Pruebas</w:t>
       </w:r>
     </w:p>
     <w:p>
@@ -11931,7 +13796,7 @@
         <w:t xml:space="preserve">sin red ni API key</w:t>
       </w:r>
       <w:r>
-        <w:t xml:space="preserve">, con 13 casos nuevos (51 en total).</w:t>
+        <w:t xml:space="preserve">, con 16 casos nuevos (54 en total).</w:t>
       </w:r>
     </w:p>
     <w:p>
@@ -11939,7 +13804,7 @@
         <w:pStyle w:val="Heading2"/>
       </w:pPr>
       <w:r>
-        <w:t xml:space="preserve">10.1 TFakeJev: probar sin red</w:t>
+        <w:t xml:space="preserve">11.1 TFakeJev: probar sin red</w:t>
       </w:r>
     </w:p>
     <w:p>
@@ -12084,7 +13949,7 @@
         <w:pStyle w:val="Heading2"/>
       </w:pPr>
       <w:r>
-        <w:t xml:space="preserve">10.2 Casos</w:t>
+        <w:t xml:space="preserve">11.2 Casos</w:t>
       </w:r>
     </w:p>
     <w:tbl>
@@ -12591,6 +14456,147 @@
           </w:p>
         </w:tc>
       </w:tr>
+      <w:tr>
+        <w:tc>
+          <w:tcPr>
+            <w:tcW w:type="dxa" w:w="3000"/>
+            <w:tcBorders>
+              <w:top w:val="single" w:color="BFC9D6" w:sz="4"/>
+              <w:left w:val="single" w:color="BFC9D6" w:sz="4"/>
+              <w:bottom w:val="single" w:color="BFC9D6" w:sz="4"/>
+              <w:right w:val="single" w:color="BFC9D6" w:sz="4"/>
+            </w:tcBorders>
+            <w:shd w:fill="FFFFFF" w:color="auto" w:val="clear"/>
+            <w:tcMar>
+              <w:top w:type="dxa" w:w="60"/>
+              <w:left w:type="dxa" w:w="100"/>
+              <w:bottom w:type="dxa" w:w="60"/>
+              <w:right w:type="dxa" w:w="100"/>
+            </w:tcMar>
+          </w:tcPr>
+          <w:p>
+            <w:r>
+              <w:rPr>
+                <w:rFonts w:ascii="Consolas" w:cs="Consolas" w:eastAsia="Consolas" w:hAnsi="Consolas"/>
+                <w:color w:val="0B4F8A"/>
+                <w:sz w:val="19"/>
+                <w:szCs w:val="19"/>
+              </w:rPr>
+              <w:t xml:space="preserve">evals.score.jev-scorer</w:t>
+            </w:r>
+          </w:p>
+        </w:tc>
+        <w:tc>
+          <w:tcPr>
+            <w:tcW w:type="dxa" w:w="6360"/>
+            <w:tcBorders>
+              <w:top w:val="single" w:color="BFC9D6" w:sz="4"/>
+              <w:left w:val="single" w:color="BFC9D6" w:sz="4"/>
+              <w:bottom w:val="single" w:color="BFC9D6" w:sz="4"/>
+              <w:right w:val="single" w:color="BFC9D6" w:sz="4"/>
+            </w:tcBorders>
+            <w:shd w:fill="FFFFFF" w:color="auto" w:val="clear"/>
+            <w:tcMar>
+              <w:top w:type="dxa" w:w="60"/>
+              <w:left w:type="dxa" w:w="100"/>
+              <w:bottom w:type="dxa" w:w="60"/>
+              <w:right w:type="dxa" w:w="100"/>
+            </w:tcMar>
+          </w:tcPr>
+          <w:p>
+            <w:r>
+              <w:rPr>
+                <w:rFonts w:ascii="Consolas" w:cs="Consolas" w:eastAsia="Consolas" w:hAnsi="Consolas"/>
+                <w:color w:val="0B4F8A"/>
+                <w:sz w:val="19"/>
+                <w:szCs w:val="19"/>
+              </w:rPr>
+              <w:t xml:space="preserve">ExpectScore</w:t>
+            </w:r>
+            <w:r>
+              <w:rPr>
+                <w:sz w:val="19"/>
+                <w:szCs w:val="19"/>
+              </w:rPr>
+              <w:t xml:space="preserve"> pasa, falla con el puntaje en el motivo; un error de Jev falla el check sin excepción</w:t>
+            </w:r>
+          </w:p>
+        </w:tc>
+      </w:tr>
+      <w:tr>
+        <w:tc>
+          <w:tcPr>
+            <w:tcW w:type="dxa" w:w="3000"/>
+            <w:tcBorders>
+              <w:top w:val="single" w:color="BFC9D6" w:sz="4"/>
+              <w:left w:val="single" w:color="BFC9D6" w:sz="4"/>
+              <w:bottom w:val="single" w:color="BFC9D6" w:sz="4"/>
+              <w:right w:val="single" w:color="BFC9D6" w:sz="4"/>
+            </w:tcBorders>
+            <w:shd w:fill="F6F8FB" w:color="auto" w:val="clear"/>
+            <w:tcMar>
+              <w:top w:type="dxa" w:w="60"/>
+              <w:left w:type="dxa" w:w="100"/>
+              <w:bottom w:type="dxa" w:w="60"/>
+              <w:right w:type="dxa" w:w="100"/>
+            </w:tcMar>
+          </w:tcPr>
+          <w:p>
+            <w:r>
+              <w:rPr>
+                <w:rFonts w:ascii="Consolas" w:cs="Consolas" w:eastAsia="Consolas" w:hAnsi="Consolas"/>
+                <w:color w:val="0B4F8A"/>
+                <w:sz w:val="19"/>
+                <w:szCs w:val="19"/>
+              </w:rPr>
+              <w:t xml:space="preserve">rag.rerank.jev-semantic</w:t>
+            </w:r>
+            <w:r>
+              <w:rPr>
+                <w:sz w:val="19"/>
+                <w:szCs w:val="19"/>
+              </w:rPr>
+              <w:t xml:space="preserve"> / </w:t>
+            </w:r>
+            <w:r>
+              <w:rPr>
+                <w:rFonts w:ascii="Consolas" w:cs="Consolas" w:eastAsia="Consolas" w:hAnsi="Consolas"/>
+                <w:color w:val="0B4F8A"/>
+                <w:sz w:val="19"/>
+                <w:szCs w:val="19"/>
+              </w:rPr>
+              <w:t xml:space="preserve">jev-fallback</w:t>
+            </w:r>
+          </w:p>
+        </w:tc>
+        <w:tc>
+          <w:tcPr>
+            <w:tcW w:type="dxa" w:w="6360"/>
+            <w:tcBorders>
+              <w:top w:val="single" w:color="BFC9D6" w:sz="4"/>
+              <w:left w:val="single" w:color="BFC9D6" w:sz="4"/>
+              <w:bottom w:val="single" w:color="BFC9D6" w:sz="4"/>
+              <w:right w:val="single" w:color="BFC9D6" w:sz="4"/>
+            </w:tcBorders>
+            <w:shd w:fill="F6F8FB" w:color="auto" w:val="clear"/>
+            <w:tcMar>
+              <w:top w:type="dxa" w:w="60"/>
+              <w:left w:type="dxa" w:w="100"/>
+              <w:bottom w:type="dxa" w:w="60"/>
+              <w:right w:type="dxa" w:w="100"/>
+            </w:tcMar>
+          </w:tcPr>
+          <w:p>
+            <w:r>
+              <w:rPr>
+                <w:sz w:val="19"/>
+                <w:szCs w:val="19"/>
+              </w:rPr>
+              <w:t xml:space="preserve">Pipeline VQL real: ordena por evidencia y descarta el pasaje inyectado; reranker caído → coseno</w:t>
+            </w:r>
+          </w:p>
+        </w:tc>
+      </w:tr>
     </w:tbl>
     <w:p>
       <w:pPr>
@@ -12639,7 +14645,7 @@
         <w:pageBreakBefore/>
       </w:pPr>
       <w:r>
-        <w:t xml:space="preserve">11. Demos y referencia de archivos</w:t>
+        <w:t xml:space="preserve">12. Demos y referencia de archivos</w:t>
       </w:r>
     </w:p>
     <w:p>
@@ -12647,7 +14653,7 @@
         <w:pStyle w:val="Heading2"/>
       </w:pPr>
       <w:r>
-        <w:t xml:space="preserve">11.1 Demos (requieren TYPESAFE_API_KEY)</w:t>
+        <w:t xml:space="preserve">12.1 Demos (requieren TYPESAFE_API_KEY)</w:t>
       </w:r>
     </w:p>
     <w:tbl>
@@ -12920,6 +14926,80 @@
           </w:p>
         </w:tc>
       </w:tr>
+      <w:tr>
+        <w:tc>
+          <w:tcPr>
+            <w:tcW w:type="dxa" w:w="2600"/>
+            <w:tcBorders>
+              <w:top w:val="single" w:color="BFC9D6" w:sz="4"/>
+              <w:left w:val="single" w:color="BFC9D6" w:sz="4"/>
+              <w:bottom w:val="single" w:color="BFC9D6" w:sz="4"/>
+              <w:right w:val="single" w:color="BFC9D6" w:sz="4"/>
+            </w:tcBorders>
+            <w:shd w:fill="FFFFFF" w:color="auto" w:val="clear"/>
+            <w:tcMar>
+              <w:top w:type="dxa" w:w="60"/>
+              <w:left w:type="dxa" w:w="100"/>
+              <w:bottom w:type="dxa" w:w="60"/>
+              <w:right w:type="dxa" w:w="100"/>
+            </w:tcMar>
+          </w:tcPr>
+          <w:p>
+            <w:r>
+              <w:rPr>
+                <w:rFonts w:ascii="Consolas" w:cs="Consolas" w:eastAsia="Consolas" w:hAnsi="Consolas"/>
+                <w:color w:val="0B4F8A"/>
+                <w:sz w:val="19"/>
+                <w:szCs w:val="19"/>
+              </w:rPr>
+              <w:t xml:space="preserve">086-JevEvalsRag</w:t>
+            </w:r>
+          </w:p>
+        </w:tc>
+        <w:tc>
+          <w:tcPr>
+            <w:tcW w:type="dxa" w:w="6760"/>
+            <w:tcBorders>
+              <w:top w:val="single" w:color="BFC9D6" w:sz="4"/>
+              <w:left w:val="single" w:color="BFC9D6" w:sz="4"/>
+              <w:bottom w:val="single" w:color="BFC9D6" w:sz="4"/>
+              <w:right w:val="single" w:color="BFC9D6" w:sz="4"/>
+            </w:tcBorders>
+            <w:shd w:fill="FFFFFF" w:color="auto" w:val="clear"/>
+            <w:tcMar>
+              <w:top w:type="dxa" w:w="60"/>
+              <w:left w:type="dxa" w:w="100"/>
+              <w:bottom w:type="dxa" w:w="60"/>
+              <w:right w:type="dxa" w:w="100"/>
+            </w:tcMar>
+          </w:tcPr>
+          <w:p>
+            <w:r>
+              <w:rPr>
+                <w:sz w:val="19"/>
+                <w:szCs w:val="19"/>
+              </w:rPr>
+              <w:t xml:space="preserve">A: evals con </w:t>
+            </w:r>
+            <w:r>
+              <w:rPr>
+                <w:rFonts w:ascii="Consolas" w:cs="Consolas" w:eastAsia="Consolas" w:hAnsi="Consolas"/>
+                <w:color w:val="0B4F8A"/>
+                <w:sz w:val="19"/>
+                <w:szCs w:val="19"/>
+              </w:rPr>
+              <w:t xml:space="preserve">ExpectScore</w:t>
+            </w:r>
+            <w:r>
+              <w:rPr>
+                <w:sz w:val="19"/>
+                <w:szCs w:val="19"/>
+              </w:rPr>
+              <w:t xml:space="preserve"> (2 respuestas buenas y 2 malas a propósito). B: rerank de 6 pasajes con descarte de inyección</w:t>
+            </w:r>
+          </w:p>
+        </w:tc>
+      </w:tr>
     </w:tbl>
     <w:p>
       <w:pPr>
@@ -12931,7 +15011,7 @@
         <w:pStyle w:val="Heading2"/>
       </w:pPr>
       <w:r>
-        <w:t xml:space="preserve">11.2 Archivos</w:t>
+        <w:t xml:space="preserve">12.2 Archivos</w:t>
       </w:r>
     </w:p>
     <w:tbl>
@@ -13273,7 +15353,7 @@
                 <w:sz w:val="19"/>
                 <w:szCs w:val="19"/>
               </w:rPr>
-              <w:t xml:space="preserve">Source/Core/uMakerAi.Chat.Tools.pas</w:t>
+              <w:t xml:space="preserve">Source/Tools/uMakerAi.Jev.Evals.pas</w:t>
             </w:r>
           </w:p>
         </w:tc>
@@ -13297,28 +15377,10 @@
           <w:p>
             <w:r>
               <w:rPr>
-                <w:rFonts w:ascii="Consolas" w:cs="Consolas" w:eastAsia="Consolas" w:hAnsi="Consolas"/>
-                <w:color w:val="0B4F8A"/>
-                <w:sz w:val="19"/>
-                <w:szCs w:val="19"/>
-              </w:rPr>
-              <w:t xml:space="preserve">IAiDispatchClassifier</w:t>
-            </w:r>
-            <w:r>
-              <w:rPr>
-                <w:sz w:val="19"/>
-                <w:szCs w:val="19"/>
-              </w:rPr>
-              <w:t xml:space="preserve">, </w:t>
-            </w:r>
-            <w:r>
-              <w:rPr>
-                <w:rFonts w:ascii="Consolas" w:cs="Consolas" w:eastAsia="Consolas" w:hAnsi="Consolas"/>
-                <w:color w:val="0B4F8A"/>
-                <w:sz w:val="19"/>
-                <w:szCs w:val="19"/>
-              </w:rPr>
-              <w:t xml:space="preserve">TAiDispatchClassifierBase</w:t>
+                <w:sz w:val="19"/>
+                <w:szCs w:val="19"/>
+              </w:rPr>
+              <w:t xml:space="preserve">Juez calibrado de Evals</w:t>
             </w:r>
           </w:p>
         </w:tc>
@@ -13349,7 +15411,7 @@
                 <w:sz w:val="19"/>
                 <w:szCs w:val="19"/>
               </w:rPr>
-              <w:t xml:space="preserve">Source/Core/uMakerAi.Chat.pas</w:t>
+              <w:t xml:space="preserve">Source/Tools/uMakerAi.Jev.RAG.pas</w:t>
             </w:r>
           </w:p>
         </w:tc>
@@ -13373,44 +15435,10 @@
           <w:p>
             <w:r>
               <w:rPr>
-                <w:rFonts w:ascii="Consolas" w:cs="Consolas" w:eastAsia="Consolas" w:hAnsi="Consolas"/>
-                <w:color w:val="0B4F8A"/>
-                <w:sz w:val="19"/>
-                <w:szCs w:val="19"/>
-              </w:rPr>
-              <w:t xml:space="preserve">ChatTools.DispatchClassifier</w:t>
-            </w:r>
-            <w:r>
-              <w:rPr>
-                <w:sz w:val="19"/>
-                <w:szCs w:val="19"/>
-              </w:rPr>
-              <w:t xml:space="preserve">, </w:t>
-            </w:r>
-            <w:r>
-              <w:rPr>
-                <w:rFonts w:ascii="Consolas" w:cs="Consolas" w:eastAsia="Consolas" w:hAnsi="Consolas"/>
-                <w:color w:val="0B4F8A"/>
-                <w:sz w:val="19"/>
-                <w:szCs w:val="19"/>
-              </w:rPr>
-              <w:t xml:space="preserve">ClassifySmartDispatch</w:t>
-            </w:r>
-            <w:r>
-              <w:rPr>
-                <w:sz w:val="19"/>
-                <w:szCs w:val="19"/>
-              </w:rPr>
-              <w:t xml:space="preserve">, </w:t>
-            </w:r>
-            <w:r>
-              <w:rPr>
-                <w:rFonts w:ascii="Consolas" w:cs="Consolas" w:eastAsia="Consolas" w:hAnsi="Consolas"/>
-                <w:color w:val="0B4F8A"/>
-                <w:sz w:val="19"/>
-                <w:szCs w:val="19"/>
-              </w:rPr>
-              <w:t xml:space="preserve">RunSmartDispatchTool</w:t>
+                <w:sz w:val="19"/>
+                <w:szCs w:val="19"/>
+              </w:rPr>
+              <w:t xml:space="preserve">Reranker de RAG</w:t>
             </w:r>
           </w:p>
         </w:tc>
@@ -13441,7 +15469,7 @@
                 <w:sz w:val="19"/>
                 <w:szCs w:val="19"/>
               </w:rPr>
-              <w:t xml:space="preserve">Source/Tools/uMakerAi.Guardrails.pas</w:t>
+              <w:t xml:space="preserve">Source/Core/uMakerAi.Evals.pas</w:t>
             </w:r>
           </w:p>
         </w:tc>
@@ -13470,7 +15498,7 @@
                 <w:sz w:val="19"/>
                 <w:szCs w:val="19"/>
               </w:rPr>
-              <w:t xml:space="preserve">Classifier</w:t>
+              <w:t xml:space="preserve">Scorer</w:t>
             </w:r>
             <w:r>
               <w:rPr>
@@ -13486,7 +15514,23 @@
                 <w:sz w:val="19"/>
                 <w:szCs w:val="19"/>
               </w:rPr>
-              <w:t xml:space="preserve">TAiGuardrailClassifierBase</w:t>
+              <w:t xml:space="preserve">TAiEvalScorerBase</w:t>
+            </w:r>
+            <w:r>
+              <w:rPr>
+                <w:sz w:val="19"/>
+                <w:szCs w:val="19"/>
+              </w:rPr>
+              <w:t xml:space="preserve">, </w:t>
+            </w:r>
+            <w:r>
+              <w:rPr>
+                <w:rFonts w:ascii="Consolas" w:cs="Consolas" w:eastAsia="Consolas" w:hAnsi="Consolas"/>
+                <w:color w:val="0B4F8A"/>
+                <w:sz w:val="19"/>
+                <w:szCs w:val="19"/>
+              </w:rPr>
+              <w:t xml:space="preserve">ExpectScore</w:t>
             </w:r>
           </w:p>
         </w:tc>
@@ -13517,6 +15561,342 @@
                 <w:sz w:val="19"/>
                 <w:szCs w:val="19"/>
               </w:rPr>
+              <w:t xml:space="preserve">Source/RAG/uMakerAi.RAG.Vectors.pas</w:t>
+            </w:r>
+          </w:p>
+        </w:tc>
+        <w:tc>
+          <w:tcPr>
+            <w:tcW w:type="dxa" w:w="4560"/>
+            <w:tcBorders>
+              <w:top w:val="single" w:color="BFC9D6" w:sz="4"/>
+              <w:left w:val="single" w:color="BFC9D6" w:sz="4"/>
+              <w:bottom w:val="single" w:color="BFC9D6" w:sz="4"/>
+              <w:right w:val="single" w:color="BFC9D6" w:sz="4"/>
+            </w:tcBorders>
+            <w:shd w:fill="F6F8FB" w:color="auto" w:val="clear"/>
+            <w:tcMar>
+              <w:top w:type="dxa" w:w="60"/>
+              <w:left w:type="dxa" w:w="100"/>
+              <w:bottom w:type="dxa" w:w="60"/>
+              <w:right w:type="dxa" w:w="100"/>
+            </w:tcMar>
+          </w:tcPr>
+          <w:p>
+            <w:r>
+              <w:rPr>
+                <w:rFonts w:ascii="Consolas" w:cs="Consolas" w:eastAsia="Consolas" w:hAnsi="Consolas"/>
+                <w:color w:val="0B4F8A"/>
+                <w:sz w:val="19"/>
+                <w:szCs w:val="19"/>
+              </w:rPr>
+              <w:t xml:space="preserve">Reranker</w:t>
+            </w:r>
+            <w:r>
+              <w:rPr>
+                <w:sz w:val="19"/>
+                <w:szCs w:val="19"/>
+              </w:rPr>
+              <w:t xml:space="preserve">, </w:t>
+            </w:r>
+            <w:r>
+              <w:rPr>
+                <w:rFonts w:ascii="Consolas" w:cs="Consolas" w:eastAsia="Consolas" w:hAnsi="Consolas"/>
+                <w:color w:val="0B4F8A"/>
+                <w:sz w:val="19"/>
+                <w:szCs w:val="19"/>
+              </w:rPr>
+              <w:t xml:space="preserve">TAiRAGRerankerBase</w:t>
+            </w:r>
+            <w:r>
+              <w:rPr>
+                <w:sz w:val="19"/>
+                <w:szCs w:val="19"/>
+              </w:rPr>
+              <w:t xml:space="preserve">, </w:t>
+            </w:r>
+            <w:r>
+              <w:rPr>
+                <w:rFonts w:ascii="Consolas" w:cs="Consolas" w:eastAsia="Consolas" w:hAnsi="Consolas"/>
+                <w:color w:val="0B4F8A"/>
+                <w:sz w:val="19"/>
+                <w:szCs w:val="19"/>
+              </w:rPr>
+              <w:t xml:space="preserve">RerankWith</w:t>
+            </w:r>
+          </w:p>
+        </w:tc>
+      </w:tr>
+      <w:tr>
+        <w:tc>
+          <w:tcPr>
+            <w:tcW w:type="dxa" w:w="4800"/>
+            <w:tcBorders>
+              <w:top w:val="single" w:color="BFC9D6" w:sz="4"/>
+              <w:left w:val="single" w:color="BFC9D6" w:sz="4"/>
+              <w:bottom w:val="single" w:color="BFC9D6" w:sz="4"/>
+              <w:right w:val="single" w:color="BFC9D6" w:sz="4"/>
+            </w:tcBorders>
+            <w:shd w:fill="FFFFFF" w:color="auto" w:val="clear"/>
+            <w:tcMar>
+              <w:top w:type="dxa" w:w="60"/>
+              <w:left w:type="dxa" w:w="100"/>
+              <w:bottom w:type="dxa" w:w="60"/>
+              <w:right w:type="dxa" w:w="100"/>
+            </w:tcMar>
+          </w:tcPr>
+          <w:p>
+            <w:r>
+              <w:rPr>
+                <w:rFonts w:ascii="Consolas" w:cs="Consolas" w:eastAsia="Consolas" w:hAnsi="Consolas"/>
+                <w:color w:val="0B4F8A"/>
+                <w:sz w:val="19"/>
+                <w:szCs w:val="19"/>
+              </w:rPr>
+              <w:t xml:space="preserve">Source/Core/uMakerAi.Chat.Tools.pas</w:t>
+            </w:r>
+          </w:p>
+        </w:tc>
+        <w:tc>
+          <w:tcPr>
+            <w:tcW w:type="dxa" w:w="4560"/>
+            <w:tcBorders>
+              <w:top w:val="single" w:color="BFC9D6" w:sz="4"/>
+              <w:left w:val="single" w:color="BFC9D6" w:sz="4"/>
+              <w:bottom w:val="single" w:color="BFC9D6" w:sz="4"/>
+              <w:right w:val="single" w:color="BFC9D6" w:sz="4"/>
+            </w:tcBorders>
+            <w:shd w:fill="FFFFFF" w:color="auto" w:val="clear"/>
+            <w:tcMar>
+              <w:top w:type="dxa" w:w="60"/>
+              <w:left w:type="dxa" w:w="100"/>
+              <w:bottom w:type="dxa" w:w="60"/>
+              <w:right w:type="dxa" w:w="100"/>
+            </w:tcMar>
+          </w:tcPr>
+          <w:p>
+            <w:r>
+              <w:rPr>
+                <w:rFonts w:ascii="Consolas" w:cs="Consolas" w:eastAsia="Consolas" w:hAnsi="Consolas"/>
+                <w:color w:val="0B4F8A"/>
+                <w:sz w:val="19"/>
+                <w:szCs w:val="19"/>
+              </w:rPr>
+              <w:t xml:space="preserve">IAiDispatchClassifier</w:t>
+            </w:r>
+            <w:r>
+              <w:rPr>
+                <w:sz w:val="19"/>
+                <w:szCs w:val="19"/>
+              </w:rPr>
+              <w:t xml:space="preserve">, </w:t>
+            </w:r>
+            <w:r>
+              <w:rPr>
+                <w:rFonts w:ascii="Consolas" w:cs="Consolas" w:eastAsia="Consolas" w:hAnsi="Consolas"/>
+                <w:color w:val="0B4F8A"/>
+                <w:sz w:val="19"/>
+                <w:szCs w:val="19"/>
+              </w:rPr>
+              <w:t xml:space="preserve">TAiDispatchClassifierBase</w:t>
+            </w:r>
+          </w:p>
+        </w:tc>
+      </w:tr>
+      <w:tr>
+        <w:tc>
+          <w:tcPr>
+            <w:tcW w:type="dxa" w:w="4800"/>
+            <w:tcBorders>
+              <w:top w:val="single" w:color="BFC9D6" w:sz="4"/>
+              <w:left w:val="single" w:color="BFC9D6" w:sz="4"/>
+              <w:bottom w:val="single" w:color="BFC9D6" w:sz="4"/>
+              <w:right w:val="single" w:color="BFC9D6" w:sz="4"/>
+            </w:tcBorders>
+            <w:shd w:fill="F6F8FB" w:color="auto" w:val="clear"/>
+            <w:tcMar>
+              <w:top w:type="dxa" w:w="60"/>
+              <w:left w:type="dxa" w:w="100"/>
+              <w:bottom w:type="dxa" w:w="60"/>
+              <w:right w:type="dxa" w:w="100"/>
+            </w:tcMar>
+          </w:tcPr>
+          <w:p>
+            <w:r>
+              <w:rPr>
+                <w:rFonts w:ascii="Consolas" w:cs="Consolas" w:eastAsia="Consolas" w:hAnsi="Consolas"/>
+                <w:color w:val="0B4F8A"/>
+                <w:sz w:val="19"/>
+                <w:szCs w:val="19"/>
+              </w:rPr>
+              <w:t xml:space="preserve">Source/Core/uMakerAi.Chat.pas</w:t>
+            </w:r>
+          </w:p>
+        </w:tc>
+        <w:tc>
+          <w:tcPr>
+            <w:tcW w:type="dxa" w:w="4560"/>
+            <w:tcBorders>
+              <w:top w:val="single" w:color="BFC9D6" w:sz="4"/>
+              <w:left w:val="single" w:color="BFC9D6" w:sz="4"/>
+              <w:bottom w:val="single" w:color="BFC9D6" w:sz="4"/>
+              <w:right w:val="single" w:color="BFC9D6" w:sz="4"/>
+            </w:tcBorders>
+            <w:shd w:fill="F6F8FB" w:color="auto" w:val="clear"/>
+            <w:tcMar>
+              <w:top w:type="dxa" w:w="60"/>
+              <w:left w:type="dxa" w:w="100"/>
+              <w:bottom w:type="dxa" w:w="60"/>
+              <w:right w:type="dxa" w:w="100"/>
+            </w:tcMar>
+          </w:tcPr>
+          <w:p>
+            <w:r>
+              <w:rPr>
+                <w:rFonts w:ascii="Consolas" w:cs="Consolas" w:eastAsia="Consolas" w:hAnsi="Consolas"/>
+                <w:color w:val="0B4F8A"/>
+                <w:sz w:val="19"/>
+                <w:szCs w:val="19"/>
+              </w:rPr>
+              <w:t xml:space="preserve">ChatTools.DispatchClassifier</w:t>
+            </w:r>
+            <w:r>
+              <w:rPr>
+                <w:sz w:val="19"/>
+                <w:szCs w:val="19"/>
+              </w:rPr>
+              <w:t xml:space="preserve">, </w:t>
+            </w:r>
+            <w:r>
+              <w:rPr>
+                <w:rFonts w:ascii="Consolas" w:cs="Consolas" w:eastAsia="Consolas" w:hAnsi="Consolas"/>
+                <w:color w:val="0B4F8A"/>
+                <w:sz w:val="19"/>
+                <w:szCs w:val="19"/>
+              </w:rPr>
+              <w:t xml:space="preserve">ClassifySmartDispatch</w:t>
+            </w:r>
+            <w:r>
+              <w:rPr>
+                <w:sz w:val="19"/>
+                <w:szCs w:val="19"/>
+              </w:rPr>
+              <w:t xml:space="preserve">, </w:t>
+            </w:r>
+            <w:r>
+              <w:rPr>
+                <w:rFonts w:ascii="Consolas" w:cs="Consolas" w:eastAsia="Consolas" w:hAnsi="Consolas"/>
+                <w:color w:val="0B4F8A"/>
+                <w:sz w:val="19"/>
+                <w:szCs w:val="19"/>
+              </w:rPr>
+              <w:t xml:space="preserve">RunSmartDispatchTool</w:t>
+            </w:r>
+          </w:p>
+        </w:tc>
+      </w:tr>
+      <w:tr>
+        <w:tc>
+          <w:tcPr>
+            <w:tcW w:type="dxa" w:w="4800"/>
+            <w:tcBorders>
+              <w:top w:val="single" w:color="BFC9D6" w:sz="4"/>
+              <w:left w:val="single" w:color="BFC9D6" w:sz="4"/>
+              <w:bottom w:val="single" w:color="BFC9D6" w:sz="4"/>
+              <w:right w:val="single" w:color="BFC9D6" w:sz="4"/>
+            </w:tcBorders>
+            <w:shd w:fill="FFFFFF" w:color="auto" w:val="clear"/>
+            <w:tcMar>
+              <w:top w:type="dxa" w:w="60"/>
+              <w:left w:type="dxa" w:w="100"/>
+              <w:bottom w:type="dxa" w:w="60"/>
+              <w:right w:type="dxa" w:w="100"/>
+            </w:tcMar>
+          </w:tcPr>
+          <w:p>
+            <w:r>
+              <w:rPr>
+                <w:rFonts w:ascii="Consolas" w:cs="Consolas" w:eastAsia="Consolas" w:hAnsi="Consolas"/>
+                <w:color w:val="0B4F8A"/>
+                <w:sz w:val="19"/>
+                <w:szCs w:val="19"/>
+              </w:rPr>
+              <w:t xml:space="preserve">Source/Tools/uMakerAi.Guardrails.pas</w:t>
+            </w:r>
+          </w:p>
+        </w:tc>
+        <w:tc>
+          <w:tcPr>
+            <w:tcW w:type="dxa" w:w="4560"/>
+            <w:tcBorders>
+              <w:top w:val="single" w:color="BFC9D6" w:sz="4"/>
+              <w:left w:val="single" w:color="BFC9D6" w:sz="4"/>
+              <w:bottom w:val="single" w:color="BFC9D6" w:sz="4"/>
+              <w:right w:val="single" w:color="BFC9D6" w:sz="4"/>
+            </w:tcBorders>
+            <w:shd w:fill="FFFFFF" w:color="auto" w:val="clear"/>
+            <w:tcMar>
+              <w:top w:type="dxa" w:w="60"/>
+              <w:left w:type="dxa" w:w="100"/>
+              <w:bottom w:type="dxa" w:w="60"/>
+              <w:right w:type="dxa" w:w="100"/>
+            </w:tcMar>
+          </w:tcPr>
+          <w:p>
+            <w:r>
+              <w:rPr>
+                <w:rFonts w:ascii="Consolas" w:cs="Consolas" w:eastAsia="Consolas" w:hAnsi="Consolas"/>
+                <w:color w:val="0B4F8A"/>
+                <w:sz w:val="19"/>
+                <w:szCs w:val="19"/>
+              </w:rPr>
+              <w:t xml:space="preserve">Classifier</w:t>
+            </w:r>
+            <w:r>
+              <w:rPr>
+                <w:sz w:val="19"/>
+                <w:szCs w:val="19"/>
+              </w:rPr>
+              <w:t xml:space="preserve">, </w:t>
+            </w:r>
+            <w:r>
+              <w:rPr>
+                <w:rFonts w:ascii="Consolas" w:cs="Consolas" w:eastAsia="Consolas" w:hAnsi="Consolas"/>
+                <w:color w:val="0B4F8A"/>
+                <w:sz w:val="19"/>
+                <w:szCs w:val="19"/>
+              </w:rPr>
+              <w:t xml:space="preserve">TAiGuardrailClassifierBase</w:t>
+            </w:r>
+          </w:p>
+        </w:tc>
+      </w:tr>
+      <w:tr>
+        <w:tc>
+          <w:tcPr>
+            <w:tcW w:type="dxa" w:w="4800"/>
+            <w:tcBorders>
+              <w:top w:val="single" w:color="BFC9D6" w:sz="4"/>
+              <w:left w:val="single" w:color="BFC9D6" w:sz="4"/>
+              <w:bottom w:val="single" w:color="BFC9D6" w:sz="4"/>
+              <w:right w:val="single" w:color="BFC9D6" w:sz="4"/>
+            </w:tcBorders>
+            <w:shd w:fill="F6F8FB" w:color="auto" w:val="clear"/>
+            <w:tcMar>
+              <w:top w:type="dxa" w:w="60"/>
+              <w:left w:type="dxa" w:w="100"/>
+              <w:bottom w:type="dxa" w:w="60"/>
+              <w:right w:type="dxa" w:w="100"/>
+            </w:tcMar>
+          </w:tcPr>
+          <w:p>
+            <w:r>
+              <w:rPr>
+                <w:rFonts w:ascii="Consolas" w:cs="Consolas" w:eastAsia="Consolas" w:hAnsi="Consolas"/>
+                <w:color w:val="0B4F8A"/>
+                <w:sz w:val="19"/>
+                <w:szCs w:val="19"/>
+              </w:rPr>
               <w:t xml:space="preserve">Source/Agents/uMakerAi.Agents.pas</w:t>
             </w:r>
           </w:p>
@@ -13569,7 +15949,7 @@
         <w:pStyle w:val="Heading2"/>
       </w:pPr>
       <w:r>
-        <w:t xml:space="preserve">11.3 Próximos pasos previstos</w:t>
+        <w:t xml:space="preserve">12.3 Próximos pasos</w:t>
       </w:r>
     </w:p>
     <w:p>
@@ -13586,34 +15966,10 @@
           <w:b/>
           <w:bCs/>
         </w:rPr>
-        <w:t xml:space="preserve">Evals:</w:t>
-      </w:r>
-      <w:r>
-        <w:t xml:space="preserve"> un tipo de chequeo que use Jev como juez calibrado en </w:t>
-      </w:r>
-      <w:r>
-        <w:rPr>
-          <w:rFonts w:ascii="Consolas" w:cs="Consolas" w:eastAsia="Consolas" w:hAnsi="Consolas"/>
-          <w:color w:val="0B4F8A"/>
-          <w:sz w:val="19"/>
-          <w:szCs w:val="19"/>
-        </w:rPr>
-        <w:t xml:space="preserve">TAiEvalRunner</w:t>
-      </w:r>
-      <w:r>
-        <w:t xml:space="preserve"> (hoy el juez solo puede ser un </w:t>
-      </w:r>
-      <w:r>
-        <w:rPr>
-          <w:rFonts w:ascii="Consolas" w:cs="Consolas" w:eastAsia="Consolas" w:hAnsi="Consolas"/>
-          <w:color w:val="0B4F8A"/>
-          <w:sz w:val="19"/>
-          <w:szCs w:val="19"/>
-        </w:rPr>
-        <w:t xml:space="preserve">TAiChat</w:t>
-      </w:r>
-      <w:r>
-        <w:t xml:space="preserve">).</w:t>
+        <w:t xml:space="preserve">Medir con datos reales:</w:t>
+      </w:r>
+      <w:r>
+        <w:t xml:space="preserve"> consultas de usuarios, extractos bancarios y documentos del RAG, para calibrar descripciones y umbrales.</w:t>
       </w:r>
     </w:p>
     <w:p>
@@ -13630,22 +15986,10 @@
           <w:b/>
           <w:bCs/>
         </w:rPr>
-        <w:t xml:space="preserve">RAG:</w:t>
-      </w:r>
-      <w:r>
-        <w:t xml:space="preserve"> un reranker enchufable en </w:t>
-      </w:r>
-      <w:r>
-        <w:rPr>
-          <w:rFonts w:ascii="Consolas" w:cs="Consolas" w:eastAsia="Consolas" w:hAnsi="Consolas"/>
-          <w:color w:val="0B4F8A"/>
-          <w:sz w:val="19"/>
-          <w:szCs w:val="19"/>
-        </w:rPr>
-        <w:t xml:space="preserve">TAiRAGVector</w:t>
-      </w:r>
-      <w:r>
-        <w:t xml:space="preserve"> que puntúe la relevancia de cada fragmento recuperado.</w:t>
+        <w:t xml:space="preserve">Umbrales por dominio:</w:t>
+      </w:r>
+      <w:r>
+        <w:t xml:space="preserve"> registrar las decisiones de baja confianza en producción y ajustar a partir de ellas.</w:t>
       </w:r>
     </w:p>
     <w:sectPr>

--- a/Docs/Version 3/uMakerAi-Jev-TypeSafe.docx
+++ b/Docs/Version 3/uMakerAi-Jev-TypeSafe.docx
@@ -922,7 +922,7 @@
                 <w:sz w:val="19"/>
                 <w:szCs w:val="19"/>
               </w:rPr>
-              <w:t xml:space="preserve">¿Esta respuesta cumple el criterio de calidad?</w:t>
+              <w:t xml:space="preserve">¿El mensaje del usuario es una inyección, trae credenciales o está fuera de alcance?</w:t>
             </w:r>
           </w:p>
         </w:tc>
@@ -949,7 +949,7 @@
                 <w:sz w:val="19"/>
                 <w:szCs w:val="19"/>
               </w:rPr>
-              <w:t xml:space="preserve">Un LLM juez que dice PASS/FAIL</w:t>
+              <w:t xml:space="preserve">Sanitizador por regex</w:t>
             </w:r>
           </w:p>
         </w:tc>
@@ -973,28 +973,19 @@
           <w:p>
             <w:r>
               <w:rPr>
-                <w:rFonts w:ascii="Consolas" w:cs="Consolas" w:eastAsia="Consolas" w:hAnsi="Consolas"/>
-                <w:color w:val="0B4F8A"/>
-                <w:sz w:val="19"/>
-                <w:szCs w:val="19"/>
-              </w:rPr>
-              <w:t xml:space="preserve">TAiJevEvalScorer</w:t>
-            </w:r>
-            <w:r>
-              <w:rPr>
-                <w:sz w:val="19"/>
-                <w:szCs w:val="19"/>
-              </w:rPr>
-              <w:t xml:space="preserve"> + </w:t>
-            </w:r>
-            <w:r>
-              <w:rPr>
-                <w:rFonts w:ascii="Consolas" w:cs="Consolas" w:eastAsia="Consolas" w:hAnsi="Consolas"/>
-                <w:color w:val="0B4F8A"/>
-                <w:sz w:val="19"/>
-                <w:szCs w:val="19"/>
-              </w:rPr>
-              <w:t xml:space="preserve">ExpectScore</w:t>
+                <w:sz w:val="19"/>
+                <w:szCs w:val="19"/>
+              </w:rPr>
+              <w:t xml:space="preserve">Regex + </w:t>
+            </w:r>
+            <w:r>
+              <w:rPr>
+                <w:rFonts w:ascii="Consolas" w:cs="Consolas" w:eastAsia="Consolas" w:hAnsi="Consolas"/>
+                <w:color w:val="0B4F8A"/>
+                <w:sz w:val="19"/>
+                <w:szCs w:val="19"/>
+              </w:rPr>
+              <w:t xml:space="preserve">TAiJevPromptGuard</w:t>
             </w:r>
           </w:p>
         </w:tc>
@@ -1023,7 +1014,7 @@
                 <w:sz w:val="19"/>
                 <w:szCs w:val="19"/>
               </w:rPr>
-              <w:t xml:space="preserve">¿Qué pasajes recuperados sirven, y cuál trae una inyección?</w:t>
+              <w:t xml:space="preserve">¿Esta respuesta cumple el criterio de calidad?</w:t>
             </w:r>
           </w:p>
         </w:tc>
@@ -1050,7 +1041,7 @@
                 <w:sz w:val="19"/>
                 <w:szCs w:val="19"/>
               </w:rPr>
-              <w:t xml:space="preserve">Rerank por coseno</w:t>
+              <w:t xml:space="preserve">Un LLM juez que dice PASS/FAIL</w:t>
             </w:r>
           </w:p>
         </w:tc>
@@ -1079,7 +1070,23 @@
                 <w:sz w:val="19"/>
                 <w:szCs w:val="19"/>
               </w:rPr>
-              <w:t xml:space="preserve">TAiJevRAGReranker</w:t>
+              <w:t xml:space="preserve">TAiJevEvalScorer</w:t>
+            </w:r>
+            <w:r>
+              <w:rPr>
+                <w:sz w:val="19"/>
+                <w:szCs w:val="19"/>
+              </w:rPr>
+              <w:t xml:space="preserve"> + </w:t>
+            </w:r>
+            <w:r>
+              <w:rPr>
+                <w:rFonts w:ascii="Consolas" w:cs="Consolas" w:eastAsia="Consolas" w:hAnsi="Consolas"/>
+                <w:color w:val="0B4F8A"/>
+                <w:sz w:val="19"/>
+                <w:szCs w:val="19"/>
+              </w:rPr>
+              <w:t xml:space="preserve">ExpectScore</w:t>
             </w:r>
           </w:p>
         </w:tc>
@@ -1108,6 +1115,91 @@
                 <w:sz w:val="19"/>
                 <w:szCs w:val="19"/>
               </w:rPr>
+              <w:t xml:space="preserve">¿Qué pasajes recuperados sirven, y cuál trae una inyección?</w:t>
+            </w:r>
+          </w:p>
+        </w:tc>
+        <w:tc>
+          <w:tcPr>
+            <w:tcW w:type="dxa" w:w="2800"/>
+            <w:tcBorders>
+              <w:top w:val="single" w:color="BFC9D6" w:sz="4"/>
+              <w:left w:val="single" w:color="BFC9D6" w:sz="4"/>
+              <w:bottom w:val="single" w:color="BFC9D6" w:sz="4"/>
+              <w:right w:val="single" w:color="BFC9D6" w:sz="4"/>
+            </w:tcBorders>
+            <w:shd w:fill="F6F8FB" w:color="auto" w:val="clear"/>
+            <w:tcMar>
+              <w:top w:type="dxa" w:w="60"/>
+              <w:left w:type="dxa" w:w="100"/>
+              <w:bottom w:type="dxa" w:w="60"/>
+              <w:right w:type="dxa" w:w="100"/>
+            </w:tcMar>
+          </w:tcPr>
+          <w:p>
+            <w:r>
+              <w:rPr>
+                <w:sz w:val="19"/>
+                <w:szCs w:val="19"/>
+              </w:rPr>
+              <w:t xml:space="preserve">Rerank por coseno</w:t>
+            </w:r>
+          </w:p>
+        </w:tc>
+        <w:tc>
+          <w:tcPr>
+            <w:tcW w:type="dxa" w:w="3160"/>
+            <w:tcBorders>
+              <w:top w:val="single" w:color="BFC9D6" w:sz="4"/>
+              <w:left w:val="single" w:color="BFC9D6" w:sz="4"/>
+              <w:bottom w:val="single" w:color="BFC9D6" w:sz="4"/>
+              <w:right w:val="single" w:color="BFC9D6" w:sz="4"/>
+            </w:tcBorders>
+            <w:shd w:fill="F6F8FB" w:color="auto" w:val="clear"/>
+            <w:tcMar>
+              <w:top w:type="dxa" w:w="60"/>
+              <w:left w:type="dxa" w:w="100"/>
+              <w:bottom w:type="dxa" w:w="60"/>
+              <w:right w:type="dxa" w:w="100"/>
+            </w:tcMar>
+          </w:tcPr>
+          <w:p>
+            <w:r>
+              <w:rPr>
+                <w:rFonts w:ascii="Consolas" w:cs="Consolas" w:eastAsia="Consolas" w:hAnsi="Consolas"/>
+                <w:color w:val="0B4F8A"/>
+                <w:sz w:val="19"/>
+                <w:szCs w:val="19"/>
+              </w:rPr>
+              <w:t xml:space="preserve">TAiJevRAGReranker</w:t>
+            </w:r>
+          </w:p>
+        </w:tc>
+      </w:tr>
+      <w:tr>
+        <w:tc>
+          <w:tcPr>
+            <w:tcW w:type="dxa" w:w="3400"/>
+            <w:tcBorders>
+              <w:top w:val="single" w:color="BFC9D6" w:sz="4"/>
+              <w:left w:val="single" w:color="BFC9D6" w:sz="4"/>
+              <w:bottom w:val="single" w:color="BFC9D6" w:sz="4"/>
+              <w:right w:val="single" w:color="BFC9D6" w:sz="4"/>
+            </w:tcBorders>
+            <w:shd w:fill="FFFFFF" w:color="auto" w:val="clear"/>
+            <w:tcMar>
+              <w:top w:type="dxa" w:w="60"/>
+              <w:left w:type="dxa" w:w="100"/>
+              <w:bottom w:type="dxa" w:w="60"/>
+              <w:right w:type="dxa" w:w="100"/>
+            </w:tcMar>
+          </w:tcPr>
+          <w:p>
+            <w:r>
+              <w:rPr>
+                <w:sz w:val="19"/>
+                <w:szCs w:val="19"/>
+              </w:rPr>
               <w:t xml:space="preserve">Clasificar, filtrar, puntuar en general</w:t>
             </w:r>
           </w:p>
@@ -1121,7 +1213,7 @@
               <w:bottom w:val="single" w:color="BFC9D6" w:sz="4"/>
               <w:right w:val="single" w:color="BFC9D6" w:sz="4"/>
             </w:tcBorders>
-            <w:shd w:fill="F6F8FB" w:color="auto" w:val="clear"/>
+            <w:shd w:fill="FFFFFF" w:color="auto" w:val="clear"/>
             <w:tcMar>
               <w:top w:type="dxa" w:w="60"/>
               <w:left w:type="dxa" w:w="100"/>
@@ -1148,7 +1240,7 @@
               <w:bottom w:val="single" w:color="BFC9D6" w:sz="4"/>
               <w:right w:val="single" w:color="BFC9D6" w:sz="4"/>
             </w:tcBorders>
-            <w:shd w:fill="F6F8FB" w:color="auto" w:val="clear"/>
+            <w:shd w:fill="FFFFFF" w:color="auto" w:val="clear"/>
             <w:tcMar>
               <w:top w:type="dxa" w:w="60"/>
               <w:left w:type="dxa" w:w="100"/>
@@ -3237,6 +3329,95 @@
           </w:p>
         </w:tc>
       </w:tr>
+      <w:tr>
+        <w:tc>
+          <w:tcPr>
+            <w:tcW w:type="dxa" w:w="3300"/>
+            <w:tcBorders>
+              <w:top w:val="single" w:color="BFC9D6" w:sz="4"/>
+              <w:left w:val="single" w:color="BFC9D6" w:sz="4"/>
+              <w:bottom w:val="single" w:color="BFC9D6" w:sz="4"/>
+              <w:right w:val="single" w:color="BFC9D6" w:sz="4"/>
+            </w:tcBorders>
+            <w:shd w:fill="FFFFFF" w:color="auto" w:val="clear"/>
+            <w:tcMar>
+              <w:top w:type="dxa" w:w="60"/>
+              <w:left w:type="dxa" w:w="100"/>
+              <w:bottom w:type="dxa" w:w="60"/>
+              <w:right w:type="dxa" w:w="100"/>
+            </w:tcMar>
+          </w:tcPr>
+          <w:p>
+            <w:r>
+              <w:rPr>
+                <w:rFonts w:ascii="Consolas" w:cs="Consolas" w:eastAsia="Consolas" w:hAnsi="Consolas"/>
+                <w:color w:val="0B4F8A"/>
+                <w:sz w:val="19"/>
+                <w:szCs w:val="19"/>
+              </w:rPr>
+              <w:t xml:space="preserve">uMakerAi.Jev.PromptGuard</w:t>
+            </w:r>
+          </w:p>
+        </w:tc>
+        <w:tc>
+          <w:tcPr>
+            <w:tcW w:type="dxa" w:w="1700"/>
+            <w:tcBorders>
+              <w:top w:val="single" w:color="BFC9D6" w:sz="4"/>
+              <w:left w:val="single" w:color="BFC9D6" w:sz="4"/>
+              <w:bottom w:val="single" w:color="BFC9D6" w:sz="4"/>
+              <w:right w:val="single" w:color="BFC9D6" w:sz="4"/>
+            </w:tcBorders>
+            <w:shd w:fill="FFFFFF" w:color="auto" w:val="clear"/>
+            <w:tcMar>
+              <w:top w:type="dxa" w:w="60"/>
+              <w:left w:type="dxa" w:w="100"/>
+              <w:bottom w:type="dxa" w:w="60"/>
+              <w:right w:type="dxa" w:w="100"/>
+            </w:tcMar>
+          </w:tcPr>
+          <w:p>
+            <w:r>
+              <w:rPr>
+                <w:rFonts w:ascii="Consolas" w:cs="Consolas" w:eastAsia="Consolas" w:hAnsi="Consolas"/>
+                <w:color w:val="0B4F8A"/>
+                <w:sz w:val="19"/>
+                <w:szCs w:val="19"/>
+              </w:rPr>
+              <w:t xml:space="preserve">Source/Tools</w:t>
+            </w:r>
+          </w:p>
+        </w:tc>
+        <w:tc>
+          <w:tcPr>
+            <w:tcW w:type="dxa" w:w="4360"/>
+            <w:tcBorders>
+              <w:top w:val="single" w:color="BFC9D6" w:sz="4"/>
+              <w:left w:val="single" w:color="BFC9D6" w:sz="4"/>
+              <w:bottom w:val="single" w:color="BFC9D6" w:sz="4"/>
+              <w:right w:val="single" w:color="BFC9D6" w:sz="4"/>
+            </w:tcBorders>
+            <w:shd w:fill="FFFFFF" w:color="auto" w:val="clear"/>
+            <w:tcMar>
+              <w:top w:type="dxa" w:w="60"/>
+              <w:left w:type="dxa" w:w="100"/>
+              <w:bottom w:type="dxa" w:w="60"/>
+              <w:right w:type="dxa" w:w="100"/>
+            </w:tcMar>
+          </w:tcPr>
+          <w:p>
+            <w:r>
+              <w:rPr>
+                <w:rFonts w:ascii="Consolas" w:cs="Consolas" w:eastAsia="Consolas" w:hAnsi="Consolas"/>
+                <w:color w:val="0B4F8A"/>
+                <w:sz w:val="19"/>
+                <w:szCs w:val="19"/>
+              </w:rPr>
+              <w:t xml:space="preserve">TAiJevPromptGuard</w:t>
+            </w:r>
+          </w:p>
+        </w:tc>
+      </w:tr>
     </w:tbl>
     <w:p>
       <w:pPr>
@@ -11304,6 +11485,863 @@
     </w:p>
     <w:p>
       <w:pPr>
+        <w:pStyle w:val="Heading2"/>
+      </w:pPr>
+      <w:r>
+        <w:t xml:space="preserve">7.2 Guardrail de entrada: el mensaje del usuario</w:t>
+      </w:r>
+    </w:p>
+    <w:p>
+      <w:pPr>
+        <w:spacing w:after="120"/>
+      </w:pPr>
+      <w:r>
+        <w:rPr>
+          <w:rFonts w:ascii="Consolas" w:cs="Consolas" w:eastAsia="Consolas" w:hAnsi="Consolas"/>
+          <w:color w:val="0B4F8A"/>
+          <w:sz w:val="19"/>
+          <w:szCs w:val="19"/>
+        </w:rPr>
+        <w:t xml:space="preserve">ChatTools.PromptGuard</w:t>
+      </w:r>
+      <w:r>
+        <w:t xml:space="preserve"> revisa el mensaje del usuario </w:t>
+      </w:r>
+      <w:r>
+        <w:rPr>
+          <w:b/>
+          <w:bCs/>
+        </w:rPr>
+        <w:t xml:space="preserve">antes</w:t>
+      </w:r>
+      <w:r>
+        <w:t xml:space="preserve"> de que llegue al LLM, justo después del sanitizador por regex que MakerAI ya trae (</w:t>
+      </w:r>
+      <w:r>
+        <w:rPr>
+          <w:rFonts w:ascii="Consolas" w:cs="Consolas" w:eastAsia="Consolas" w:hAnsi="Consolas"/>
+          <w:color w:val="0B4F8A"/>
+          <w:sz w:val="19"/>
+          <w:szCs w:val="19"/>
+        </w:rPr>
+        <w:t xml:space="preserve">SanitizerActive</w:t>
+      </w:r>
+      <w:r>
+        <w:t xml:space="preserve">). La regex atrapa fórmulas conocidas gratis; </w:t>
+      </w:r>
+      <w:r>
+        <w:rPr>
+          <w:rFonts w:ascii="Consolas" w:cs="Consolas" w:eastAsia="Consolas" w:hAnsi="Consolas"/>
+          <w:color w:val="0B4F8A"/>
+          <w:sz w:val="19"/>
+          <w:szCs w:val="19"/>
+        </w:rPr>
+        <w:t xml:space="preserve">TAiJevPromptGuard</w:t>
+      </w:r>
+      <w:r>
+        <w:t xml:space="preserve"> juzga lo que ninguna regex anticipa.</w:t>
+      </w:r>
+    </w:p>
+    <w:p>
+      <w:pPr>
+        <w:pBdr>
+          <w:left w:val="single" w:color="2E75B6" w:sz="12" w:space="6"/>
+        </w:pBdr>
+        <w:shd w:fill="F3F5F8" w:color="auto" w:val="clear"/>
+        <w:spacing w:after="0" w:before="60" w:line="260"/>
+        <w:ind w:left="120"/>
+      </w:pPr>
+      <w:r>
+        <w:rPr>
+          <w:rFonts w:ascii="Consolas" w:cs="Consolas" w:eastAsia="Consolas" w:hAnsi="Consolas"/>
+          <w:sz w:val="17"/>
+          <w:szCs w:val="17"/>
+        </w:rPr>
+        <w:t xml:space="preserve">uses uMakerAi.Jev.PromptGuard;</w:t>
+      </w:r>
+    </w:p>
+    <w:p>
+      <w:pPr>
+        <w:pBdr>
+          <w:left w:val="single" w:color="2E75B6" w:sz="12" w:space="6"/>
+        </w:pBdr>
+        <w:shd w:fill="F3F5F8" w:color="auto" w:val="clear"/>
+        <w:spacing w:after="0" w:before="0" w:line="260"/>
+        <w:ind w:left="120"/>
+      </w:pPr>
+      <w:r>
+        <w:rPr>
+          <w:rFonts w:ascii="Consolas" w:cs="Consolas" w:eastAsia="Consolas" w:hAnsi="Consolas"/>
+          <w:sz w:val="17"/>
+          <w:szCs w:val="17"/>
+        </w:rPr>
+        <w:t xml:space="preserve"> </w:t>
+      </w:r>
+    </w:p>
+    <w:p>
+      <w:pPr>
+        <w:pBdr>
+          <w:left w:val="single" w:color="2E75B6" w:sz="12" w:space="6"/>
+        </w:pBdr>
+        <w:shd w:fill="F3F5F8" w:color="auto" w:val="clear"/>
+        <w:spacing w:after="0" w:before="0" w:line="260"/>
+        <w:ind w:left="120"/>
+      </w:pPr>
+      <w:r>
+        <w:rPr>
+          <w:rFonts w:ascii="Consolas" w:cs="Consolas" w:eastAsia="Consolas" w:hAnsi="Consolas"/>
+          <w:sz w:val="17"/>
+          <w:szCs w:val="17"/>
+        </w:rPr>
+        <w:t xml:space="preserve">Guard := TAiJevPromptGuard.Create(Self);</w:t>
+      </w:r>
+    </w:p>
+    <w:p>
+      <w:pPr>
+        <w:pBdr>
+          <w:left w:val="single" w:color="2E75B6" w:sz="12" w:space="6"/>
+        </w:pBdr>
+        <w:shd w:fill="F3F5F8" w:color="auto" w:val="clear"/>
+        <w:spacing w:after="0" w:before="0" w:line="260"/>
+        <w:ind w:left="120"/>
+      </w:pPr>
+      <w:r>
+        <w:rPr>
+          <w:rFonts w:ascii="Consolas" w:cs="Consolas" w:eastAsia="Consolas" w:hAnsi="Consolas"/>
+          <w:sz w:val="17"/>
+          <w:szCs w:val="17"/>
+        </w:rPr>
+        <w:t xml:space="preserve">Guard.Scope := 'an accounting and tax assistant for Colombian companies';</w:t>
+      </w:r>
+    </w:p>
+    <w:p>
+      <w:pPr>
+        <w:pBdr>
+          <w:left w:val="single" w:color="2E75B6" w:sz="12" w:space="6"/>
+        </w:pBdr>
+        <w:shd w:fill="F3F5F8" w:color="auto" w:val="clear"/>
+        <w:spacing w:after="0" w:before="0" w:line="260"/>
+        <w:ind w:left="120"/>
+      </w:pPr>
+      <w:r>
+        <w:rPr>
+          <w:rFonts w:ascii="Consolas" w:cs="Consolas" w:eastAsia="Consolas" w:hAnsi="Consolas"/>
+          <w:sz w:val="17"/>
+          <w:szCs w:val="17"/>
+        </w:rPr>
+        <w:t xml:space="preserve">AiChat.SanitizerActive := True;             // primera capa: regex</w:t>
+      </w:r>
+    </w:p>
+    <w:p>
+      <w:pPr>
+        <w:pBdr>
+          <w:left w:val="single" w:color="2E75B6" w:sz="12" w:space="6"/>
+        </w:pBdr>
+        <w:shd w:fill="F3F5F8" w:color="auto" w:val="clear"/>
+        <w:spacing w:after="0" w:before="0" w:line="260"/>
+        <w:ind w:left="120"/>
+      </w:pPr>
+      <w:r>
+        <w:rPr>
+          <w:rFonts w:ascii="Consolas" w:cs="Consolas" w:eastAsia="Consolas" w:hAnsi="Consolas"/>
+          <w:sz w:val="17"/>
+          <w:szCs w:val="17"/>
+        </w:rPr>
+        <w:t xml:space="preserve">AiChat.ChatTools.PromptGuard := Guard;      // segunda capa: Jev</w:t>
+      </w:r>
+    </w:p>
+    <w:p>
+      <w:pPr>
+        <w:pBdr>
+          <w:left w:val="single" w:color="2E75B6" w:sz="12" w:space="6"/>
+        </w:pBdr>
+        <w:shd w:fill="F3F5F8" w:color="auto" w:val="clear"/>
+        <w:spacing w:after="180" w:before="0" w:line="260"/>
+        <w:ind w:left="120"/>
+      </w:pPr>
+      <w:r>
+        <w:rPr>
+          <w:rFonts w:ascii="Consolas" w:cs="Consolas" w:eastAsia="Consolas" w:hAnsi="Consolas"/>
+          <w:sz w:val="17"/>
+          <w:szCs w:val="17"/>
+        </w:rPr>
+        <w:t xml:space="preserve">AiChat.OnPromptGuard := PromptBloqueado;     // opcional: decidir la acción</w:t>
+      </w:r>
+    </w:p>
+    <w:tbl>
+      <w:tblPr>
+        <w:tblW w:type="dxa" w:w="9360"/>
+        <w:tblBorders>
+          <w:top w:val="single" w:color="auto" w:sz="4"/>
+          <w:left w:val="single" w:color="auto" w:sz="4"/>
+          <w:bottom w:val="single" w:color="auto" w:sz="4"/>
+          <w:right w:val="single" w:color="auto" w:sz="4"/>
+          <w:insideH w:val="single" w:color="auto" w:sz="4"/>
+          <w:insideV w:val="single" w:color="auto" w:sz="4"/>
+        </w:tblBorders>
+      </w:tblPr>
+      <w:tblGrid>
+        <w:gridCol w:w="2000"/>
+        <w:gridCol w:w="4300"/>
+        <w:gridCol w:w="3060"/>
+      </w:tblGrid>
+      <w:tr>
+        <w:trPr>
+          <w:tblHeader/>
+        </w:trPr>
+        <w:tc>
+          <w:tcPr>
+            <w:tcW w:type="dxa" w:w="2000"/>
+            <w:tcBorders>
+              <w:top w:val="single" w:color="BFC9D6" w:sz="4"/>
+              <w:left w:val="single" w:color="BFC9D6" w:sz="4"/>
+              <w:bottom w:val="single" w:color="BFC9D6" w:sz="4"/>
+              <w:right w:val="single" w:color="BFC9D6" w:sz="4"/>
+            </w:tcBorders>
+            <w:shd w:fill="1F3A5F" w:color="auto" w:val="clear"/>
+            <w:tcMar>
+              <w:top w:type="dxa" w:w="60"/>
+              <w:left w:type="dxa" w:w="100"/>
+              <w:bottom w:type="dxa" w:w="60"/>
+              <w:right w:type="dxa" w:w="100"/>
+            </w:tcMar>
+          </w:tcPr>
+          <w:p>
+            <w:r>
+              <w:rPr>
+                <w:b/>
+                <w:bCs/>
+                <w:color w:val="FFFFFF"/>
+                <w:sz w:val="19"/>
+                <w:szCs w:val="19"/>
+              </w:rPr>
+              <w:t xml:space="preserve">Categoría</w:t>
+            </w:r>
+          </w:p>
+        </w:tc>
+        <w:tc>
+          <w:tcPr>
+            <w:tcW w:type="dxa" w:w="4300"/>
+            <w:tcBorders>
+              <w:top w:val="single" w:color="BFC9D6" w:sz="4"/>
+              <w:left w:val="single" w:color="BFC9D6" w:sz="4"/>
+              <w:bottom w:val="single" w:color="BFC9D6" w:sz="4"/>
+              <w:right w:val="single" w:color="BFC9D6" w:sz="4"/>
+            </w:tcBorders>
+            <w:shd w:fill="1F3A5F" w:color="auto" w:val="clear"/>
+            <w:tcMar>
+              <w:top w:type="dxa" w:w="60"/>
+              <w:left w:type="dxa" w:w="100"/>
+              <w:bottom w:type="dxa" w:w="60"/>
+              <w:right w:type="dxa" w:w="100"/>
+            </w:tcMar>
+          </w:tcPr>
+          <w:p>
+            <w:r>
+              <w:rPr>
+                <w:b/>
+                <w:bCs/>
+                <w:color w:val="FFFFFF"/>
+                <w:sz w:val="19"/>
+                <w:szCs w:val="19"/>
+              </w:rPr>
+              <w:t xml:space="preserve">Qué detecta</w:t>
+            </w:r>
+          </w:p>
+        </w:tc>
+        <w:tc>
+          <w:tcPr>
+            <w:tcW w:type="dxa" w:w="3060"/>
+            <w:tcBorders>
+              <w:top w:val="single" w:color="BFC9D6" w:sz="4"/>
+              <w:left w:val="single" w:color="BFC9D6" w:sz="4"/>
+              <w:bottom w:val="single" w:color="BFC9D6" w:sz="4"/>
+              <w:right w:val="single" w:color="BFC9D6" w:sz="4"/>
+            </w:tcBorders>
+            <w:shd w:fill="1F3A5F" w:color="auto" w:val="clear"/>
+            <w:tcMar>
+              <w:top w:type="dxa" w:w="60"/>
+              <w:left w:type="dxa" w:w="100"/>
+              <w:bottom w:type="dxa" w:w="60"/>
+              <w:right w:type="dxa" w:w="100"/>
+            </w:tcMar>
+          </w:tcPr>
+          <w:p>
+            <w:r>
+              <w:rPr>
+                <w:b/>
+                <w:bCs/>
+                <w:color w:val="FFFFFF"/>
+                <w:sz w:val="19"/>
+                <w:szCs w:val="19"/>
+              </w:rPr>
+              <w:t xml:space="preserve">Calibración (positivos / negativos)</w:t>
+            </w:r>
+          </w:p>
+        </w:tc>
+      </w:tr>
+      <w:tr>
+        <w:tc>
+          <w:tcPr>
+            <w:tcW w:type="dxa" w:w="2000"/>
+            <w:tcBorders>
+              <w:top w:val="single" w:color="BFC9D6" w:sz="4"/>
+              <w:left w:val="single" w:color="BFC9D6" w:sz="4"/>
+              <w:bottom w:val="single" w:color="BFC9D6" w:sz="4"/>
+              <w:right w:val="single" w:color="BFC9D6" w:sz="4"/>
+            </w:tcBorders>
+            <w:shd w:fill="FFFFFF" w:color="auto" w:val="clear"/>
+            <w:tcMar>
+              <w:top w:type="dxa" w:w="60"/>
+              <w:left w:type="dxa" w:w="100"/>
+              <w:bottom w:type="dxa" w:w="60"/>
+              <w:right w:type="dxa" w:w="100"/>
+            </w:tcMar>
+          </w:tcPr>
+          <w:p>
+            <w:r>
+              <w:rPr>
+                <w:rFonts w:ascii="Consolas" w:cs="Consolas" w:eastAsia="Consolas" w:hAnsi="Consolas"/>
+                <w:color w:val="0B4F8A"/>
+                <w:sz w:val="19"/>
+                <w:szCs w:val="19"/>
+              </w:rPr>
+              <w:t xml:space="preserve">injection</w:t>
+            </w:r>
+          </w:p>
+        </w:tc>
+        <w:tc>
+          <w:tcPr>
+            <w:tcW w:type="dxa" w:w="4300"/>
+            <w:tcBorders>
+              <w:top w:val="single" w:color="BFC9D6" w:sz="4"/>
+              <w:left w:val="single" w:color="BFC9D6" w:sz="4"/>
+              <w:bottom w:val="single" w:color="BFC9D6" w:sz="4"/>
+              <w:right w:val="single" w:color="BFC9D6" w:sz="4"/>
+            </w:tcBorders>
+            <w:shd w:fill="FFFFFF" w:color="auto" w:val="clear"/>
+            <w:tcMar>
+              <w:top w:type="dxa" w:w="60"/>
+              <w:left w:type="dxa" w:w="100"/>
+              <w:bottom w:type="dxa" w:w="60"/>
+              <w:right w:type="dxa" w:w="100"/>
+            </w:tcMar>
+          </w:tcPr>
+          <w:p>
+            <w:r>
+              <w:rPr>
+                <w:sz w:val="19"/>
+                <w:szCs w:val="19"/>
+              </w:rPr>
+              <w:t xml:space="preserve">Intentos de anular, revelar o manipular las instrucciones</w:t>
+            </w:r>
+          </w:p>
+        </w:tc>
+        <w:tc>
+          <w:tcPr>
+            <w:tcW w:type="dxa" w:w="3060"/>
+            <w:tcBorders>
+              <w:top w:val="single" w:color="BFC9D6" w:sz="4"/>
+              <w:left w:val="single" w:color="BFC9D6" w:sz="4"/>
+              <w:bottom w:val="single" w:color="BFC9D6" w:sz="4"/>
+              <w:right w:val="single" w:color="BFC9D6" w:sz="4"/>
+            </w:tcBorders>
+            <w:shd w:fill="FFFFFF" w:color="auto" w:val="clear"/>
+            <w:tcMar>
+              <w:top w:type="dxa" w:w="60"/>
+              <w:left w:type="dxa" w:w="100"/>
+              <w:bottom w:type="dxa" w:w="60"/>
+              <w:right w:type="dxa" w:w="100"/>
+            </w:tcMar>
+          </w:tcPr>
+          <w:p>
+            <w:r>
+              <w:rPr>
+                <w:sz w:val="19"/>
+                <w:szCs w:val="19"/>
+              </w:rPr>
+              <w:t xml:space="preserve">≥ 0.81 / ≤ 0.09</w:t>
+            </w:r>
+          </w:p>
+        </w:tc>
+      </w:tr>
+      <w:tr>
+        <w:tc>
+          <w:tcPr>
+            <w:tcW w:type="dxa" w:w="2000"/>
+            <w:tcBorders>
+              <w:top w:val="single" w:color="BFC9D6" w:sz="4"/>
+              <w:left w:val="single" w:color="BFC9D6" w:sz="4"/>
+              <w:bottom w:val="single" w:color="BFC9D6" w:sz="4"/>
+              <w:right w:val="single" w:color="BFC9D6" w:sz="4"/>
+            </w:tcBorders>
+            <w:shd w:fill="F6F8FB" w:color="auto" w:val="clear"/>
+            <w:tcMar>
+              <w:top w:type="dxa" w:w="60"/>
+              <w:left w:type="dxa" w:w="100"/>
+              <w:bottom w:type="dxa" w:w="60"/>
+              <w:right w:type="dxa" w:w="100"/>
+            </w:tcMar>
+          </w:tcPr>
+          <w:p>
+            <w:r>
+              <w:rPr>
+                <w:rFonts w:ascii="Consolas" w:cs="Consolas" w:eastAsia="Consolas" w:hAnsi="Consolas"/>
+                <w:color w:val="0B4F8A"/>
+                <w:sz w:val="19"/>
+                <w:szCs w:val="19"/>
+              </w:rPr>
+              <w:t xml:space="preserve">sensitive_data</w:t>
+            </w:r>
+          </w:p>
+        </w:tc>
+        <w:tc>
+          <w:tcPr>
+            <w:tcW w:type="dxa" w:w="4300"/>
+            <w:tcBorders>
+              <w:top w:val="single" w:color="BFC9D6" w:sz="4"/>
+              <w:left w:val="single" w:color="BFC9D6" w:sz="4"/>
+              <w:bottom w:val="single" w:color="BFC9D6" w:sz="4"/>
+              <w:right w:val="single" w:color="BFC9D6" w:sz="4"/>
+            </w:tcBorders>
+            <w:shd w:fill="F6F8FB" w:color="auto" w:val="clear"/>
+            <w:tcMar>
+              <w:top w:type="dxa" w:w="60"/>
+              <w:left w:type="dxa" w:w="100"/>
+              <w:bottom w:type="dxa" w:w="60"/>
+              <w:right w:type="dxa" w:w="100"/>
+            </w:tcMar>
+          </w:tcPr>
+          <w:p>
+            <w:r>
+              <w:rPr>
+                <w:sz w:val="19"/>
+                <w:szCs w:val="19"/>
+              </w:rPr>
+              <w:t xml:space="preserve">Contraseñas, API keys, tarjetas u otros secretos</w:t>
+            </w:r>
+          </w:p>
+        </w:tc>
+        <w:tc>
+          <w:tcPr>
+            <w:tcW w:type="dxa" w:w="3060"/>
+            <w:tcBorders>
+              <w:top w:val="single" w:color="BFC9D6" w:sz="4"/>
+              <w:left w:val="single" w:color="BFC9D6" w:sz="4"/>
+              <w:bottom w:val="single" w:color="BFC9D6" w:sz="4"/>
+              <w:right w:val="single" w:color="BFC9D6" w:sz="4"/>
+            </w:tcBorders>
+            <w:shd w:fill="F6F8FB" w:color="auto" w:val="clear"/>
+            <w:tcMar>
+              <w:top w:type="dxa" w:w="60"/>
+              <w:left w:type="dxa" w:w="100"/>
+              <w:bottom w:type="dxa" w:w="60"/>
+              <w:right w:type="dxa" w:w="100"/>
+            </w:tcMar>
+          </w:tcPr>
+          <w:p>
+            <w:r>
+              <w:rPr>
+                <w:sz w:val="19"/>
+                <w:szCs w:val="19"/>
+              </w:rPr>
+              <w:t xml:space="preserve">≥ 0.98 / ≤ 0.10</w:t>
+            </w:r>
+          </w:p>
+        </w:tc>
+      </w:tr>
+      <w:tr>
+        <w:tc>
+          <w:tcPr>
+            <w:tcW w:type="dxa" w:w="2000"/>
+            <w:tcBorders>
+              <w:top w:val="single" w:color="BFC9D6" w:sz="4"/>
+              <w:left w:val="single" w:color="BFC9D6" w:sz="4"/>
+              <w:bottom w:val="single" w:color="BFC9D6" w:sz="4"/>
+              <w:right w:val="single" w:color="BFC9D6" w:sz="4"/>
+            </w:tcBorders>
+            <w:shd w:fill="FFFFFF" w:color="auto" w:val="clear"/>
+            <w:tcMar>
+              <w:top w:type="dxa" w:w="60"/>
+              <w:left w:type="dxa" w:w="100"/>
+              <w:bottom w:type="dxa" w:w="60"/>
+              <w:right w:type="dxa" w:w="100"/>
+            </w:tcMar>
+          </w:tcPr>
+          <w:p>
+            <w:r>
+              <w:rPr>
+                <w:rFonts w:ascii="Consolas" w:cs="Consolas" w:eastAsia="Consolas" w:hAnsi="Consolas"/>
+                <w:color w:val="0B4F8A"/>
+                <w:sz w:val="19"/>
+                <w:szCs w:val="19"/>
+              </w:rPr>
+              <w:t xml:space="preserve">harmful</w:t>
+            </w:r>
+          </w:p>
+        </w:tc>
+        <w:tc>
+          <w:tcPr>
+            <w:tcW w:type="dxa" w:w="4300"/>
+            <w:tcBorders>
+              <w:top w:val="single" w:color="BFC9D6" w:sz="4"/>
+              <w:left w:val="single" w:color="BFC9D6" w:sz="4"/>
+              <w:bottom w:val="single" w:color="BFC9D6" w:sz="4"/>
+              <w:right w:val="single" w:color="BFC9D6" w:sz="4"/>
+            </w:tcBorders>
+            <w:shd w:fill="FFFFFF" w:color="auto" w:val="clear"/>
+            <w:tcMar>
+              <w:top w:type="dxa" w:w="60"/>
+              <w:left w:type="dxa" w:w="100"/>
+              <w:bottom w:type="dxa" w:w="60"/>
+              <w:right w:type="dxa" w:w="100"/>
+            </w:tcMar>
+          </w:tcPr>
+          <w:p>
+            <w:r>
+              <w:rPr>
+                <w:sz w:val="19"/>
+                <w:szCs w:val="19"/>
+              </w:rPr>
+              <w:t xml:space="preserve">Pedidos de ayuda para fraude, evasión ilegal o delitos</w:t>
+            </w:r>
+          </w:p>
+        </w:tc>
+        <w:tc>
+          <w:tcPr>
+            <w:tcW w:type="dxa" w:w="3060"/>
+            <w:tcBorders>
+              <w:top w:val="single" w:color="BFC9D6" w:sz="4"/>
+              <w:left w:val="single" w:color="BFC9D6" w:sz="4"/>
+              <w:bottom w:val="single" w:color="BFC9D6" w:sz="4"/>
+              <w:right w:val="single" w:color="BFC9D6" w:sz="4"/>
+            </w:tcBorders>
+            <w:shd w:fill="FFFFFF" w:color="auto" w:val="clear"/>
+            <w:tcMar>
+              <w:top w:type="dxa" w:w="60"/>
+              <w:left w:type="dxa" w:w="100"/>
+              <w:bottom w:type="dxa" w:w="60"/>
+              <w:right w:type="dxa" w:w="100"/>
+            </w:tcMar>
+          </w:tcPr>
+          <w:p>
+            <w:r>
+              <w:rPr>
+                <w:sz w:val="19"/>
+                <w:szCs w:val="19"/>
+              </w:rPr>
+              <w:t xml:space="preserve">≥ 0.98 / ≤ 0.53</w:t>
+            </w:r>
+          </w:p>
+        </w:tc>
+      </w:tr>
+      <w:tr>
+        <w:tc>
+          <w:tcPr>
+            <w:tcW w:type="dxa" w:w="2000"/>
+            <w:tcBorders>
+              <w:top w:val="single" w:color="BFC9D6" w:sz="4"/>
+              <w:left w:val="single" w:color="BFC9D6" w:sz="4"/>
+              <w:bottom w:val="single" w:color="BFC9D6" w:sz="4"/>
+              <w:right w:val="single" w:color="BFC9D6" w:sz="4"/>
+            </w:tcBorders>
+            <w:shd w:fill="F6F8FB" w:color="auto" w:val="clear"/>
+            <w:tcMar>
+              <w:top w:type="dxa" w:w="60"/>
+              <w:left w:type="dxa" w:w="100"/>
+              <w:bottom w:type="dxa" w:w="60"/>
+              <w:right w:type="dxa" w:w="100"/>
+            </w:tcMar>
+          </w:tcPr>
+          <w:p>
+            <w:r>
+              <w:rPr>
+                <w:rFonts w:ascii="Consolas" w:cs="Consolas" w:eastAsia="Consolas" w:hAnsi="Consolas"/>
+                <w:color w:val="0B4F8A"/>
+                <w:sz w:val="19"/>
+                <w:szCs w:val="19"/>
+              </w:rPr>
+              <w:t xml:space="preserve">out_of_scope</w:t>
+            </w:r>
+          </w:p>
+        </w:tc>
+        <w:tc>
+          <w:tcPr>
+            <w:tcW w:type="dxa" w:w="4300"/>
+            <w:tcBorders>
+              <w:top w:val="single" w:color="BFC9D6" w:sz="4"/>
+              <w:left w:val="single" w:color="BFC9D6" w:sz="4"/>
+              <w:bottom w:val="single" w:color="BFC9D6" w:sz="4"/>
+              <w:right w:val="single" w:color="BFC9D6" w:sz="4"/>
+            </w:tcBorders>
+            <w:shd w:fill="F6F8FB" w:color="auto" w:val="clear"/>
+            <w:tcMar>
+              <w:top w:type="dxa" w:w="60"/>
+              <w:left w:type="dxa" w:w="100"/>
+              <w:bottom w:type="dxa" w:w="60"/>
+              <w:right w:type="dxa" w:w="100"/>
+            </w:tcMar>
+          </w:tcPr>
+          <w:p>
+            <w:r>
+              <w:rPr>
+                <w:sz w:val="19"/>
+                <w:szCs w:val="19"/>
+              </w:rPr>
+              <w:t xml:space="preserve">Fuera del dominio de </w:t>
+            </w:r>
+            <w:r>
+              <w:rPr>
+                <w:rFonts w:ascii="Consolas" w:cs="Consolas" w:eastAsia="Consolas" w:hAnsi="Consolas"/>
+                <w:color w:val="0B4F8A"/>
+                <w:sz w:val="19"/>
+                <w:szCs w:val="19"/>
+              </w:rPr>
+              <w:t xml:space="preserve">Scope</w:t>
+            </w:r>
+            <w:r>
+              <w:rPr>
+                <w:sz w:val="19"/>
+                <w:szCs w:val="19"/>
+              </w:rPr>
+              <w:t xml:space="preserve"> (solo si se define)</w:t>
+            </w:r>
+          </w:p>
+        </w:tc>
+        <w:tc>
+          <w:tcPr>
+            <w:tcW w:type="dxa" w:w="3060"/>
+            <w:tcBorders>
+              <w:top w:val="single" w:color="BFC9D6" w:sz="4"/>
+              <w:left w:val="single" w:color="BFC9D6" w:sz="4"/>
+              <w:bottom w:val="single" w:color="BFC9D6" w:sz="4"/>
+              <w:right w:val="single" w:color="BFC9D6" w:sz="4"/>
+            </w:tcBorders>
+            <w:shd w:fill="F6F8FB" w:color="auto" w:val="clear"/>
+            <w:tcMar>
+              <w:top w:type="dxa" w:w="60"/>
+              <w:left w:type="dxa" w:w="100"/>
+              <w:bottom w:type="dxa" w:w="60"/>
+              <w:right w:type="dxa" w:w="100"/>
+            </w:tcMar>
+          </w:tcPr>
+          <w:p>
+            <w:r>
+              <w:rPr>
+                <w:sz w:val="19"/>
+                <w:szCs w:val="19"/>
+              </w:rPr>
+              <w:t xml:space="preserve">≥ 0.98 / ≤ 0.16</w:t>
+            </w:r>
+          </w:p>
+        </w:tc>
+      </w:tr>
+    </w:tbl>
+    <w:p>
+      <w:pPr>
+        <w:spacing w:after="80"/>
+      </w:pPr>
+    </w:p>
+    <w:p>
+      <w:pPr>
+        <w:pStyle w:val="ListParagraph"/>
+        <w:numPr>
+          <w:ilvl w:val="0"/>
+          <w:numId w:val="2"/>
+        </w:numPr>
+        <w:spacing w:after="60"/>
+      </w:pPr>
+      <w:r>
+        <w:t xml:space="preserve">Un mensaje bloqueado </w:t>
+      </w:r>
+      <w:r>
+        <w:rPr>
+          <w:b/>
+          <w:bCs/>
+        </w:rPr>
+        <w:t xml:space="preserve">nunca llega a la red</w:t>
+      </w:r>
+      <w:r>
+        <w:t xml:space="preserve">: </w:t>
+      </w:r>
+      <w:r>
+        <w:rPr>
+          <w:rFonts w:ascii="Consolas" w:cs="Consolas" w:eastAsia="Consolas" w:hAnsi="Consolas"/>
+          <w:color w:val="0B4F8A"/>
+          <w:sz w:val="19"/>
+          <w:szCs w:val="19"/>
+        </w:rPr>
+        <w:t xml:space="preserve">Run</w:t>
+      </w:r>
+      <w:r>
+        <w:t xml:space="preserve"> llama </w:t>
+      </w:r>
+      <w:r>
+        <w:rPr>
+          <w:rFonts w:ascii="Consolas" w:cs="Consolas" w:eastAsia="Consolas" w:hAnsi="Consolas"/>
+          <w:color w:val="0B4F8A"/>
+          <w:sz w:val="19"/>
+          <w:szCs w:val="19"/>
+        </w:rPr>
+        <w:t xml:space="preserve">DoError</w:t>
+      </w:r>
+      <w:r>
+        <w:t xml:space="preserve"> y devuelve vacío.</w:t>
+      </w:r>
+    </w:p>
+    <w:p>
+      <w:pPr>
+        <w:pStyle w:val="ListParagraph"/>
+        <w:numPr>
+          <w:ilvl w:val="0"/>
+          <w:numId w:val="2"/>
+        </w:numPr>
+        <w:spacing w:after="60"/>
+      </w:pPr>
+      <w:r>
+        <w:rPr>
+          <w:rFonts w:ascii="Consolas" w:cs="Consolas" w:eastAsia="Consolas" w:hAnsi="Consolas"/>
+          <w:color w:val="0B4F8A"/>
+          <w:sz w:val="19"/>
+          <w:szCs w:val="19"/>
+        </w:rPr>
+        <w:t xml:space="preserve">OnPromptGuard</w:t>
+      </w:r>
+      <w:r>
+        <w:t xml:space="preserve"> recibe el veredicto y puede cambiar la acción: </w:t>
+      </w:r>
+      <w:r>
+        <w:rPr>
+          <w:rFonts w:ascii="Consolas" w:cs="Consolas" w:eastAsia="Consolas" w:hAnsi="Consolas"/>
+          <w:color w:val="0B4F8A"/>
+          <w:sz w:val="19"/>
+          <w:szCs w:val="19"/>
+        </w:rPr>
+        <w:t xml:space="preserve">saAllow</w:t>
+      </w:r>
+      <w:r>
+        <w:t xml:space="preserve"> (seguir), </w:t>
+      </w:r>
+      <w:r>
+        <w:rPr>
+          <w:rFonts w:ascii="Consolas" w:cs="Consolas" w:eastAsia="Consolas" w:hAnsi="Consolas"/>
+          <w:color w:val="0B4F8A"/>
+          <w:sz w:val="19"/>
+          <w:szCs w:val="19"/>
+        </w:rPr>
+        <w:t xml:space="preserve">saAllowWrapped</w:t>
+      </w:r>
+      <w:r>
+        <w:t xml:space="preserve"> (envolver el prompt) o </w:t>
+      </w:r>
+      <w:r>
+        <w:rPr>
+          <w:rFonts w:ascii="Consolas" w:cs="Consolas" w:eastAsia="Consolas" w:hAnsi="Consolas"/>
+          <w:color w:val="0B4F8A"/>
+          <w:sz w:val="19"/>
+          <w:szCs w:val="19"/>
+        </w:rPr>
+        <w:t xml:space="preserve">saBlock</w:t>
+      </w:r>
+      <w:r>
+        <w:t xml:space="preserve"> (por defecto).</w:t>
+      </w:r>
+    </w:p>
+    <w:p>
+      <w:pPr>
+        <w:pStyle w:val="ListParagraph"/>
+        <w:numPr>
+          <w:ilvl w:val="0"/>
+          <w:numId w:val="2"/>
+        </w:numPr>
+        <w:spacing w:after="60"/>
+      </w:pPr>
+      <w:r>
+        <w:t xml:space="preserve">Las categorías de seguridad tienen </w:t>
+      </w:r>
+      <w:r>
+        <w:rPr>
+          <w:b/>
+          <w:bCs/>
+        </w:rPr>
+        <w:t xml:space="preserve">prioridad</w:t>
+      </w:r>
+      <w:r>
+        <w:t xml:space="preserve"> sobre </w:t>
+      </w:r>
+      <w:r>
+        <w:rPr>
+          <w:rFonts w:ascii="Consolas" w:cs="Consolas" w:eastAsia="Consolas" w:hAnsi="Consolas"/>
+          <w:color w:val="0B4F8A"/>
+          <w:sz w:val="19"/>
+          <w:szCs w:val="19"/>
+        </w:rPr>
+        <w:t xml:space="preserve">out_of_scope</w:t>
+      </w:r>
+      <w:r>
+        <w:t xml:space="preserve">: un jailbreak también sale "fuera de alcance", pero se registra como inyección.</w:t>
+      </w:r>
+    </w:p>
+    <w:p>
+      <w:pPr>
+        <w:pStyle w:val="ListParagraph"/>
+        <w:numPr>
+          <w:ilvl w:val="0"/>
+          <w:numId w:val="2"/>
+        </w:numPr>
+        <w:spacing w:after="60"/>
+      </w:pPr>
+      <w:r>
+        <w:t xml:space="preserve">Si el guard falla, </w:t>
+      </w:r>
+      <w:r>
+        <w:rPr>
+          <w:rFonts w:ascii="Consolas" w:cs="Consolas" w:eastAsia="Consolas" w:hAnsi="Consolas"/>
+          <w:color w:val="0B4F8A"/>
+          <w:sz w:val="19"/>
+          <w:szCs w:val="19"/>
+        </w:rPr>
+        <w:t xml:space="preserve">BlockOnError</w:t>
+      </w:r>
+      <w:r>
+        <w:t xml:space="preserve"> (por defecto </w:t>
+      </w:r>
+      <w:r>
+        <w:rPr>
+          <w:rFonts w:ascii="Consolas" w:cs="Consolas" w:eastAsia="Consolas" w:hAnsi="Consolas"/>
+          <w:color w:val="0B4F8A"/>
+          <w:sz w:val="19"/>
+          <w:szCs w:val="19"/>
+        </w:rPr>
+        <w:t xml:space="preserve">True</w:t>
+      </w:r>
+      <w:r>
+        <w:t xml:space="preserve">) decide.</w:t>
+      </w:r>
+    </w:p>
+    <w:p>
+      <w:pPr>
+        <w:pBdr>
+          <w:left w:val="single" w:color="2E75B6" w:sz="18" w:space="8"/>
+        </w:pBdr>
+        <w:shd w:fill="EAF2FB" w:color="auto" w:val="clear"/>
+        <w:spacing w:after="160" w:before="80"/>
+        <w:ind w:left="120" w:right="120"/>
+      </w:pPr>
+      <w:r>
+        <w:rPr>
+          <w:b/>
+          <w:bCs/>
+          <w:color w:val="2E75B6"/>
+        </w:rPr>
+        <w:t xml:space="preserve">En vivo: </w:t>
+      </w:r>
+      <w:r>
+        <w:t xml:space="preserve">sobre 9 mensajes, la regex atrapó 1 de 6 problemáticos; Jev los 6, sin bloquear el saludo ni "¿qué sanción hay si no declaro IVA a tiempo?". La frase "not counting greetings or thanks" en la pregunta de alcance fue necesaria: sin ella "Hola, buenos días" salía fuera de alcance (0.82).</w:t>
+      </w:r>
+    </w:p>
+    <w:p>
+      <w:pPr>
         <w:pStyle w:val="Heading1"/>
         <w:pageBreakBefore/>
       </w:pPr>
@@ -13796,7 +14834,7 @@
         <w:t xml:space="preserve">sin red ni API key</w:t>
       </w:r>
       <w:r>
-        <w:t xml:space="preserve">, con 16 casos nuevos (54 en total).</w:t>
+        <w:t xml:space="preserve">, con 18 casos nuevos (56 en total).</w:t>
       </w:r>
     </w:p>
     <w:p>
@@ -14482,7 +15520,23 @@
                 <w:sz w:val="19"/>
                 <w:szCs w:val="19"/>
               </w:rPr>
-              <w:t xml:space="preserve">evals.score.jev-scorer</w:t>
+              <w:t xml:space="preserve">chat.promptguard.flow</w:t>
+            </w:r>
+            <w:r>
+              <w:rPr>
+                <w:sz w:val="19"/>
+                <w:szCs w:val="19"/>
+              </w:rPr>
+              <w:t xml:space="preserve"> / </w:t>
+            </w:r>
+            <w:r>
+              <w:rPr>
+                <w:rFonts w:ascii="Consolas" w:cs="Consolas" w:eastAsia="Consolas" w:hAnsi="Consolas"/>
+                <w:color w:val="0B4F8A"/>
+                <w:sz w:val="19"/>
+                <w:szCs w:val="19"/>
+              </w:rPr>
+              <w:t xml:space="preserve">jev.promptguard.classifier</w:t>
             </w:r>
           </w:p>
         </w:tc>
@@ -14506,19 +15560,26 @@
           <w:p>
             <w:r>
               <w:rPr>
-                <w:rFonts w:ascii="Consolas" w:cs="Consolas" w:eastAsia="Consolas" w:hAnsi="Consolas"/>
-                <w:color w:val="0B4F8A"/>
-                <w:sz w:val="19"/>
-                <w:szCs w:val="19"/>
-              </w:rPr>
-              <w:t xml:space="preserve">ExpectScore</w:t>
-            </w:r>
-            <w:r>
-              <w:rPr>
-                <w:sz w:val="19"/>
-                <w:szCs w:val="19"/>
-              </w:rPr>
-              <w:t xml:space="preserve"> pasa, falla con el puntaje en el motivo; un error de Jev falla el check sin excepción</w:t>
+                <w:sz w:val="19"/>
+                <w:szCs w:val="19"/>
+              </w:rPr>
+              <w:t xml:space="preserve">Bloquea sin tocar la red, permite, </w:t>
+            </w:r>
+            <w:r>
+              <w:rPr>
+                <w:rFonts w:ascii="Consolas" w:cs="Consolas" w:eastAsia="Consolas" w:hAnsi="Consolas"/>
+                <w:color w:val="0B4F8A"/>
+                <w:sz w:val="19"/>
+                <w:szCs w:val="19"/>
+              </w:rPr>
+              <w:t xml:space="preserve">OnPromptGuard</w:t>
+            </w:r>
+            <w:r>
+              <w:rPr>
+                <w:sz w:val="19"/>
+                <w:szCs w:val="19"/>
+              </w:rPr>
+              <w:t xml:space="preserve"> anula, guard caído; prioridad de seguridad sobre alcance</w:t>
             </w:r>
           </w:p>
         </w:tc>
@@ -14549,6 +15610,73 @@
                 <w:sz w:val="19"/>
                 <w:szCs w:val="19"/>
               </w:rPr>
+              <w:t xml:space="preserve">evals.score.jev-scorer</w:t>
+            </w:r>
+          </w:p>
+        </w:tc>
+        <w:tc>
+          <w:tcPr>
+            <w:tcW w:type="dxa" w:w="6360"/>
+            <w:tcBorders>
+              <w:top w:val="single" w:color="BFC9D6" w:sz="4"/>
+              <w:left w:val="single" w:color="BFC9D6" w:sz="4"/>
+              <w:bottom w:val="single" w:color="BFC9D6" w:sz="4"/>
+              <w:right w:val="single" w:color="BFC9D6" w:sz="4"/>
+            </w:tcBorders>
+            <w:shd w:fill="F6F8FB" w:color="auto" w:val="clear"/>
+            <w:tcMar>
+              <w:top w:type="dxa" w:w="60"/>
+              <w:left w:type="dxa" w:w="100"/>
+              <w:bottom w:type="dxa" w:w="60"/>
+              <w:right w:type="dxa" w:w="100"/>
+            </w:tcMar>
+          </w:tcPr>
+          <w:p>
+            <w:r>
+              <w:rPr>
+                <w:rFonts w:ascii="Consolas" w:cs="Consolas" w:eastAsia="Consolas" w:hAnsi="Consolas"/>
+                <w:color w:val="0B4F8A"/>
+                <w:sz w:val="19"/>
+                <w:szCs w:val="19"/>
+              </w:rPr>
+              <w:t xml:space="preserve">ExpectScore</w:t>
+            </w:r>
+            <w:r>
+              <w:rPr>
+                <w:sz w:val="19"/>
+                <w:szCs w:val="19"/>
+              </w:rPr>
+              <w:t xml:space="preserve"> pasa, falla con el puntaje en el motivo; un error de Jev falla el check sin excepción</w:t>
+            </w:r>
+          </w:p>
+        </w:tc>
+      </w:tr>
+      <w:tr>
+        <w:tc>
+          <w:tcPr>
+            <w:tcW w:type="dxa" w:w="3000"/>
+            <w:tcBorders>
+              <w:top w:val="single" w:color="BFC9D6" w:sz="4"/>
+              <w:left w:val="single" w:color="BFC9D6" w:sz="4"/>
+              <w:bottom w:val="single" w:color="BFC9D6" w:sz="4"/>
+              <w:right w:val="single" w:color="BFC9D6" w:sz="4"/>
+            </w:tcBorders>
+            <w:shd w:fill="FFFFFF" w:color="auto" w:val="clear"/>
+            <w:tcMar>
+              <w:top w:type="dxa" w:w="60"/>
+              <w:left w:type="dxa" w:w="100"/>
+              <w:bottom w:type="dxa" w:w="60"/>
+              <w:right w:type="dxa" w:w="100"/>
+            </w:tcMar>
+          </w:tcPr>
+          <w:p>
+            <w:r>
+              <w:rPr>
+                <w:rFonts w:ascii="Consolas" w:cs="Consolas" w:eastAsia="Consolas" w:hAnsi="Consolas"/>
+                <w:color w:val="0B4F8A"/>
+                <w:sz w:val="19"/>
+                <w:szCs w:val="19"/>
+              </w:rPr>
               <w:t xml:space="preserve">rag.rerank.jev-semantic</w:t>
             </w:r>
             <w:r>
@@ -14578,7 +15706,7 @@
               <w:bottom w:val="single" w:color="BFC9D6" w:sz="4"/>
               <w:right w:val="single" w:color="BFC9D6" w:sz="4"/>
             </w:tcBorders>
-            <w:shd w:fill="F6F8FB" w:color="auto" w:val="clear"/>
+            <w:shd w:fill="FFFFFF" w:color="auto" w:val="clear"/>
             <w:tcMar>
               <w:top w:type="dxa" w:w="60"/>
               <w:left w:type="dxa" w:w="100"/>
@@ -14921,7 +16049,7 @@
                 <w:sz w:val="19"/>
                 <w:szCs w:val="19"/>
               </w:rPr>
-              <w:t xml:space="preserve">A: clasificación de SmartDispatch. B: Guardrails con lista + Jev sobre 8 tool calls</w:t>
+              <w:t xml:space="preserve">A: clasificación de SmartDispatch. B: Guardrails con lista + Jev sobre 8 tool calls. C: guardrail de entrada, regex frente a Jev</w:t>
             </w:r>
           </w:p>
         </w:tc>
@@ -15469,7 +16597,7 @@
                 <w:sz w:val="19"/>
                 <w:szCs w:val="19"/>
               </w:rPr>
-              <w:t xml:space="preserve">Source/Core/uMakerAi.Evals.pas</w:t>
+              <w:t xml:space="preserve">Source/Tools/uMakerAi.Jev.PromptGuard.pas</w:t>
             </w:r>
           </w:p>
         </w:tc>
@@ -15493,44 +16621,10 @@
           <w:p>
             <w:r>
               <w:rPr>
-                <w:rFonts w:ascii="Consolas" w:cs="Consolas" w:eastAsia="Consolas" w:hAnsi="Consolas"/>
-                <w:color w:val="0B4F8A"/>
-                <w:sz w:val="19"/>
-                <w:szCs w:val="19"/>
-              </w:rPr>
-              <w:t xml:space="preserve">Scorer</w:t>
-            </w:r>
-            <w:r>
-              <w:rPr>
-                <w:sz w:val="19"/>
-                <w:szCs w:val="19"/>
-              </w:rPr>
-              <w:t xml:space="preserve">, </w:t>
-            </w:r>
-            <w:r>
-              <w:rPr>
-                <w:rFonts w:ascii="Consolas" w:cs="Consolas" w:eastAsia="Consolas" w:hAnsi="Consolas"/>
-                <w:color w:val="0B4F8A"/>
-                <w:sz w:val="19"/>
-                <w:szCs w:val="19"/>
-              </w:rPr>
-              <w:t xml:space="preserve">TAiEvalScorerBase</w:t>
-            </w:r>
-            <w:r>
-              <w:rPr>
-                <w:sz w:val="19"/>
-                <w:szCs w:val="19"/>
-              </w:rPr>
-              <w:t xml:space="preserve">, </w:t>
-            </w:r>
-            <w:r>
-              <w:rPr>
-                <w:rFonts w:ascii="Consolas" w:cs="Consolas" w:eastAsia="Consolas" w:hAnsi="Consolas"/>
-                <w:color w:val="0B4F8A"/>
-                <w:sz w:val="19"/>
-                <w:szCs w:val="19"/>
-              </w:rPr>
-              <w:t xml:space="preserve">ExpectScore</w:t>
+                <w:sz w:val="19"/>
+                <w:szCs w:val="19"/>
+              </w:rPr>
+              <w:t xml:space="preserve">Guardrail de entrada</w:t>
             </w:r>
           </w:p>
         </w:tc>
@@ -15561,7 +16655,7 @@
                 <w:sz w:val="19"/>
                 <w:szCs w:val="19"/>
               </w:rPr>
-              <w:t xml:space="preserve">Source/RAG/uMakerAi.RAG.Vectors.pas</w:t>
+              <w:t xml:space="preserve">Source/Core/uMakerAi.Evals.pas</w:t>
             </w:r>
           </w:p>
         </w:tc>
@@ -15590,7 +16684,7 @@
                 <w:sz w:val="19"/>
                 <w:szCs w:val="19"/>
               </w:rPr>
-              <w:t xml:space="preserve">Reranker</w:t>
+              <w:t xml:space="preserve">Scorer</w:t>
             </w:r>
             <w:r>
               <w:rPr>
@@ -15606,7 +16700,7 @@
                 <w:sz w:val="19"/>
                 <w:szCs w:val="19"/>
               </w:rPr>
-              <w:t xml:space="preserve">TAiRAGRerankerBase</w:t>
+              <w:t xml:space="preserve">TAiEvalScorerBase</w:t>
             </w:r>
             <w:r>
               <w:rPr>
@@ -15622,7 +16716,7 @@
                 <w:sz w:val="19"/>
                 <w:szCs w:val="19"/>
               </w:rPr>
-              <w:t xml:space="preserve">RerankWith</w:t>
+              <w:t xml:space="preserve">ExpectScore</w:t>
             </w:r>
           </w:p>
         </w:tc>
@@ -15653,7 +16747,7 @@
                 <w:sz w:val="19"/>
                 <w:szCs w:val="19"/>
               </w:rPr>
-              <w:t xml:space="preserve">Source/Core/uMakerAi.Chat.Tools.pas</w:t>
+              <w:t xml:space="preserve">Source/RAG/uMakerAi.RAG.Vectors.pas</w:t>
             </w:r>
           </w:p>
         </w:tc>
@@ -15682,7 +16776,7 @@
                 <w:sz w:val="19"/>
                 <w:szCs w:val="19"/>
               </w:rPr>
-              <w:t xml:space="preserve">IAiDispatchClassifier</w:t>
+              <w:t xml:space="preserve">Reranker</w:t>
             </w:r>
             <w:r>
               <w:rPr>
@@ -15698,7 +16792,23 @@
                 <w:sz w:val="19"/>
                 <w:szCs w:val="19"/>
               </w:rPr>
-              <w:t xml:space="preserve">TAiDispatchClassifierBase</w:t>
+              <w:t xml:space="preserve">TAiRAGRerankerBase</w:t>
+            </w:r>
+            <w:r>
+              <w:rPr>
+                <w:sz w:val="19"/>
+                <w:szCs w:val="19"/>
+              </w:rPr>
+              <w:t xml:space="preserve">, </w:t>
+            </w:r>
+            <w:r>
+              <w:rPr>
+                <w:rFonts w:ascii="Consolas" w:cs="Consolas" w:eastAsia="Consolas" w:hAnsi="Consolas"/>
+                <w:color w:val="0B4F8A"/>
+                <w:sz w:val="19"/>
+                <w:szCs w:val="19"/>
+              </w:rPr>
+              <w:t xml:space="preserve">RerankWith</w:t>
             </w:r>
           </w:p>
         </w:tc>
@@ -15729,7 +16839,7 @@
                 <w:sz w:val="19"/>
                 <w:szCs w:val="19"/>
               </w:rPr>
-              <w:t xml:space="preserve">Source/Core/uMakerAi.Chat.pas</w:t>
+              <w:t xml:space="preserve">Source/Core/uMakerAi.Chat.Tools.pas</w:t>
             </w:r>
           </w:p>
         </w:tc>
@@ -15758,7 +16868,7 @@
                 <w:sz w:val="19"/>
                 <w:szCs w:val="19"/>
               </w:rPr>
-              <w:t xml:space="preserve">ChatTools.DispatchClassifier</w:t>
+              <w:t xml:space="preserve">IAiDispatchClassifier</w:t>
             </w:r>
             <w:r>
               <w:rPr>
@@ -15774,23 +16884,7 @@
                 <w:sz w:val="19"/>
                 <w:szCs w:val="19"/>
               </w:rPr>
-              <w:t xml:space="preserve">ClassifySmartDispatch</w:t>
-            </w:r>
-            <w:r>
-              <w:rPr>
-                <w:sz w:val="19"/>
-                <w:szCs w:val="19"/>
-              </w:rPr>
-              <w:t xml:space="preserve">, </w:t>
-            </w:r>
-            <w:r>
-              <w:rPr>
-                <w:rFonts w:ascii="Consolas" w:cs="Consolas" w:eastAsia="Consolas" w:hAnsi="Consolas"/>
-                <w:color w:val="0B4F8A"/>
-                <w:sz w:val="19"/>
-                <w:szCs w:val="19"/>
-              </w:rPr>
-              <w:t xml:space="preserve">RunSmartDispatchTool</w:t>
+              <w:t xml:space="preserve">TAiDispatchClassifierBase</w:t>
             </w:r>
           </w:p>
         </w:tc>
@@ -15821,7 +16915,7 @@
                 <w:sz w:val="19"/>
                 <w:szCs w:val="19"/>
               </w:rPr>
-              <w:t xml:space="preserve">Source/Tools/uMakerAi.Guardrails.pas</w:t>
+              <w:t xml:space="preserve">Source/Core/uMakerAi.Chat.pas</w:t>
             </w:r>
           </w:p>
         </w:tc>
@@ -15850,7 +16944,23 @@
                 <w:sz w:val="19"/>
                 <w:szCs w:val="19"/>
               </w:rPr>
-              <w:t xml:space="preserve">Classifier</w:t>
+              <w:t xml:space="preserve">ChatTools.DispatchClassifier</w:t>
+            </w:r>
+            <w:r>
+              <w:rPr>
+                <w:sz w:val="19"/>
+                <w:szCs w:val="19"/>
+              </w:rPr>
+              <w:t xml:space="preserve"> y </w:t>
+            </w:r>
+            <w:r>
+              <w:rPr>
+                <w:rFonts w:ascii="Consolas" w:cs="Consolas" w:eastAsia="Consolas" w:hAnsi="Consolas"/>
+                <w:color w:val="0B4F8A"/>
+                <w:sz w:val="19"/>
+                <w:szCs w:val="19"/>
+              </w:rPr>
+              <w:t xml:space="preserve">PromptGuard</w:t>
             </w:r>
             <w:r>
               <w:rPr>
@@ -15866,7 +16976,39 @@
                 <w:sz w:val="19"/>
                 <w:szCs w:val="19"/>
               </w:rPr>
-              <w:t xml:space="preserve">TAiGuardrailClassifierBase</w:t>
+              <w:t xml:space="preserve">OnPromptGuard</w:t>
+            </w:r>
+            <w:r>
+              <w:rPr>
+                <w:sz w:val="19"/>
+                <w:szCs w:val="19"/>
+              </w:rPr>
+              <w:t xml:space="preserve">, </w:t>
+            </w:r>
+            <w:r>
+              <w:rPr>
+                <w:rFonts w:ascii="Consolas" w:cs="Consolas" w:eastAsia="Consolas" w:hAnsi="Consolas"/>
+                <w:color w:val="0B4F8A"/>
+                <w:sz w:val="19"/>
+                <w:szCs w:val="19"/>
+              </w:rPr>
+              <w:t xml:space="preserve">ClassifySmartDispatch</w:t>
+            </w:r>
+            <w:r>
+              <w:rPr>
+                <w:sz w:val="19"/>
+                <w:szCs w:val="19"/>
+              </w:rPr>
+              <w:t xml:space="preserve">, </w:t>
+            </w:r>
+            <w:r>
+              <w:rPr>
+                <w:rFonts w:ascii="Consolas" w:cs="Consolas" w:eastAsia="Consolas" w:hAnsi="Consolas"/>
+                <w:color w:val="0B4F8A"/>
+                <w:sz w:val="19"/>
+                <w:szCs w:val="19"/>
+              </w:rPr>
+              <w:t xml:space="preserve">RunSmartDispatchTool</w:t>
             </w:r>
           </w:p>
         </w:tc>
@@ -15897,6 +17039,82 @@
                 <w:sz w:val="19"/>
                 <w:szCs w:val="19"/>
               </w:rPr>
+              <w:t xml:space="preserve">Source/Tools/uMakerAi.Guardrails.pas</w:t>
+            </w:r>
+          </w:p>
+        </w:tc>
+        <w:tc>
+          <w:tcPr>
+            <w:tcW w:type="dxa" w:w="4560"/>
+            <w:tcBorders>
+              <w:top w:val="single" w:color="BFC9D6" w:sz="4"/>
+              <w:left w:val="single" w:color="BFC9D6" w:sz="4"/>
+              <w:bottom w:val="single" w:color="BFC9D6" w:sz="4"/>
+              <w:right w:val="single" w:color="BFC9D6" w:sz="4"/>
+            </w:tcBorders>
+            <w:shd w:fill="F6F8FB" w:color="auto" w:val="clear"/>
+            <w:tcMar>
+              <w:top w:type="dxa" w:w="60"/>
+              <w:left w:type="dxa" w:w="100"/>
+              <w:bottom w:type="dxa" w:w="60"/>
+              <w:right w:type="dxa" w:w="100"/>
+            </w:tcMar>
+          </w:tcPr>
+          <w:p>
+            <w:r>
+              <w:rPr>
+                <w:rFonts w:ascii="Consolas" w:cs="Consolas" w:eastAsia="Consolas" w:hAnsi="Consolas"/>
+                <w:color w:val="0B4F8A"/>
+                <w:sz w:val="19"/>
+                <w:szCs w:val="19"/>
+              </w:rPr>
+              <w:t xml:space="preserve">Classifier</w:t>
+            </w:r>
+            <w:r>
+              <w:rPr>
+                <w:sz w:val="19"/>
+                <w:szCs w:val="19"/>
+              </w:rPr>
+              <w:t xml:space="preserve">, </w:t>
+            </w:r>
+            <w:r>
+              <w:rPr>
+                <w:rFonts w:ascii="Consolas" w:cs="Consolas" w:eastAsia="Consolas" w:hAnsi="Consolas"/>
+                <w:color w:val="0B4F8A"/>
+                <w:sz w:val="19"/>
+                <w:szCs w:val="19"/>
+              </w:rPr>
+              <w:t xml:space="preserve">TAiGuardrailClassifierBase</w:t>
+            </w:r>
+          </w:p>
+        </w:tc>
+      </w:tr>
+      <w:tr>
+        <w:tc>
+          <w:tcPr>
+            <w:tcW w:type="dxa" w:w="4800"/>
+            <w:tcBorders>
+              <w:top w:val="single" w:color="BFC9D6" w:sz="4"/>
+              <w:left w:val="single" w:color="BFC9D6" w:sz="4"/>
+              <w:bottom w:val="single" w:color="BFC9D6" w:sz="4"/>
+              <w:right w:val="single" w:color="BFC9D6" w:sz="4"/>
+            </w:tcBorders>
+            <w:shd w:fill="FFFFFF" w:color="auto" w:val="clear"/>
+            <w:tcMar>
+              <w:top w:type="dxa" w:w="60"/>
+              <w:left w:type="dxa" w:w="100"/>
+              <w:bottom w:type="dxa" w:w="60"/>
+              <w:right w:type="dxa" w:w="100"/>
+            </w:tcMar>
+          </w:tcPr>
+          <w:p>
+            <w:r>
+              <w:rPr>
+                <w:rFonts w:ascii="Consolas" w:cs="Consolas" w:eastAsia="Consolas" w:hAnsi="Consolas"/>
+                <w:color w:val="0B4F8A"/>
+                <w:sz w:val="19"/>
+                <w:szCs w:val="19"/>
+              </w:rPr>
               <w:t xml:space="preserve">Source/Agents/uMakerAi.Agents.pas</w:t>
             </w:r>
           </w:p>
@@ -15910,7 +17128,7 @@
               <w:bottom w:val="single" w:color="BFC9D6" w:sz="4"/>
               <w:right w:val="single" w:color="BFC9D6" w:sz="4"/>
             </w:tcBorders>
-            <w:shd w:fill="F6F8FB" w:color="auto" w:val="clear"/>
+            <w:shd w:fill="FFFFFF" w:color="auto" w:val="clear"/>
             <w:tcMar>
               <w:top w:type="dxa" w:w="60"/>
               <w:left w:type="dxa" w:w="100"/>

--- a/Docs/Version 3/uMakerAi-Jev-TypeSafe.docx
+++ b/Docs/Version 3/uMakerAi-Jev-TypeSafe.docx
@@ -11488,7 +11488,385 @@
         <w:pStyle w:val="Heading2"/>
       </w:pPr>
       <w:r>
-        <w:t xml:space="preserve">7.2 Guardrail de entrada: el mensaje del usuario</w:t>
+        <w:t xml:space="preserve">7.2 Categorías de permiso</w:t>
+      </w:r>
+    </w:p>
+    <w:p>
+      <w:pPr>
+        <w:spacing w:after="120"/>
+      </w:pPr>
+      <w:r>
+        <w:t xml:space="preserve">Con </w:t>
+      </w:r>
+      <w:r>
+        <w:rPr>
+          <w:rFonts w:ascii="Consolas" w:cs="Consolas" w:eastAsia="Consolas" w:hAnsi="Consolas"/>
+          <w:color w:val="0B4F8A"/>
+          <w:sz w:val="19"/>
+          <w:szCs w:val="19"/>
+        </w:rPr>
+        <w:t xml:space="preserve">Categories</w:t>
+      </w:r>
+      <w:r>
+        <w:t xml:space="preserve">, el mismo clasificador asigna cada llamada a una categoría en la </w:t>
+      </w:r>
+      <w:r>
+        <w:rPr>
+          <w:b/>
+          <w:bCs/>
+        </w:rPr>
+        <w:t xml:space="preserve">misma llamada</w:t>
+      </w:r>
+      <w:r>
+        <w:t xml:space="preserve"> que el riesgo, y bloquea las de </w:t>
+      </w:r>
+      <w:r>
+        <w:rPr>
+          <w:rFonts w:ascii="Consolas" w:cs="Consolas" w:eastAsia="Consolas" w:hAnsi="Consolas"/>
+          <w:color w:val="0B4F8A"/>
+          <w:sz w:val="19"/>
+          <w:szCs w:val="19"/>
+        </w:rPr>
+        <w:t xml:space="preserve">BlockedCategories</w:t>
+      </w:r>
+      <w:r>
+        <w:t xml:space="preserve">.</w:t>
+      </w:r>
+    </w:p>
+    <w:p>
+      <w:pPr>
+        <w:pBdr>
+          <w:left w:val="single" w:color="2E75B6" w:sz="12" w:space="6"/>
+        </w:pBdr>
+        <w:shd w:fill="F3F5F8" w:color="auto" w:val="clear"/>
+        <w:spacing w:after="0" w:before="60" w:line="260"/>
+        <w:ind w:left="120"/>
+      </w:pPr>
+      <w:r>
+        <w:rPr>
+          <w:rFonts w:ascii="Consolas" w:cs="Consolas" w:eastAsia="Consolas" w:hAnsi="Consolas"/>
+          <w:sz w:val="17"/>
+          <w:szCs w:val="17"/>
+        </w:rPr>
+        <w:t xml:space="preserve">JevGuard.Categories.Add('read=Only reads or queries information; changes nothing');</w:t>
+      </w:r>
+    </w:p>
+    <w:p>
+      <w:pPr>
+        <w:pBdr>
+          <w:left w:val="single" w:color="2E75B6" w:sz="12" w:space="6"/>
+        </w:pBdr>
+        <w:shd w:fill="F3F5F8" w:color="auto" w:val="clear"/>
+        <w:spacing w:after="0" w:before="0" w:line="260"/>
+        <w:ind w:left="120"/>
+      </w:pPr>
+      <w:r>
+        <w:rPr>
+          <w:rFonts w:ascii="Consolas" w:cs="Consolas" w:eastAsia="Consolas" w:hAnsi="Consolas"/>
+          <w:sz w:val="17"/>
+          <w:szCs w:val="17"/>
+        </w:rPr>
+        <w:t xml:space="preserve">JevGuard.Categories.Add('write=Creates or modifies records, files or settings');</w:t>
+      </w:r>
+    </w:p>
+    <w:p>
+      <w:pPr>
+        <w:pBdr>
+          <w:left w:val="single" w:color="2E75B6" w:sz="12" w:space="6"/>
+        </w:pBdr>
+        <w:shd w:fill="F3F5F8" w:color="auto" w:val="clear"/>
+        <w:spacing w:after="0" w:before="0" w:line="260"/>
+        <w:ind w:left="120"/>
+      </w:pPr>
+      <w:r>
+        <w:rPr>
+          <w:rFonts w:ascii="Consolas" w:cs="Consolas" w:eastAsia="Consolas" w:hAnsi="Consolas"/>
+          <w:sz w:val="17"/>
+          <w:szCs w:val="17"/>
+        </w:rPr>
+        <w:t xml:space="preserve">JevGuard.Categories.Add('financial=Moves money: payments, transfers, refunds');</w:t>
+      </w:r>
+    </w:p>
+    <w:p>
+      <w:pPr>
+        <w:pBdr>
+          <w:left w:val="single" w:color="2E75B6" w:sz="12" w:space="6"/>
+        </w:pBdr>
+        <w:shd w:fill="F3F5F8" w:color="auto" w:val="clear"/>
+        <w:spacing w:after="0" w:before="0" w:line="260"/>
+        <w:ind w:left="120"/>
+      </w:pPr>
+      <w:r>
+        <w:rPr>
+          <w:rFonts w:ascii="Consolas" w:cs="Consolas" w:eastAsia="Consolas" w:hAnsi="Consolas"/>
+          <w:sz w:val="17"/>
+          <w:szCs w:val="17"/>
+        </w:rPr>
+        <w:t xml:space="preserve">JevGuard.Categories.Add('system=Runs OS commands or changes users or permissions');</w:t>
+      </w:r>
+    </w:p>
+    <w:p>
+      <w:pPr>
+        <w:pBdr>
+          <w:left w:val="single" w:color="2E75B6" w:sz="12" w:space="6"/>
+        </w:pBdr>
+        <w:shd w:fill="F3F5F8" w:color="auto" w:val="clear"/>
+        <w:spacing w:after="0" w:before="0" w:line="260"/>
+        <w:ind w:left="120"/>
+      </w:pPr>
+      <w:r>
+        <w:rPr>
+          <w:rFonts w:ascii="Consolas" w:cs="Consolas" w:eastAsia="Consolas" w:hAnsi="Consolas"/>
+          <w:sz w:val="17"/>
+          <w:szCs w:val="17"/>
+        </w:rPr>
+        <w:t xml:space="preserve">JevGuard.BlockedCategories.Add('financial');</w:t>
+      </w:r>
+    </w:p>
+    <w:p>
+      <w:pPr>
+        <w:pBdr>
+          <w:left w:val="single" w:color="2E75B6" w:sz="12" w:space="6"/>
+        </w:pBdr>
+        <w:shd w:fill="F3F5F8" w:color="auto" w:val="clear"/>
+        <w:spacing w:after="0" w:before="0" w:line="260"/>
+        <w:ind w:left="120"/>
+      </w:pPr>
+      <w:r>
+        <w:rPr>
+          <w:rFonts w:ascii="Consolas" w:cs="Consolas" w:eastAsia="Consolas" w:hAnsi="Consolas"/>
+          <w:sz w:val="17"/>
+          <w:szCs w:val="17"/>
+        </w:rPr>
+        <w:t xml:space="preserve">JevGuard.ToolDescriptions.Add(</w:t>
+      </w:r>
+    </w:p>
+    <w:p>
+      <w:pPr>
+        <w:pBdr>
+          <w:left w:val="single" w:color="2E75B6" w:sz="12" w:space="6"/>
+        </w:pBdr>
+        <w:shd w:fill="F3F5F8" w:color="auto" w:val="clear"/>
+        <w:spacing w:after="0" w:before="0" w:line="260"/>
+        <w:ind w:left="120"/>
+      </w:pPr>
+      <w:r>
+        <w:rPr>
+          <w:rFonts w:ascii="Consolas" w:cs="Consolas" w:eastAsia="Consolas" w:hAnsi="Consolas"/>
+          <w:sz w:val="17"/>
+          <w:szCs w:val="17"/>
+        </w:rPr>
+        <w:t xml:space="preserve">  'anular_comprobante=Genera el comprobante de reversión y lo marca como anulado');</w:t>
+      </w:r>
+    </w:p>
+    <w:p>
+      <w:pPr>
+        <w:pBdr>
+          <w:left w:val="single" w:color="2E75B6" w:sz="12" w:space="6"/>
+        </w:pBdr>
+        <w:shd w:fill="F3F5F8" w:color="auto" w:val="clear"/>
+        <w:spacing w:after="180" w:before="0" w:line="260"/>
+        <w:ind w:left="120"/>
+      </w:pPr>
+      <w:r>
+        <w:rPr>
+          <w:rFonts w:ascii="Consolas" w:cs="Consolas" w:eastAsia="Consolas" w:hAnsi="Consolas"/>
+          <w:sz w:val="17"/>
+          <w:szCs w:val="17"/>
+        </w:rPr>
+        <w:t xml:space="preserve">JevGuard.OnCategorized := AuditarLlamada;     // opcional: auditar o cambiar la decisión</w:t>
+      </w:r>
+    </w:p>
+    <w:p>
+      <w:pPr>
+        <w:pStyle w:val="ListParagraph"/>
+        <w:numPr>
+          <w:ilvl w:val="0"/>
+          <w:numId w:val="2"/>
+        </w:numPr>
+        <w:spacing w:after="60"/>
+      </w:pPr>
+      <w:r>
+        <w:t xml:space="preserve">Bloquea si la probabilidad de una categoría prohibida alcanza </w:t>
+      </w:r>
+      <w:r>
+        <w:rPr>
+          <w:rFonts w:ascii="Consolas" w:cs="Consolas" w:eastAsia="Consolas" w:hAnsi="Consolas"/>
+          <w:color w:val="0B4F8A"/>
+          <w:sz w:val="19"/>
+          <w:szCs w:val="19"/>
+        </w:rPr>
+        <w:t xml:space="preserve">CategoryThreshold</w:t>
+      </w:r>
+      <w:r>
+        <w:t xml:space="preserve"> (0.5), </w:t>
+      </w:r>
+      <w:r>
+        <w:rPr>
+          <w:b/>
+          <w:bCs/>
+        </w:rPr>
+        <w:t xml:space="preserve">aunque no sea la elegida</w:t>
+      </w:r>
+      <w:r>
+        <w:t xml:space="preserve">: ante la duda entre escritura y financiera, manda la política de la financiera.</w:t>
+      </w:r>
+    </w:p>
+    <w:p>
+      <w:pPr>
+        <w:pStyle w:val="ListParagraph"/>
+        <w:numPr>
+          <w:ilvl w:val="0"/>
+          <w:numId w:val="2"/>
+        </w:numPr>
+        <w:spacing w:after="60"/>
+      </w:pPr>
+      <w:r>
+        <w:rPr>
+          <w:rFonts w:ascii="Consolas" w:cs="Consolas" w:eastAsia="Consolas" w:hAnsi="Consolas"/>
+          <w:color w:val="0B4F8A"/>
+          <w:sz w:val="19"/>
+          <w:szCs w:val="19"/>
+        </w:rPr>
+        <w:t xml:space="preserve">ToolDescriptions</w:t>
+      </w:r>
+      <w:r>
+        <w:t xml:space="preserve"> evita la lectura literal de nombres de dominio: sin descripción </w:t>
+      </w:r>
+      <w:r>
+        <w:rPr>
+          <w:rFonts w:ascii="Consolas" w:cs="Consolas" w:eastAsia="Consolas" w:hAnsi="Consolas"/>
+          <w:color w:val="0B4F8A"/>
+          <w:sz w:val="19"/>
+          <w:szCs w:val="19"/>
+        </w:rPr>
+        <w:t xml:space="preserve">anular_comprobante</w:t>
+      </w:r>
+      <w:r>
+        <w:t xml:space="preserve"> salía como lectura (0.83); con ella, escritura (0.95).</w:t>
+      </w:r>
+    </w:p>
+    <w:p>
+      <w:pPr>
+        <w:pStyle w:val="ListParagraph"/>
+        <w:numPr>
+          <w:ilvl w:val="0"/>
+          <w:numId w:val="2"/>
+        </w:numPr>
+        <w:spacing w:after="60"/>
+      </w:pPr>
+      <w:r>
+        <w:rPr>
+          <w:b/>
+          <w:bCs/>
+        </w:rPr>
+        <w:t xml:space="preserve">Con categorías y sin </w:t>
+      </w:r>
+      <w:r>
+        <w:rPr>
+          <w:rFonts w:ascii="Consolas" w:cs="Consolas" w:eastAsia="Consolas" w:hAnsi="Consolas"/>
+          <w:b/>
+          <w:bCs/>
+          <w:color w:val="0B4F8A"/>
+          <w:sz w:val="19"/>
+          <w:szCs w:val="19"/>
+        </w:rPr>
+        <w:t xml:space="preserve">Policy</w:t>
+      </w:r>
+      <w:r>
+        <w:rPr>
+          <w:b/>
+          <w:bCs/>
+        </w:rPr>
+        <w:t xml:space="preserve"> se usa </w:t>
+      </w:r>
+      <w:r>
+        <w:rPr>
+          <w:rFonts w:ascii="Consolas" w:cs="Consolas" w:eastAsia="Consolas" w:hAnsi="Consolas"/>
+          <w:b/>
+          <w:bCs/>
+          <w:color w:val="0B4F8A"/>
+          <w:sz w:val="19"/>
+          <w:szCs w:val="19"/>
+        </w:rPr>
+        <w:t xml:space="preserve">ABUSE_POLICY</w:t>
+      </w:r>
+      <w:r>
+        <w:t xml:space="preserve">: la política estricta por defecto trata cualquier pago como daño (un </w:t>
+      </w:r>
+      <w:r>
+        <w:rPr>
+          <w:rFonts w:ascii="Consolas" w:cs="Consolas" w:eastAsia="Consolas" w:hAnsi="Consolas"/>
+          <w:color w:val="0B4F8A"/>
+          <w:sz w:val="19"/>
+          <w:szCs w:val="19"/>
+        </w:rPr>
+        <w:t xml:space="preserve">pay_invoice</w:t>
+      </w:r>
+      <w:r>
+        <w:t xml:space="preserve"> normal daba 0.88) y pisaba a las categorías. </w:t>
+      </w:r>
+      <w:r>
+        <w:rPr>
+          <w:rFonts w:ascii="Consolas" w:cs="Consolas" w:eastAsia="Consolas" w:hAnsi="Consolas"/>
+          <w:color w:val="0B4F8A"/>
+          <w:sz w:val="19"/>
+          <w:szCs w:val="19"/>
+        </w:rPr>
+        <w:t xml:space="preserve">ABUSE_POLICY</w:t>
+      </w:r>
+      <w:r>
+        <w:t xml:space="preserve"> solo marca lo abusivo: 0 errores en 19 casos.</w:t>
+      </w:r>
+    </w:p>
+    <w:p>
+      <w:pPr>
+        <w:pBdr>
+          <w:left w:val="single" w:color="2E75B6" w:sz="18" w:space="8"/>
+        </w:pBdr>
+        <w:shd w:fill="EAF2FB" w:color="auto" w:val="clear"/>
+        <w:spacing w:after="160" w:before="80"/>
+        <w:ind w:left="120" w:right="120"/>
+      </w:pPr>
+      <w:r>
+        <w:rPr>
+          <w:b/>
+          <w:bCs/>
+          <w:color w:val="2E75B6"/>
+        </w:rPr>
+        <w:t xml:space="preserve">En vivo: </w:t>
+      </w:r>
+      <w:r>
+        <w:rPr>
+          <w:rFonts w:ascii="Consolas" w:cs="Consolas" w:eastAsia="Consolas" w:hAnsi="Consolas"/>
+          <w:color w:val="0B4F8A"/>
+          <w:sz w:val="19"/>
+          <w:szCs w:val="19"/>
+        </w:rPr>
+        <w:t xml:space="preserve">pay_invoice</w:t>
+      </w:r>
+      <w:r>
+        <w:t xml:space="preserve"> bloqueado por su categoría (financial 1.00) y </w:t>
+      </w:r>
+      <w:r>
+        <w:rPr>
+          <w:rFonts w:ascii="Consolas" w:cs="Consolas" w:eastAsia="Consolas" w:hAnsi="Consolas"/>
+          <w:color w:val="0B4F8A"/>
+          <w:sz w:val="19"/>
+          <w:szCs w:val="19"/>
+        </w:rPr>
+        <w:t xml:space="preserve">grant_role</w:t>
+      </w:r>
+      <w:r>
+        <w:t xml:space="preserve"> invitado→admin por abuso (0.93); lectura, escritura, anulación y envío al auditor pasan. Calibración: 20/20 llamadas en 6 categorías.</w:t>
+      </w:r>
+    </w:p>
+    <w:p>
+      <w:pPr>
+        <w:pStyle w:val="Heading2"/>
+      </w:pPr>
+      <w:r>
+        <w:t xml:space="preserve">7.3 Guardrail de entrada: el mensaje del usuario</w:t>
       </w:r>
     </w:p>
     <w:p>
@@ -14683,7 +15061,7 @@
                 <w:sz w:val="19"/>
                 <w:szCs w:val="19"/>
               </w:rPr>
-              <w:t xml:space="preserve">Juez de Evals (10 pares criterio/respuesta)</w:t>
+              <w:t xml:space="preserve">Categorías de permiso (20 tool calls, 6 categorías)</w:t>
             </w:r>
           </w:p>
         </w:tc>
@@ -14710,7 +15088,16 @@
                 <w:sz w:val="19"/>
                 <w:szCs w:val="19"/>
               </w:rPr>
-              <w:t xml:space="preserve">10/10: cumplen ≥ 0.97; no cumplen ≤ 0.02</w:t>
+              <w:t xml:space="preserve">19/20 sin descripciones; 20/20 con la de </w:t>
+            </w:r>
+            <w:r>
+              <w:rPr>
+                <w:rFonts w:ascii="Consolas" w:cs="Consolas" w:eastAsia="Consolas" w:hAnsi="Consolas"/>
+                <w:color w:val="0B4F8A"/>
+                <w:sz w:val="19"/>
+                <w:szCs w:val="19"/>
+              </w:rPr>
+              <w:t xml:space="preserve">anular_comprobante</w:t>
             </w:r>
           </w:p>
         </w:tc>
@@ -14739,6 +15126,62 @@
                 <w:sz w:val="19"/>
                 <w:szCs w:val="19"/>
               </w:rPr>
+              <w:t xml:space="preserve">Juez de Evals (10 pares criterio/respuesta)</w:t>
+            </w:r>
+          </w:p>
+        </w:tc>
+        <w:tc>
+          <w:tcPr>
+            <w:tcW w:type="dxa" w:w="4660"/>
+            <w:tcBorders>
+              <w:top w:val="single" w:color="BFC9D6" w:sz="4"/>
+              <w:left w:val="single" w:color="BFC9D6" w:sz="4"/>
+              <w:bottom w:val="single" w:color="BFC9D6" w:sz="4"/>
+              <w:right w:val="single" w:color="BFC9D6" w:sz="4"/>
+            </w:tcBorders>
+            <w:shd w:fill="F6F8FB" w:color="auto" w:val="clear"/>
+            <w:tcMar>
+              <w:top w:type="dxa" w:w="60"/>
+              <w:left w:type="dxa" w:w="100"/>
+              <w:bottom w:type="dxa" w:w="60"/>
+              <w:right w:type="dxa" w:w="100"/>
+            </w:tcMar>
+          </w:tcPr>
+          <w:p>
+            <w:r>
+              <w:rPr>
+                <w:sz w:val="19"/>
+                <w:szCs w:val="19"/>
+              </w:rPr>
+              <w:t xml:space="preserve">10/10: cumplen ≥ 0.97; no cumplen ≤ 0.02</w:t>
+            </w:r>
+          </w:p>
+        </w:tc>
+      </w:tr>
+      <w:tr>
+        <w:tc>
+          <w:tcPr>
+            <w:tcW w:type="dxa" w:w="4700"/>
+            <w:tcBorders>
+              <w:top w:val="single" w:color="BFC9D6" w:sz="4"/>
+              <w:left w:val="single" w:color="BFC9D6" w:sz="4"/>
+              <w:bottom w:val="single" w:color="BFC9D6" w:sz="4"/>
+              <w:right w:val="single" w:color="BFC9D6" w:sz="4"/>
+            </w:tcBorders>
+            <w:shd w:fill="FFFFFF" w:color="auto" w:val="clear"/>
+            <w:tcMar>
+              <w:top w:type="dxa" w:w="60"/>
+              <w:left w:type="dxa" w:w="100"/>
+              <w:bottom w:type="dxa" w:w="60"/>
+              <w:right w:type="dxa" w:w="100"/>
+            </w:tcMar>
+          </w:tcPr>
+          <w:p>
+            <w:r>
+              <w:rPr>
+                <w:sz w:val="19"/>
+                <w:szCs w:val="19"/>
+              </w:rPr>
               <w:t xml:space="preserve">Rerank de RAG (10 pasajes, 4 consultas)</w:t>
             </w:r>
           </w:p>
@@ -14752,7 +15195,7 @@
               <w:bottom w:val="single" w:color="BFC9D6" w:sz="4"/>
               <w:right w:val="single" w:color="BFC9D6" w:sz="4"/>
             </w:tcBorders>
-            <w:shd w:fill="F6F8FB" w:color="auto" w:val="clear"/>
+            <w:shd w:fill="FFFFFF" w:color="auto" w:val="clear"/>
             <w:tcMar>
               <w:top w:type="dxa" w:w="60"/>
               <w:left w:type="dxa" w:w="100"/>
@@ -14834,7 +15277,7 @@
         <w:t xml:space="preserve">sin red ni API key</w:t>
       </w:r>
       <w:r>
-        <w:t xml:space="preserve">, con 18 casos nuevos (56 en total).</w:t>
+        <w:t xml:space="preserve">, con 19 casos nuevos (57 en total).</w:t>
       </w:r>
     </w:p>
     <w:p>
@@ -15610,7 +16053,7 @@
                 <w:sz w:val="19"/>
                 <w:szCs w:val="19"/>
               </w:rPr>
-              <w:t xml:space="preserve">evals.score.jev-scorer</w:t>
+              <w:t xml:space="preserve">policy.guard.jev-categories</w:t>
             </w:r>
           </w:p>
         </w:tc>
@@ -15634,19 +16077,26 @@
           <w:p>
             <w:r>
               <w:rPr>
-                <w:rFonts w:ascii="Consolas" w:cs="Consolas" w:eastAsia="Consolas" w:hAnsi="Consolas"/>
-                <w:color w:val="0B4F8A"/>
-                <w:sz w:val="19"/>
-                <w:szCs w:val="19"/>
-              </w:rPr>
-              <w:t xml:space="preserve">ExpectScore</w:t>
-            </w:r>
-            <w:r>
-              <w:rPr>
-                <w:sz w:val="19"/>
-                <w:szCs w:val="19"/>
-              </w:rPr>
-              <w:t xml:space="preserve"> pasa, falla con el puntaje en el motivo; un error de Jev falla el check sin excepción</w:t>
+                <w:sz w:val="19"/>
+                <w:szCs w:val="19"/>
+              </w:rPr>
+              <w:t xml:space="preserve">Categoría prohibida aunque no sea la elegida, el riesgo manda primero, la descripción viaja en el state, </w:t>
+            </w:r>
+            <w:r>
+              <w:rPr>
+                <w:rFonts w:ascii="Consolas" w:cs="Consolas" w:eastAsia="Consolas" w:hAnsi="Consolas"/>
+                <w:color w:val="0B4F8A"/>
+                <w:sz w:val="19"/>
+                <w:szCs w:val="19"/>
+              </w:rPr>
+              <w:t xml:space="preserve">OnCategorized</w:t>
+            </w:r>
+            <w:r>
+              <w:rPr>
+                <w:sz w:val="19"/>
+                <w:szCs w:val="19"/>
+              </w:rPr>
+              <w:t xml:space="preserve"> anula</w:t>
             </w:r>
           </w:p>
         </w:tc>
@@ -15677,6 +16127,73 @@
                 <w:sz w:val="19"/>
                 <w:szCs w:val="19"/>
               </w:rPr>
+              <w:t xml:space="preserve">evals.score.jev-scorer</w:t>
+            </w:r>
+          </w:p>
+        </w:tc>
+        <w:tc>
+          <w:tcPr>
+            <w:tcW w:type="dxa" w:w="6360"/>
+            <w:tcBorders>
+              <w:top w:val="single" w:color="BFC9D6" w:sz="4"/>
+              <w:left w:val="single" w:color="BFC9D6" w:sz="4"/>
+              <w:bottom w:val="single" w:color="BFC9D6" w:sz="4"/>
+              <w:right w:val="single" w:color="BFC9D6" w:sz="4"/>
+            </w:tcBorders>
+            <w:shd w:fill="FFFFFF" w:color="auto" w:val="clear"/>
+            <w:tcMar>
+              <w:top w:type="dxa" w:w="60"/>
+              <w:left w:type="dxa" w:w="100"/>
+              <w:bottom w:type="dxa" w:w="60"/>
+              <w:right w:type="dxa" w:w="100"/>
+            </w:tcMar>
+          </w:tcPr>
+          <w:p>
+            <w:r>
+              <w:rPr>
+                <w:rFonts w:ascii="Consolas" w:cs="Consolas" w:eastAsia="Consolas" w:hAnsi="Consolas"/>
+                <w:color w:val="0B4F8A"/>
+                <w:sz w:val="19"/>
+                <w:szCs w:val="19"/>
+              </w:rPr>
+              <w:t xml:space="preserve">ExpectScore</w:t>
+            </w:r>
+            <w:r>
+              <w:rPr>
+                <w:sz w:val="19"/>
+                <w:szCs w:val="19"/>
+              </w:rPr>
+              <w:t xml:space="preserve"> pasa, falla con el puntaje en el motivo; un error de Jev falla el check sin excepción</w:t>
+            </w:r>
+          </w:p>
+        </w:tc>
+      </w:tr>
+      <w:tr>
+        <w:tc>
+          <w:tcPr>
+            <w:tcW w:type="dxa" w:w="3000"/>
+            <w:tcBorders>
+              <w:top w:val="single" w:color="BFC9D6" w:sz="4"/>
+              <w:left w:val="single" w:color="BFC9D6" w:sz="4"/>
+              <w:bottom w:val="single" w:color="BFC9D6" w:sz="4"/>
+              <w:right w:val="single" w:color="BFC9D6" w:sz="4"/>
+            </w:tcBorders>
+            <w:shd w:fill="F6F8FB" w:color="auto" w:val="clear"/>
+            <w:tcMar>
+              <w:top w:type="dxa" w:w="60"/>
+              <w:left w:type="dxa" w:w="100"/>
+              <w:bottom w:type="dxa" w:w="60"/>
+              <w:right w:type="dxa" w:w="100"/>
+            </w:tcMar>
+          </w:tcPr>
+          <w:p>
+            <w:r>
+              <w:rPr>
+                <w:rFonts w:ascii="Consolas" w:cs="Consolas" w:eastAsia="Consolas" w:hAnsi="Consolas"/>
+                <w:color w:val="0B4F8A"/>
+                <w:sz w:val="19"/>
+                <w:szCs w:val="19"/>
+              </w:rPr>
               <w:t xml:space="preserve">rag.rerank.jev-semantic</w:t>
             </w:r>
             <w:r>
@@ -15706,7 +16223,7 @@
               <w:bottom w:val="single" w:color="BFC9D6" w:sz="4"/>
               <w:right w:val="single" w:color="BFC9D6" w:sz="4"/>
             </w:tcBorders>
-            <w:shd w:fill="FFFFFF" w:color="auto" w:val="clear"/>
+            <w:shd w:fill="F6F8FB" w:color="auto" w:val="clear"/>
             <w:tcMar>
               <w:top w:type="dxa" w:w="60"/>
               <w:left w:type="dxa" w:w="100"/>
@@ -16049,7 +16566,7 @@
                 <w:sz w:val="19"/>
                 <w:szCs w:val="19"/>
               </w:rPr>
-              <w:t xml:space="preserve">A: clasificación de SmartDispatch. B: Guardrails con lista + Jev sobre 8 tool calls. C: guardrail de entrada, regex frente a Jev</w:t>
+              <w:t xml:space="preserve">A: clasificación de SmartDispatch. B: Guardrails con lista + Jev sobre 8 tool calls. C: guardrail de entrada, regex frente a Jev. D: categorías de permiso</w:t>
             </w:r>
           </w:p>
         </w:tc>

--- a/Docs/Version 3/uMakerAi-Jev-TypeSafe.docx
+++ b/Docs/Version 3/uMakerAi-Jev-TypeSafe.docx
@@ -1200,6 +1200,91 @@
                 <w:sz w:val="19"/>
                 <w:szCs w:val="19"/>
               </w:rPr>
+              <w:t xml:space="preserve">Etiquetar miles de filas (correos, movimientos, tickets)</w:t>
+            </w:r>
+          </w:p>
+        </w:tc>
+        <w:tc>
+          <w:tcPr>
+            <w:tcW w:type="dxa" w:w="2800"/>
+            <w:tcBorders>
+              <w:top w:val="single" w:color="BFC9D6" w:sz="4"/>
+              <w:left w:val="single" w:color="BFC9D6" w:sz="4"/>
+              <w:bottom w:val="single" w:color="BFC9D6" w:sz="4"/>
+              <w:right w:val="single" w:color="BFC9D6" w:sz="4"/>
+            </w:tcBorders>
+            <w:shd w:fill="FFFFFF" w:color="auto" w:val="clear"/>
+            <w:tcMar>
+              <w:top w:type="dxa" w:w="60"/>
+              <w:left w:type="dxa" w:w="100"/>
+              <w:bottom w:type="dxa" w:w="60"/>
+              <w:right w:type="dxa" w:w="100"/>
+            </w:tcMar>
+          </w:tcPr>
+          <w:p>
+            <w:r>
+              <w:rPr>
+                <w:sz w:val="19"/>
+                <w:szCs w:val="19"/>
+              </w:rPr>
+              <w:t xml:space="preserve">Un LLM fila por fila, o a mano</w:t>
+            </w:r>
+          </w:p>
+        </w:tc>
+        <w:tc>
+          <w:tcPr>
+            <w:tcW w:type="dxa" w:w="3160"/>
+            <w:tcBorders>
+              <w:top w:val="single" w:color="BFC9D6" w:sz="4"/>
+              <w:left w:val="single" w:color="BFC9D6" w:sz="4"/>
+              <w:bottom w:val="single" w:color="BFC9D6" w:sz="4"/>
+              <w:right w:val="single" w:color="BFC9D6" w:sz="4"/>
+            </w:tcBorders>
+            <w:shd w:fill="FFFFFF" w:color="auto" w:val="clear"/>
+            <w:tcMar>
+              <w:top w:type="dxa" w:w="60"/>
+              <w:left w:type="dxa" w:w="100"/>
+              <w:bottom w:type="dxa" w:w="60"/>
+              <w:right w:type="dxa" w:w="100"/>
+            </w:tcMar>
+          </w:tcPr>
+          <w:p>
+            <w:r>
+              <w:rPr>
+                <w:rFonts w:ascii="Consolas" w:cs="Consolas" w:eastAsia="Consolas" w:hAnsi="Consolas"/>
+                <w:color w:val="0B4F8A"/>
+                <w:sz w:val="19"/>
+                <w:szCs w:val="19"/>
+              </w:rPr>
+              <w:t xml:space="preserve">TAiJevBatchLabeler</w:t>
+            </w:r>
+          </w:p>
+        </w:tc>
+      </w:tr>
+      <w:tr>
+        <w:tc>
+          <w:tcPr>
+            <w:tcW w:type="dxa" w:w="3400"/>
+            <w:tcBorders>
+              <w:top w:val="single" w:color="BFC9D6" w:sz="4"/>
+              <w:left w:val="single" w:color="BFC9D6" w:sz="4"/>
+              <w:bottom w:val="single" w:color="BFC9D6" w:sz="4"/>
+              <w:right w:val="single" w:color="BFC9D6" w:sz="4"/>
+            </w:tcBorders>
+            <w:shd w:fill="F6F8FB" w:color="auto" w:val="clear"/>
+            <w:tcMar>
+              <w:top w:type="dxa" w:w="60"/>
+              <w:left w:type="dxa" w:w="100"/>
+              <w:bottom w:type="dxa" w:w="60"/>
+              <w:right w:type="dxa" w:w="100"/>
+            </w:tcMar>
+          </w:tcPr>
+          <w:p>
+            <w:r>
+              <w:rPr>
+                <w:sz w:val="19"/>
+                <w:szCs w:val="19"/>
+              </w:rPr>
               <w:t xml:space="preserve">Clasificar, filtrar, puntuar en general</w:t>
             </w:r>
           </w:p>
@@ -1213,7 +1298,7 @@
               <w:bottom w:val="single" w:color="BFC9D6" w:sz="4"/>
               <w:right w:val="single" w:color="BFC9D6" w:sz="4"/>
             </w:tcBorders>
-            <w:shd w:fill="FFFFFF" w:color="auto" w:val="clear"/>
+            <w:shd w:fill="F6F8FB" w:color="auto" w:val="clear"/>
             <w:tcMar>
               <w:top w:type="dxa" w:w="60"/>
               <w:left w:type="dxa" w:w="100"/>
@@ -1240,7 +1325,7 @@
               <w:bottom w:val="single" w:color="BFC9D6" w:sz="4"/>
               <w:right w:val="single" w:color="BFC9D6" w:sz="4"/>
             </w:tcBorders>
-            <w:shd w:fill="FFFFFF" w:color="auto" w:val="clear"/>
+            <w:shd w:fill="F6F8FB" w:color="auto" w:val="clear"/>
             <w:tcMar>
               <w:top w:type="dxa" w:w="60"/>
               <w:left w:type="dxa" w:w="100"/>
@@ -3418,6 +3503,95 @@
           </w:p>
         </w:tc>
       </w:tr>
+      <w:tr>
+        <w:tc>
+          <w:tcPr>
+            <w:tcW w:type="dxa" w:w="3300"/>
+            <w:tcBorders>
+              <w:top w:val="single" w:color="BFC9D6" w:sz="4"/>
+              <w:left w:val="single" w:color="BFC9D6" w:sz="4"/>
+              <w:bottom w:val="single" w:color="BFC9D6" w:sz="4"/>
+              <w:right w:val="single" w:color="BFC9D6" w:sz="4"/>
+            </w:tcBorders>
+            <w:shd w:fill="F6F8FB" w:color="auto" w:val="clear"/>
+            <w:tcMar>
+              <w:top w:type="dxa" w:w="60"/>
+              <w:left w:type="dxa" w:w="100"/>
+              <w:bottom w:type="dxa" w:w="60"/>
+              <w:right w:type="dxa" w:w="100"/>
+            </w:tcMar>
+          </w:tcPr>
+          <w:p>
+            <w:r>
+              <w:rPr>
+                <w:rFonts w:ascii="Consolas" w:cs="Consolas" w:eastAsia="Consolas" w:hAnsi="Consolas"/>
+                <w:color w:val="0B4F8A"/>
+                <w:sz w:val="19"/>
+                <w:szCs w:val="19"/>
+              </w:rPr>
+              <w:t xml:space="preserve">uMakerAi.Jev.Batch</w:t>
+            </w:r>
+          </w:p>
+        </w:tc>
+        <w:tc>
+          <w:tcPr>
+            <w:tcW w:type="dxa" w:w="1700"/>
+            <w:tcBorders>
+              <w:top w:val="single" w:color="BFC9D6" w:sz="4"/>
+              <w:left w:val="single" w:color="BFC9D6" w:sz="4"/>
+              <w:bottom w:val="single" w:color="BFC9D6" w:sz="4"/>
+              <w:right w:val="single" w:color="BFC9D6" w:sz="4"/>
+            </w:tcBorders>
+            <w:shd w:fill="F6F8FB" w:color="auto" w:val="clear"/>
+            <w:tcMar>
+              <w:top w:type="dxa" w:w="60"/>
+              <w:left w:type="dxa" w:w="100"/>
+              <w:bottom w:type="dxa" w:w="60"/>
+              <w:right w:type="dxa" w:w="100"/>
+            </w:tcMar>
+          </w:tcPr>
+          <w:p>
+            <w:r>
+              <w:rPr>
+                <w:rFonts w:ascii="Consolas" w:cs="Consolas" w:eastAsia="Consolas" w:hAnsi="Consolas"/>
+                <w:color w:val="0B4F8A"/>
+                <w:sz w:val="19"/>
+                <w:szCs w:val="19"/>
+              </w:rPr>
+              <w:t xml:space="preserve">Source/Tools</w:t>
+            </w:r>
+          </w:p>
+        </w:tc>
+        <w:tc>
+          <w:tcPr>
+            <w:tcW w:type="dxa" w:w="4360"/>
+            <w:tcBorders>
+              <w:top w:val="single" w:color="BFC9D6" w:sz="4"/>
+              <w:left w:val="single" w:color="BFC9D6" w:sz="4"/>
+              <w:bottom w:val="single" w:color="BFC9D6" w:sz="4"/>
+              <w:right w:val="single" w:color="BFC9D6" w:sz="4"/>
+            </w:tcBorders>
+            <w:shd w:fill="F6F8FB" w:color="auto" w:val="clear"/>
+            <w:tcMar>
+              <w:top w:type="dxa" w:w="60"/>
+              <w:left w:type="dxa" w:w="100"/>
+              <w:bottom w:type="dxa" w:w="60"/>
+              <w:right w:type="dxa" w:w="100"/>
+            </w:tcMar>
+          </w:tcPr>
+          <w:p>
+            <w:r>
+              <w:rPr>
+                <w:rFonts w:ascii="Consolas" w:cs="Consolas" w:eastAsia="Consolas" w:hAnsi="Consolas"/>
+                <w:color w:val="0B4F8A"/>
+                <w:sz w:val="19"/>
+                <w:szCs w:val="19"/>
+              </w:rPr>
+              <w:t xml:space="preserve">TAiJevBatchLabeler</w:t>
+            </w:r>
+          </w:p>
+        </w:tc>
+      </w:tr>
     </w:tbl>
     <w:p>
       <w:pPr>
@@ -12724,7 +12898,7 @@
         <w:pageBreakBefore/>
       </w:pPr>
       <w:r>
-        <w:t xml:space="preserve">8. Evals y RAG</w:t>
+        <w:t xml:space="preserve">8. Evals, RAG y etiquetado masivo</w:t>
       </w:r>
     </w:p>
     <w:p>
@@ -14037,6 +14211,792 @@
     </w:p>
     <w:p>
       <w:pPr>
+        <w:pStyle w:val="Heading2"/>
+      </w:pPr>
+      <w:r>
+        <w:t xml:space="preserve">8.3 Etiquetado masivo</w:t>
+      </w:r>
+    </w:p>
+    <w:p>
+      <w:pPr>
+        <w:spacing w:after="120"/>
+      </w:pPr>
+      <w:r>
+        <w:rPr>
+          <w:rFonts w:ascii="Consolas" w:cs="Consolas" w:eastAsia="Consolas" w:hAnsi="Consolas"/>
+          <w:color w:val="0B4F8A"/>
+          <w:sz w:val="19"/>
+          <w:szCs w:val="19"/>
+        </w:rPr>
+        <w:t xml:space="preserve">TAiJevBatchLabeler</w:t>
+      </w:r>
+      <w:r>
+        <w:t xml:space="preserve"> aplica las mismas preguntas a muchas filas, una llamada por fila y en paralelo, y devuelve un reporte con la etiqueta, la confianza y las 3 alternativas de cada fila, el costo total y la lista de filas dudosas para revisión humana.</w:t>
+      </w:r>
+    </w:p>
+    <w:p>
+      <w:pPr>
+        <w:pBdr>
+          <w:left w:val="single" w:color="2E75B6" w:sz="12" w:space="6"/>
+        </w:pBdr>
+        <w:shd w:fill="F3F5F8" w:color="auto" w:val="clear"/>
+        <w:spacing w:after="0" w:before="60" w:line="260"/>
+        <w:ind w:left="120"/>
+      </w:pPr>
+      <w:r>
+        <w:rPr>
+          <w:rFonts w:ascii="Consolas" w:cs="Consolas" w:eastAsia="Consolas" w:hAnsi="Consolas"/>
+          <w:sz w:val="17"/>
+          <w:szCs w:val="17"/>
+        </w:rPr>
+        <w:t xml:space="preserve">uses uMakerAi.Jev.Batch;</w:t>
+      </w:r>
+    </w:p>
+    <w:p>
+      <w:pPr>
+        <w:pBdr>
+          <w:left w:val="single" w:color="2E75B6" w:sz="12" w:space="6"/>
+        </w:pBdr>
+        <w:shd w:fill="F3F5F8" w:color="auto" w:val="clear"/>
+        <w:spacing w:after="0" w:before="0" w:line="260"/>
+        <w:ind w:left="120"/>
+      </w:pPr>
+      <w:r>
+        <w:rPr>
+          <w:rFonts w:ascii="Consolas" w:cs="Consolas" w:eastAsia="Consolas" w:hAnsi="Consolas"/>
+          <w:sz w:val="17"/>
+          <w:szCs w:val="17"/>
+        </w:rPr>
+        <w:t xml:space="preserve"> </w:t>
+      </w:r>
+    </w:p>
+    <w:p>
+      <w:pPr>
+        <w:pBdr>
+          <w:left w:val="single" w:color="2E75B6" w:sz="12" w:space="6"/>
+        </w:pBdr>
+        <w:shd w:fill="F3F5F8" w:color="auto" w:val="clear"/>
+        <w:spacing w:after="0" w:before="0" w:line="260"/>
+        <w:ind w:left="120"/>
+      </w:pPr>
+      <w:r>
+        <w:rPr>
+          <w:rFonts w:ascii="Consolas" w:cs="Consolas" w:eastAsia="Consolas" w:hAnsi="Consolas"/>
+          <w:sz w:val="17"/>
+          <w:szCs w:val="17"/>
+        </w:rPr>
+        <w:t xml:space="preserve">Labeler := TAiJevBatchLabeler.Create(nil);</w:t>
+      </w:r>
+    </w:p>
+    <w:p>
+      <w:pPr>
+        <w:pBdr>
+          <w:left w:val="single" w:color="2E75B6" w:sz="12" w:space="6"/>
+        </w:pBdr>
+        <w:shd w:fill="F3F5F8" w:color="auto" w:val="clear"/>
+        <w:spacing w:after="0" w:before="0" w:line="260"/>
+        <w:ind w:left="120"/>
+      </w:pPr>
+      <w:r>
+        <w:rPr>
+          <w:rFonts w:ascii="Consolas" w:cs="Consolas" w:eastAsia="Consolas" w:hAnsi="Consolas"/>
+          <w:sz w:val="17"/>
+          <w:szCs w:val="17"/>
+        </w:rPr>
+        <w:t xml:space="preserve">Labeler.Questions.AddChoice('categoria', '¿Qué categoría tiene `item`?',</w:t>
+      </w:r>
+    </w:p>
+    <w:p>
+      <w:pPr>
+        <w:pBdr>
+          <w:left w:val="single" w:color="2E75B6" w:sz="12" w:space="6"/>
+        </w:pBdr>
+        <w:shd w:fill="F3F5F8" w:color="auto" w:val="clear"/>
+        <w:spacing w:after="0" w:before="0" w:line="260"/>
+        <w:ind w:left="120"/>
+      </w:pPr>
+      <w:r>
+        <w:rPr>
+          <w:rFonts w:ascii="Consolas" w:cs="Consolas" w:eastAsia="Consolas" w:hAnsi="Consolas"/>
+          <w:sz w:val="17"/>
+          <w:szCs w:val="17"/>
+        </w:rPr>
+        <w:t xml:space="preserve">  ['spam=Publicidad no solicitada', 'urgente=Requiere acción hoy', 'archivo']);</w:t>
+      </w:r>
+    </w:p>
+    <w:p>
+      <w:pPr>
+        <w:pBdr>
+          <w:left w:val="single" w:color="2E75B6" w:sz="12" w:space="6"/>
+        </w:pBdr>
+        <w:shd w:fill="F3F5F8" w:color="auto" w:val="clear"/>
+        <w:spacing w:after="0" w:before="0" w:line="260"/>
+        <w:ind w:left="120"/>
+      </w:pPr>
+      <w:r>
+        <w:rPr>
+          <w:rFonts w:ascii="Consolas" w:cs="Consolas" w:eastAsia="Consolas" w:hAnsi="Consolas"/>
+          <w:sz w:val="17"/>
+          <w:szCs w:val="17"/>
+        </w:rPr>
+        <w:t xml:space="preserve">Labeler.ReviewThreshold := 0.8;</w:t>
+      </w:r>
+    </w:p>
+    <w:p>
+      <w:pPr>
+        <w:pBdr>
+          <w:left w:val="single" w:color="2E75B6" w:sz="12" w:space="6"/>
+        </w:pBdr>
+        <w:shd w:fill="F3F5F8" w:color="auto" w:val="clear"/>
+        <w:spacing w:after="0" w:before="0" w:line="260"/>
+        <w:ind w:left="120"/>
+      </w:pPr>
+      <w:r>
+        <w:rPr>
+          <w:rFonts w:ascii="Consolas" w:cs="Consolas" w:eastAsia="Consolas" w:hAnsi="Consolas"/>
+          <w:sz w:val="17"/>
+          <w:szCs w:val="17"/>
+        </w:rPr>
+        <w:t xml:space="preserve">Labeler.MaxParallel := 16;</w:t>
+      </w:r>
+    </w:p>
+    <w:p>
+      <w:pPr>
+        <w:pBdr>
+          <w:left w:val="single" w:color="2E75B6" w:sz="12" w:space="6"/>
+        </w:pBdr>
+        <w:shd w:fill="F3F5F8" w:color="auto" w:val="clear"/>
+        <w:spacing w:after="0" w:before="0" w:line="260"/>
+        <w:ind w:left="120"/>
+      </w:pPr>
+      <w:r>
+        <w:rPr>
+          <w:rFonts w:ascii="Consolas" w:cs="Consolas" w:eastAsia="Consolas" w:hAnsi="Consolas"/>
+          <w:sz w:val="17"/>
+          <w:szCs w:val="17"/>
+        </w:rPr>
+        <w:t xml:space="preserve"> </w:t>
+      </w:r>
+    </w:p>
+    <w:p>
+      <w:pPr>
+        <w:pBdr>
+          <w:left w:val="single" w:color="2E75B6" w:sz="12" w:space="6"/>
+        </w:pBdr>
+        <w:shd w:fill="F3F5F8" w:color="auto" w:val="clear"/>
+        <w:spacing w:after="0" w:before="0" w:line="260"/>
+        <w:ind w:left="120"/>
+      </w:pPr>
+      <w:r>
+        <w:rPr>
+          <w:rFonts w:ascii="Consolas" w:cs="Consolas" w:eastAsia="Consolas" w:hAnsi="Consolas"/>
+          <w:sz w:val="17"/>
+          <w:szCs w:val="17"/>
+        </w:rPr>
+        <w:t xml:space="preserve">Report := Labeler.Run(Textos);              // o Run(EstadosJSON) para filas con varios campos</w:t>
+      </w:r>
+    </w:p>
+    <w:p>
+      <w:pPr>
+        <w:pBdr>
+          <w:left w:val="single" w:color="2E75B6" w:sz="12" w:space="6"/>
+        </w:pBdr>
+        <w:shd w:fill="F3F5F8" w:color="auto" w:val="clear"/>
+        <w:spacing w:after="0" w:before="0" w:line="260"/>
+        <w:ind w:left="120"/>
+      </w:pPr>
+      <w:r>
+        <w:rPr>
+          <w:rFonts w:ascii="Consolas" w:cs="Consolas" w:eastAsia="Consolas" w:hAnsi="Consolas"/>
+          <w:sz w:val="17"/>
+          <w:szCs w:val="17"/>
+        </w:rPr>
+        <w:t xml:space="preserve">try</w:t>
+      </w:r>
+    </w:p>
+    <w:p>
+      <w:pPr>
+        <w:pBdr>
+          <w:left w:val="single" w:color="2E75B6" w:sz="12" w:space="6"/>
+        </w:pBdr>
+        <w:shd w:fill="F3F5F8" w:color="auto" w:val="clear"/>
+        <w:spacing w:after="0" w:before="0" w:line="260"/>
+        <w:ind w:left="120"/>
+      </w:pPr>
+      <w:r>
+        <w:rPr>
+          <w:rFonts w:ascii="Consolas" w:cs="Consolas" w:eastAsia="Consolas" w:hAnsi="Consolas"/>
+          <w:sz w:val="17"/>
+          <w:szCs w:val="17"/>
+        </w:rPr>
+        <w:t xml:space="preserve">  for Item in Report.NeedsReview do         // lo que conviene revisar a mano</w:t>
+      </w:r>
+    </w:p>
+    <w:p>
+      <w:pPr>
+        <w:pBdr>
+          <w:left w:val="single" w:color="2E75B6" w:sz="12" w:space="6"/>
+        </w:pBdr>
+        <w:shd w:fill="F3F5F8" w:color="auto" w:val="clear"/>
+        <w:spacing w:after="0" w:before="0" w:line="260"/>
+        <w:ind w:left="120"/>
+      </w:pPr>
+      <w:r>
+        <w:rPr>
+          <w:rFonts w:ascii="Consolas" w:cs="Consolas" w:eastAsia="Consolas" w:hAnsi="Consolas"/>
+          <w:sz w:val="17"/>
+          <w:szCs w:val="17"/>
+        </w:rPr>
+        <w:t xml:space="preserve">    Writeln(Item.Input, ' -&gt; ', string.Join(', ', Item.Top));</w:t>
+      </w:r>
+    </w:p>
+    <w:p>
+      <w:pPr>
+        <w:pBdr>
+          <w:left w:val="single" w:color="2E75B6" w:sz="12" w:space="6"/>
+        </w:pBdr>
+        <w:shd w:fill="F3F5F8" w:color="auto" w:val="clear"/>
+        <w:spacing w:after="0" w:before="0" w:line="260"/>
+        <w:ind w:left="120"/>
+      </w:pPr>
+      <w:r>
+        <w:rPr>
+          <w:rFonts w:ascii="Consolas" w:cs="Consolas" w:eastAsia="Consolas" w:hAnsi="Consolas"/>
+          <w:sz w:val="17"/>
+          <w:szCs w:val="17"/>
+        </w:rPr>
+        <w:t xml:space="preserve">  Report.SaveToCSV('resultados.csv');</w:t>
+      </w:r>
+    </w:p>
+    <w:p>
+      <w:pPr>
+        <w:pBdr>
+          <w:left w:val="single" w:color="2E75B6" w:sz="12" w:space="6"/>
+        </w:pBdr>
+        <w:shd w:fill="F3F5F8" w:color="auto" w:val="clear"/>
+        <w:spacing w:after="0" w:before="0" w:line="260"/>
+        <w:ind w:left="120"/>
+      </w:pPr>
+      <w:r>
+        <w:rPr>
+          <w:rFonts w:ascii="Consolas" w:cs="Consolas" w:eastAsia="Consolas" w:hAnsi="Consolas"/>
+          <w:sz w:val="17"/>
+          <w:szCs w:val="17"/>
+        </w:rPr>
+        <w:t xml:space="preserve">  Writeln(Format('US$%.4f en %d ms', [Report.CostUSD, Report.ElapsedMs]));</w:t>
+      </w:r>
+    </w:p>
+    <w:p>
+      <w:pPr>
+        <w:pBdr>
+          <w:left w:val="single" w:color="2E75B6" w:sz="12" w:space="6"/>
+        </w:pBdr>
+        <w:shd w:fill="F3F5F8" w:color="auto" w:val="clear"/>
+        <w:spacing w:after="0" w:before="0" w:line="260"/>
+        <w:ind w:left="120"/>
+      </w:pPr>
+      <w:r>
+        <w:rPr>
+          <w:rFonts w:ascii="Consolas" w:cs="Consolas" w:eastAsia="Consolas" w:hAnsi="Consolas"/>
+          <w:sz w:val="17"/>
+          <w:szCs w:val="17"/>
+        </w:rPr>
+        <w:t xml:space="preserve">finally</w:t>
+      </w:r>
+    </w:p>
+    <w:p>
+      <w:pPr>
+        <w:pBdr>
+          <w:left w:val="single" w:color="2E75B6" w:sz="12" w:space="6"/>
+        </w:pBdr>
+        <w:shd w:fill="F3F5F8" w:color="auto" w:val="clear"/>
+        <w:spacing w:after="0" w:before="0" w:line="260"/>
+        <w:ind w:left="120"/>
+      </w:pPr>
+      <w:r>
+        <w:rPr>
+          <w:rFonts w:ascii="Consolas" w:cs="Consolas" w:eastAsia="Consolas" w:hAnsi="Consolas"/>
+          <w:sz w:val="17"/>
+          <w:szCs w:val="17"/>
+        </w:rPr>
+        <w:t xml:space="preserve">  Report.Free;</w:t>
+      </w:r>
+    </w:p>
+    <w:p>
+      <w:pPr>
+        <w:pBdr>
+          <w:left w:val="single" w:color="2E75B6" w:sz="12" w:space="6"/>
+        </w:pBdr>
+        <w:shd w:fill="F3F5F8" w:color="auto" w:val="clear"/>
+        <w:spacing w:after="180" w:before="0" w:line="260"/>
+        <w:ind w:left="120"/>
+      </w:pPr>
+      <w:r>
+        <w:rPr>
+          <w:rFonts w:ascii="Consolas" w:cs="Consolas" w:eastAsia="Consolas" w:hAnsi="Consolas"/>
+          <w:sz w:val="17"/>
+          <w:szCs w:val="17"/>
+        </w:rPr>
+        <w:t xml:space="preserve">end;</w:t>
+      </w:r>
+    </w:p>
+    <w:p>
+      <w:pPr>
+        <w:pStyle w:val="ListParagraph"/>
+        <w:numPr>
+          <w:ilvl w:val="0"/>
+          <w:numId w:val="2"/>
+        </w:numPr>
+        <w:spacing w:after="60"/>
+      </w:pPr>
+      <w:r>
+        <w:rPr>
+          <w:b/>
+          <w:bCs/>
+        </w:rPr>
+        <w:t xml:space="preserve">Una fila con error no detiene el lote</w:t>
+      </w:r>
+      <w:r>
+        <w:t xml:space="preserve">: queda con </w:t>
+      </w:r>
+      <w:r>
+        <w:rPr>
+          <w:rFonts w:ascii="Consolas" w:cs="Consolas" w:eastAsia="Consolas" w:hAnsi="Consolas"/>
+          <w:color w:val="0B4F8A"/>
+          <w:sz w:val="19"/>
+          <w:szCs w:val="19"/>
+        </w:rPr>
+        <w:t xml:space="preserve">Error</w:t>
+      </w:r>
+      <w:r>
+        <w:t xml:space="preserve"> y el resto sigue.</w:t>
+      </w:r>
+    </w:p>
+    <w:p>
+      <w:pPr>
+        <w:pStyle w:val="ListParagraph"/>
+        <w:numPr>
+          <w:ilvl w:val="0"/>
+          <w:numId w:val="2"/>
+        </w:numPr>
+        <w:spacing w:after="60"/>
+      </w:pPr>
+      <w:r>
+        <w:t xml:space="preserve">Las preguntas se validan antes de la primera llamada. </w:t>
+      </w:r>
+      <w:r>
+        <w:rPr>
+          <w:rFonts w:ascii="Consolas" w:cs="Consolas" w:eastAsia="Consolas" w:hAnsi="Consolas"/>
+          <w:color w:val="0B4F8A"/>
+          <w:sz w:val="19"/>
+          <w:szCs w:val="19"/>
+        </w:rPr>
+        <w:t xml:space="preserve">Cancel</w:t>
+      </w:r>
+      <w:r>
+        <w:t xml:space="preserve"> detiene el lote desde otro hilo.</w:t>
+      </w:r>
+    </w:p>
+    <w:p>
+      <w:pPr>
+        <w:pStyle w:val="ListParagraph"/>
+        <w:numPr>
+          <w:ilvl w:val="0"/>
+          <w:numId w:val="2"/>
+        </w:numPr>
+        <w:spacing w:after="60"/>
+      </w:pPr>
+      <w:r>
+        <w:rPr>
+          <w:rFonts w:ascii="Consolas" w:cs="Consolas" w:eastAsia="Consolas" w:hAnsi="Consolas"/>
+          <w:color w:val="0B4F8A"/>
+          <w:sz w:val="19"/>
+          <w:szCs w:val="19"/>
+        </w:rPr>
+        <w:t xml:space="preserve">OnProgress</w:t>
+      </w:r>
+      <w:r>
+        <w:t xml:space="preserve"> se dispara desde los hilos del pool: para la UI, usar </w:t>
+      </w:r>
+      <w:r>
+        <w:rPr>
+          <w:rFonts w:ascii="Consolas" w:cs="Consolas" w:eastAsia="Consolas" w:hAnsi="Consolas"/>
+          <w:color w:val="0B4F8A"/>
+          <w:sz w:val="19"/>
+          <w:szCs w:val="19"/>
+        </w:rPr>
+        <w:t xml:space="preserve">TThread.Queue</w:t>
+      </w:r>
+      <w:r>
+        <w:t xml:space="preserve">.</w:t>
+      </w:r>
+    </w:p>
+    <w:p>
+      <w:pPr>
+        <w:pStyle w:val="ListParagraph"/>
+        <w:numPr>
+          <w:ilvl w:val="0"/>
+          <w:numId w:val="2"/>
+        </w:numPr>
+        <w:spacing w:after="60"/>
+      </w:pPr>
+      <w:r>
+        <w:t xml:space="preserve">Cada fila usa su propio </w:t>
+      </w:r>
+      <w:r>
+        <w:rPr>
+          <w:rFonts w:ascii="Consolas" w:cs="Consolas" w:eastAsia="Consolas" w:hAnsi="Consolas"/>
+          <w:color w:val="0B4F8A"/>
+          <w:sz w:val="19"/>
+          <w:szCs w:val="19"/>
+        </w:rPr>
+        <w:t xml:space="preserve">TAiJev</w:t>
+      </w:r>
+      <w:r>
+        <w:t xml:space="preserve">; con un </w:t>
+      </w:r>
+      <w:r>
+        <w:rPr>
+          <w:rFonts w:ascii="Consolas" w:cs="Consolas" w:eastAsia="Consolas" w:hAnsi="Consolas"/>
+          <w:color w:val="0B4F8A"/>
+          <w:sz w:val="19"/>
+          <w:szCs w:val="19"/>
+        </w:rPr>
+        <w:t xml:space="preserve">Jev</w:t>
+      </w:r>
+      <w:r>
+        <w:t xml:space="preserve"> externo asignado las filas van en serie.</w:t>
+      </w:r>
+    </w:p>
+    <w:tbl>
+      <w:tblPr>
+        <w:tblW w:type="dxa" w:w="9360"/>
+        <w:tblBorders>
+          <w:top w:val="single" w:color="auto" w:sz="4"/>
+          <w:left w:val="single" w:color="auto" w:sz="4"/>
+          <w:bottom w:val="single" w:color="auto" w:sz="4"/>
+          <w:right w:val="single" w:color="auto" w:sz="4"/>
+          <w:insideH w:val="single" w:color="auto" w:sz="4"/>
+          <w:insideV w:val="single" w:color="auto" w:sz="4"/>
+        </w:tblBorders>
+      </w:tblPr>
+      <w:tblGrid>
+        <w:gridCol w:w="4200"/>
+        <w:gridCol w:w="5160"/>
+      </w:tblGrid>
+      <w:tr>
+        <w:trPr>
+          <w:tblHeader/>
+        </w:trPr>
+        <w:tc>
+          <w:tcPr>
+            <w:tcW w:type="dxa" w:w="4200"/>
+            <w:tcBorders>
+              <w:top w:val="single" w:color="BFC9D6" w:sz="4"/>
+              <w:left w:val="single" w:color="BFC9D6" w:sz="4"/>
+              <w:bottom w:val="single" w:color="BFC9D6" w:sz="4"/>
+              <w:right w:val="single" w:color="BFC9D6" w:sz="4"/>
+            </w:tcBorders>
+            <w:shd w:fill="1F3A5F" w:color="auto" w:val="clear"/>
+            <w:tcMar>
+              <w:top w:type="dxa" w:w="60"/>
+              <w:left w:type="dxa" w:w="100"/>
+              <w:bottom w:type="dxa" w:w="60"/>
+              <w:right w:type="dxa" w:w="100"/>
+            </w:tcMar>
+          </w:tcPr>
+          <w:p>
+            <w:r>
+              <w:rPr>
+                <w:b/>
+                <w:bCs/>
+                <w:color w:val="FFFFFF"/>
+                <w:sz w:val="19"/>
+                <w:szCs w:val="19"/>
+              </w:rPr>
+              <w:t xml:space="preserve">Medición (126 movimientos, 225 cuentas del PUC)</w:t>
+            </w:r>
+          </w:p>
+        </w:tc>
+        <w:tc>
+          <w:tcPr>
+            <w:tcW w:type="dxa" w:w="5160"/>
+            <w:tcBorders>
+              <w:top w:val="single" w:color="BFC9D6" w:sz="4"/>
+              <w:left w:val="single" w:color="BFC9D6" w:sz="4"/>
+              <w:bottom w:val="single" w:color="BFC9D6" w:sz="4"/>
+              <w:right w:val="single" w:color="BFC9D6" w:sz="4"/>
+            </w:tcBorders>
+            <w:shd w:fill="1F3A5F" w:color="auto" w:val="clear"/>
+            <w:tcMar>
+              <w:top w:type="dxa" w:w="60"/>
+              <w:left w:type="dxa" w:w="100"/>
+              <w:bottom w:type="dxa" w:w="60"/>
+              <w:right w:type="dxa" w:w="100"/>
+            </w:tcMar>
+          </w:tcPr>
+          <w:p>
+            <w:r>
+              <w:rPr>
+                <w:b/>
+                <w:bCs/>
+                <w:color w:val="FFFFFF"/>
+                <w:sz w:val="19"/>
+                <w:szCs w:val="19"/>
+              </w:rPr>
+              <w:t xml:space="preserve">Resultado</w:t>
+            </w:r>
+          </w:p>
+        </w:tc>
+      </w:tr>
+      <w:tr>
+        <w:tc>
+          <w:tcPr>
+            <w:tcW w:type="dxa" w:w="4200"/>
+            <w:tcBorders>
+              <w:top w:val="single" w:color="BFC9D6" w:sz="4"/>
+              <w:left w:val="single" w:color="BFC9D6" w:sz="4"/>
+              <w:bottom w:val="single" w:color="BFC9D6" w:sz="4"/>
+              <w:right w:val="single" w:color="BFC9D6" w:sz="4"/>
+            </w:tcBorders>
+            <w:shd w:fill="FFFFFF" w:color="auto" w:val="clear"/>
+            <w:tcMar>
+              <w:top w:type="dxa" w:w="60"/>
+              <w:left w:type="dxa" w:w="100"/>
+              <w:bottom w:type="dxa" w:w="60"/>
+              <w:right w:type="dxa" w:w="100"/>
+            </w:tcMar>
+          </w:tcPr>
+          <w:p>
+            <w:r>
+              <w:rPr>
+                <w:sz w:val="19"/>
+                <w:szCs w:val="19"/>
+              </w:rPr>
+              <w:t xml:space="preserve">Acierto total</w:t>
+            </w:r>
+          </w:p>
+        </w:tc>
+        <w:tc>
+          <w:tcPr>
+            <w:tcW w:type="dxa" w:w="5160"/>
+            <w:tcBorders>
+              <w:top w:val="single" w:color="BFC9D6" w:sz="4"/>
+              <w:left w:val="single" w:color="BFC9D6" w:sz="4"/>
+              <w:bottom w:val="single" w:color="BFC9D6" w:sz="4"/>
+              <w:right w:val="single" w:color="BFC9D6" w:sz="4"/>
+            </w:tcBorders>
+            <w:shd w:fill="FFFFFF" w:color="auto" w:val="clear"/>
+            <w:tcMar>
+              <w:top w:type="dxa" w:w="60"/>
+              <w:left w:type="dxa" w:w="100"/>
+              <w:bottom w:type="dxa" w:w="60"/>
+              <w:right w:type="dxa" w:w="100"/>
+            </w:tcMar>
+          </w:tcPr>
+          <w:p>
+            <w:r>
+              <w:rPr>
+                <w:sz w:val="19"/>
+                <w:szCs w:val="19"/>
+              </w:rPr>
+              <w:t xml:space="preserve">117/126 (92.9%); el prototipo en Python dio 119/126</w:t>
+            </w:r>
+          </w:p>
+        </w:tc>
+      </w:tr>
+      <w:tr>
+        <w:tc>
+          <w:tcPr>
+            <w:tcW w:type="dxa" w:w="4200"/>
+            <w:tcBorders>
+              <w:top w:val="single" w:color="BFC9D6" w:sz="4"/>
+              <w:left w:val="single" w:color="BFC9D6" w:sz="4"/>
+              <w:bottom w:val="single" w:color="BFC9D6" w:sz="4"/>
+              <w:right w:val="single" w:color="BFC9D6" w:sz="4"/>
+            </w:tcBorders>
+            <w:shd w:fill="F6F8FB" w:color="auto" w:val="clear"/>
+            <w:tcMar>
+              <w:top w:type="dxa" w:w="60"/>
+              <w:left w:type="dxa" w:w="100"/>
+              <w:bottom w:type="dxa" w:w="60"/>
+              <w:right w:type="dxa" w:w="100"/>
+            </w:tcMar>
+          </w:tcPr>
+          <w:p>
+            <w:r>
+              <w:rPr>
+                <w:sz w:val="19"/>
+                <w:szCs w:val="19"/>
+              </w:rPr>
+              <w:t xml:space="preserve">Automático (confianza ≥ 0.8)</w:t>
+            </w:r>
+          </w:p>
+        </w:tc>
+        <w:tc>
+          <w:tcPr>
+            <w:tcW w:type="dxa" w:w="5160"/>
+            <w:tcBorders>
+              <w:top w:val="single" w:color="BFC9D6" w:sz="4"/>
+              <w:left w:val="single" w:color="BFC9D6" w:sz="4"/>
+              <w:bottom w:val="single" w:color="BFC9D6" w:sz="4"/>
+              <w:right w:val="single" w:color="BFC9D6" w:sz="4"/>
+            </w:tcBorders>
+            <w:shd w:fill="F6F8FB" w:color="auto" w:val="clear"/>
+            <w:tcMar>
+              <w:top w:type="dxa" w:w="60"/>
+              <w:left w:type="dxa" w:w="100"/>
+              <w:bottom w:type="dxa" w:w="60"/>
+              <w:right w:type="dxa" w:w="100"/>
+            </w:tcMar>
+          </w:tcPr>
+          <w:p>
+            <w:r>
+              <w:rPr>
+                <w:sz w:val="19"/>
+                <w:szCs w:val="19"/>
+              </w:rPr>
+              <w:t xml:space="preserve">77 filas (61%) con </w:t>
+            </w:r>
+            <w:r>
+              <w:rPr>
+                <w:b/>
+                <w:bCs/>
+                <w:sz w:val="19"/>
+                <w:szCs w:val="19"/>
+              </w:rPr>
+              <w:t xml:space="preserve">100%</w:t>
+            </w:r>
+            <w:r>
+              <w:rPr>
+                <w:sz w:val="19"/>
+                <w:szCs w:val="19"/>
+              </w:rPr>
+              <w:t xml:space="preserve"> de acierto</w:t>
+            </w:r>
+          </w:p>
+        </w:tc>
+      </w:tr>
+      <w:tr>
+        <w:tc>
+          <w:tcPr>
+            <w:tcW w:type="dxa" w:w="4200"/>
+            <w:tcBorders>
+              <w:top w:val="single" w:color="BFC9D6" w:sz="4"/>
+              <w:left w:val="single" w:color="BFC9D6" w:sz="4"/>
+              <w:bottom w:val="single" w:color="BFC9D6" w:sz="4"/>
+              <w:right w:val="single" w:color="BFC9D6" w:sz="4"/>
+            </w:tcBorders>
+            <w:shd w:fill="FFFFFF" w:color="auto" w:val="clear"/>
+            <w:tcMar>
+              <w:top w:type="dxa" w:w="60"/>
+              <w:left w:type="dxa" w:w="100"/>
+              <w:bottom w:type="dxa" w:w="60"/>
+              <w:right w:type="dxa" w:w="100"/>
+            </w:tcMar>
+          </w:tcPr>
+          <w:p>
+            <w:r>
+              <w:rPr>
+                <w:sz w:val="19"/>
+                <w:szCs w:val="19"/>
+              </w:rPr>
+              <w:t xml:space="preserve">Tokens / costo / tiempo</w:t>
+            </w:r>
+          </w:p>
+        </w:tc>
+        <w:tc>
+          <w:tcPr>
+            <w:tcW w:type="dxa" w:w="5160"/>
+            <w:tcBorders>
+              <w:top w:val="single" w:color="BFC9D6" w:sz="4"/>
+              <w:left w:val="single" w:color="BFC9D6" w:sz="4"/>
+              <w:bottom w:val="single" w:color="BFC9D6" w:sz="4"/>
+              <w:right w:val="single" w:color="BFC9D6" w:sz="4"/>
+            </w:tcBorders>
+            <w:shd w:fill="FFFFFF" w:color="auto" w:val="clear"/>
+            <w:tcMar>
+              <w:top w:type="dxa" w:w="60"/>
+              <w:left w:type="dxa" w:w="100"/>
+              <w:bottom w:type="dxa" w:w="60"/>
+              <w:right w:type="dxa" w:w="100"/>
+            </w:tcMar>
+          </w:tcPr>
+          <w:p>
+            <w:r>
+              <w:rPr>
+                <w:sz w:val="19"/>
+                <w:szCs w:val="19"/>
+              </w:rPr>
+              <w:t xml:space="preserve">1.191.860 (idénticos al prototipo) / US$0.05 / 4.2 s con 16 en paralelo</w:t>
+            </w:r>
+          </w:p>
+        </w:tc>
+      </w:tr>
+      <w:tr>
+        <w:tc>
+          <w:tcPr>
+            <w:tcW w:type="dxa" w:w="4200"/>
+            <w:tcBorders>
+              <w:top w:val="single" w:color="BFC9D6" w:sz="4"/>
+              <w:left w:val="single" w:color="BFC9D6" w:sz="4"/>
+              <w:bottom w:val="single" w:color="BFC9D6" w:sz="4"/>
+              <w:right w:val="single" w:color="BFC9D6" w:sz="4"/>
+            </w:tcBorders>
+            <w:shd w:fill="F6F8FB" w:color="auto" w:val="clear"/>
+            <w:tcMar>
+              <w:top w:type="dxa" w:w="60"/>
+              <w:left w:type="dxa" w:w="100"/>
+              <w:bottom w:type="dxa" w:w="60"/>
+              <w:right w:type="dxa" w:w="100"/>
+            </w:tcMar>
+          </w:tcPr>
+          <w:p>
+            <w:r>
+              <w:rPr>
+                <w:sz w:val="19"/>
+                <w:szCs w:val="19"/>
+              </w:rPr>
+              <w:t xml:space="preserve">Filas equivocadas</w:t>
+            </w:r>
+          </w:p>
+        </w:tc>
+        <w:tc>
+          <w:tcPr>
+            <w:tcW w:type="dxa" w:w="5160"/>
+            <w:tcBorders>
+              <w:top w:val="single" w:color="BFC9D6" w:sz="4"/>
+              <w:left w:val="single" w:color="BFC9D6" w:sz="4"/>
+              <w:bottom w:val="single" w:color="BFC9D6" w:sz="4"/>
+              <w:right w:val="single" w:color="BFC9D6" w:sz="4"/>
+            </w:tcBorders>
+            <w:shd w:fill="F6F8FB" w:color="auto" w:val="clear"/>
+            <w:tcMar>
+              <w:top w:type="dxa" w:w="60"/>
+              <w:left w:type="dxa" w:w="100"/>
+              <w:bottom w:type="dxa" w:w="60"/>
+              <w:right w:type="dxa" w:w="100"/>
+            </w:tcMar>
+          </w:tcPr>
+          <w:p>
+            <w:r>
+              <w:rPr>
+                <w:sz w:val="19"/>
+                <w:szCs w:val="19"/>
+              </w:rPr>
+              <w:t xml:space="preserve">Las 9 con confianza &lt; 0.8; en 7 la cuenta correcta estaba entre las 3 sugerencias</w:t>
+            </w:r>
+          </w:p>
+        </w:tc>
+      </w:tr>
+    </w:tbl>
+    <w:p>
+      <w:pPr>
+        <w:spacing w:after="80"/>
+      </w:pPr>
+    </w:p>
+    <w:p>
+      <w:pPr>
         <w:pStyle w:val="Heading1"/>
         <w:pageBreakBefore/>
       </w:pPr>
@@ -15277,7 +16237,7 @@
         <w:t xml:space="preserve">sin red ni API key</w:t>
       </w:r>
       <w:r>
-        <w:t xml:space="preserve">, con 19 casos nuevos (57 en total).</w:t>
+        <w:t xml:space="preserve">, con 20 casos nuevos (58 en total).</w:t>
       </w:r>
     </w:p>
     <w:p>
@@ -16127,7 +17087,7 @@
                 <w:sz w:val="19"/>
                 <w:szCs w:val="19"/>
               </w:rPr>
-              <w:t xml:space="preserve">evals.score.jev-scorer</w:t>
+              <w:t xml:space="preserve">jev.batch.labeler</w:t>
             </w:r>
           </w:p>
         </w:tc>
@@ -16151,19 +17111,10 @@
           <w:p>
             <w:r>
               <w:rPr>
-                <w:rFonts w:ascii="Consolas" w:cs="Consolas" w:eastAsia="Consolas" w:hAnsi="Consolas"/>
-                <w:color w:val="0B4F8A"/>
-                <w:sz w:val="19"/>
-                <w:szCs w:val="19"/>
-              </w:rPr>
-              <w:t xml:space="preserve">ExpectScore</w:t>
-            </w:r>
-            <w:r>
-              <w:rPr>
-                <w:sz w:val="19"/>
-                <w:szCs w:val="19"/>
-              </w:rPr>
-              <w:t xml:space="preserve"> pasa, falla con el puntaje en el motivo; un error de Jev falla el check sin excepción</w:t>
+                <w:sz w:val="19"/>
+                <w:szCs w:val="19"/>
+              </w:rPr>
+              <w:t xml:space="preserve">Etiqueta por fila, errores aislados, filas dudosas, tokens, validación previa, estados JSON, cancelación</w:t>
             </w:r>
           </w:p>
         </w:tc>
@@ -16194,6 +17145,73 @@
                 <w:sz w:val="19"/>
                 <w:szCs w:val="19"/>
               </w:rPr>
+              <w:t xml:space="preserve">evals.score.jev-scorer</w:t>
+            </w:r>
+          </w:p>
+        </w:tc>
+        <w:tc>
+          <w:tcPr>
+            <w:tcW w:type="dxa" w:w="6360"/>
+            <w:tcBorders>
+              <w:top w:val="single" w:color="BFC9D6" w:sz="4"/>
+              <w:left w:val="single" w:color="BFC9D6" w:sz="4"/>
+              <w:bottom w:val="single" w:color="BFC9D6" w:sz="4"/>
+              <w:right w:val="single" w:color="BFC9D6" w:sz="4"/>
+            </w:tcBorders>
+            <w:shd w:fill="F6F8FB" w:color="auto" w:val="clear"/>
+            <w:tcMar>
+              <w:top w:type="dxa" w:w="60"/>
+              <w:left w:type="dxa" w:w="100"/>
+              <w:bottom w:type="dxa" w:w="60"/>
+              <w:right w:type="dxa" w:w="100"/>
+            </w:tcMar>
+          </w:tcPr>
+          <w:p>
+            <w:r>
+              <w:rPr>
+                <w:rFonts w:ascii="Consolas" w:cs="Consolas" w:eastAsia="Consolas" w:hAnsi="Consolas"/>
+                <w:color w:val="0B4F8A"/>
+                <w:sz w:val="19"/>
+                <w:szCs w:val="19"/>
+              </w:rPr>
+              <w:t xml:space="preserve">ExpectScore</w:t>
+            </w:r>
+            <w:r>
+              <w:rPr>
+                <w:sz w:val="19"/>
+                <w:szCs w:val="19"/>
+              </w:rPr>
+              <w:t xml:space="preserve"> pasa, falla con el puntaje en el motivo; un error de Jev falla el check sin excepción</w:t>
+            </w:r>
+          </w:p>
+        </w:tc>
+      </w:tr>
+      <w:tr>
+        <w:tc>
+          <w:tcPr>
+            <w:tcW w:type="dxa" w:w="3000"/>
+            <w:tcBorders>
+              <w:top w:val="single" w:color="BFC9D6" w:sz="4"/>
+              <w:left w:val="single" w:color="BFC9D6" w:sz="4"/>
+              <w:bottom w:val="single" w:color="BFC9D6" w:sz="4"/>
+              <w:right w:val="single" w:color="BFC9D6" w:sz="4"/>
+            </w:tcBorders>
+            <w:shd w:fill="FFFFFF" w:color="auto" w:val="clear"/>
+            <w:tcMar>
+              <w:top w:type="dxa" w:w="60"/>
+              <w:left w:type="dxa" w:w="100"/>
+              <w:bottom w:type="dxa" w:w="60"/>
+              <w:right w:type="dxa" w:w="100"/>
+            </w:tcMar>
+          </w:tcPr>
+          <w:p>
+            <w:r>
+              <w:rPr>
+                <w:rFonts w:ascii="Consolas" w:cs="Consolas" w:eastAsia="Consolas" w:hAnsi="Consolas"/>
+                <w:color w:val="0B4F8A"/>
+                <w:sz w:val="19"/>
+                <w:szCs w:val="19"/>
+              </w:rPr>
               <w:t xml:space="preserve">rag.rerank.jev-semantic</w:t>
             </w:r>
             <w:r>
@@ -16223,7 +17241,7 @@
               <w:bottom w:val="single" w:color="BFC9D6" w:sz="4"/>
               <w:right w:val="single" w:color="BFC9D6" w:sz="4"/>
             </w:tcBorders>
-            <w:shd w:fill="F6F8FB" w:color="auto" w:val="clear"/>
+            <w:shd w:fill="FFFFFF" w:color="auto" w:val="clear"/>
             <w:tcMar>
               <w:top w:type="dxa" w:w="60"/>
               <w:left w:type="dxa" w:w="100"/>
@@ -16597,6 +17615,64 @@
                 <w:sz w:val="19"/>
                 <w:szCs w:val="19"/>
               </w:rPr>
+              <w:t xml:space="preserve">087-JevBatchLabeling</w:t>
+            </w:r>
+          </w:p>
+        </w:tc>
+        <w:tc>
+          <w:tcPr>
+            <w:tcW w:type="dxa" w:w="6760"/>
+            <w:tcBorders>
+              <w:top w:val="single" w:color="BFC9D6" w:sz="4"/>
+              <w:left w:val="single" w:color="BFC9D6" w:sz="4"/>
+              <w:bottom w:val="single" w:color="BFC9D6" w:sz="4"/>
+              <w:right w:val="single" w:color="BFC9D6" w:sz="4"/>
+            </w:tcBorders>
+            <w:shd w:fill="FFFFFF" w:color="auto" w:val="clear"/>
+            <w:tcMar>
+              <w:top w:type="dxa" w:w="60"/>
+              <w:left w:type="dxa" w:w="100"/>
+              <w:bottom w:type="dxa" w:w="60"/>
+              <w:right w:type="dxa" w:w="100"/>
+            </w:tcMar>
+          </w:tcPr>
+          <w:p>
+            <w:r>
+              <w:rPr>
+                <w:sz w:val="19"/>
+                <w:szCs w:val="19"/>
+              </w:rPr>
+              <w:t xml:space="preserve">Etiquetado masivo: 126 movimientos contra 225 cuentas del PUC, en paralelo, con reporte de acierto, costo y filas a revisar</w:t>
+            </w:r>
+          </w:p>
+        </w:tc>
+      </w:tr>
+      <w:tr>
+        <w:tc>
+          <w:tcPr>
+            <w:tcW w:type="dxa" w:w="2600"/>
+            <w:tcBorders>
+              <w:top w:val="single" w:color="BFC9D6" w:sz="4"/>
+              <w:left w:val="single" w:color="BFC9D6" w:sz="4"/>
+              <w:bottom w:val="single" w:color="BFC9D6" w:sz="4"/>
+              <w:right w:val="single" w:color="BFC9D6" w:sz="4"/>
+            </w:tcBorders>
+            <w:shd w:fill="F6F8FB" w:color="auto" w:val="clear"/>
+            <w:tcMar>
+              <w:top w:type="dxa" w:w="60"/>
+              <w:left w:type="dxa" w:w="100"/>
+              <w:bottom w:type="dxa" w:w="60"/>
+              <w:right w:type="dxa" w:w="100"/>
+            </w:tcMar>
+          </w:tcPr>
+          <w:p>
+            <w:r>
+              <w:rPr>
+                <w:rFonts w:ascii="Consolas" w:cs="Consolas" w:eastAsia="Consolas" w:hAnsi="Consolas"/>
+                <w:color w:val="0B4F8A"/>
+                <w:sz w:val="19"/>
+                <w:szCs w:val="19"/>
+              </w:rPr>
               <w:t xml:space="preserve">086-JevEvalsRag</w:t>
             </w:r>
           </w:p>
@@ -16610,7 +17686,7 @@
               <w:bottom w:val="single" w:color="BFC9D6" w:sz="4"/>
               <w:right w:val="single" w:color="BFC9D6" w:sz="4"/>
             </w:tcBorders>
-            <w:shd w:fill="FFFFFF" w:color="auto" w:val="clear"/>
+            <w:shd w:fill="F6F8FB" w:color="auto" w:val="clear"/>
             <w:tcMar>
               <w:top w:type="dxa" w:w="60"/>
               <w:left w:type="dxa" w:w="100"/>
@@ -17172,7 +18248,7 @@
                 <w:sz w:val="19"/>
                 <w:szCs w:val="19"/>
               </w:rPr>
-              <w:t xml:space="preserve">Source/Core/uMakerAi.Evals.pas</w:t>
+              <w:t xml:space="preserve">Source/Tools/uMakerAi.Jev.Batch.pas</w:t>
             </w:r>
           </w:p>
         </w:tc>
@@ -17196,44 +18272,10 @@
           <w:p>
             <w:r>
               <w:rPr>
-                <w:rFonts w:ascii="Consolas" w:cs="Consolas" w:eastAsia="Consolas" w:hAnsi="Consolas"/>
-                <w:color w:val="0B4F8A"/>
-                <w:sz w:val="19"/>
-                <w:szCs w:val="19"/>
-              </w:rPr>
-              <w:t xml:space="preserve">Scorer</w:t>
-            </w:r>
-            <w:r>
-              <w:rPr>
-                <w:sz w:val="19"/>
-                <w:szCs w:val="19"/>
-              </w:rPr>
-              <w:t xml:space="preserve">, </w:t>
-            </w:r>
-            <w:r>
-              <w:rPr>
-                <w:rFonts w:ascii="Consolas" w:cs="Consolas" w:eastAsia="Consolas" w:hAnsi="Consolas"/>
-                <w:color w:val="0B4F8A"/>
-                <w:sz w:val="19"/>
-                <w:szCs w:val="19"/>
-              </w:rPr>
-              <w:t xml:space="preserve">TAiEvalScorerBase</w:t>
-            </w:r>
-            <w:r>
-              <w:rPr>
-                <w:sz w:val="19"/>
-                <w:szCs w:val="19"/>
-              </w:rPr>
-              <w:t xml:space="preserve">, </w:t>
-            </w:r>
-            <w:r>
-              <w:rPr>
-                <w:rFonts w:ascii="Consolas" w:cs="Consolas" w:eastAsia="Consolas" w:hAnsi="Consolas"/>
-                <w:color w:val="0B4F8A"/>
-                <w:sz w:val="19"/>
-                <w:szCs w:val="19"/>
-              </w:rPr>
-              <w:t xml:space="preserve">ExpectScore</w:t>
+                <w:sz w:val="19"/>
+                <w:szCs w:val="19"/>
+              </w:rPr>
+              <w:t xml:space="preserve">Etiquetado masivo</w:t>
             </w:r>
           </w:p>
         </w:tc>
@@ -17264,7 +18306,7 @@
                 <w:sz w:val="19"/>
                 <w:szCs w:val="19"/>
               </w:rPr>
-              <w:t xml:space="preserve">Source/RAG/uMakerAi.RAG.Vectors.pas</w:t>
+              <w:t xml:space="preserve">Source/Core/uMakerAi.Evals.pas</w:t>
             </w:r>
           </w:p>
         </w:tc>
@@ -17293,7 +18335,7 @@
                 <w:sz w:val="19"/>
                 <w:szCs w:val="19"/>
               </w:rPr>
-              <w:t xml:space="preserve">Reranker</w:t>
+              <w:t xml:space="preserve">Scorer</w:t>
             </w:r>
             <w:r>
               <w:rPr>
@@ -17309,7 +18351,7 @@
                 <w:sz w:val="19"/>
                 <w:szCs w:val="19"/>
               </w:rPr>
-              <w:t xml:space="preserve">TAiRAGRerankerBase</w:t>
+              <w:t xml:space="preserve">TAiEvalScorerBase</w:t>
             </w:r>
             <w:r>
               <w:rPr>
@@ -17325,7 +18367,7 @@
                 <w:sz w:val="19"/>
                 <w:szCs w:val="19"/>
               </w:rPr>
-              <w:t xml:space="preserve">RerankWith</w:t>
+              <w:t xml:space="preserve">ExpectScore</w:t>
             </w:r>
           </w:p>
         </w:tc>
@@ -17356,7 +18398,7 @@
                 <w:sz w:val="19"/>
                 <w:szCs w:val="19"/>
               </w:rPr>
-              <w:t xml:space="preserve">Source/Core/uMakerAi.Chat.Tools.pas</w:t>
+              <w:t xml:space="preserve">Source/RAG/uMakerAi.RAG.Vectors.pas</w:t>
             </w:r>
           </w:p>
         </w:tc>
@@ -17385,7 +18427,7 @@
                 <w:sz w:val="19"/>
                 <w:szCs w:val="19"/>
               </w:rPr>
-              <w:t xml:space="preserve">IAiDispatchClassifier</w:t>
+              <w:t xml:space="preserve">Reranker</w:t>
             </w:r>
             <w:r>
               <w:rPr>
@@ -17401,7 +18443,23 @@
                 <w:sz w:val="19"/>
                 <w:szCs w:val="19"/>
               </w:rPr>
-              <w:t xml:space="preserve">TAiDispatchClassifierBase</w:t>
+              <w:t xml:space="preserve">TAiRAGRerankerBase</w:t>
+            </w:r>
+            <w:r>
+              <w:rPr>
+                <w:sz w:val="19"/>
+                <w:szCs w:val="19"/>
+              </w:rPr>
+              <w:t xml:space="preserve">, </w:t>
+            </w:r>
+            <w:r>
+              <w:rPr>
+                <w:rFonts w:ascii="Consolas" w:cs="Consolas" w:eastAsia="Consolas" w:hAnsi="Consolas"/>
+                <w:color w:val="0B4F8A"/>
+                <w:sz w:val="19"/>
+                <w:szCs w:val="19"/>
+              </w:rPr>
+              <w:t xml:space="preserve">RerankWith</w:t>
             </w:r>
           </w:p>
         </w:tc>
@@ -17432,7 +18490,7 @@
                 <w:sz w:val="19"/>
                 <w:szCs w:val="19"/>
               </w:rPr>
-              <w:t xml:space="preserve">Source/Core/uMakerAi.Chat.pas</w:t>
+              <w:t xml:space="preserve">Source/Core/uMakerAi.Chat.Tools.pas</w:t>
             </w:r>
           </w:p>
         </w:tc>
@@ -17461,23 +18519,7 @@
                 <w:sz w:val="19"/>
                 <w:szCs w:val="19"/>
               </w:rPr>
-              <w:t xml:space="preserve">ChatTools.DispatchClassifier</w:t>
-            </w:r>
-            <w:r>
-              <w:rPr>
-                <w:sz w:val="19"/>
-                <w:szCs w:val="19"/>
-              </w:rPr>
-              <w:t xml:space="preserve"> y </w:t>
-            </w:r>
-            <w:r>
-              <w:rPr>
-                <w:rFonts w:ascii="Consolas" w:cs="Consolas" w:eastAsia="Consolas" w:hAnsi="Consolas"/>
-                <w:color w:val="0B4F8A"/>
-                <w:sz w:val="19"/>
-                <w:szCs w:val="19"/>
-              </w:rPr>
-              <w:t xml:space="preserve">PromptGuard</w:t>
+              <w:t xml:space="preserve">IAiDispatchClassifier</w:t>
             </w:r>
             <w:r>
               <w:rPr>
@@ -17493,39 +18535,7 @@
                 <w:sz w:val="19"/>
                 <w:szCs w:val="19"/>
               </w:rPr>
-              <w:t xml:space="preserve">OnPromptGuard</w:t>
-            </w:r>
-            <w:r>
-              <w:rPr>
-                <w:sz w:val="19"/>
-                <w:szCs w:val="19"/>
-              </w:rPr>
-              <w:t xml:space="preserve">, </w:t>
-            </w:r>
-            <w:r>
-              <w:rPr>
-                <w:rFonts w:ascii="Consolas" w:cs="Consolas" w:eastAsia="Consolas" w:hAnsi="Consolas"/>
-                <w:color w:val="0B4F8A"/>
-                <w:sz w:val="19"/>
-                <w:szCs w:val="19"/>
-              </w:rPr>
-              <w:t xml:space="preserve">ClassifySmartDispatch</w:t>
-            </w:r>
-            <w:r>
-              <w:rPr>
-                <w:sz w:val="19"/>
-                <w:szCs w:val="19"/>
-              </w:rPr>
-              <w:t xml:space="preserve">, </w:t>
-            </w:r>
-            <w:r>
-              <w:rPr>
-                <w:rFonts w:ascii="Consolas" w:cs="Consolas" w:eastAsia="Consolas" w:hAnsi="Consolas"/>
-                <w:color w:val="0B4F8A"/>
-                <w:sz w:val="19"/>
-                <w:szCs w:val="19"/>
-              </w:rPr>
-              <w:t xml:space="preserve">RunSmartDispatchTool</w:t>
+              <w:t xml:space="preserve">TAiDispatchClassifierBase</w:t>
             </w:r>
           </w:p>
         </w:tc>
@@ -17556,7 +18566,7 @@
                 <w:sz w:val="19"/>
                 <w:szCs w:val="19"/>
               </w:rPr>
-              <w:t xml:space="preserve">Source/Tools/uMakerAi.Guardrails.pas</w:t>
+              <w:t xml:space="preserve">Source/Core/uMakerAi.Chat.pas</w:t>
             </w:r>
           </w:p>
         </w:tc>
@@ -17585,7 +18595,23 @@
                 <w:sz w:val="19"/>
                 <w:szCs w:val="19"/>
               </w:rPr>
-              <w:t xml:space="preserve">Classifier</w:t>
+              <w:t xml:space="preserve">ChatTools.DispatchClassifier</w:t>
+            </w:r>
+            <w:r>
+              <w:rPr>
+                <w:sz w:val="19"/>
+                <w:szCs w:val="19"/>
+              </w:rPr>
+              <w:t xml:space="preserve"> y </w:t>
+            </w:r>
+            <w:r>
+              <w:rPr>
+                <w:rFonts w:ascii="Consolas" w:cs="Consolas" w:eastAsia="Consolas" w:hAnsi="Consolas"/>
+                <w:color w:val="0B4F8A"/>
+                <w:sz w:val="19"/>
+                <w:szCs w:val="19"/>
+              </w:rPr>
+              <w:t xml:space="preserve">PromptGuard</w:t>
             </w:r>
             <w:r>
               <w:rPr>
@@ -17601,7 +18627,39 @@
                 <w:sz w:val="19"/>
                 <w:szCs w:val="19"/>
               </w:rPr>
-              <w:t xml:space="preserve">TAiGuardrailClassifierBase</w:t>
+              <w:t xml:space="preserve">OnPromptGuard</w:t>
+            </w:r>
+            <w:r>
+              <w:rPr>
+                <w:sz w:val="19"/>
+                <w:szCs w:val="19"/>
+              </w:rPr>
+              <w:t xml:space="preserve">, </w:t>
+            </w:r>
+            <w:r>
+              <w:rPr>
+                <w:rFonts w:ascii="Consolas" w:cs="Consolas" w:eastAsia="Consolas" w:hAnsi="Consolas"/>
+                <w:color w:val="0B4F8A"/>
+                <w:sz w:val="19"/>
+                <w:szCs w:val="19"/>
+              </w:rPr>
+              <w:t xml:space="preserve">ClassifySmartDispatch</w:t>
+            </w:r>
+            <w:r>
+              <w:rPr>
+                <w:sz w:val="19"/>
+                <w:szCs w:val="19"/>
+              </w:rPr>
+              <w:t xml:space="preserve">, </w:t>
+            </w:r>
+            <w:r>
+              <w:rPr>
+                <w:rFonts w:ascii="Consolas" w:cs="Consolas" w:eastAsia="Consolas" w:hAnsi="Consolas"/>
+                <w:color w:val="0B4F8A"/>
+                <w:sz w:val="19"/>
+                <w:szCs w:val="19"/>
+              </w:rPr>
+              <w:t xml:space="preserve">RunSmartDispatchTool</w:t>
             </w:r>
           </w:p>
         </w:tc>
@@ -17632,6 +18690,82 @@
                 <w:sz w:val="19"/>
                 <w:szCs w:val="19"/>
               </w:rPr>
+              <w:t xml:space="preserve">Source/Tools/uMakerAi.Guardrails.pas</w:t>
+            </w:r>
+          </w:p>
+        </w:tc>
+        <w:tc>
+          <w:tcPr>
+            <w:tcW w:type="dxa" w:w="4560"/>
+            <w:tcBorders>
+              <w:top w:val="single" w:color="BFC9D6" w:sz="4"/>
+              <w:left w:val="single" w:color="BFC9D6" w:sz="4"/>
+              <w:bottom w:val="single" w:color="BFC9D6" w:sz="4"/>
+              <w:right w:val="single" w:color="BFC9D6" w:sz="4"/>
+            </w:tcBorders>
+            <w:shd w:fill="FFFFFF" w:color="auto" w:val="clear"/>
+            <w:tcMar>
+              <w:top w:type="dxa" w:w="60"/>
+              <w:left w:type="dxa" w:w="100"/>
+              <w:bottom w:type="dxa" w:w="60"/>
+              <w:right w:type="dxa" w:w="100"/>
+            </w:tcMar>
+          </w:tcPr>
+          <w:p>
+            <w:r>
+              <w:rPr>
+                <w:rFonts w:ascii="Consolas" w:cs="Consolas" w:eastAsia="Consolas" w:hAnsi="Consolas"/>
+                <w:color w:val="0B4F8A"/>
+                <w:sz w:val="19"/>
+                <w:szCs w:val="19"/>
+              </w:rPr>
+              <w:t xml:space="preserve">Classifier</w:t>
+            </w:r>
+            <w:r>
+              <w:rPr>
+                <w:sz w:val="19"/>
+                <w:szCs w:val="19"/>
+              </w:rPr>
+              <w:t xml:space="preserve">, </w:t>
+            </w:r>
+            <w:r>
+              <w:rPr>
+                <w:rFonts w:ascii="Consolas" w:cs="Consolas" w:eastAsia="Consolas" w:hAnsi="Consolas"/>
+                <w:color w:val="0B4F8A"/>
+                <w:sz w:val="19"/>
+                <w:szCs w:val="19"/>
+              </w:rPr>
+              <w:t xml:space="preserve">TAiGuardrailClassifierBase</w:t>
+            </w:r>
+          </w:p>
+        </w:tc>
+      </w:tr>
+      <w:tr>
+        <w:tc>
+          <w:tcPr>
+            <w:tcW w:type="dxa" w:w="4800"/>
+            <w:tcBorders>
+              <w:top w:val="single" w:color="BFC9D6" w:sz="4"/>
+              <w:left w:val="single" w:color="BFC9D6" w:sz="4"/>
+              <w:bottom w:val="single" w:color="BFC9D6" w:sz="4"/>
+              <w:right w:val="single" w:color="BFC9D6" w:sz="4"/>
+            </w:tcBorders>
+            <w:shd w:fill="F6F8FB" w:color="auto" w:val="clear"/>
+            <w:tcMar>
+              <w:top w:type="dxa" w:w="60"/>
+              <w:left w:type="dxa" w:w="100"/>
+              <w:bottom w:type="dxa" w:w="60"/>
+              <w:right w:type="dxa" w:w="100"/>
+            </w:tcMar>
+          </w:tcPr>
+          <w:p>
+            <w:r>
+              <w:rPr>
+                <w:rFonts w:ascii="Consolas" w:cs="Consolas" w:eastAsia="Consolas" w:hAnsi="Consolas"/>
+                <w:color w:val="0B4F8A"/>
+                <w:sz w:val="19"/>
+                <w:szCs w:val="19"/>
+              </w:rPr>
               <w:t xml:space="preserve">Source/Agents/uMakerAi.Agents.pas</w:t>
             </w:r>
           </w:p>
@@ -17645,7 +18779,7 @@
               <w:bottom w:val="single" w:color="BFC9D6" w:sz="4"/>
               <w:right w:val="single" w:color="BFC9D6" w:sz="4"/>
             </w:tcBorders>
-            <w:shd w:fill="FFFFFF" w:color="auto" w:val="clear"/>
+            <w:shd w:fill="F6F8FB" w:color="auto" w:val="clear"/>
             <w:tcMar>
               <w:top w:type="dxa" w:w="60"/>
               <w:left w:type="dxa" w:w="100"/>

--- a/Docs/Version 3/uMakerAi-Jev-TypeSafe.docx
+++ b/Docs/Version 3/uMakerAi-Jev-TypeSafe.docx
@@ -1285,6 +1285,91 @@
                 <w:sz w:val="19"/>
                 <w:szCs w:val="19"/>
               </w:rPr>
+              <w:t xml:space="preserve">¿Qué modelo LLM alcanza para esta petición?</w:t>
+            </w:r>
+          </w:p>
+        </w:tc>
+        <w:tc>
+          <w:tcPr>
+            <w:tcW w:type="dxa" w:w="2800"/>
+            <w:tcBorders>
+              <w:top w:val="single" w:color="BFC9D6" w:sz="4"/>
+              <w:left w:val="single" w:color="BFC9D6" w:sz="4"/>
+              <w:bottom w:val="single" w:color="BFC9D6" w:sz="4"/>
+              <w:right w:val="single" w:color="BFC9D6" w:sz="4"/>
+            </w:tcBorders>
+            <w:shd w:fill="F6F8FB" w:color="auto" w:val="clear"/>
+            <w:tcMar>
+              <w:top w:type="dxa" w:w="60"/>
+              <w:left w:type="dxa" w:w="100"/>
+              <w:bottom w:type="dxa" w:w="60"/>
+              <w:right w:type="dxa" w:w="100"/>
+            </w:tcMar>
+          </w:tcPr>
+          <w:p>
+            <w:r>
+              <w:rPr>
+                <w:sz w:val="19"/>
+                <w:szCs w:val="19"/>
+              </w:rPr>
+              <w:t xml:space="preserve">Siempre el mismo modelo (caro)</w:t>
+            </w:r>
+          </w:p>
+        </w:tc>
+        <w:tc>
+          <w:tcPr>
+            <w:tcW w:type="dxa" w:w="3160"/>
+            <w:tcBorders>
+              <w:top w:val="single" w:color="BFC9D6" w:sz="4"/>
+              <w:left w:val="single" w:color="BFC9D6" w:sz="4"/>
+              <w:bottom w:val="single" w:color="BFC9D6" w:sz="4"/>
+              <w:right w:val="single" w:color="BFC9D6" w:sz="4"/>
+            </w:tcBorders>
+            <w:shd w:fill="F6F8FB" w:color="auto" w:val="clear"/>
+            <w:tcMar>
+              <w:top w:type="dxa" w:w="60"/>
+              <w:left w:type="dxa" w:w="100"/>
+              <w:bottom w:type="dxa" w:w="60"/>
+              <w:right w:type="dxa" w:w="100"/>
+            </w:tcMar>
+          </w:tcPr>
+          <w:p>
+            <w:r>
+              <w:rPr>
+                <w:rFonts w:ascii="Consolas" w:cs="Consolas" w:eastAsia="Consolas" w:hAnsi="Consolas"/>
+                <w:color w:val="0B4F8A"/>
+                <w:sz w:val="19"/>
+                <w:szCs w:val="19"/>
+              </w:rPr>
+              <w:t xml:space="preserve">TAiJevModelRouter</w:t>
+            </w:r>
+          </w:p>
+        </w:tc>
+      </w:tr>
+      <w:tr>
+        <w:tc>
+          <w:tcPr>
+            <w:tcW w:type="dxa" w:w="3400"/>
+            <w:tcBorders>
+              <w:top w:val="single" w:color="BFC9D6" w:sz="4"/>
+              <w:left w:val="single" w:color="BFC9D6" w:sz="4"/>
+              <w:bottom w:val="single" w:color="BFC9D6" w:sz="4"/>
+              <w:right w:val="single" w:color="BFC9D6" w:sz="4"/>
+            </w:tcBorders>
+            <w:shd w:fill="FFFFFF" w:color="auto" w:val="clear"/>
+            <w:tcMar>
+              <w:top w:type="dxa" w:w="60"/>
+              <w:left w:type="dxa" w:w="100"/>
+              <w:bottom w:type="dxa" w:w="60"/>
+              <w:right w:type="dxa" w:w="100"/>
+            </w:tcMar>
+          </w:tcPr>
+          <w:p>
+            <w:r>
+              <w:rPr>
+                <w:sz w:val="19"/>
+                <w:szCs w:val="19"/>
+              </w:rPr>
               <w:t xml:space="preserve">Clasificar, filtrar, puntuar en general</w:t>
             </w:r>
           </w:p>
@@ -1298,7 +1383,7 @@
               <w:bottom w:val="single" w:color="BFC9D6" w:sz="4"/>
               <w:right w:val="single" w:color="BFC9D6" w:sz="4"/>
             </w:tcBorders>
-            <w:shd w:fill="F6F8FB" w:color="auto" w:val="clear"/>
+            <w:shd w:fill="FFFFFF" w:color="auto" w:val="clear"/>
             <w:tcMar>
               <w:top w:type="dxa" w:w="60"/>
               <w:left w:type="dxa" w:w="100"/>
@@ -1325,7 +1410,7 @@
               <w:bottom w:val="single" w:color="BFC9D6" w:sz="4"/>
               <w:right w:val="single" w:color="BFC9D6" w:sz="4"/>
             </w:tcBorders>
-            <w:shd w:fill="F6F8FB" w:color="auto" w:val="clear"/>
+            <w:shd w:fill="FFFFFF" w:color="auto" w:val="clear"/>
             <w:tcMar>
               <w:top w:type="dxa" w:w="60"/>
               <w:left w:type="dxa" w:w="100"/>
@@ -3592,6 +3677,95 @@
           </w:p>
         </w:tc>
       </w:tr>
+      <w:tr>
+        <w:tc>
+          <w:tcPr>
+            <w:tcW w:type="dxa" w:w="3300"/>
+            <w:tcBorders>
+              <w:top w:val="single" w:color="BFC9D6" w:sz="4"/>
+              <w:left w:val="single" w:color="BFC9D6" w:sz="4"/>
+              <w:bottom w:val="single" w:color="BFC9D6" w:sz="4"/>
+              <w:right w:val="single" w:color="BFC9D6" w:sz="4"/>
+            </w:tcBorders>
+            <w:shd w:fill="FFFFFF" w:color="auto" w:val="clear"/>
+            <w:tcMar>
+              <w:top w:type="dxa" w:w="60"/>
+              <w:left w:type="dxa" w:w="100"/>
+              <w:bottom w:type="dxa" w:w="60"/>
+              <w:right w:type="dxa" w:w="100"/>
+            </w:tcMar>
+          </w:tcPr>
+          <w:p>
+            <w:r>
+              <w:rPr>
+                <w:rFonts w:ascii="Consolas" w:cs="Consolas" w:eastAsia="Consolas" w:hAnsi="Consolas"/>
+                <w:color w:val="0B4F8A"/>
+                <w:sz w:val="19"/>
+                <w:szCs w:val="19"/>
+              </w:rPr>
+              <w:t xml:space="preserve">uMakerAi.Jev.ModelRouter</w:t>
+            </w:r>
+          </w:p>
+        </w:tc>
+        <w:tc>
+          <w:tcPr>
+            <w:tcW w:type="dxa" w:w="1700"/>
+            <w:tcBorders>
+              <w:top w:val="single" w:color="BFC9D6" w:sz="4"/>
+              <w:left w:val="single" w:color="BFC9D6" w:sz="4"/>
+              <w:bottom w:val="single" w:color="BFC9D6" w:sz="4"/>
+              <w:right w:val="single" w:color="BFC9D6" w:sz="4"/>
+            </w:tcBorders>
+            <w:shd w:fill="FFFFFF" w:color="auto" w:val="clear"/>
+            <w:tcMar>
+              <w:top w:type="dxa" w:w="60"/>
+              <w:left w:type="dxa" w:w="100"/>
+              <w:bottom w:type="dxa" w:w="60"/>
+              <w:right w:type="dxa" w:w="100"/>
+            </w:tcMar>
+          </w:tcPr>
+          <w:p>
+            <w:r>
+              <w:rPr>
+                <w:rFonts w:ascii="Consolas" w:cs="Consolas" w:eastAsia="Consolas" w:hAnsi="Consolas"/>
+                <w:color w:val="0B4F8A"/>
+                <w:sz w:val="19"/>
+                <w:szCs w:val="19"/>
+              </w:rPr>
+              <w:t xml:space="preserve">Source/Tools</w:t>
+            </w:r>
+          </w:p>
+        </w:tc>
+        <w:tc>
+          <w:tcPr>
+            <w:tcW w:type="dxa" w:w="4360"/>
+            <w:tcBorders>
+              <w:top w:val="single" w:color="BFC9D6" w:sz="4"/>
+              <w:left w:val="single" w:color="BFC9D6" w:sz="4"/>
+              <w:bottom w:val="single" w:color="BFC9D6" w:sz="4"/>
+              <w:right w:val="single" w:color="BFC9D6" w:sz="4"/>
+            </w:tcBorders>
+            <w:shd w:fill="FFFFFF" w:color="auto" w:val="clear"/>
+            <w:tcMar>
+              <w:top w:type="dxa" w:w="60"/>
+              <w:left w:type="dxa" w:w="100"/>
+              <w:bottom w:type="dxa" w:w="60"/>
+              <w:right w:type="dxa" w:w="100"/>
+            </w:tcMar>
+          </w:tcPr>
+          <w:p>
+            <w:r>
+              <w:rPr>
+                <w:rFonts w:ascii="Consolas" w:cs="Consolas" w:eastAsia="Consolas" w:hAnsi="Consolas"/>
+                <w:color w:val="0B4F8A"/>
+                <w:sz w:val="19"/>
+                <w:szCs w:val="19"/>
+              </w:rPr>
+              <w:t xml:space="preserve">TAiJevModelRouter</w:t>
+            </w:r>
+          </w:p>
+        </w:tc>
+      </w:tr>
     </w:tbl>
     <w:p>
       <w:pPr>
@@ -12898,7 +13072,7 @@
         <w:pageBreakBefore/>
       </w:pPr>
       <w:r>
-        <w:t xml:space="preserve">8. Evals, RAG y etiquetado masivo</w:t>
+        <w:t xml:space="preserve">8. Evals, RAG, etiquetado masivo y modelos</w:t>
       </w:r>
     </w:p>
     <w:p>
@@ -14997,6 +15171,725 @@
     </w:p>
     <w:p>
       <w:pPr>
+        <w:pStyle w:val="Heading2"/>
+      </w:pPr>
+      <w:r>
+        <w:t xml:space="preserve">8.4 Enrutador de modelos</w:t>
+      </w:r>
+    </w:p>
+    <w:p>
+      <w:pPr>
+        <w:spacing w:after="120"/>
+      </w:pPr>
+      <w:r>
+        <w:rPr>
+          <w:rFonts w:ascii="Consolas" w:cs="Consolas" w:eastAsia="Consolas" w:hAnsi="Consolas"/>
+          <w:color w:val="0B4F8A"/>
+          <w:sz w:val="19"/>
+          <w:szCs w:val="19"/>
+        </w:rPr>
+        <w:t xml:space="preserve">TAiJevModelRouter</w:t>
+      </w:r>
+      <w:r>
+        <w:t xml:space="preserve"> manda cada petición al modelo más barato que alcanza. Jev </w:t>
+      </w:r>
+      <w:r>
+        <w:rPr>
+          <w:b/>
+          <w:bCs/>
+        </w:rPr>
+        <w:t xml:space="preserve">no</w:t>
+      </w:r>
+      <w:r>
+        <w:t xml:space="preserve"> elige el modelo (no conoce precios ni capacidades): describe la petición —tarea, dificultad 0–3 y si es sensible— y reglas en código fijan el nivel y el tier.</w:t>
+      </w:r>
+    </w:p>
+    <w:p>
+      <w:pPr>
+        <w:pBdr>
+          <w:left w:val="single" w:color="2E75B6" w:sz="12" w:space="6"/>
+        </w:pBdr>
+        <w:shd w:fill="F3F5F8" w:color="auto" w:val="clear"/>
+        <w:spacing w:after="0" w:before="60" w:line="260"/>
+        <w:ind w:left="120"/>
+      </w:pPr>
+      <w:r>
+        <w:rPr>
+          <w:rFonts w:ascii="Consolas" w:cs="Consolas" w:eastAsia="Consolas" w:hAnsi="Consolas"/>
+          <w:sz w:val="17"/>
+          <w:szCs w:val="17"/>
+        </w:rPr>
+        <w:t xml:space="preserve">uses uMakerAi.Jev.ModelRouter;</w:t>
+      </w:r>
+    </w:p>
+    <w:p>
+      <w:pPr>
+        <w:pBdr>
+          <w:left w:val="single" w:color="2E75B6" w:sz="12" w:space="6"/>
+        </w:pBdr>
+        <w:shd w:fill="F3F5F8" w:color="auto" w:val="clear"/>
+        <w:spacing w:after="0" w:before="0" w:line="260"/>
+        <w:ind w:left="120"/>
+      </w:pPr>
+      <w:r>
+        <w:rPr>
+          <w:rFonts w:ascii="Consolas" w:cs="Consolas" w:eastAsia="Consolas" w:hAnsi="Consolas"/>
+          <w:sz w:val="17"/>
+          <w:szCs w:val="17"/>
+        </w:rPr>
+        <w:t xml:space="preserve"> </w:t>
+      </w:r>
+    </w:p>
+    <w:p>
+      <w:pPr>
+        <w:pBdr>
+          <w:left w:val="single" w:color="2E75B6" w:sz="12" w:space="6"/>
+        </w:pBdr>
+        <w:shd w:fill="F3F5F8" w:color="auto" w:val="clear"/>
+        <w:spacing w:after="0" w:before="0" w:line="260"/>
+        <w:ind w:left="120"/>
+      </w:pPr>
+      <w:r>
+        <w:rPr>
+          <w:rFonts w:ascii="Consolas" w:cs="Consolas" w:eastAsia="Consolas" w:hAnsi="Consolas"/>
+          <w:sz w:val="17"/>
+          <w:szCs w:val="17"/>
+        </w:rPr>
+        <w:t xml:space="preserve">Router := TAiJevModelRouter.Create(nil);</w:t>
+      </w:r>
+    </w:p>
+    <w:p>
+      <w:pPr>
+        <w:pBdr>
+          <w:left w:val="single" w:color="2E75B6" w:sz="12" w:space="6"/>
+        </w:pBdr>
+        <w:shd w:fill="F3F5F8" w:color="auto" w:val="clear"/>
+        <w:spacing w:after="0" w:before="0" w:line="260"/>
+        <w:ind w:left="120"/>
+      </w:pPr>
+      <w:r>
+        <w:rPr>
+          <w:rFonts w:ascii="Consolas" w:cs="Consolas" w:eastAsia="Consolas" w:hAnsi="Consolas"/>
+          <w:sz w:val="17"/>
+          <w:szCs w:val="17"/>
+        </w:rPr>
+        <w:t xml:space="preserve">Router.Tiers.AddTier('rapido',   'Groq',     'openai/gpt-oss-20b', 0, 0.3);</w:t>
+      </w:r>
+    </w:p>
+    <w:p>
+      <w:pPr>
+        <w:pBdr>
+          <w:left w:val="single" w:color="2E75B6" w:sz="12" w:space="6"/>
+        </w:pBdr>
+        <w:shd w:fill="F3F5F8" w:color="auto" w:val="clear"/>
+        <w:spacing w:after="0" w:before="0" w:line="260"/>
+        <w:ind w:left="120"/>
+      </w:pPr>
+      <w:r>
+        <w:rPr>
+          <w:rFonts w:ascii="Consolas" w:cs="Consolas" w:eastAsia="Consolas" w:hAnsi="Consolas"/>
+          <w:sz w:val="17"/>
+          <w:szCs w:val="17"/>
+        </w:rPr>
+        <w:t xml:space="preserve">Router.Tiers.AddTier('estandar', 'DeepSeek', 'deepseek-v4-flash',  1, 0.4);</w:t>
+      </w:r>
+    </w:p>
+    <w:p>
+      <w:pPr>
+        <w:pBdr>
+          <w:left w:val="single" w:color="2E75B6" w:sz="12" w:space="6"/>
+        </w:pBdr>
+        <w:shd w:fill="F3F5F8" w:color="auto" w:val="clear"/>
+        <w:spacing w:after="0" w:before="0" w:line="260"/>
+        <w:ind w:left="120"/>
+      </w:pPr>
+      <w:r>
+        <w:rPr>
+          <w:rFonts w:ascii="Consolas" w:cs="Consolas" w:eastAsia="Consolas" w:hAnsi="Consolas"/>
+          <w:sz w:val="17"/>
+          <w:szCs w:val="17"/>
+        </w:rPr>
+        <w:t xml:space="preserve">Tier := Router.Tiers.AddTier('experto', 'Claude', 'claude-opus-5', 3, 25);</w:t>
+      </w:r>
+    </w:p>
+    <w:p>
+      <w:pPr>
+        <w:pBdr>
+          <w:left w:val="single" w:color="2E75B6" w:sz="12" w:space="6"/>
+        </w:pBdr>
+        <w:shd w:fill="F3F5F8" w:color="auto" w:val="clear"/>
+        <w:spacing w:after="0" w:before="0" w:line="260"/>
+        <w:ind w:left="120"/>
+      </w:pPr>
+      <w:r>
+        <w:rPr>
+          <w:rFonts w:ascii="Consolas" w:cs="Consolas" w:eastAsia="Consolas" w:hAnsi="Consolas"/>
+          <w:sz w:val="17"/>
+          <w:szCs w:val="17"/>
+        </w:rPr>
+        <w:t xml:space="preserve">Tier.Params.Add('ThinkingLevel=tlLow');    // lo propio de un modelo</w:t>
+      </w:r>
+    </w:p>
+    <w:p>
+      <w:pPr>
+        <w:pBdr>
+          <w:left w:val="single" w:color="2E75B6" w:sz="12" w:space="6"/>
+        </w:pBdr>
+        <w:shd w:fill="F3F5F8" w:color="auto" w:val="clear"/>
+        <w:spacing w:after="0" w:before="0" w:line="260"/>
+        <w:ind w:left="120"/>
+      </w:pPr>
+      <w:r>
+        <w:rPr>
+          <w:rFonts w:ascii="Consolas" w:cs="Consolas" w:eastAsia="Consolas" w:hAnsi="Consolas"/>
+          <w:sz w:val="17"/>
+          <w:szCs w:val="17"/>
+        </w:rPr>
+        <w:t xml:space="preserve">Router.ConnectionParams.Add('Asynchronous=False');   // lo que vale para todos</w:t>
+      </w:r>
+    </w:p>
+    <w:p>
+      <w:pPr>
+        <w:pBdr>
+          <w:left w:val="single" w:color="2E75B6" w:sz="12" w:space="6"/>
+        </w:pBdr>
+        <w:shd w:fill="F3F5F8" w:color="auto" w:val="clear"/>
+        <w:spacing w:after="0" w:before="0" w:line="260"/>
+        <w:ind w:left="120"/>
+      </w:pPr>
+      <w:r>
+        <w:rPr>
+          <w:rFonts w:ascii="Consolas" w:cs="Consolas" w:eastAsia="Consolas" w:hAnsi="Consolas"/>
+          <w:sz w:val="17"/>
+          <w:szCs w:val="17"/>
+        </w:rPr>
+        <w:t xml:space="preserve"> </w:t>
+      </w:r>
+    </w:p>
+    <w:p>
+      <w:pPr>
+        <w:pBdr>
+          <w:left w:val="single" w:color="2E75B6" w:sz="12" w:space="6"/>
+        </w:pBdr>
+        <w:shd w:fill="F3F5F8" w:color="auto" w:val="clear"/>
+        <w:spacing w:after="0" w:before="0" w:line="260"/>
+        <w:ind w:left="120"/>
+      </w:pPr>
+      <w:r>
+        <w:rPr>
+          <w:rFonts w:ascii="Consolas" w:cs="Consolas" w:eastAsia="Consolas" w:hAnsi="Consolas"/>
+          <w:sz w:val="17"/>
+          <w:szCs w:val="17"/>
+        </w:rPr>
+        <w:t xml:space="preserve">Respuesta := Router.Ask(Conexion, Pregunta);  // enruta, aplica y ejecuta</w:t>
+      </w:r>
+    </w:p>
+    <w:p>
+      <w:pPr>
+        <w:pBdr>
+          <w:left w:val="single" w:color="2E75B6" w:sz="12" w:space="6"/>
+        </w:pBdr>
+        <w:shd w:fill="F3F5F8" w:color="auto" w:val="clear"/>
+        <w:spacing w:after="180" w:before="0" w:line="260"/>
+        <w:ind w:left="120"/>
+      </w:pPr>
+      <w:r>
+        <w:rPr>
+          <w:rFonts w:ascii="Consolas" w:cs="Consolas" w:eastAsia="Consolas" w:hAnsi="Consolas"/>
+          <w:sz w:val="17"/>
+          <w:szCs w:val="17"/>
+        </w:rPr>
+        <w:t xml:space="preserve">Writeln(Router.LastRoute.Model, ' — ', Router.LastRoute.Reason);</w:t>
+      </w:r>
+    </w:p>
+    <w:p>
+      <w:pPr>
+        <w:pStyle w:val="ListParagraph"/>
+        <w:numPr>
+          <w:ilvl w:val="0"/>
+          <w:numId w:val="2"/>
+        </w:numPr>
+        <w:spacing w:after="60"/>
+      </w:pPr>
+      <w:r>
+        <w:t xml:space="preserve">Reglas: </w:t>
+      </w:r>
+      <w:r>
+        <w:rPr>
+          <w:rFonts w:ascii="Consolas" w:cs="Consolas" w:eastAsia="Consolas" w:hAnsi="Consolas"/>
+          <w:color w:val="0B4F8A"/>
+          <w:sz w:val="19"/>
+          <w:szCs w:val="19"/>
+        </w:rPr>
+        <w:t xml:space="preserve">round(dificultad)</w:t>
+      </w:r>
+      <w:r>
+        <w:t xml:space="preserve">, +1 si Jev duda (</w:t>
+      </w:r>
+      <w:r>
+        <w:rPr>
+          <w:rFonts w:ascii="Consolas" w:cs="Consolas" w:eastAsia="Consolas" w:hAnsi="Consolas"/>
+          <w:color w:val="0B4F8A"/>
+          <w:sz w:val="19"/>
+          <w:szCs w:val="19"/>
+        </w:rPr>
+        <w:t xml:space="preserve">BumpOnDoubt</w:t>
+      </w:r>
+      <w:r>
+        <w:t xml:space="preserve">), mínimo para código/análisis (</w:t>
+      </w:r>
+      <w:r>
+        <w:rPr>
+          <w:rFonts w:ascii="Consolas" w:cs="Consolas" w:eastAsia="Consolas" w:hAnsi="Consolas"/>
+          <w:color w:val="0B4F8A"/>
+          <w:sz w:val="19"/>
+          <w:szCs w:val="19"/>
+        </w:rPr>
+        <w:t xml:space="preserve">CodeMinLevel</w:t>
+      </w:r>
+      <w:r>
+        <w:t xml:space="preserve">), mínimo para lo sensible (</w:t>
+      </w:r>
+      <w:r>
+        <w:rPr>
+          <w:rFonts w:ascii="Consolas" w:cs="Consolas" w:eastAsia="Consolas" w:hAnsi="Consolas"/>
+          <w:color w:val="0B4F8A"/>
+          <w:sz w:val="19"/>
+          <w:szCs w:val="19"/>
+        </w:rPr>
+        <w:t xml:space="preserve">SensitiveMinLevel</w:t>
+      </w:r>
+      <w:r>
+        <w:t xml:space="preserve">), nivel 3 si ni siquiera se sabe qué tarea es.</w:t>
+      </w:r>
+    </w:p>
+    <w:p>
+      <w:pPr>
+        <w:pStyle w:val="ListParagraph"/>
+        <w:numPr>
+          <w:ilvl w:val="0"/>
+          <w:numId w:val="2"/>
+        </w:numPr>
+        <w:spacing w:after="60"/>
+      </w:pPr>
+      <w:r>
+        <w:rPr>
+          <w:b/>
+          <w:bCs/>
+        </w:rPr>
+        <w:t xml:space="preserve">Cambiar de proveedor en </w:t>
+      </w:r>
+      <w:r>
+        <w:rPr>
+          <w:rFonts w:ascii="Consolas" w:cs="Consolas" w:eastAsia="Consolas" w:hAnsi="Consolas"/>
+          <w:b/>
+          <w:bCs/>
+          <w:color w:val="0B4F8A"/>
+          <w:sz w:val="19"/>
+          <w:szCs w:val="19"/>
+        </w:rPr>
+        <w:t xml:space="preserve">TAiChatConnection</w:t>
+      </w:r>
+      <w:r>
+        <w:rPr>
+          <w:b/>
+          <w:bCs/>
+        </w:rPr>
+        <w:t xml:space="preserve"> recrea el chat y perdía el historial.</w:t>
+      </w:r>
+      <w:r>
+        <w:t xml:space="preserve"> El enrutador copia los mensajes de texto (no los de tool calls, que son propios de cada proveedor), así que una conversación puede empezar en Groq y escalar a Claude recordando todo.</w:t>
+      </w:r>
+    </w:p>
+    <w:p>
+      <w:pPr>
+        <w:pStyle w:val="ListParagraph"/>
+        <w:numPr>
+          <w:ilvl w:val="0"/>
+          <w:numId w:val="2"/>
+        </w:numPr>
+        <w:spacing w:after="60"/>
+      </w:pPr>
+      <w:r>
+        <w:rPr>
+          <w:rFonts w:ascii="Consolas" w:cs="Consolas" w:eastAsia="Consolas" w:hAnsi="Consolas"/>
+          <w:color w:val="0B4F8A"/>
+          <w:sz w:val="19"/>
+          <w:szCs w:val="19"/>
+        </w:rPr>
+        <w:t xml:space="preserve">ConnectionParams</w:t>
+      </w:r>
+      <w:r>
+        <w:t xml:space="preserve"> y </w:t>
+      </w:r>
+      <w:r>
+        <w:rPr>
+          <w:rFonts w:ascii="Consolas" w:cs="Consolas" w:eastAsia="Consolas" w:hAnsi="Consolas"/>
+          <w:color w:val="0B4F8A"/>
+          <w:sz w:val="19"/>
+          <w:szCs w:val="19"/>
+        </w:rPr>
+        <w:t xml:space="preserve">Tier.Params</w:t>
+      </w:r>
+      <w:r>
+        <w:t xml:space="preserve"> se aplican </w:t>
+      </w:r>
+      <w:r>
+        <w:rPr>
+          <w:b/>
+          <w:bCs/>
+        </w:rPr>
+        <w:t xml:space="preserve">después</w:t>
+      </w:r>
+      <w:r>
+        <w:t xml:space="preserve"> de asignar el modelo, porque asignarlo recarga sus valores por defecto.</w:t>
+      </w:r>
+    </w:p>
+    <w:tbl>
+      <w:tblPr>
+        <w:tblW w:type="dxa" w:w="9360"/>
+        <w:tblBorders>
+          <w:top w:val="single" w:color="auto" w:sz="4"/>
+          <w:left w:val="single" w:color="auto" w:sz="4"/>
+          <w:bottom w:val="single" w:color="auto" w:sz="4"/>
+          <w:right w:val="single" w:color="auto" w:sz="4"/>
+          <w:insideH w:val="single" w:color="auto" w:sz="4"/>
+          <w:insideV w:val="single" w:color="auto" w:sz="4"/>
+        </w:tblBorders>
+      </w:tblPr>
+      <w:tblGrid>
+        <w:gridCol w:w="4200"/>
+        <w:gridCol w:w="5160"/>
+      </w:tblGrid>
+      <w:tr>
+        <w:trPr>
+          <w:tblHeader/>
+        </w:trPr>
+        <w:tc>
+          <w:tcPr>
+            <w:tcW w:type="dxa" w:w="4200"/>
+            <w:tcBorders>
+              <w:top w:val="single" w:color="BFC9D6" w:sz="4"/>
+              <w:left w:val="single" w:color="BFC9D6" w:sz="4"/>
+              <w:bottom w:val="single" w:color="BFC9D6" w:sz="4"/>
+              <w:right w:val="single" w:color="BFC9D6" w:sz="4"/>
+            </w:tcBorders>
+            <w:shd w:fill="1F3A5F" w:color="auto" w:val="clear"/>
+            <w:tcMar>
+              <w:top w:type="dxa" w:w="60"/>
+              <w:left w:type="dxa" w:w="100"/>
+              <w:bottom w:type="dxa" w:w="60"/>
+              <w:right w:type="dxa" w:w="100"/>
+            </w:tcMar>
+          </w:tcPr>
+          <w:p>
+            <w:r>
+              <w:rPr>
+                <w:b/>
+                <w:bCs/>
+                <w:color w:val="FFFFFF"/>
+                <w:sz w:val="19"/>
+                <w:szCs w:val="19"/>
+              </w:rPr>
+              <w:t xml:space="preserve">En vivo (sep 28/2026)</w:t>
+            </w:r>
+          </w:p>
+        </w:tc>
+        <w:tc>
+          <w:tcPr>
+            <w:tcW w:type="dxa" w:w="5160"/>
+            <w:tcBorders>
+              <w:top w:val="single" w:color="BFC9D6" w:sz="4"/>
+              <w:left w:val="single" w:color="BFC9D6" w:sz="4"/>
+              <w:bottom w:val="single" w:color="BFC9D6" w:sz="4"/>
+              <w:right w:val="single" w:color="BFC9D6" w:sz="4"/>
+            </w:tcBorders>
+            <w:shd w:fill="1F3A5F" w:color="auto" w:val="clear"/>
+            <w:tcMar>
+              <w:top w:type="dxa" w:w="60"/>
+              <w:left w:type="dxa" w:w="100"/>
+              <w:bottom w:type="dxa" w:w="60"/>
+              <w:right w:type="dxa" w:w="100"/>
+            </w:tcMar>
+          </w:tcPr>
+          <w:p>
+            <w:r>
+              <w:rPr>
+                <w:b/>
+                <w:bCs/>
+                <w:color w:val="FFFFFF"/>
+                <w:sz w:val="19"/>
+                <w:szCs w:val="19"/>
+              </w:rPr>
+              <w:t xml:space="preserve">Resultado</w:t>
+            </w:r>
+          </w:p>
+        </w:tc>
+      </w:tr>
+      <w:tr>
+        <w:tc>
+          <w:tcPr>
+            <w:tcW w:type="dxa" w:w="4200"/>
+            <w:tcBorders>
+              <w:top w:val="single" w:color="BFC9D6" w:sz="4"/>
+              <w:left w:val="single" w:color="BFC9D6" w:sz="4"/>
+              <w:bottom w:val="single" w:color="BFC9D6" w:sz="4"/>
+              <w:right w:val="single" w:color="BFC9D6" w:sz="4"/>
+            </w:tcBorders>
+            <w:shd w:fill="FFFFFF" w:color="auto" w:val="clear"/>
+            <w:tcMar>
+              <w:top w:type="dxa" w:w="60"/>
+              <w:left w:type="dxa" w:w="100"/>
+              <w:bottom w:type="dxa" w:w="60"/>
+              <w:right w:type="dxa" w:w="100"/>
+            </w:tcMar>
+          </w:tcPr>
+          <w:p>
+            <w:r>
+              <w:rPr>
+                <w:sz w:val="19"/>
+                <w:szCs w:val="19"/>
+              </w:rPr>
+              <w:t xml:space="preserve">Calibración de niveles (16 peticiones)</w:t>
+            </w:r>
+          </w:p>
+        </w:tc>
+        <w:tc>
+          <w:tcPr>
+            <w:tcW w:type="dxa" w:w="5160"/>
+            <w:tcBorders>
+              <w:top w:val="single" w:color="BFC9D6" w:sz="4"/>
+              <w:left w:val="single" w:color="BFC9D6" w:sz="4"/>
+              <w:bottom w:val="single" w:color="BFC9D6" w:sz="4"/>
+              <w:right w:val="single" w:color="BFC9D6" w:sz="4"/>
+            </w:tcBorders>
+            <w:shd w:fill="FFFFFF" w:color="auto" w:val="clear"/>
+            <w:tcMar>
+              <w:top w:type="dxa" w:w="60"/>
+              <w:left w:type="dxa" w:w="100"/>
+              <w:bottom w:type="dxa" w:w="60"/>
+              <w:right w:type="dxa" w:w="100"/>
+            </w:tcMar>
+          </w:tcPr>
+          <w:p>
+            <w:r>
+              <w:rPr>
+                <w:sz w:val="19"/>
+                <w:szCs w:val="19"/>
+              </w:rPr>
+              <w:t xml:space="preserve">13 exactos, 2 un nivel arriba, 1 un nivel abajo</w:t>
+            </w:r>
+          </w:p>
+        </w:tc>
+      </w:tr>
+      <w:tr>
+        <w:tc>
+          <w:tcPr>
+            <w:tcW w:type="dxa" w:w="4200"/>
+            <w:tcBorders>
+              <w:top w:val="single" w:color="BFC9D6" w:sz="4"/>
+              <w:left w:val="single" w:color="BFC9D6" w:sz="4"/>
+              <w:bottom w:val="single" w:color="BFC9D6" w:sz="4"/>
+              <w:right w:val="single" w:color="BFC9D6" w:sz="4"/>
+            </w:tcBorders>
+            <w:shd w:fill="F6F8FB" w:color="auto" w:val="clear"/>
+            <w:tcMar>
+              <w:top w:type="dxa" w:w="60"/>
+              <w:left w:type="dxa" w:w="100"/>
+              <w:bottom w:type="dxa" w:w="60"/>
+              <w:right w:type="dxa" w:w="100"/>
+            </w:tcMar>
+          </w:tcPr>
+          <w:p>
+            <w:r>
+              <w:rPr>
+                <w:sz w:val="19"/>
+                <w:szCs w:val="19"/>
+              </w:rPr>
+              <w:t xml:space="preserve">Calidad (8 peticiones, medida con </w:t>
+            </w:r>
+            <w:r>
+              <w:rPr>
+                <w:rFonts w:ascii="Consolas" w:cs="Consolas" w:eastAsia="Consolas" w:hAnsi="Consolas"/>
+                <w:color w:val="0B4F8A"/>
+                <w:sz w:val="19"/>
+                <w:szCs w:val="19"/>
+              </w:rPr>
+              <w:t xml:space="preserve">TAiJevEvalScorer</w:t>
+            </w:r>
+            <w:r>
+              <w:rPr>
+                <w:sz w:val="19"/>
+                <w:szCs w:val="19"/>
+              </w:rPr>
+              <w:t xml:space="preserve">)</w:t>
+            </w:r>
+          </w:p>
+        </w:tc>
+        <w:tc>
+          <w:tcPr>
+            <w:tcW w:type="dxa" w:w="5160"/>
+            <w:tcBorders>
+              <w:top w:val="single" w:color="BFC9D6" w:sz="4"/>
+              <w:left w:val="single" w:color="BFC9D6" w:sz="4"/>
+              <w:bottom w:val="single" w:color="BFC9D6" w:sz="4"/>
+              <w:right w:val="single" w:color="BFC9D6" w:sz="4"/>
+            </w:tcBorders>
+            <w:shd w:fill="F6F8FB" w:color="auto" w:val="clear"/>
+            <w:tcMar>
+              <w:top w:type="dxa" w:w="60"/>
+              <w:left w:type="dxa" w:w="100"/>
+              <w:bottom w:type="dxa" w:w="60"/>
+              <w:right w:type="dxa" w:w="100"/>
+            </w:tcMar>
+          </w:tcPr>
+          <w:p>
+            <w:r>
+              <w:rPr>
+                <w:sz w:val="19"/>
+                <w:szCs w:val="19"/>
+              </w:rPr>
+              <w:t xml:space="preserve">7/8 útiles; las triviales en Groq en menos de 1 s</w:t>
+            </w:r>
+          </w:p>
+        </w:tc>
+      </w:tr>
+      <w:tr>
+        <w:tc>
+          <w:tcPr>
+            <w:tcW w:type="dxa" w:w="4200"/>
+            <w:tcBorders>
+              <w:top w:val="single" w:color="BFC9D6" w:sz="4"/>
+              <w:left w:val="single" w:color="BFC9D6" w:sz="4"/>
+              <w:bottom w:val="single" w:color="BFC9D6" w:sz="4"/>
+              <w:right w:val="single" w:color="BFC9D6" w:sz="4"/>
+            </w:tcBorders>
+            <w:shd w:fill="FFFFFF" w:color="auto" w:val="clear"/>
+            <w:tcMar>
+              <w:top w:type="dxa" w:w="60"/>
+              <w:left w:type="dxa" w:w="100"/>
+              <w:bottom w:type="dxa" w:w="60"/>
+              <w:right w:type="dxa" w:w="100"/>
+            </w:tcMar>
+          </w:tcPr>
+          <w:p>
+            <w:r>
+              <w:rPr>
+                <w:sz w:val="19"/>
+                <w:szCs w:val="19"/>
+              </w:rPr>
+              <w:t xml:space="preserve">Conversación Groq → Claude</w:t>
+            </w:r>
+          </w:p>
+        </w:tc>
+        <w:tc>
+          <w:tcPr>
+            <w:tcW w:type="dxa" w:w="5160"/>
+            <w:tcBorders>
+              <w:top w:val="single" w:color="BFC9D6" w:sz="4"/>
+              <w:left w:val="single" w:color="BFC9D6" w:sz="4"/>
+              <w:bottom w:val="single" w:color="BFC9D6" w:sz="4"/>
+              <w:right w:val="single" w:color="BFC9D6" w:sz="4"/>
+            </w:tcBorders>
+            <w:shd w:fill="FFFFFF" w:color="auto" w:val="clear"/>
+            <w:tcMar>
+              <w:top w:type="dxa" w:w="60"/>
+              <w:left w:type="dxa" w:w="100"/>
+              <w:bottom w:type="dxa" w:w="60"/>
+              <w:right w:type="dxa" w:w="100"/>
+            </w:tcMar>
+          </w:tcPr>
+          <w:p>
+            <w:r>
+              <w:rPr>
+                <w:sz w:val="19"/>
+                <w:szCs w:val="19"/>
+              </w:rPr>
+              <w:t xml:space="preserve">Historial migrado; la respuesta partió de "tu ferretería mayorista de tornillos" (0.92)</w:t>
+            </w:r>
+          </w:p>
+        </w:tc>
+      </w:tr>
+      <w:tr>
+        <w:tc>
+          <w:tcPr>
+            <w:tcW w:type="dxa" w:w="4200"/>
+            <w:tcBorders>
+              <w:top w:val="single" w:color="BFC9D6" w:sz="4"/>
+              <w:left w:val="single" w:color="BFC9D6" w:sz="4"/>
+              <w:bottom w:val="single" w:color="BFC9D6" w:sz="4"/>
+              <w:right w:val="single" w:color="BFC9D6" w:sz="4"/>
+            </w:tcBorders>
+            <w:shd w:fill="F6F8FB" w:color="auto" w:val="clear"/>
+            <w:tcMar>
+              <w:top w:type="dxa" w:w="60"/>
+              <w:left w:type="dxa" w:w="100"/>
+              <w:bottom w:type="dxa" w:w="60"/>
+              <w:right w:type="dxa" w:w="100"/>
+            </w:tcMar>
+          </w:tcPr>
+          <w:p>
+            <w:r>
+              <w:rPr>
+                <w:sz w:val="19"/>
+                <w:szCs w:val="19"/>
+              </w:rPr>
+              <w:t xml:space="preserve">Hallazgos</w:t>
+            </w:r>
+          </w:p>
+        </w:tc>
+        <w:tc>
+          <w:tcPr>
+            <w:tcW w:type="dxa" w:w="5160"/>
+            <w:tcBorders>
+              <w:top w:val="single" w:color="BFC9D6" w:sz="4"/>
+              <w:left w:val="single" w:color="BFC9D6" w:sz="4"/>
+              <w:bottom w:val="single" w:color="BFC9D6" w:sz="4"/>
+              <w:right w:val="single" w:color="BFC9D6" w:sz="4"/>
+            </w:tcBorders>
+            <w:shd w:fill="F6F8FB" w:color="auto" w:val="clear"/>
+            <w:tcMar>
+              <w:top w:type="dxa" w:w="60"/>
+              <w:left w:type="dxa" w:w="100"/>
+              <w:bottom w:type="dxa" w:w="60"/>
+              <w:right w:type="dxa" w:w="100"/>
+            </w:tcMar>
+          </w:tcPr>
+          <w:p>
+            <w:r>
+              <w:rPr>
+                <w:sz w:val="19"/>
+                <w:szCs w:val="19"/>
+              </w:rPr>
+              <w:t xml:space="preserve">Groq retiró los llama-3.x; Opus con razonamiento por defecto superó el timeout HTTP (se resolvió con </w:t>
+            </w:r>
+            <w:r>
+              <w:rPr>
+                <w:rFonts w:ascii="Consolas" w:cs="Consolas" w:eastAsia="Consolas" w:hAnsi="Consolas"/>
+                <w:color w:val="0B4F8A"/>
+                <w:sz w:val="19"/>
+                <w:szCs w:val="19"/>
+              </w:rPr>
+              <w:t xml:space="preserve">ThinkingLevel=tlLow</w:t>
+            </w:r>
+            <w:r>
+              <w:rPr>
+                <w:sz w:val="19"/>
+                <w:szCs w:val="19"/>
+              </w:rPr>
+              <w:t xml:space="preserve"> en el tier)</w:t>
+            </w:r>
+          </w:p>
+        </w:tc>
+      </w:tr>
+    </w:tbl>
+    <w:p>
+      <w:pPr>
+        <w:spacing w:after="80"/>
+      </w:pPr>
+    </w:p>
+    <w:p>
+      <w:pPr>
         <w:pStyle w:val="Heading1"/>
         <w:pageBreakBefore/>
       </w:pPr>
@@ -16237,7 +17130,7 @@
         <w:t xml:space="preserve">sin red ni API key</w:t>
       </w:r>
       <w:r>
-        <w:t xml:space="preserve">, con 20 casos nuevos (58 en total).</w:t>
+        <w:t xml:space="preserve">, con 21 casos nuevos (59 en total).</w:t>
       </w:r>
     </w:p>
     <w:p>
@@ -17145,7 +18038,7 @@
                 <w:sz w:val="19"/>
                 <w:szCs w:val="19"/>
               </w:rPr>
-              <w:t xml:space="preserve">evals.score.jev-scorer</w:t>
+              <w:t xml:space="preserve">jev.modelrouter.route</w:t>
             </w:r>
           </w:p>
         </w:tc>
@@ -17169,19 +18062,10 @@
           <w:p>
             <w:r>
               <w:rPr>
-                <w:rFonts w:ascii="Consolas" w:cs="Consolas" w:eastAsia="Consolas" w:hAnsi="Consolas"/>
-                <w:color w:val="0B4F8A"/>
-                <w:sz w:val="19"/>
-                <w:szCs w:val="19"/>
-              </w:rPr>
-              <w:t xml:space="preserve">ExpectScore</w:t>
-            </w:r>
-            <w:r>
-              <w:rPr>
-                <w:sz w:val="19"/>
-                <w:szCs w:val="19"/>
-              </w:rPr>
-              <w:t xml:space="preserve"> pasa, falla con el puntaje en el motivo; un error de Jev falla el check sin excepción</w:t>
+                <w:sz w:val="19"/>
+                <w:szCs w:val="19"/>
+              </w:rPr>
+              <w:t xml:space="preserve">Reglas de nivel, el tier más barato que alcanza, migración entre proveedores, parámetros tras el modelo</w:t>
             </w:r>
           </w:p>
         </w:tc>
@@ -17212,6 +18096,73 @@
                 <w:sz w:val="19"/>
                 <w:szCs w:val="19"/>
               </w:rPr>
+              <w:t xml:space="preserve">evals.score.jev-scorer</w:t>
+            </w:r>
+          </w:p>
+        </w:tc>
+        <w:tc>
+          <w:tcPr>
+            <w:tcW w:type="dxa" w:w="6360"/>
+            <w:tcBorders>
+              <w:top w:val="single" w:color="BFC9D6" w:sz="4"/>
+              <w:left w:val="single" w:color="BFC9D6" w:sz="4"/>
+              <w:bottom w:val="single" w:color="BFC9D6" w:sz="4"/>
+              <w:right w:val="single" w:color="BFC9D6" w:sz="4"/>
+            </w:tcBorders>
+            <w:shd w:fill="FFFFFF" w:color="auto" w:val="clear"/>
+            <w:tcMar>
+              <w:top w:type="dxa" w:w="60"/>
+              <w:left w:type="dxa" w:w="100"/>
+              <w:bottom w:type="dxa" w:w="60"/>
+              <w:right w:type="dxa" w:w="100"/>
+            </w:tcMar>
+          </w:tcPr>
+          <w:p>
+            <w:r>
+              <w:rPr>
+                <w:rFonts w:ascii="Consolas" w:cs="Consolas" w:eastAsia="Consolas" w:hAnsi="Consolas"/>
+                <w:color w:val="0B4F8A"/>
+                <w:sz w:val="19"/>
+                <w:szCs w:val="19"/>
+              </w:rPr>
+              <w:t xml:space="preserve">ExpectScore</w:t>
+            </w:r>
+            <w:r>
+              <w:rPr>
+                <w:sz w:val="19"/>
+                <w:szCs w:val="19"/>
+              </w:rPr>
+              <w:t xml:space="preserve"> pasa, falla con el puntaje en el motivo; un error de Jev falla el check sin excepción</w:t>
+            </w:r>
+          </w:p>
+        </w:tc>
+      </w:tr>
+      <w:tr>
+        <w:tc>
+          <w:tcPr>
+            <w:tcW w:type="dxa" w:w="3000"/>
+            <w:tcBorders>
+              <w:top w:val="single" w:color="BFC9D6" w:sz="4"/>
+              <w:left w:val="single" w:color="BFC9D6" w:sz="4"/>
+              <w:bottom w:val="single" w:color="BFC9D6" w:sz="4"/>
+              <w:right w:val="single" w:color="BFC9D6" w:sz="4"/>
+            </w:tcBorders>
+            <w:shd w:fill="F6F8FB" w:color="auto" w:val="clear"/>
+            <w:tcMar>
+              <w:top w:type="dxa" w:w="60"/>
+              <w:left w:type="dxa" w:w="100"/>
+              <w:bottom w:type="dxa" w:w="60"/>
+              <w:right w:type="dxa" w:w="100"/>
+            </w:tcMar>
+          </w:tcPr>
+          <w:p>
+            <w:r>
+              <w:rPr>
+                <w:rFonts w:ascii="Consolas" w:cs="Consolas" w:eastAsia="Consolas" w:hAnsi="Consolas"/>
+                <w:color w:val="0B4F8A"/>
+                <w:sz w:val="19"/>
+                <w:szCs w:val="19"/>
+              </w:rPr>
               <w:t xml:space="preserve">rag.rerank.jev-semantic</w:t>
             </w:r>
             <w:r>
@@ -17241,7 +18192,7 @@
               <w:bottom w:val="single" w:color="BFC9D6" w:sz="4"/>
               <w:right w:val="single" w:color="BFC9D6" w:sz="4"/>
             </w:tcBorders>
-            <w:shd w:fill="FFFFFF" w:color="auto" w:val="clear"/>
+            <w:shd w:fill="F6F8FB" w:color="auto" w:val="clear"/>
             <w:tcMar>
               <w:top w:type="dxa" w:w="60"/>
               <w:left w:type="dxa" w:w="100"/>
@@ -17615,7 +18566,7 @@
                 <w:sz w:val="19"/>
                 <w:szCs w:val="19"/>
               </w:rPr>
-              <w:t xml:space="preserve">087-JevBatchLabeling</w:t>
+              <w:t xml:space="preserve">088-JevModelRouter</w:t>
             </w:r>
           </w:p>
         </w:tc>
@@ -17642,7 +18593,7 @@
                 <w:sz w:val="19"/>
                 <w:szCs w:val="19"/>
               </w:rPr>
-              <w:t xml:space="preserve">Etiquetado masivo: 126 movimientos contra 225 cuentas del PUC, en paralelo, con reporte de acierto, costo y filas a revisar</w:t>
+              <w:t xml:space="preserve">Enrutador de modelos con Groq, DeepSeek y Claude: calidad por respuesta y una conversación que escala de proveedor</w:t>
             </w:r>
           </w:p>
         </w:tc>
@@ -17673,6 +18624,64 @@
                 <w:sz w:val="19"/>
                 <w:szCs w:val="19"/>
               </w:rPr>
+              <w:t xml:space="preserve">087-JevBatchLabeling</w:t>
+            </w:r>
+          </w:p>
+        </w:tc>
+        <w:tc>
+          <w:tcPr>
+            <w:tcW w:type="dxa" w:w="6760"/>
+            <w:tcBorders>
+              <w:top w:val="single" w:color="BFC9D6" w:sz="4"/>
+              <w:left w:val="single" w:color="BFC9D6" w:sz="4"/>
+              <w:bottom w:val="single" w:color="BFC9D6" w:sz="4"/>
+              <w:right w:val="single" w:color="BFC9D6" w:sz="4"/>
+            </w:tcBorders>
+            <w:shd w:fill="F6F8FB" w:color="auto" w:val="clear"/>
+            <w:tcMar>
+              <w:top w:type="dxa" w:w="60"/>
+              <w:left w:type="dxa" w:w="100"/>
+              <w:bottom w:type="dxa" w:w="60"/>
+              <w:right w:type="dxa" w:w="100"/>
+            </w:tcMar>
+          </w:tcPr>
+          <w:p>
+            <w:r>
+              <w:rPr>
+                <w:sz w:val="19"/>
+                <w:szCs w:val="19"/>
+              </w:rPr>
+              <w:t xml:space="preserve">Etiquetado masivo: 126 movimientos contra 225 cuentas del PUC, en paralelo, con reporte de acierto, costo y filas a revisar</w:t>
+            </w:r>
+          </w:p>
+        </w:tc>
+      </w:tr>
+      <w:tr>
+        <w:tc>
+          <w:tcPr>
+            <w:tcW w:type="dxa" w:w="2600"/>
+            <w:tcBorders>
+              <w:top w:val="single" w:color="BFC9D6" w:sz="4"/>
+              <w:left w:val="single" w:color="BFC9D6" w:sz="4"/>
+              <w:bottom w:val="single" w:color="BFC9D6" w:sz="4"/>
+              <w:right w:val="single" w:color="BFC9D6" w:sz="4"/>
+            </w:tcBorders>
+            <w:shd w:fill="FFFFFF" w:color="auto" w:val="clear"/>
+            <w:tcMar>
+              <w:top w:type="dxa" w:w="60"/>
+              <w:left w:type="dxa" w:w="100"/>
+              <w:bottom w:type="dxa" w:w="60"/>
+              <w:right w:type="dxa" w:w="100"/>
+            </w:tcMar>
+          </w:tcPr>
+          <w:p>
+            <w:r>
+              <w:rPr>
+                <w:rFonts w:ascii="Consolas" w:cs="Consolas" w:eastAsia="Consolas" w:hAnsi="Consolas"/>
+                <w:color w:val="0B4F8A"/>
+                <w:sz w:val="19"/>
+                <w:szCs w:val="19"/>
+              </w:rPr>
               <w:t xml:space="preserve">086-JevEvalsRag</w:t>
             </w:r>
           </w:p>
@@ -17686,7 +18695,7 @@
               <w:bottom w:val="single" w:color="BFC9D6" w:sz="4"/>
               <w:right w:val="single" w:color="BFC9D6" w:sz="4"/>
             </w:tcBorders>
-            <w:shd w:fill="F6F8FB" w:color="auto" w:val="clear"/>
+            <w:shd w:fill="FFFFFF" w:color="auto" w:val="clear"/>
             <w:tcMar>
               <w:top w:type="dxa" w:w="60"/>
               <w:left w:type="dxa" w:w="100"/>
@@ -18306,7 +19315,7 @@
                 <w:sz w:val="19"/>
                 <w:szCs w:val="19"/>
               </w:rPr>
-              <w:t xml:space="preserve">Source/Core/uMakerAi.Evals.pas</w:t>
+              <w:t xml:space="preserve">Source/Tools/uMakerAi.Jev.ModelRouter.pas</w:t>
             </w:r>
           </w:p>
         </w:tc>
@@ -18330,44 +19339,10 @@
           <w:p>
             <w:r>
               <w:rPr>
-                <w:rFonts w:ascii="Consolas" w:cs="Consolas" w:eastAsia="Consolas" w:hAnsi="Consolas"/>
-                <w:color w:val="0B4F8A"/>
-                <w:sz w:val="19"/>
-                <w:szCs w:val="19"/>
-              </w:rPr>
-              <w:t xml:space="preserve">Scorer</w:t>
-            </w:r>
-            <w:r>
-              <w:rPr>
-                <w:sz w:val="19"/>
-                <w:szCs w:val="19"/>
-              </w:rPr>
-              <w:t xml:space="preserve">, </w:t>
-            </w:r>
-            <w:r>
-              <w:rPr>
-                <w:rFonts w:ascii="Consolas" w:cs="Consolas" w:eastAsia="Consolas" w:hAnsi="Consolas"/>
-                <w:color w:val="0B4F8A"/>
-                <w:sz w:val="19"/>
-                <w:szCs w:val="19"/>
-              </w:rPr>
-              <w:t xml:space="preserve">TAiEvalScorerBase</w:t>
-            </w:r>
-            <w:r>
-              <w:rPr>
-                <w:sz w:val="19"/>
-                <w:szCs w:val="19"/>
-              </w:rPr>
-              <w:t xml:space="preserve">, </w:t>
-            </w:r>
-            <w:r>
-              <w:rPr>
-                <w:rFonts w:ascii="Consolas" w:cs="Consolas" w:eastAsia="Consolas" w:hAnsi="Consolas"/>
-                <w:color w:val="0B4F8A"/>
-                <w:sz w:val="19"/>
-                <w:szCs w:val="19"/>
-              </w:rPr>
-              <w:t xml:space="preserve">ExpectScore</w:t>
+                <w:sz w:val="19"/>
+                <w:szCs w:val="19"/>
+              </w:rPr>
+              <w:t xml:space="preserve">Enrutador de modelos</w:t>
             </w:r>
           </w:p>
         </w:tc>
@@ -18398,7 +19373,7 @@
                 <w:sz w:val="19"/>
                 <w:szCs w:val="19"/>
               </w:rPr>
-              <w:t xml:space="preserve">Source/RAG/uMakerAi.RAG.Vectors.pas</w:t>
+              <w:t xml:space="preserve">Source/Core/uMakerAi.Evals.pas</w:t>
             </w:r>
           </w:p>
         </w:tc>
@@ -18427,7 +19402,7 @@
                 <w:sz w:val="19"/>
                 <w:szCs w:val="19"/>
               </w:rPr>
-              <w:t xml:space="preserve">Reranker</w:t>
+              <w:t xml:space="preserve">Scorer</w:t>
             </w:r>
             <w:r>
               <w:rPr>
@@ -18443,7 +19418,7 @@
                 <w:sz w:val="19"/>
                 <w:szCs w:val="19"/>
               </w:rPr>
-              <w:t xml:space="preserve">TAiRAGRerankerBase</w:t>
+              <w:t xml:space="preserve">TAiEvalScorerBase</w:t>
             </w:r>
             <w:r>
               <w:rPr>
@@ -18459,7 +19434,7 @@
                 <w:sz w:val="19"/>
                 <w:szCs w:val="19"/>
               </w:rPr>
-              <w:t xml:space="preserve">RerankWith</w:t>
+              <w:t xml:space="preserve">ExpectScore</w:t>
             </w:r>
           </w:p>
         </w:tc>
@@ -18490,7 +19465,7 @@
                 <w:sz w:val="19"/>
                 <w:szCs w:val="19"/>
               </w:rPr>
-              <w:t xml:space="preserve">Source/Core/uMakerAi.Chat.Tools.pas</w:t>
+              <w:t xml:space="preserve">Source/RAG/uMakerAi.RAG.Vectors.pas</w:t>
             </w:r>
           </w:p>
         </w:tc>
@@ -18519,7 +19494,7 @@
                 <w:sz w:val="19"/>
                 <w:szCs w:val="19"/>
               </w:rPr>
-              <w:t xml:space="preserve">IAiDispatchClassifier</w:t>
+              <w:t xml:space="preserve">Reranker</w:t>
             </w:r>
             <w:r>
               <w:rPr>
@@ -18535,7 +19510,23 @@
                 <w:sz w:val="19"/>
                 <w:szCs w:val="19"/>
               </w:rPr>
-              <w:t xml:space="preserve">TAiDispatchClassifierBase</w:t>
+              <w:t xml:space="preserve">TAiRAGRerankerBase</w:t>
+            </w:r>
+            <w:r>
+              <w:rPr>
+                <w:sz w:val="19"/>
+                <w:szCs w:val="19"/>
+              </w:rPr>
+              <w:t xml:space="preserve">, </w:t>
+            </w:r>
+            <w:r>
+              <w:rPr>
+                <w:rFonts w:ascii="Consolas" w:cs="Consolas" w:eastAsia="Consolas" w:hAnsi="Consolas"/>
+                <w:color w:val="0B4F8A"/>
+                <w:sz w:val="19"/>
+                <w:szCs w:val="19"/>
+              </w:rPr>
+              <w:t xml:space="preserve">RerankWith</w:t>
             </w:r>
           </w:p>
         </w:tc>
@@ -18566,7 +19557,7 @@
                 <w:sz w:val="19"/>
                 <w:szCs w:val="19"/>
               </w:rPr>
-              <w:t xml:space="preserve">Source/Core/uMakerAi.Chat.pas</w:t>
+              <w:t xml:space="preserve">Source/Core/uMakerAi.Chat.Tools.pas</w:t>
             </w:r>
           </w:p>
         </w:tc>
@@ -18595,23 +19586,7 @@
                 <w:sz w:val="19"/>
                 <w:szCs w:val="19"/>
               </w:rPr>
-              <w:t xml:space="preserve">ChatTools.DispatchClassifier</w:t>
-            </w:r>
-            <w:r>
-              <w:rPr>
-                <w:sz w:val="19"/>
-                <w:szCs w:val="19"/>
-              </w:rPr>
-              <w:t xml:space="preserve"> y </w:t>
-            </w:r>
-            <w:r>
-              <w:rPr>
-                <w:rFonts w:ascii="Consolas" w:cs="Consolas" w:eastAsia="Consolas" w:hAnsi="Consolas"/>
-                <w:color w:val="0B4F8A"/>
-                <w:sz w:val="19"/>
-                <w:szCs w:val="19"/>
-              </w:rPr>
-              <w:t xml:space="preserve">PromptGuard</w:t>
+              <w:t xml:space="preserve">IAiDispatchClassifier</w:t>
             </w:r>
             <w:r>
               <w:rPr>
@@ -18627,39 +19602,7 @@
                 <w:sz w:val="19"/>
                 <w:szCs w:val="19"/>
               </w:rPr>
-              <w:t xml:space="preserve">OnPromptGuard</w:t>
-            </w:r>
-            <w:r>
-              <w:rPr>
-                <w:sz w:val="19"/>
-                <w:szCs w:val="19"/>
-              </w:rPr>
-              <w:t xml:space="preserve">, </w:t>
-            </w:r>
-            <w:r>
-              <w:rPr>
-                <w:rFonts w:ascii="Consolas" w:cs="Consolas" w:eastAsia="Consolas" w:hAnsi="Consolas"/>
-                <w:color w:val="0B4F8A"/>
-                <w:sz w:val="19"/>
-                <w:szCs w:val="19"/>
-              </w:rPr>
-              <w:t xml:space="preserve">ClassifySmartDispatch</w:t>
-            </w:r>
-            <w:r>
-              <w:rPr>
-                <w:sz w:val="19"/>
-                <w:szCs w:val="19"/>
-              </w:rPr>
-              <w:t xml:space="preserve">, </w:t>
-            </w:r>
-            <w:r>
-              <w:rPr>
-                <w:rFonts w:ascii="Consolas" w:cs="Consolas" w:eastAsia="Consolas" w:hAnsi="Consolas"/>
-                <w:color w:val="0B4F8A"/>
-                <w:sz w:val="19"/>
-                <w:szCs w:val="19"/>
-              </w:rPr>
-              <w:t xml:space="preserve">RunSmartDispatchTool</w:t>
+              <w:t xml:space="preserve">TAiDispatchClassifierBase</w:t>
             </w:r>
           </w:p>
         </w:tc>
@@ -18690,7 +19633,7 @@
                 <w:sz w:val="19"/>
                 <w:szCs w:val="19"/>
               </w:rPr>
-              <w:t xml:space="preserve">Source/Tools/uMakerAi.Guardrails.pas</w:t>
+              <w:t xml:space="preserve">Source/Core/uMakerAi.Chat.pas</w:t>
             </w:r>
           </w:p>
         </w:tc>
@@ -18719,7 +19662,23 @@
                 <w:sz w:val="19"/>
                 <w:szCs w:val="19"/>
               </w:rPr>
-              <w:t xml:space="preserve">Classifier</w:t>
+              <w:t xml:space="preserve">ChatTools.DispatchClassifier</w:t>
+            </w:r>
+            <w:r>
+              <w:rPr>
+                <w:sz w:val="19"/>
+                <w:szCs w:val="19"/>
+              </w:rPr>
+              <w:t xml:space="preserve"> y </w:t>
+            </w:r>
+            <w:r>
+              <w:rPr>
+                <w:rFonts w:ascii="Consolas" w:cs="Consolas" w:eastAsia="Consolas" w:hAnsi="Consolas"/>
+                <w:color w:val="0B4F8A"/>
+                <w:sz w:val="19"/>
+                <w:szCs w:val="19"/>
+              </w:rPr>
+              <w:t xml:space="preserve">PromptGuard</w:t>
             </w:r>
             <w:r>
               <w:rPr>
@@ -18735,7 +19694,39 @@
                 <w:sz w:val="19"/>
                 <w:szCs w:val="19"/>
               </w:rPr>
-              <w:t xml:space="preserve">TAiGuardrailClassifierBase</w:t>
+              <w:t xml:space="preserve">OnPromptGuard</w:t>
+            </w:r>
+            <w:r>
+              <w:rPr>
+                <w:sz w:val="19"/>
+                <w:szCs w:val="19"/>
+              </w:rPr>
+              <w:t xml:space="preserve">, </w:t>
+            </w:r>
+            <w:r>
+              <w:rPr>
+                <w:rFonts w:ascii="Consolas" w:cs="Consolas" w:eastAsia="Consolas" w:hAnsi="Consolas"/>
+                <w:color w:val="0B4F8A"/>
+                <w:sz w:val="19"/>
+                <w:szCs w:val="19"/>
+              </w:rPr>
+              <w:t xml:space="preserve">ClassifySmartDispatch</w:t>
+            </w:r>
+            <w:r>
+              <w:rPr>
+                <w:sz w:val="19"/>
+                <w:szCs w:val="19"/>
+              </w:rPr>
+              <w:t xml:space="preserve">, </w:t>
+            </w:r>
+            <w:r>
+              <w:rPr>
+                <w:rFonts w:ascii="Consolas" w:cs="Consolas" w:eastAsia="Consolas" w:hAnsi="Consolas"/>
+                <w:color w:val="0B4F8A"/>
+                <w:sz w:val="19"/>
+                <w:szCs w:val="19"/>
+              </w:rPr>
+              <w:t xml:space="preserve">RunSmartDispatchTool</w:t>
             </w:r>
           </w:p>
         </w:tc>
@@ -18766,6 +19757,82 @@
                 <w:sz w:val="19"/>
                 <w:szCs w:val="19"/>
               </w:rPr>
+              <w:t xml:space="preserve">Source/Tools/uMakerAi.Guardrails.pas</w:t>
+            </w:r>
+          </w:p>
+        </w:tc>
+        <w:tc>
+          <w:tcPr>
+            <w:tcW w:type="dxa" w:w="4560"/>
+            <w:tcBorders>
+              <w:top w:val="single" w:color="BFC9D6" w:sz="4"/>
+              <w:left w:val="single" w:color="BFC9D6" w:sz="4"/>
+              <w:bottom w:val="single" w:color="BFC9D6" w:sz="4"/>
+              <w:right w:val="single" w:color="BFC9D6" w:sz="4"/>
+            </w:tcBorders>
+            <w:shd w:fill="F6F8FB" w:color="auto" w:val="clear"/>
+            <w:tcMar>
+              <w:top w:type="dxa" w:w="60"/>
+              <w:left w:type="dxa" w:w="100"/>
+              <w:bottom w:type="dxa" w:w="60"/>
+              <w:right w:type="dxa" w:w="100"/>
+            </w:tcMar>
+          </w:tcPr>
+          <w:p>
+            <w:r>
+              <w:rPr>
+                <w:rFonts w:ascii="Consolas" w:cs="Consolas" w:eastAsia="Consolas" w:hAnsi="Consolas"/>
+                <w:color w:val="0B4F8A"/>
+                <w:sz w:val="19"/>
+                <w:szCs w:val="19"/>
+              </w:rPr>
+              <w:t xml:space="preserve">Classifier</w:t>
+            </w:r>
+            <w:r>
+              <w:rPr>
+                <w:sz w:val="19"/>
+                <w:szCs w:val="19"/>
+              </w:rPr>
+              <w:t xml:space="preserve">, </w:t>
+            </w:r>
+            <w:r>
+              <w:rPr>
+                <w:rFonts w:ascii="Consolas" w:cs="Consolas" w:eastAsia="Consolas" w:hAnsi="Consolas"/>
+                <w:color w:val="0B4F8A"/>
+                <w:sz w:val="19"/>
+                <w:szCs w:val="19"/>
+              </w:rPr>
+              <w:t xml:space="preserve">TAiGuardrailClassifierBase</w:t>
+            </w:r>
+          </w:p>
+        </w:tc>
+      </w:tr>
+      <w:tr>
+        <w:tc>
+          <w:tcPr>
+            <w:tcW w:type="dxa" w:w="4800"/>
+            <w:tcBorders>
+              <w:top w:val="single" w:color="BFC9D6" w:sz="4"/>
+              <w:left w:val="single" w:color="BFC9D6" w:sz="4"/>
+              <w:bottom w:val="single" w:color="BFC9D6" w:sz="4"/>
+              <w:right w:val="single" w:color="BFC9D6" w:sz="4"/>
+            </w:tcBorders>
+            <w:shd w:fill="FFFFFF" w:color="auto" w:val="clear"/>
+            <w:tcMar>
+              <w:top w:type="dxa" w:w="60"/>
+              <w:left w:type="dxa" w:w="100"/>
+              <w:bottom w:type="dxa" w:w="60"/>
+              <w:right w:type="dxa" w:w="100"/>
+            </w:tcMar>
+          </w:tcPr>
+          <w:p>
+            <w:r>
+              <w:rPr>
+                <w:rFonts w:ascii="Consolas" w:cs="Consolas" w:eastAsia="Consolas" w:hAnsi="Consolas"/>
+                <w:color w:val="0B4F8A"/>
+                <w:sz w:val="19"/>
+                <w:szCs w:val="19"/>
+              </w:rPr>
               <w:t xml:space="preserve">Source/Agents/uMakerAi.Agents.pas</w:t>
             </w:r>
           </w:p>
@@ -18779,7 +19846,7 @@
               <w:bottom w:val="single" w:color="BFC9D6" w:sz="4"/>
               <w:right w:val="single" w:color="BFC9D6" w:sz="4"/>
             </w:tcBorders>
-            <w:shd w:fill="F6F8FB" w:color="auto" w:val="clear"/>
+            <w:shd w:fill="FFFFFF" w:color="auto" w:val="clear"/>
             <w:tcMar>
               <w:top w:type="dxa" w:w="60"/>
               <w:left w:type="dxa" w:w="100"/>

--- a/Docs/Version 3/uMakerAi-Jev-TypeSafe.docx
+++ b/Docs/Version 3/uMakerAi-Jev-TypeSafe.docx
@@ -248,7 +248,23 @@
                 <w:sz w:val="19"/>
                 <w:szCs w:val="19"/>
               </w:rPr>
-              <w:t xml:space="preserve"> (SmartDispatch y Guardrails), fase 4 (Evals y RAG)</w:t>
+              <w:t xml:space="preserve"> (SmartDispatch y Guardrails), fase 4 (Evals y RAG), fases 5–8, </w:t>
+            </w:r>
+            <w:r>
+              <w:rPr>
+                <w:rFonts w:ascii="Consolas" w:cs="Consolas" w:eastAsia="Consolas" w:hAnsi="Consolas"/>
+                <w:color w:val="0B4F8A"/>
+                <w:sz w:val="19"/>
+                <w:szCs w:val="19"/>
+              </w:rPr>
+              <w:t xml:space="preserve">560a704</w:t>
+            </w:r>
+            <w:r>
+              <w:rPr>
+                <w:sz w:val="19"/>
+                <w:szCs w:val="19"/>
+              </w:rPr>
+              <w:t xml:space="preserve"> (consumo y cobro por uso)</w:t>
             </w:r>
           </w:p>
         </w:tc>
@@ -3826,6 +3842,8 @@
     </w:p>
     <w:p>
       <w:pPr>
+        <w:keepNext w:val="false"/>
+        <w:keepLines/>
         <w:pBdr>
           <w:left w:val="single" w:color="2E75B6" w:sz="12" w:space="6"/>
         </w:pBdr>
@@ -5181,6 +5199,8 @@
     </w:p>
     <w:p>
       <w:pPr>
+        <w:keepNext w:val="false"/>
+        <w:keepLines/>
         <w:pBdr>
           <w:left w:val="single" w:color="2E75B6" w:sz="12" w:space="6"/>
         </w:pBdr>
@@ -5199,6 +5219,8 @@
     </w:p>
     <w:p>
       <w:pPr>
+        <w:keepNext w:val="false"/>
+        <w:keepLines/>
         <w:pBdr>
           <w:left w:val="single" w:color="2E75B6" w:sz="12" w:space="6"/>
         </w:pBdr>
@@ -5217,6 +5239,8 @@
     </w:p>
     <w:p>
       <w:pPr>
+        <w:keepNext w:val="false"/>
+        <w:keepLines/>
         <w:pBdr>
           <w:left w:val="single" w:color="2E75B6" w:sz="12" w:space="6"/>
         </w:pBdr>
@@ -5235,6 +5259,8 @@
     </w:p>
     <w:p>
       <w:pPr>
+        <w:keepNext w:val="false"/>
+        <w:keepLines/>
         <w:pBdr>
           <w:left w:val="single" w:color="2E75B6" w:sz="12" w:space="6"/>
         </w:pBdr>
@@ -5253,6 +5279,8 @@
     </w:p>
     <w:p>
       <w:pPr>
+        <w:keepNext w:val="false"/>
+        <w:keepLines/>
         <w:pBdr>
           <w:left w:val="single" w:color="2E75B6" w:sz="12" w:space="6"/>
         </w:pBdr>
@@ -5271,6 +5299,8 @@
     </w:p>
     <w:p>
       <w:pPr>
+        <w:keepNext w:val="false"/>
+        <w:keepLines/>
         <w:pBdr>
           <w:left w:val="single" w:color="2E75B6" w:sz="12" w:space="6"/>
         </w:pBdr>
@@ -5289,6 +5319,8 @@
     </w:p>
     <w:p>
       <w:pPr>
+        <w:keepNext w:val="false"/>
+        <w:keepLines/>
         <w:pBdr>
           <w:left w:val="single" w:color="2E75B6" w:sz="12" w:space="6"/>
         </w:pBdr>
@@ -5307,6 +5339,8 @@
     </w:p>
     <w:p>
       <w:pPr>
+        <w:keepNext w:val="false"/>
+        <w:keepLines/>
         <w:pBdr>
           <w:left w:val="single" w:color="2E75B6" w:sz="12" w:space="6"/>
         </w:pBdr>
@@ -5325,6 +5359,8 @@
     </w:p>
     <w:p>
       <w:pPr>
+        <w:keepNext w:val="false"/>
+        <w:keepLines/>
         <w:pBdr>
           <w:left w:val="single" w:color="2E75B6" w:sz="12" w:space="6"/>
         </w:pBdr>
@@ -5343,6 +5379,8 @@
     </w:p>
     <w:p>
       <w:pPr>
+        <w:keepNext w:val="false"/>
+        <w:keepLines/>
         <w:pBdr>
           <w:left w:val="single" w:color="2E75B6" w:sz="12" w:space="6"/>
         </w:pBdr>
@@ -5361,6 +5399,8 @@
     </w:p>
     <w:p>
       <w:pPr>
+        <w:keepNext w:val="false"/>
+        <w:keepLines/>
         <w:pBdr>
           <w:left w:val="single" w:color="2E75B6" w:sz="12" w:space="6"/>
         </w:pBdr>
@@ -5379,6 +5419,8 @@
     </w:p>
     <w:p>
       <w:pPr>
+        <w:keepNext w:val="false"/>
+        <w:keepLines/>
         <w:pBdr>
           <w:left w:val="single" w:color="2E75B6" w:sz="12" w:space="6"/>
         </w:pBdr>
@@ -5397,6 +5439,8 @@
     </w:p>
     <w:p>
       <w:pPr>
+        <w:keepNext w:val="false"/>
+        <w:keepLines/>
         <w:pBdr>
           <w:left w:val="single" w:color="2E75B6" w:sz="12" w:space="6"/>
         </w:pBdr>
@@ -5415,6 +5459,8 @@
     </w:p>
     <w:p>
       <w:pPr>
+        <w:keepNext w:val="false"/>
+        <w:keepLines/>
         <w:pBdr>
           <w:left w:val="single" w:color="2E75B6" w:sz="12" w:space="6"/>
         </w:pBdr>
@@ -5433,6 +5479,8 @@
     </w:p>
     <w:p>
       <w:pPr>
+        <w:keepNext w:val="false"/>
+        <w:keepLines/>
         <w:pBdr>
           <w:left w:val="single" w:color="2E75B6" w:sz="12" w:space="6"/>
         </w:pBdr>
@@ -5451,6 +5499,8 @@
     </w:p>
     <w:p>
       <w:pPr>
+        <w:keepNext w:val="false"/>
+        <w:keepLines/>
         <w:pBdr>
           <w:left w:val="single" w:color="2E75B6" w:sz="12" w:space="6"/>
         </w:pBdr>
@@ -5469,6 +5519,8 @@
     </w:p>
     <w:p>
       <w:pPr>
+        <w:keepNext w:val="false"/>
+        <w:keepLines/>
         <w:pBdr>
           <w:left w:val="single" w:color="2E75B6" w:sz="12" w:space="6"/>
         </w:pBdr>
@@ -5487,6 +5539,8 @@
     </w:p>
     <w:p>
       <w:pPr>
+        <w:keepNext w:val="false"/>
+        <w:keepLines/>
         <w:pBdr>
           <w:left w:val="single" w:color="2E75B6" w:sz="12" w:space="6"/>
         </w:pBdr>
@@ -5505,6 +5559,8 @@
     </w:p>
     <w:p>
       <w:pPr>
+        <w:keepNext w:val="false"/>
+        <w:keepLines/>
         <w:pBdr>
           <w:left w:val="single" w:color="2E75B6" w:sz="12" w:space="6"/>
         </w:pBdr>
@@ -5523,6 +5579,8 @@
     </w:p>
     <w:p>
       <w:pPr>
+        <w:keepNext w:val="false"/>
+        <w:keepLines/>
         <w:pBdr>
           <w:left w:val="single" w:color="2E75B6" w:sz="12" w:space="6"/>
         </w:pBdr>
@@ -5541,6 +5599,8 @@
     </w:p>
     <w:p>
       <w:pPr>
+        <w:keepNext w:val="false"/>
+        <w:keepLines/>
         <w:pBdr>
           <w:left w:val="single" w:color="2E75B6" w:sz="12" w:space="6"/>
         </w:pBdr>
@@ -5559,6 +5619,8 @@
     </w:p>
     <w:p>
       <w:pPr>
+        <w:keepNext w:val="false"/>
+        <w:keepLines/>
         <w:pBdr>
           <w:left w:val="single" w:color="2E75B6" w:sz="12" w:space="6"/>
         </w:pBdr>
@@ -5577,6 +5639,8 @@
     </w:p>
     <w:p>
       <w:pPr>
+        <w:keepNext w:val="false"/>
+        <w:keepLines/>
         <w:pBdr>
           <w:left w:val="single" w:color="2E75B6" w:sz="12" w:space="6"/>
         </w:pBdr>
@@ -5595,6 +5659,8 @@
     </w:p>
     <w:p>
       <w:pPr>
+        <w:keepNext w:val="false"/>
+        <w:keepLines/>
         <w:pBdr>
           <w:left w:val="single" w:color="2E75B6" w:sz="12" w:space="6"/>
         </w:pBdr>
@@ -5613,6 +5679,8 @@
     </w:p>
     <w:p>
       <w:pPr>
+        <w:keepNext w:val="false"/>
+        <w:keepLines/>
         <w:pBdr>
           <w:left w:val="single" w:color="2E75B6" w:sz="12" w:space="6"/>
         </w:pBdr>
@@ -5631,6 +5699,8 @@
     </w:p>
     <w:p>
       <w:pPr>
+        <w:keepNext w:val="false"/>
+        <w:keepLines/>
         <w:pBdr>
           <w:left w:val="single" w:color="2E75B6" w:sz="12" w:space="6"/>
         </w:pBdr>
@@ -5649,6 +5719,8 @@
     </w:p>
     <w:p>
       <w:pPr>
+        <w:keepNext w:val="false"/>
+        <w:keepLines/>
         <w:pBdr>
           <w:left w:val="single" w:color="2E75B6" w:sz="12" w:space="6"/>
         </w:pBdr>
@@ -5667,6 +5739,8 @@
     </w:p>
     <w:p>
       <w:pPr>
+        <w:keepNext w:val="false"/>
+        <w:keepLines/>
         <w:pBdr>
           <w:left w:val="single" w:color="2E75B6" w:sz="12" w:space="6"/>
         </w:pBdr>
@@ -5685,6 +5759,8 @@
     </w:p>
     <w:p>
       <w:pPr>
+        <w:keepNext w:val="false"/>
+        <w:keepLines/>
         <w:pBdr>
           <w:left w:val="single" w:color="2E75B6" w:sz="12" w:space="6"/>
         </w:pBdr>
@@ -5703,6 +5779,8 @@
     </w:p>
     <w:p>
       <w:pPr>
+        <w:keepNext w:val="false"/>
+        <w:keepLines/>
         <w:pBdr>
           <w:left w:val="single" w:color="2E75B6" w:sz="12" w:space="6"/>
         </w:pBdr>
@@ -5721,6 +5799,8 @@
     </w:p>
     <w:p>
       <w:pPr>
+        <w:keepNext w:val="false"/>
+        <w:keepLines/>
         <w:pBdr>
           <w:left w:val="single" w:color="2E75B6" w:sz="12" w:space="6"/>
         </w:pBdr>
@@ -5739,6 +5819,8 @@
     </w:p>
     <w:p>
       <w:pPr>
+        <w:keepNext w:val="false"/>
+        <w:keepLines/>
         <w:pBdr>
           <w:left w:val="single" w:color="2E75B6" w:sz="12" w:space="6"/>
         </w:pBdr>
@@ -5757,6 +5839,8 @@
     </w:p>
     <w:p>
       <w:pPr>
+        <w:keepNext w:val="false"/>
+        <w:keepLines/>
         <w:pBdr>
           <w:left w:val="single" w:color="2E75B6" w:sz="12" w:space="6"/>
         </w:pBdr>
@@ -5775,6 +5859,8 @@
     </w:p>
     <w:p>
       <w:pPr>
+        <w:keepNext w:val="false"/>
+        <w:keepLines/>
         <w:pBdr>
           <w:left w:val="single" w:color="2E75B6" w:sz="12" w:space="6"/>
         </w:pBdr>
@@ -5793,6 +5879,8 @@
     </w:p>
     <w:p>
       <w:pPr>
+        <w:keepNext w:val="false"/>
+        <w:keepLines/>
         <w:pBdr>
           <w:left w:val="single" w:color="2E75B6" w:sz="12" w:space="6"/>
         </w:pBdr>
@@ -5811,6 +5899,8 @@
     </w:p>
     <w:p>
       <w:pPr>
+        <w:keepNext w:val="false"/>
+        <w:keepLines/>
         <w:pBdr>
           <w:left w:val="single" w:color="2E75B6" w:sz="12" w:space="6"/>
         </w:pBdr>
@@ -5837,6 +5927,8 @@
     </w:p>
     <w:p>
       <w:pPr>
+        <w:keepNext/>
+        <w:keepLines/>
         <w:pBdr>
           <w:left w:val="single" w:color="2E75B6" w:sz="12" w:space="6"/>
         </w:pBdr>
@@ -5855,6 +5947,8 @@
     </w:p>
     <w:p>
       <w:pPr>
+        <w:keepNext/>
+        <w:keepLines/>
         <w:pBdr>
           <w:left w:val="single" w:color="2E75B6" w:sz="12" w:space="6"/>
         </w:pBdr>
@@ -5873,6 +5967,8 @@
     </w:p>
     <w:p>
       <w:pPr>
+        <w:keepNext/>
+        <w:keepLines/>
         <w:pBdr>
           <w:left w:val="single" w:color="2E75B6" w:sz="12" w:space="6"/>
         </w:pBdr>
@@ -5891,6 +5987,8 @@
     </w:p>
     <w:p>
       <w:pPr>
+        <w:keepNext w:val="false"/>
+        <w:keepLines/>
         <w:pBdr>
           <w:left w:val="single" w:color="2E75B6" w:sz="12" w:space="6"/>
         </w:pBdr>
@@ -6802,17 +6900,19 @@
     </w:p>
     <w:p>
       <w:pPr>
-        <w:pStyle w:val="Heading1"/>
-        <w:pageBreakBefore/>
-      </w:pPr>
-      <w:r>
-        <w:t xml:space="preserve">5. Enrutar grafos de agentes: TAiJevRouterTool</w:t>
+        <w:pStyle w:val="Heading2"/>
+      </w:pPr>
+      <w:r>
+        <w:t xml:space="preserve">4.7 Consumo y cobro por uso</w:t>
       </w:r>
     </w:p>
     <w:p>
       <w:pPr>
         <w:spacing w:after="120"/>
       </w:pPr>
+      <w:r>
+        <w:t xml:space="preserve">Cada respuesta de Jev trae los tokens consumidos. </w:t>
+      </w:r>
       <w:r>
         <w:rPr>
           <w:rFonts w:ascii="Consolas" w:cs="Consolas" w:eastAsia="Consolas" w:hAnsi="Consolas"/>
@@ -6820,11 +6920,1318 @@
           <w:sz w:val="19"/>
           <w:szCs w:val="19"/>
         </w:rPr>
-        <w:t xml:space="preserve">TAiJevRouterTool</w:t>
-      </w:r>
-      <w:r>
-        <w:t xml:space="preserve"> es una tool de nodo. Le pregunta a Jev cuál de sus </w:t>
-      </w:r>
+        <w:t xml:space="preserve">TAiJev</w:t>
+      </w:r>
+      <w:r>
+        <w:t xml:space="preserve"> y </w:t>
+      </w:r>
+      <w:r>
+        <w:rPr>
+          <w:b/>
+          <w:bCs/>
+        </w:rPr>
+        <w:t xml:space="preserve">los ocho adaptadores</w:t>
+      </w:r>
+      <w:r>
+        <w:t xml:space="preserve"> los acumulan y los exponen, para mostrar el costo o cobrarlo por uso real a cada cliente.</w:t>
+      </w:r>
+    </w:p>
+    <w:tbl>
+      <w:tblPr>
+        <w:tblW w:type="dxa" w:w="9360"/>
+        <w:tblBorders>
+          <w:top w:val="single" w:color="auto" w:sz="4"/>
+          <w:left w:val="single" w:color="auto" w:sz="4"/>
+          <w:bottom w:val="single" w:color="auto" w:sz="4"/>
+          <w:right w:val="single" w:color="auto" w:sz="4"/>
+          <w:insideH w:val="single" w:color="auto" w:sz="4"/>
+          <w:insideV w:val="single" w:color="auto" w:sz="4"/>
+        </w:tblBorders>
+      </w:tblPr>
+      <w:tblGrid>
+        <w:gridCol w:w="3000"/>
+        <w:gridCol w:w="6360"/>
+      </w:tblGrid>
+      <w:tr>
+        <w:trPr>
+          <w:tblHeader/>
+        </w:trPr>
+        <w:tc>
+          <w:tcPr>
+            <w:tcW w:type="dxa" w:w="3000"/>
+            <w:tcBorders>
+              <w:top w:val="single" w:color="BFC9D6" w:sz="4"/>
+              <w:left w:val="single" w:color="BFC9D6" w:sz="4"/>
+              <w:bottom w:val="single" w:color="BFC9D6" w:sz="4"/>
+              <w:right w:val="single" w:color="BFC9D6" w:sz="4"/>
+            </w:tcBorders>
+            <w:shd w:fill="1F3A5F" w:color="auto" w:val="clear"/>
+            <w:tcMar>
+              <w:top w:type="dxa" w:w="60"/>
+              <w:left w:type="dxa" w:w="100"/>
+              <w:bottom w:type="dxa" w:w="60"/>
+              <w:right w:type="dxa" w:w="100"/>
+            </w:tcMar>
+          </w:tcPr>
+          <w:p>
+            <w:r>
+              <w:rPr>
+                <w:b/>
+                <w:bCs/>
+                <w:color w:val="FFFFFF"/>
+                <w:sz w:val="19"/>
+                <w:szCs w:val="19"/>
+              </w:rPr>
+              <w:t xml:space="preserve">Miembro</w:t>
+            </w:r>
+          </w:p>
+        </w:tc>
+        <w:tc>
+          <w:tcPr>
+            <w:tcW w:type="dxa" w:w="6360"/>
+            <w:tcBorders>
+              <w:top w:val="single" w:color="BFC9D6" w:sz="4"/>
+              <w:left w:val="single" w:color="BFC9D6" w:sz="4"/>
+              <w:bottom w:val="single" w:color="BFC9D6" w:sz="4"/>
+              <w:right w:val="single" w:color="BFC9D6" w:sz="4"/>
+            </w:tcBorders>
+            <w:shd w:fill="1F3A5F" w:color="auto" w:val="clear"/>
+            <w:tcMar>
+              <w:top w:type="dxa" w:w="60"/>
+              <w:left w:type="dxa" w:w="100"/>
+              <w:bottom w:type="dxa" w:w="60"/>
+              <w:right w:type="dxa" w:w="100"/>
+            </w:tcMar>
+          </w:tcPr>
+          <w:p>
+            <w:r>
+              <w:rPr>
+                <w:b/>
+                <w:bCs/>
+                <w:color w:val="FFFFFF"/>
+                <w:sz w:val="19"/>
+                <w:szCs w:val="19"/>
+              </w:rPr>
+              <w:t xml:space="preserve">Qué es</w:t>
+            </w:r>
+          </w:p>
+        </w:tc>
+      </w:tr>
+      <w:tr>
+        <w:tc>
+          <w:tcPr>
+            <w:tcW w:type="dxa" w:w="3000"/>
+            <w:tcBorders>
+              <w:top w:val="single" w:color="BFC9D6" w:sz="4"/>
+              <w:left w:val="single" w:color="BFC9D6" w:sz="4"/>
+              <w:bottom w:val="single" w:color="BFC9D6" w:sz="4"/>
+              <w:right w:val="single" w:color="BFC9D6" w:sz="4"/>
+            </w:tcBorders>
+            <w:shd w:fill="FFFFFF" w:color="auto" w:val="clear"/>
+            <w:tcMar>
+              <w:top w:type="dxa" w:w="60"/>
+              <w:left w:type="dxa" w:w="100"/>
+              <w:bottom w:type="dxa" w:w="60"/>
+              <w:right w:type="dxa" w:w="100"/>
+            </w:tcMar>
+          </w:tcPr>
+          <w:p>
+            <w:r>
+              <w:rPr>
+                <w:rFonts w:ascii="Consolas" w:cs="Consolas" w:eastAsia="Consolas" w:hAnsi="Consolas"/>
+                <w:color w:val="0B4F8A"/>
+                <w:sz w:val="19"/>
+                <w:szCs w:val="19"/>
+              </w:rPr>
+              <w:t xml:space="preserve">Usage: TAiJevUsage</w:t>
+            </w:r>
+          </w:p>
+        </w:tc>
+        <w:tc>
+          <w:tcPr>
+            <w:tcW w:type="dxa" w:w="6360"/>
+            <w:tcBorders>
+              <w:top w:val="single" w:color="BFC9D6" w:sz="4"/>
+              <w:left w:val="single" w:color="BFC9D6" w:sz="4"/>
+              <w:bottom w:val="single" w:color="BFC9D6" w:sz="4"/>
+              <w:right w:val="single" w:color="BFC9D6" w:sz="4"/>
+            </w:tcBorders>
+            <w:shd w:fill="FFFFFF" w:color="auto" w:val="clear"/>
+            <w:tcMar>
+              <w:top w:type="dxa" w:w="60"/>
+              <w:left w:type="dxa" w:w="100"/>
+              <w:bottom w:type="dxa" w:w="60"/>
+              <w:right w:type="dxa" w:w="100"/>
+            </w:tcMar>
+          </w:tcPr>
+          <w:p>
+            <w:r>
+              <w:rPr>
+                <w:sz w:val="19"/>
+                <w:szCs w:val="19"/>
+              </w:rPr>
+              <w:t xml:space="preserve">Acumulado desde </w:t>
+            </w:r>
+            <w:r>
+              <w:rPr>
+                <w:rFonts w:ascii="Consolas" w:cs="Consolas" w:eastAsia="Consolas" w:hAnsi="Consolas"/>
+                <w:color w:val="0B4F8A"/>
+                <w:sz w:val="19"/>
+                <w:szCs w:val="19"/>
+              </w:rPr>
+              <w:t xml:space="preserve">Create</w:t>
+            </w:r>
+            <w:r>
+              <w:rPr>
+                <w:sz w:val="19"/>
+                <w:szCs w:val="19"/>
+              </w:rPr>
+              <w:t xml:space="preserve"> o </w:t>
+            </w:r>
+            <w:r>
+              <w:rPr>
+                <w:rFonts w:ascii="Consolas" w:cs="Consolas" w:eastAsia="Consolas" w:hAnsi="Consolas"/>
+                <w:color w:val="0B4F8A"/>
+                <w:sz w:val="19"/>
+                <w:szCs w:val="19"/>
+              </w:rPr>
+              <w:t xml:space="preserve">ResetUsage</w:t>
+            </w:r>
+            <w:r>
+              <w:rPr>
+                <w:sz w:val="19"/>
+                <w:szCs w:val="19"/>
+              </w:rPr>
+              <w:t xml:space="preserve">: </w:t>
+            </w:r>
+            <w:r>
+              <w:rPr>
+                <w:rFonts w:ascii="Consolas" w:cs="Consolas" w:eastAsia="Consolas" w:hAnsi="Consolas"/>
+                <w:color w:val="0B4F8A"/>
+                <w:sz w:val="19"/>
+                <w:szCs w:val="19"/>
+              </w:rPr>
+              <w:t xml:space="preserve">Requests</w:t>
+            </w:r>
+            <w:r>
+              <w:rPr>
+                <w:sz w:val="19"/>
+                <w:szCs w:val="19"/>
+              </w:rPr>
+              <w:t xml:space="preserve">, </w:t>
+            </w:r>
+            <w:r>
+              <w:rPr>
+                <w:rFonts w:ascii="Consolas" w:cs="Consolas" w:eastAsia="Consolas" w:hAnsi="Consolas"/>
+                <w:color w:val="0B4F8A"/>
+                <w:sz w:val="19"/>
+                <w:szCs w:val="19"/>
+              </w:rPr>
+              <w:t xml:space="preserve">InputTokens</w:t>
+            </w:r>
+            <w:r>
+              <w:rPr>
+                <w:sz w:val="19"/>
+                <w:szCs w:val="19"/>
+              </w:rPr>
+              <w:t xml:space="preserve">, </w:t>
+            </w:r>
+            <w:r>
+              <w:rPr>
+                <w:rFonts w:ascii="Consolas" w:cs="Consolas" w:eastAsia="Consolas" w:hAnsi="Consolas"/>
+                <w:color w:val="0B4F8A"/>
+                <w:sz w:val="19"/>
+                <w:szCs w:val="19"/>
+              </w:rPr>
+              <w:t xml:space="preserve">OutputTokens</w:t>
+            </w:r>
+            <w:r>
+              <w:rPr>
+                <w:sz w:val="19"/>
+                <w:szCs w:val="19"/>
+              </w:rPr>
+              <w:t xml:space="preserve">, </w:t>
+            </w:r>
+            <w:r>
+              <w:rPr>
+                <w:rFonts w:ascii="Consolas" w:cs="Consolas" w:eastAsia="Consolas" w:hAnsi="Consolas"/>
+                <w:color w:val="0B4F8A"/>
+                <w:sz w:val="19"/>
+                <w:szCs w:val="19"/>
+              </w:rPr>
+              <w:t xml:space="preserve">CostUSD</w:t>
+            </w:r>
+            <w:r>
+              <w:rPr>
+                <w:sz w:val="19"/>
+                <w:szCs w:val="19"/>
+              </w:rPr>
+              <w:t xml:space="preserve">. Seguro entre hilos</w:t>
+            </w:r>
+          </w:p>
+        </w:tc>
+      </w:tr>
+      <w:tr>
+        <w:tc>
+          <w:tcPr>
+            <w:tcW w:type="dxa" w:w="3000"/>
+            <w:tcBorders>
+              <w:top w:val="single" w:color="BFC9D6" w:sz="4"/>
+              <w:left w:val="single" w:color="BFC9D6" w:sz="4"/>
+              <w:bottom w:val="single" w:color="BFC9D6" w:sz="4"/>
+              <w:right w:val="single" w:color="BFC9D6" w:sz="4"/>
+            </w:tcBorders>
+            <w:shd w:fill="F6F8FB" w:color="auto" w:val="clear"/>
+            <w:tcMar>
+              <w:top w:type="dxa" w:w="60"/>
+              <w:left w:type="dxa" w:w="100"/>
+              <w:bottom w:type="dxa" w:w="60"/>
+              <w:right w:type="dxa" w:w="100"/>
+            </w:tcMar>
+          </w:tcPr>
+          <w:p>
+            <w:r>
+              <w:rPr>
+                <w:rFonts w:ascii="Consolas" w:cs="Consolas" w:eastAsia="Consolas" w:hAnsi="Consolas"/>
+                <w:color w:val="0B4F8A"/>
+                <w:sz w:val="19"/>
+                <w:szCs w:val="19"/>
+              </w:rPr>
+              <w:t xml:space="preserve">ResetUsage</w:t>
+            </w:r>
+          </w:p>
+        </w:tc>
+        <w:tc>
+          <w:tcPr>
+            <w:tcW w:type="dxa" w:w="6360"/>
+            <w:tcBorders>
+              <w:top w:val="single" w:color="BFC9D6" w:sz="4"/>
+              <w:left w:val="single" w:color="BFC9D6" w:sz="4"/>
+              <w:bottom w:val="single" w:color="BFC9D6" w:sz="4"/>
+              <w:right w:val="single" w:color="BFC9D6" w:sz="4"/>
+            </w:tcBorders>
+            <w:shd w:fill="F6F8FB" w:color="auto" w:val="clear"/>
+            <w:tcMar>
+              <w:top w:type="dxa" w:w="60"/>
+              <w:left w:type="dxa" w:w="100"/>
+              <w:bottom w:type="dxa" w:w="60"/>
+              <w:right w:type="dxa" w:w="100"/>
+            </w:tcMar>
+          </w:tcPr>
+          <w:p>
+            <w:r>
+              <w:rPr>
+                <w:sz w:val="19"/>
+                <w:szCs w:val="19"/>
+              </w:rPr>
+              <w:t xml:space="preserve">Pone el acumulado en cero (p.ej. al cerrar un período de facturación)</w:t>
+            </w:r>
+          </w:p>
+        </w:tc>
+      </w:tr>
+      <w:tr>
+        <w:tc>
+          <w:tcPr>
+            <w:tcW w:type="dxa" w:w="3000"/>
+            <w:tcBorders>
+              <w:top w:val="single" w:color="BFC9D6" w:sz="4"/>
+              <w:left w:val="single" w:color="BFC9D6" w:sz="4"/>
+              <w:bottom w:val="single" w:color="BFC9D6" w:sz="4"/>
+              <w:right w:val="single" w:color="BFC9D6" w:sz="4"/>
+            </w:tcBorders>
+            <w:shd w:fill="FFFFFF" w:color="auto" w:val="clear"/>
+            <w:tcMar>
+              <w:top w:type="dxa" w:w="60"/>
+              <w:left w:type="dxa" w:w="100"/>
+              <w:bottom w:type="dxa" w:w="60"/>
+              <w:right w:type="dxa" w:w="100"/>
+            </w:tcMar>
+          </w:tcPr>
+          <w:p>
+            <w:r>
+              <w:rPr>
+                <w:rFonts w:ascii="Consolas" w:cs="Consolas" w:eastAsia="Consolas" w:hAnsi="Consolas"/>
+                <w:color w:val="0B4F8A"/>
+                <w:sz w:val="19"/>
+                <w:szCs w:val="19"/>
+              </w:rPr>
+              <w:t xml:space="preserve">PricePerMillionInput</w:t>
+            </w:r>
+          </w:p>
+        </w:tc>
+        <w:tc>
+          <w:tcPr>
+            <w:tcW w:type="dxa" w:w="6360"/>
+            <w:tcBorders>
+              <w:top w:val="single" w:color="BFC9D6" w:sz="4"/>
+              <w:left w:val="single" w:color="BFC9D6" w:sz="4"/>
+              <w:bottom w:val="single" w:color="BFC9D6" w:sz="4"/>
+              <w:right w:val="single" w:color="BFC9D6" w:sz="4"/>
+            </w:tcBorders>
+            <w:shd w:fill="FFFFFF" w:color="auto" w:val="clear"/>
+            <w:tcMar>
+              <w:top w:type="dxa" w:w="60"/>
+              <w:left w:type="dxa" w:w="100"/>
+              <w:bottom w:type="dxa" w:w="60"/>
+              <w:right w:type="dxa" w:w="100"/>
+            </w:tcMar>
+          </w:tcPr>
+          <w:p>
+            <w:r>
+              <w:rPr>
+                <w:sz w:val="19"/>
+                <w:szCs w:val="19"/>
+              </w:rPr>
+              <w:t xml:space="preserve">US$ por millón de tokens de entrada. Por defecto 0.042 (precio vigente)</w:t>
+            </w:r>
+          </w:p>
+        </w:tc>
+      </w:tr>
+      <w:tr>
+        <w:tc>
+          <w:tcPr>
+            <w:tcW w:type="dxa" w:w="3000"/>
+            <w:tcBorders>
+              <w:top w:val="single" w:color="BFC9D6" w:sz="4"/>
+              <w:left w:val="single" w:color="BFC9D6" w:sz="4"/>
+              <w:bottom w:val="single" w:color="BFC9D6" w:sz="4"/>
+              <w:right w:val="single" w:color="BFC9D6" w:sz="4"/>
+            </w:tcBorders>
+            <w:shd w:fill="F6F8FB" w:color="auto" w:val="clear"/>
+            <w:tcMar>
+              <w:top w:type="dxa" w:w="60"/>
+              <w:left w:type="dxa" w:w="100"/>
+              <w:bottom w:type="dxa" w:w="60"/>
+              <w:right w:type="dxa" w:w="100"/>
+            </w:tcMar>
+          </w:tcPr>
+          <w:p>
+            <w:r>
+              <w:rPr>
+                <w:rFonts w:ascii="Consolas" w:cs="Consolas" w:eastAsia="Consolas" w:hAnsi="Consolas"/>
+                <w:color w:val="0B4F8A"/>
+                <w:sz w:val="19"/>
+                <w:szCs w:val="19"/>
+              </w:rPr>
+              <w:t xml:space="preserve">PricePerMillionOutput</w:t>
+            </w:r>
+          </w:p>
+        </w:tc>
+        <w:tc>
+          <w:tcPr>
+            <w:tcW w:type="dxa" w:w="6360"/>
+            <w:tcBorders>
+              <w:top w:val="single" w:color="BFC9D6" w:sz="4"/>
+              <w:left w:val="single" w:color="BFC9D6" w:sz="4"/>
+              <w:bottom w:val="single" w:color="BFC9D6" w:sz="4"/>
+              <w:right w:val="single" w:color="BFC9D6" w:sz="4"/>
+            </w:tcBorders>
+            <w:shd w:fill="F6F8FB" w:color="auto" w:val="clear"/>
+            <w:tcMar>
+              <w:top w:type="dxa" w:w="60"/>
+              <w:left w:type="dxa" w:w="100"/>
+              <w:bottom w:type="dxa" w:w="60"/>
+              <w:right w:type="dxa" w:w="100"/>
+            </w:tcMar>
+          </w:tcPr>
+          <w:p>
+            <w:r>
+              <w:rPr>
+                <w:sz w:val="19"/>
+                <w:szCs w:val="19"/>
+              </w:rPr>
+              <w:t xml:space="preserve">US$ por millón de tokens de salida. Por defecto 0: hoy la salida no se cobra</w:t>
+            </w:r>
+          </w:p>
+        </w:tc>
+      </w:tr>
+      <w:tr>
+        <w:tc>
+          <w:tcPr>
+            <w:tcW w:type="dxa" w:w="3000"/>
+            <w:tcBorders>
+              <w:top w:val="single" w:color="BFC9D6" w:sz="4"/>
+              <w:left w:val="single" w:color="BFC9D6" w:sz="4"/>
+              <w:bottom w:val="single" w:color="BFC9D6" w:sz="4"/>
+              <w:right w:val="single" w:color="BFC9D6" w:sz="4"/>
+            </w:tcBorders>
+            <w:shd w:fill="FFFFFF" w:color="auto" w:val="clear"/>
+            <w:tcMar>
+              <w:top w:type="dxa" w:w="60"/>
+              <w:left w:type="dxa" w:w="100"/>
+              <w:bottom w:type="dxa" w:w="60"/>
+              <w:right w:type="dxa" w:w="100"/>
+            </w:tcMar>
+          </w:tcPr>
+          <w:p>
+            <w:r>
+              <w:rPr>
+                <w:rFonts w:ascii="Consolas" w:cs="Consolas" w:eastAsia="Consolas" w:hAnsi="Consolas"/>
+                <w:color w:val="0B4F8A"/>
+                <w:sz w:val="19"/>
+                <w:szCs w:val="19"/>
+              </w:rPr>
+              <w:t xml:space="preserve">OnUsage</w:t>
+            </w:r>
+          </w:p>
+        </w:tc>
+        <w:tc>
+          <w:tcPr>
+            <w:tcW w:type="dxa" w:w="6360"/>
+            <w:tcBorders>
+              <w:top w:val="single" w:color="BFC9D6" w:sz="4"/>
+              <w:left w:val="single" w:color="BFC9D6" w:sz="4"/>
+              <w:bottom w:val="single" w:color="BFC9D6" w:sz="4"/>
+              <w:right w:val="single" w:color="BFC9D6" w:sz="4"/>
+            </w:tcBorders>
+            <w:shd w:fill="FFFFFF" w:color="auto" w:val="clear"/>
+            <w:tcMar>
+              <w:top w:type="dxa" w:w="60"/>
+              <w:left w:type="dxa" w:w="100"/>
+              <w:bottom w:type="dxa" w:w="60"/>
+              <w:right w:type="dxa" w:w="100"/>
+            </w:tcMar>
+          </w:tcPr>
+          <w:p>
+            <w:r>
+              <w:rPr>
+                <w:sz w:val="19"/>
+                <w:szCs w:val="19"/>
+              </w:rPr>
+              <w:t xml:space="preserve">Evento con el consumo de </w:t>
+            </w:r>
+            <w:r>
+              <w:rPr>
+                <w:b/>
+                <w:bCs/>
+                <w:sz w:val="19"/>
+                <w:szCs w:val="19"/>
+              </w:rPr>
+              <w:t xml:space="preserve">una operación</w:t>
+            </w:r>
+            <w:r>
+              <w:rPr>
+                <w:sz w:val="19"/>
+                <w:szCs w:val="19"/>
+              </w:rPr>
+              <w:t xml:space="preserve"> (ver abajo)</w:t>
+            </w:r>
+          </w:p>
+        </w:tc>
+      </w:tr>
+    </w:tbl>
+    <w:p>
+      <w:pPr>
+        <w:spacing w:after="80"/>
+      </w:pPr>
+    </w:p>
+    <w:p>
+      <w:pPr>
+        <w:pStyle w:val="Heading3"/>
+      </w:pPr>
+      <w:r>
+        <w:t xml:space="preserve">Qué es una operación</w:t>
+      </w:r>
+    </w:p>
+    <w:tbl>
+      <w:tblPr>
+        <w:tblW w:type="dxa" w:w="9360"/>
+        <w:tblBorders>
+          <w:top w:val="single" w:color="auto" w:sz="4"/>
+          <w:left w:val="single" w:color="auto" w:sz="4"/>
+          <w:bottom w:val="single" w:color="auto" w:sz="4"/>
+          <w:right w:val="single" w:color="auto" w:sz="4"/>
+          <w:insideH w:val="single" w:color="auto" w:sz="4"/>
+          <w:insideV w:val="single" w:color="auto" w:sz="4"/>
+        </w:tblBorders>
+      </w:tblPr>
+      <w:tblGrid>
+        <w:gridCol w:w="3200"/>
+        <w:gridCol w:w="6160"/>
+      </w:tblGrid>
+      <w:tr>
+        <w:trPr>
+          <w:tblHeader/>
+        </w:trPr>
+        <w:tc>
+          <w:tcPr>
+            <w:tcW w:type="dxa" w:w="3200"/>
+            <w:tcBorders>
+              <w:top w:val="single" w:color="BFC9D6" w:sz="4"/>
+              <w:left w:val="single" w:color="BFC9D6" w:sz="4"/>
+              <w:bottom w:val="single" w:color="BFC9D6" w:sz="4"/>
+              <w:right w:val="single" w:color="BFC9D6" w:sz="4"/>
+            </w:tcBorders>
+            <w:shd w:fill="1F3A5F" w:color="auto" w:val="clear"/>
+            <w:tcMar>
+              <w:top w:type="dxa" w:w="60"/>
+              <w:left w:type="dxa" w:w="100"/>
+              <w:bottom w:type="dxa" w:w="60"/>
+              <w:right w:type="dxa" w:w="100"/>
+            </w:tcMar>
+          </w:tcPr>
+          <w:p>
+            <w:r>
+              <w:rPr>
+                <w:b/>
+                <w:bCs/>
+                <w:color w:val="FFFFFF"/>
+                <w:sz w:val="19"/>
+                <w:szCs w:val="19"/>
+              </w:rPr>
+              <w:t xml:space="preserve">Componente</w:t>
+            </w:r>
+          </w:p>
+        </w:tc>
+        <w:tc>
+          <w:tcPr>
+            <w:tcW w:type="dxa" w:w="6160"/>
+            <w:tcBorders>
+              <w:top w:val="single" w:color="BFC9D6" w:sz="4"/>
+              <w:left w:val="single" w:color="BFC9D6" w:sz="4"/>
+              <w:bottom w:val="single" w:color="BFC9D6" w:sz="4"/>
+              <w:right w:val="single" w:color="BFC9D6" w:sz="4"/>
+            </w:tcBorders>
+            <w:shd w:fill="1F3A5F" w:color="auto" w:val="clear"/>
+            <w:tcMar>
+              <w:top w:type="dxa" w:w="60"/>
+              <w:left w:type="dxa" w:w="100"/>
+              <w:bottom w:type="dxa" w:w="60"/>
+              <w:right w:type="dxa" w:w="100"/>
+            </w:tcMar>
+          </w:tcPr>
+          <w:p>
+            <w:r>
+              <w:rPr>
+                <w:b/>
+                <w:bCs/>
+                <w:color w:val="FFFFFF"/>
+                <w:sz w:val="19"/>
+                <w:szCs w:val="19"/>
+              </w:rPr>
+              <w:t xml:space="preserve">Un OnUsage por…</w:t>
+            </w:r>
+          </w:p>
+        </w:tc>
+      </w:tr>
+      <w:tr>
+        <w:tc>
+          <w:tcPr>
+            <w:tcW w:type="dxa" w:w="3200"/>
+            <w:tcBorders>
+              <w:top w:val="single" w:color="BFC9D6" w:sz="4"/>
+              <w:left w:val="single" w:color="BFC9D6" w:sz="4"/>
+              <w:bottom w:val="single" w:color="BFC9D6" w:sz="4"/>
+              <w:right w:val="single" w:color="BFC9D6" w:sz="4"/>
+            </w:tcBorders>
+            <w:shd w:fill="FFFFFF" w:color="auto" w:val="clear"/>
+            <w:tcMar>
+              <w:top w:type="dxa" w:w="60"/>
+              <w:left w:type="dxa" w:w="100"/>
+              <w:bottom w:type="dxa" w:w="60"/>
+              <w:right w:type="dxa" w:w="100"/>
+            </w:tcMar>
+          </w:tcPr>
+          <w:p>
+            <w:r>
+              <w:rPr>
+                <w:rFonts w:ascii="Consolas" w:cs="Consolas" w:eastAsia="Consolas" w:hAnsi="Consolas"/>
+                <w:color w:val="0B4F8A"/>
+                <w:sz w:val="19"/>
+                <w:szCs w:val="19"/>
+              </w:rPr>
+              <w:t xml:space="preserve">TAiJev</w:t>
+            </w:r>
+          </w:p>
+        </w:tc>
+        <w:tc>
+          <w:tcPr>
+            <w:tcW w:type="dxa" w:w="6160"/>
+            <w:tcBorders>
+              <w:top w:val="single" w:color="BFC9D6" w:sz="4"/>
+              <w:left w:val="single" w:color="BFC9D6" w:sz="4"/>
+              <w:bottom w:val="single" w:color="BFC9D6" w:sz="4"/>
+              <w:right w:val="single" w:color="BFC9D6" w:sz="4"/>
+            </w:tcBorders>
+            <w:shd w:fill="FFFFFF" w:color="auto" w:val="clear"/>
+            <w:tcMar>
+              <w:top w:type="dxa" w:w="60"/>
+              <w:left w:type="dxa" w:w="100"/>
+              <w:bottom w:type="dxa" w:w="60"/>
+              <w:right w:type="dxa" w:w="100"/>
+            </w:tcMar>
+          </w:tcPr>
+          <w:p>
+            <w:r>
+              <w:rPr>
+                <w:sz w:val="19"/>
+                <w:szCs w:val="19"/>
+              </w:rPr>
+              <w:t xml:space="preserve">cada llamada HTTP exitosa (</w:t>
+            </w:r>
+            <w:r>
+              <w:rPr>
+                <w:rFonts w:ascii="Consolas" w:cs="Consolas" w:eastAsia="Consolas" w:hAnsi="Consolas"/>
+                <w:color w:val="0B4F8A"/>
+                <w:sz w:val="19"/>
+                <w:szCs w:val="19"/>
+              </w:rPr>
+              <w:t xml:space="preserve">Ask</w:t>
+            </w:r>
+            <w:r>
+              <w:rPr>
+                <w:sz w:val="19"/>
+                <w:szCs w:val="19"/>
+              </w:rPr>
+              <w:t xml:space="preserve">, </w:t>
+            </w:r>
+            <w:r>
+              <w:rPr>
+                <w:rFonts w:ascii="Consolas" w:cs="Consolas" w:eastAsia="Consolas" w:hAnsi="Consolas"/>
+                <w:color w:val="0B4F8A"/>
+                <w:sz w:val="19"/>
+                <w:szCs w:val="19"/>
+              </w:rPr>
+              <w:t xml:space="preserve">Choose</w:t>
+            </w:r>
+            <w:r>
+              <w:rPr>
+                <w:sz w:val="19"/>
+                <w:szCs w:val="19"/>
+              </w:rPr>
+              <w:t xml:space="preserve">, </w:t>
+            </w:r>
+            <w:r>
+              <w:rPr>
+                <w:rFonts w:ascii="Consolas" w:cs="Consolas" w:eastAsia="Consolas" w:hAnsi="Consolas"/>
+                <w:color w:val="0B4F8A"/>
+                <w:sz w:val="19"/>
+                <w:szCs w:val="19"/>
+              </w:rPr>
+              <w:t xml:space="preserve">Noul</w:t>
+            </w:r>
+            <w:r>
+              <w:rPr>
+                <w:sz w:val="19"/>
+                <w:szCs w:val="19"/>
+              </w:rPr>
+              <w:t xml:space="preserve">)</w:t>
+            </w:r>
+          </w:p>
+        </w:tc>
+      </w:tr>
+      <w:tr>
+        <w:tc>
+          <w:tcPr>
+            <w:tcW w:type="dxa" w:w="3200"/>
+            <w:tcBorders>
+              <w:top w:val="single" w:color="BFC9D6" w:sz="4"/>
+              <w:left w:val="single" w:color="BFC9D6" w:sz="4"/>
+              <w:bottom w:val="single" w:color="BFC9D6" w:sz="4"/>
+              <w:right w:val="single" w:color="BFC9D6" w:sz="4"/>
+            </w:tcBorders>
+            <w:shd w:fill="F6F8FB" w:color="auto" w:val="clear"/>
+            <w:tcMar>
+              <w:top w:type="dxa" w:w="60"/>
+              <w:left w:type="dxa" w:w="100"/>
+              <w:bottom w:type="dxa" w:w="60"/>
+              <w:right w:type="dxa" w:w="100"/>
+            </w:tcMar>
+          </w:tcPr>
+          <w:p>
+            <w:r>
+              <w:rPr>
+                <w:rFonts w:ascii="Consolas" w:cs="Consolas" w:eastAsia="Consolas" w:hAnsi="Consolas"/>
+                <w:color w:val="0B4F8A"/>
+                <w:sz w:val="19"/>
+                <w:szCs w:val="19"/>
+              </w:rPr>
+              <w:t xml:space="preserve">TAiJevPromptGuard</w:t>
+            </w:r>
+          </w:p>
+        </w:tc>
+        <w:tc>
+          <w:tcPr>
+            <w:tcW w:type="dxa" w:w="6160"/>
+            <w:tcBorders>
+              <w:top w:val="single" w:color="BFC9D6" w:sz="4"/>
+              <w:left w:val="single" w:color="BFC9D6" w:sz="4"/>
+              <w:bottom w:val="single" w:color="BFC9D6" w:sz="4"/>
+              <w:right w:val="single" w:color="BFC9D6" w:sz="4"/>
+            </w:tcBorders>
+            <w:shd w:fill="F6F8FB" w:color="auto" w:val="clear"/>
+            <w:tcMar>
+              <w:top w:type="dxa" w:w="60"/>
+              <w:left w:type="dxa" w:w="100"/>
+              <w:bottom w:type="dxa" w:w="60"/>
+              <w:right w:type="dxa" w:w="100"/>
+            </w:tcMar>
+          </w:tcPr>
+          <w:p>
+            <w:r>
+              <w:rPr>
+                <w:sz w:val="19"/>
+                <w:szCs w:val="19"/>
+              </w:rPr>
+              <w:t xml:space="preserve">cada </w:t>
+            </w:r>
+            <w:r>
+              <w:rPr>
+                <w:rFonts w:ascii="Consolas" w:cs="Consolas" w:eastAsia="Consolas" w:hAnsi="Consolas"/>
+                <w:color w:val="0B4F8A"/>
+                <w:sz w:val="19"/>
+                <w:szCs w:val="19"/>
+              </w:rPr>
+              <w:t xml:space="preserve">CheckPrompt</w:t>
+            </w:r>
+          </w:p>
+        </w:tc>
+      </w:tr>
+      <w:tr>
+        <w:tc>
+          <w:tcPr>
+            <w:tcW w:type="dxa" w:w="3200"/>
+            <w:tcBorders>
+              <w:top w:val="single" w:color="BFC9D6" w:sz="4"/>
+              <w:left w:val="single" w:color="BFC9D6" w:sz="4"/>
+              <w:bottom w:val="single" w:color="BFC9D6" w:sz="4"/>
+              <w:right w:val="single" w:color="BFC9D6" w:sz="4"/>
+            </w:tcBorders>
+            <w:shd w:fill="FFFFFF" w:color="auto" w:val="clear"/>
+            <w:tcMar>
+              <w:top w:type="dxa" w:w="60"/>
+              <w:left w:type="dxa" w:w="100"/>
+              <w:bottom w:type="dxa" w:w="60"/>
+              <w:right w:type="dxa" w:w="100"/>
+            </w:tcMar>
+          </w:tcPr>
+          <w:p>
+            <w:r>
+              <w:rPr>
+                <w:rFonts w:ascii="Consolas" w:cs="Consolas" w:eastAsia="Consolas" w:hAnsi="Consolas"/>
+                <w:color w:val="0B4F8A"/>
+                <w:sz w:val="19"/>
+                <w:szCs w:val="19"/>
+              </w:rPr>
+              <w:t xml:space="preserve">TAiJevDispatchClassifier</w:t>
+            </w:r>
+          </w:p>
+        </w:tc>
+        <w:tc>
+          <w:tcPr>
+            <w:tcW w:type="dxa" w:w="6160"/>
+            <w:tcBorders>
+              <w:top w:val="single" w:color="BFC9D6" w:sz="4"/>
+              <w:left w:val="single" w:color="BFC9D6" w:sz="4"/>
+              <w:bottom w:val="single" w:color="BFC9D6" w:sz="4"/>
+              <w:right w:val="single" w:color="BFC9D6" w:sz="4"/>
+            </w:tcBorders>
+            <w:shd w:fill="FFFFFF" w:color="auto" w:val="clear"/>
+            <w:tcMar>
+              <w:top w:type="dxa" w:w="60"/>
+              <w:left w:type="dxa" w:w="100"/>
+              <w:bottom w:type="dxa" w:w="60"/>
+              <w:right w:type="dxa" w:w="100"/>
+            </w:tcMar>
+          </w:tcPr>
+          <w:p>
+            <w:r>
+              <w:rPr>
+                <w:sz w:val="19"/>
+                <w:szCs w:val="19"/>
+              </w:rPr>
+              <w:t xml:space="preserve">cada clasificación de SmartDispatch</w:t>
+            </w:r>
+          </w:p>
+        </w:tc>
+      </w:tr>
+      <w:tr>
+        <w:tc>
+          <w:tcPr>
+            <w:tcW w:type="dxa" w:w="3200"/>
+            <w:tcBorders>
+              <w:top w:val="single" w:color="BFC9D6" w:sz="4"/>
+              <w:left w:val="single" w:color="BFC9D6" w:sz="4"/>
+              <w:bottom w:val="single" w:color="BFC9D6" w:sz="4"/>
+              <w:right w:val="single" w:color="BFC9D6" w:sz="4"/>
+            </w:tcBorders>
+            <w:shd w:fill="F6F8FB" w:color="auto" w:val="clear"/>
+            <w:tcMar>
+              <w:top w:type="dxa" w:w="60"/>
+              <w:left w:type="dxa" w:w="100"/>
+              <w:bottom w:type="dxa" w:w="60"/>
+              <w:right w:type="dxa" w:w="100"/>
+            </w:tcMar>
+          </w:tcPr>
+          <w:p>
+            <w:r>
+              <w:rPr>
+                <w:rFonts w:ascii="Consolas" w:cs="Consolas" w:eastAsia="Consolas" w:hAnsi="Consolas"/>
+                <w:color w:val="0B4F8A"/>
+                <w:sz w:val="19"/>
+                <w:szCs w:val="19"/>
+              </w:rPr>
+              <w:t xml:space="preserve">TAiJevGuardrailClassifier</w:t>
+            </w:r>
+          </w:p>
+        </w:tc>
+        <w:tc>
+          <w:tcPr>
+            <w:tcW w:type="dxa" w:w="6160"/>
+            <w:tcBorders>
+              <w:top w:val="single" w:color="BFC9D6" w:sz="4"/>
+              <w:left w:val="single" w:color="BFC9D6" w:sz="4"/>
+              <w:bottom w:val="single" w:color="BFC9D6" w:sz="4"/>
+              <w:right w:val="single" w:color="BFC9D6" w:sz="4"/>
+            </w:tcBorders>
+            <w:shd w:fill="F6F8FB" w:color="auto" w:val="clear"/>
+            <w:tcMar>
+              <w:top w:type="dxa" w:w="60"/>
+              <w:left w:type="dxa" w:w="100"/>
+              <w:bottom w:type="dxa" w:w="60"/>
+              <w:right w:type="dxa" w:w="100"/>
+            </w:tcMar>
+          </w:tcPr>
+          <w:p>
+            <w:r>
+              <w:rPr>
+                <w:sz w:val="19"/>
+                <w:szCs w:val="19"/>
+              </w:rPr>
+              <w:t xml:space="preserve">cada </w:t>
+            </w:r>
+            <w:r>
+              <w:rPr>
+                <w:rFonts w:ascii="Consolas" w:cs="Consolas" w:eastAsia="Consolas" w:hAnsi="Consolas"/>
+                <w:color w:val="0B4F8A"/>
+                <w:sz w:val="19"/>
+                <w:szCs w:val="19"/>
+              </w:rPr>
+              <w:t xml:space="preserve">CheckToolCall</w:t>
+            </w:r>
+          </w:p>
+        </w:tc>
+      </w:tr>
+      <w:tr>
+        <w:tc>
+          <w:tcPr>
+            <w:tcW w:type="dxa" w:w="3200"/>
+            <w:tcBorders>
+              <w:top w:val="single" w:color="BFC9D6" w:sz="4"/>
+              <w:left w:val="single" w:color="BFC9D6" w:sz="4"/>
+              <w:bottom w:val="single" w:color="BFC9D6" w:sz="4"/>
+              <w:right w:val="single" w:color="BFC9D6" w:sz="4"/>
+            </w:tcBorders>
+            <w:shd w:fill="FFFFFF" w:color="auto" w:val="clear"/>
+            <w:tcMar>
+              <w:top w:type="dxa" w:w="60"/>
+              <w:left w:type="dxa" w:w="100"/>
+              <w:bottom w:type="dxa" w:w="60"/>
+              <w:right w:type="dxa" w:w="100"/>
+            </w:tcMar>
+          </w:tcPr>
+          <w:p>
+            <w:r>
+              <w:rPr>
+                <w:rFonts w:ascii="Consolas" w:cs="Consolas" w:eastAsia="Consolas" w:hAnsi="Consolas"/>
+                <w:color w:val="0B4F8A"/>
+                <w:sz w:val="19"/>
+                <w:szCs w:val="19"/>
+              </w:rPr>
+              <w:t xml:space="preserve">TAiJevEvalScorer</w:t>
+            </w:r>
+          </w:p>
+        </w:tc>
+        <w:tc>
+          <w:tcPr>
+            <w:tcW w:type="dxa" w:w="6160"/>
+            <w:tcBorders>
+              <w:top w:val="single" w:color="BFC9D6" w:sz="4"/>
+              <w:left w:val="single" w:color="BFC9D6" w:sz="4"/>
+              <w:bottom w:val="single" w:color="BFC9D6" w:sz="4"/>
+              <w:right w:val="single" w:color="BFC9D6" w:sz="4"/>
+            </w:tcBorders>
+            <w:shd w:fill="FFFFFF" w:color="auto" w:val="clear"/>
+            <w:tcMar>
+              <w:top w:type="dxa" w:w="60"/>
+              <w:left w:type="dxa" w:w="100"/>
+              <w:bottom w:type="dxa" w:w="60"/>
+              <w:right w:type="dxa" w:w="100"/>
+            </w:tcMar>
+          </w:tcPr>
+          <w:p>
+            <w:r>
+              <w:rPr>
+                <w:sz w:val="19"/>
+                <w:szCs w:val="19"/>
+              </w:rPr>
+              <w:t xml:space="preserve">cada </w:t>
+            </w:r>
+            <w:r>
+              <w:rPr>
+                <w:rFonts w:ascii="Consolas" w:cs="Consolas" w:eastAsia="Consolas" w:hAnsi="Consolas"/>
+                <w:color w:val="0B4F8A"/>
+                <w:sz w:val="19"/>
+                <w:szCs w:val="19"/>
+              </w:rPr>
+              <w:t xml:space="preserve">Score</w:t>
+            </w:r>
+            <w:r>
+              <w:rPr>
+                <w:sz w:val="19"/>
+                <w:szCs w:val="19"/>
+              </w:rPr>
+              <w:t xml:space="preserve"> (un check del eval)</w:t>
+            </w:r>
+          </w:p>
+        </w:tc>
+      </w:tr>
+      <w:tr>
+        <w:tc>
+          <w:tcPr>
+            <w:tcW w:type="dxa" w:w="3200"/>
+            <w:tcBorders>
+              <w:top w:val="single" w:color="BFC9D6" w:sz="4"/>
+              <w:left w:val="single" w:color="BFC9D6" w:sz="4"/>
+              <w:bottom w:val="single" w:color="BFC9D6" w:sz="4"/>
+              <w:right w:val="single" w:color="BFC9D6" w:sz="4"/>
+            </w:tcBorders>
+            <w:shd w:fill="F6F8FB" w:color="auto" w:val="clear"/>
+            <w:tcMar>
+              <w:top w:type="dxa" w:w="60"/>
+              <w:left w:type="dxa" w:w="100"/>
+              <w:bottom w:type="dxa" w:w="60"/>
+              <w:right w:type="dxa" w:w="100"/>
+            </w:tcMar>
+          </w:tcPr>
+          <w:p>
+            <w:r>
+              <w:rPr>
+                <w:rFonts w:ascii="Consolas" w:cs="Consolas" w:eastAsia="Consolas" w:hAnsi="Consolas"/>
+                <w:color w:val="0B4F8A"/>
+                <w:sz w:val="19"/>
+                <w:szCs w:val="19"/>
+              </w:rPr>
+              <w:t xml:space="preserve">TAiJevModelRouter</w:t>
+            </w:r>
+          </w:p>
+        </w:tc>
+        <w:tc>
+          <w:tcPr>
+            <w:tcW w:type="dxa" w:w="6160"/>
+            <w:tcBorders>
+              <w:top w:val="single" w:color="BFC9D6" w:sz="4"/>
+              <w:left w:val="single" w:color="BFC9D6" w:sz="4"/>
+              <w:bottom w:val="single" w:color="BFC9D6" w:sz="4"/>
+              <w:right w:val="single" w:color="BFC9D6" w:sz="4"/>
+            </w:tcBorders>
+            <w:shd w:fill="F6F8FB" w:color="auto" w:val="clear"/>
+            <w:tcMar>
+              <w:top w:type="dxa" w:w="60"/>
+              <w:left w:type="dxa" w:w="100"/>
+              <w:bottom w:type="dxa" w:w="60"/>
+              <w:right w:type="dxa" w:w="100"/>
+            </w:tcMar>
+          </w:tcPr>
+          <w:p>
+            <w:r>
+              <w:rPr>
+                <w:sz w:val="19"/>
+                <w:szCs w:val="19"/>
+              </w:rPr>
+              <w:t xml:space="preserve">cada </w:t>
+            </w:r>
+            <w:r>
+              <w:rPr>
+                <w:rFonts w:ascii="Consolas" w:cs="Consolas" w:eastAsia="Consolas" w:hAnsi="Consolas"/>
+                <w:color w:val="0B4F8A"/>
+                <w:sz w:val="19"/>
+                <w:szCs w:val="19"/>
+              </w:rPr>
+              <w:t xml:space="preserve">Route</w:t>
+            </w:r>
+            <w:r>
+              <w:rPr>
+                <w:sz w:val="19"/>
+                <w:szCs w:val="19"/>
+              </w:rPr>
+              <w:t xml:space="preserve"> (también dentro de </w:t>
+            </w:r>
+            <w:r>
+              <w:rPr>
+                <w:rFonts w:ascii="Consolas" w:cs="Consolas" w:eastAsia="Consolas" w:hAnsi="Consolas"/>
+                <w:color w:val="0B4F8A"/>
+                <w:sz w:val="19"/>
+                <w:szCs w:val="19"/>
+              </w:rPr>
+              <w:t xml:space="preserve">Ask</w:t>
+            </w:r>
+            <w:r>
+              <w:rPr>
+                <w:sz w:val="19"/>
+                <w:szCs w:val="19"/>
+              </w:rPr>
+              <w:t xml:space="preserve">)</w:t>
+            </w:r>
+          </w:p>
+        </w:tc>
+      </w:tr>
+      <w:tr>
+        <w:tc>
+          <w:tcPr>
+            <w:tcW w:type="dxa" w:w="3200"/>
+            <w:tcBorders>
+              <w:top w:val="single" w:color="BFC9D6" w:sz="4"/>
+              <w:left w:val="single" w:color="BFC9D6" w:sz="4"/>
+              <w:bottom w:val="single" w:color="BFC9D6" w:sz="4"/>
+              <w:right w:val="single" w:color="BFC9D6" w:sz="4"/>
+            </w:tcBorders>
+            <w:shd w:fill="FFFFFF" w:color="auto" w:val="clear"/>
+            <w:tcMar>
+              <w:top w:type="dxa" w:w="60"/>
+              <w:left w:type="dxa" w:w="100"/>
+              <w:bottom w:type="dxa" w:w="60"/>
+              <w:right w:type="dxa" w:w="100"/>
+            </w:tcMar>
+          </w:tcPr>
+          <w:p>
+            <w:r>
+              <w:rPr>
+                <w:rFonts w:ascii="Consolas" w:cs="Consolas" w:eastAsia="Consolas" w:hAnsi="Consolas"/>
+                <w:color w:val="0B4F8A"/>
+                <w:sz w:val="19"/>
+                <w:szCs w:val="19"/>
+              </w:rPr>
+              <w:t xml:space="preserve">TAiJevRouterTool</w:t>
+            </w:r>
+          </w:p>
+        </w:tc>
+        <w:tc>
+          <w:tcPr>
+            <w:tcW w:type="dxa" w:w="6160"/>
+            <w:tcBorders>
+              <w:top w:val="single" w:color="BFC9D6" w:sz="4"/>
+              <w:left w:val="single" w:color="BFC9D6" w:sz="4"/>
+              <w:bottom w:val="single" w:color="BFC9D6" w:sz="4"/>
+              <w:right w:val="single" w:color="BFC9D6" w:sz="4"/>
+            </w:tcBorders>
+            <w:shd w:fill="FFFFFF" w:color="auto" w:val="clear"/>
+            <w:tcMar>
+              <w:top w:type="dxa" w:w="60"/>
+              <w:left w:type="dxa" w:w="100"/>
+              <w:bottom w:type="dxa" w:w="60"/>
+              <w:right w:type="dxa" w:w="100"/>
+            </w:tcMar>
+          </w:tcPr>
+          <w:p>
+            <w:r>
+              <w:rPr>
+                <w:sz w:val="19"/>
+                <w:szCs w:val="19"/>
+              </w:rPr>
+              <w:t xml:space="preserve">cada ejecución del nodo</w:t>
+            </w:r>
+          </w:p>
+        </w:tc>
+      </w:tr>
+      <w:tr>
+        <w:tc>
+          <w:tcPr>
+            <w:tcW w:type="dxa" w:w="3200"/>
+            <w:tcBorders>
+              <w:top w:val="single" w:color="BFC9D6" w:sz="4"/>
+              <w:left w:val="single" w:color="BFC9D6" w:sz="4"/>
+              <w:bottom w:val="single" w:color="BFC9D6" w:sz="4"/>
+              <w:right w:val="single" w:color="BFC9D6" w:sz="4"/>
+            </w:tcBorders>
+            <w:shd w:fill="F6F8FB" w:color="auto" w:val="clear"/>
+            <w:tcMar>
+              <w:top w:type="dxa" w:w="60"/>
+              <w:left w:type="dxa" w:w="100"/>
+              <w:bottom w:type="dxa" w:w="60"/>
+              <w:right w:type="dxa" w:w="100"/>
+            </w:tcMar>
+          </w:tcPr>
+          <w:p>
+            <w:r>
+              <w:rPr>
+                <w:rFonts w:ascii="Consolas" w:cs="Consolas" w:eastAsia="Consolas" w:hAnsi="Consolas"/>
+                <w:color w:val="0B4F8A"/>
+                <w:sz w:val="19"/>
+                <w:szCs w:val="19"/>
+              </w:rPr>
+              <w:t xml:space="preserve">TAiJevRAGReranker</w:t>
+            </w:r>
+          </w:p>
+        </w:tc>
+        <w:tc>
+          <w:tcPr>
+            <w:tcW w:type="dxa" w:w="6160"/>
+            <w:tcBorders>
+              <w:top w:val="single" w:color="BFC9D6" w:sz="4"/>
+              <w:left w:val="single" w:color="BFC9D6" w:sz="4"/>
+              <w:bottom w:val="single" w:color="BFC9D6" w:sz="4"/>
+              <w:right w:val="single" w:color="BFC9D6" w:sz="4"/>
+            </w:tcBorders>
+            <w:shd w:fill="F6F8FB" w:color="auto" w:val="clear"/>
+            <w:tcMar>
+              <w:top w:type="dxa" w:w="60"/>
+              <w:left w:type="dxa" w:w="100"/>
+              <w:bottom w:type="dxa" w:w="60"/>
+              <w:right w:type="dxa" w:w="100"/>
+            </w:tcMar>
+          </w:tcPr>
+          <w:p>
+            <w:r>
+              <w:rPr>
+                <w:sz w:val="19"/>
+                <w:szCs w:val="19"/>
+              </w:rPr>
+              <w:t xml:space="preserve">cada </w:t>
+            </w:r>
+            <w:r>
+              <w:rPr>
+                <w:rFonts w:ascii="Consolas" w:cs="Consolas" w:eastAsia="Consolas" w:hAnsi="Consolas"/>
+                <w:color w:val="0B4F8A"/>
+                <w:sz w:val="19"/>
+                <w:szCs w:val="19"/>
+              </w:rPr>
+              <w:t xml:space="preserve">Score</w:t>
+            </w:r>
+            <w:r>
+              <w:rPr>
+                <w:sz w:val="19"/>
+                <w:szCs w:val="19"/>
+              </w:rPr>
+              <w:t xml:space="preserve"> — </w:t>
+            </w:r>
+            <w:r>
+              <w:rPr>
+                <w:b/>
+                <w:bCs/>
+                <w:sz w:val="19"/>
+                <w:szCs w:val="19"/>
+              </w:rPr>
+              <w:t xml:space="preserve">un solo evento con el total</w:t>
+            </w:r>
+            <w:r>
+              <w:rPr>
+                <w:sz w:val="19"/>
+                <w:szCs w:val="19"/>
+              </w:rPr>
+              <w:t xml:space="preserve"> aunque consulte N pasajes en paralelo</w:t>
+            </w:r>
+          </w:p>
+        </w:tc>
+      </w:tr>
+      <w:tr>
+        <w:tc>
+          <w:tcPr>
+            <w:tcW w:type="dxa" w:w="3200"/>
+            <w:tcBorders>
+              <w:top w:val="single" w:color="BFC9D6" w:sz="4"/>
+              <w:left w:val="single" w:color="BFC9D6" w:sz="4"/>
+              <w:bottom w:val="single" w:color="BFC9D6" w:sz="4"/>
+              <w:right w:val="single" w:color="BFC9D6" w:sz="4"/>
+            </w:tcBorders>
+            <w:shd w:fill="FFFFFF" w:color="auto" w:val="clear"/>
+            <w:tcMar>
+              <w:top w:type="dxa" w:w="60"/>
+              <w:left w:type="dxa" w:w="100"/>
+              <w:bottom w:type="dxa" w:w="60"/>
+              <w:right w:type="dxa" w:w="100"/>
+            </w:tcMar>
+          </w:tcPr>
+          <w:p>
+            <w:r>
+              <w:rPr>
+                <w:rFonts w:ascii="Consolas" w:cs="Consolas" w:eastAsia="Consolas" w:hAnsi="Consolas"/>
+                <w:color w:val="0B4F8A"/>
+                <w:sz w:val="19"/>
+                <w:szCs w:val="19"/>
+              </w:rPr>
+              <w:t xml:space="preserve">TAiJevBatchLabeler</w:t>
+            </w:r>
+          </w:p>
+        </w:tc>
+        <w:tc>
+          <w:tcPr>
+            <w:tcW w:type="dxa" w:w="6160"/>
+            <w:tcBorders>
+              <w:top w:val="single" w:color="BFC9D6" w:sz="4"/>
+              <w:left w:val="single" w:color="BFC9D6" w:sz="4"/>
+              <w:bottom w:val="single" w:color="BFC9D6" w:sz="4"/>
+              <w:right w:val="single" w:color="BFC9D6" w:sz="4"/>
+            </w:tcBorders>
+            <w:shd w:fill="FFFFFF" w:color="auto" w:val="clear"/>
+            <w:tcMar>
+              <w:top w:type="dxa" w:w="60"/>
+              <w:left w:type="dxa" w:w="100"/>
+              <w:bottom w:type="dxa" w:w="60"/>
+              <w:right w:type="dxa" w:w="100"/>
+            </w:tcMar>
+          </w:tcPr>
+          <w:p>
+            <w:r>
+              <w:rPr>
+                <w:sz w:val="19"/>
+                <w:szCs w:val="19"/>
+              </w:rPr>
+              <w:t xml:space="preserve">cada </w:t>
+            </w:r>
+            <w:r>
+              <w:rPr>
+                <w:rFonts w:ascii="Consolas" w:cs="Consolas" w:eastAsia="Consolas" w:hAnsi="Consolas"/>
+                <w:color w:val="0B4F8A"/>
+                <w:sz w:val="19"/>
+                <w:szCs w:val="19"/>
+              </w:rPr>
+              <w:t xml:space="preserve">Run</w:t>
+            </w:r>
+            <w:r>
+              <w:rPr>
+                <w:sz w:val="19"/>
+                <w:szCs w:val="19"/>
+              </w:rPr>
+              <w:t xml:space="preserve"> (el lote completo). Conserva </w:t>
+            </w:r>
+            <w:r>
+              <w:rPr>
+                <w:rFonts w:ascii="Consolas" w:cs="Consolas" w:eastAsia="Consolas" w:hAnsi="Consolas"/>
+                <w:color w:val="0B4F8A"/>
+                <w:sz w:val="19"/>
+                <w:szCs w:val="19"/>
+              </w:rPr>
+              <w:t xml:space="preserve">PricePerMillion</w:t>
+            </w:r>
+            <w:r>
+              <w:rPr>
+                <w:sz w:val="19"/>
+                <w:szCs w:val="19"/>
+              </w:rPr>
+              <w:t xml:space="preserve"> como precio de entrada</w:t>
+            </w:r>
+          </w:p>
+        </w:tc>
+      </w:tr>
+    </w:tbl>
+    <w:p>
+      <w:pPr>
+        <w:spacing w:after="80"/>
+      </w:pPr>
+    </w:p>
+    <w:p>
+      <w:pPr>
+        <w:pStyle w:val="Heading3"/>
+      </w:pPr>
+      <w:r>
+        <w:t xml:space="preserve">Cobrar en un servidor</w:t>
+      </w:r>
+    </w:p>
+    <w:p>
+      <w:pPr>
+        <w:spacing w:after="120"/>
+      </w:pPr>
       <w:r>
         <w:rPr>
           <w:rFonts w:ascii="Consolas" w:cs="Consolas" w:eastAsia="Consolas" w:hAnsi="Consolas"/>
@@ -6832,10 +8239,20 @@
           <w:sz w:val="19"/>
           <w:szCs w:val="19"/>
         </w:rPr>
-        <w:t xml:space="preserve">Routes</w:t>
-      </w:r>
-      <w:r>
-        <w:t xml:space="preserve"> corresponde al input del nodo y escribe la clave elegida en </w:t>
+        <w:t xml:space="preserve">OnUsage</w:t>
+      </w:r>
+      <w:r>
+        <w:t xml:space="preserve"> se dispara </w:t>
+      </w:r>
+      <w:r>
+        <w:rPr>
+          <w:b/>
+          <w:bCs/>
+        </w:rPr>
+        <w:t xml:space="preserve">sincrónico, en el hilo que ejecutó la operación</w:t>
+      </w:r>
+      <w:r>
+        <w:t xml:space="preserve"> (no por </w:t>
       </w:r>
       <w:r>
         <w:rPr>
@@ -6844,45 +8261,16 @@
           <w:sz w:val="19"/>
           <w:szCs w:val="19"/>
         </w:rPr>
-        <w:t xml:space="preserve">Blackboard['next_route']</w:t>
-      </w:r>
-      <w:r>
-        <w:t xml:space="preserve">, que es exactamente lo que ya lee un </w:t>
-      </w:r>
-      <w:r>
-        <w:rPr>
-          <w:rFonts w:ascii="Consolas" w:cs="Consolas" w:eastAsia="Consolas" w:hAnsi="Consolas"/>
-          <w:color w:val="0B4F8A"/>
-          <w:sz w:val="19"/>
-          <w:szCs w:val="19"/>
-        </w:rPr>
-        <w:t xml:space="preserve">TAIAgentsLink</w:t>
-      </w:r>
-      <w:r>
-        <w:t xml:space="preserve"> en modo </w:t>
-      </w:r>
-      <w:r>
-        <w:rPr>
-          <w:rFonts w:ascii="Consolas" w:cs="Consolas" w:eastAsia="Consolas" w:hAnsi="Consolas"/>
-          <w:color w:val="0B4F8A"/>
-          <w:sz w:val="19"/>
-          <w:szCs w:val="19"/>
-        </w:rPr>
-        <w:t xml:space="preserve">lmConditional</w:t>
-      </w:r>
-      <w:r>
-        <w:t xml:space="preserve">. </w:t>
-      </w:r>
-      <w:r>
-        <w:rPr>
-          <w:b/>
-          <w:bCs/>
-        </w:rPr>
-        <w:t xml:space="preserve">El motor de agentes no cambia.</w:t>
-      </w:r>
-    </w:p>
-    <w:p>
-      <w:pPr>
+        <w:t xml:space="preserve">TThread.Queue</w:t>
+      </w:r>
+      <w:r>
+        <w:t xml:space="preserve">). En un servidor ese es el hilo de la petición, así que el manejador sabe a qué cliente cargar el consumo sin trucos. El reranker junta sus llamadas paralelas antes de disparar el evento, también en el hilo del llamador.</w:t>
+      </w:r>
+    </w:p>
+    <w:p>
+      <w:pPr>
+        <w:keepNext/>
+        <w:keepLines/>
         <w:pBdr>
           <w:left w:val="single" w:color="2E75B6" w:sz="12" w:space="6"/>
         </w:pBdr>
@@ -6896,11 +8284,13 @@
           <w:sz w:val="17"/>
           <w:szCs w:val="17"/>
         </w:rPr>
-        <w:t xml:space="preserve">Recepcion --(lmConditional)--&gt; 'contable'   -&gt; nodo del agente contable</w:t>
-      </w:r>
-    </w:p>
-    <w:p>
-      <w:pPr>
+        <w:t xml:space="preserve">Guard.OnUsage := GuardUsage;</w:t>
+      </w:r>
+    </w:p>
+    <w:p>
+      <w:pPr>
+        <w:keepNext/>
+        <w:keepLines/>
         <w:pBdr>
           <w:left w:val="single" w:color="2E75B6" w:sz="12" w:space="6"/>
         </w:pBdr>
@@ -6914,11 +8304,193 @@
           <w:sz w:val="17"/>
           <w:szCs w:val="17"/>
         </w:rPr>
-        <w:t xml:space="preserve">                             -&gt; 'tributario' -&gt; nodo del agente tributario</w:t>
-      </w:r>
-    </w:p>
-    <w:p>
-      <w:pPr>
+        <w:t xml:space="preserve"> </w:t>
+      </w:r>
+    </w:p>
+    <w:p>
+      <w:pPr>
+        <w:keepNext/>
+        <w:keepLines/>
+        <w:pBdr>
+          <w:left w:val="single" w:color="2E75B6" w:sz="12" w:space="6"/>
+        </w:pBdr>
+        <w:shd w:fill="F3F5F8" w:color="auto" w:val="clear"/>
+        <w:spacing w:after="0" w:before="0" w:line="260"/>
+        <w:ind w:left="120"/>
+      </w:pPr>
+      <w:r>
+        <w:rPr>
+          <w:rFonts w:ascii="Consolas" w:cs="Consolas" w:eastAsia="Consolas" w:hAnsi="Consolas"/>
+          <w:sz w:val="17"/>
+          <w:szCs w:val="17"/>
+        </w:rPr>
+        <w:t xml:space="preserve">procedure TServidor.GuardUsage(Sender: TObject; const AUsage: TAiJevUsage);</w:t>
+      </w:r>
+    </w:p>
+    <w:p>
+      <w:pPr>
+        <w:keepNext/>
+        <w:keepLines/>
+        <w:pBdr>
+          <w:left w:val="single" w:color="2E75B6" w:sz="12" w:space="6"/>
+        </w:pBdr>
+        <w:shd w:fill="F3F5F8" w:color="auto" w:val="clear"/>
+        <w:spacing w:after="0" w:before="0" w:line="260"/>
+        <w:ind w:left="120"/>
+      </w:pPr>
+      <w:r>
+        <w:rPr>
+          <w:rFonts w:ascii="Consolas" w:cs="Consolas" w:eastAsia="Consolas" w:hAnsi="Consolas"/>
+          <w:sz w:val="17"/>
+          <w:szCs w:val="17"/>
+        </w:rPr>
+        <w:t xml:space="preserve">begin</w:t>
+      </w:r>
+    </w:p>
+    <w:p>
+      <w:pPr>
+        <w:keepNext/>
+        <w:keepLines/>
+        <w:pBdr>
+          <w:left w:val="single" w:color="2E75B6" w:sz="12" w:space="6"/>
+        </w:pBdr>
+        <w:shd w:fill="F3F5F8" w:color="auto" w:val="clear"/>
+        <w:spacing w:after="0" w:before="0" w:line="260"/>
+        <w:ind w:left="120"/>
+      </w:pPr>
+      <w:r>
+        <w:rPr>
+          <w:rFonts w:ascii="Consolas" w:cs="Consolas" w:eastAsia="Consolas" w:hAnsi="Consolas"/>
+          <w:sz w:val="17"/>
+          <w:szCs w:val="17"/>
+        </w:rPr>
+        <w:t xml:space="preserve">  // Hilo de la petición: el cliente actual es el que hay que facturar</w:t>
+      </w:r>
+    </w:p>
+    <w:p>
+      <w:pPr>
+        <w:keepNext/>
+        <w:keepLines/>
+        <w:pBdr>
+          <w:left w:val="single" w:color="2E75B6" w:sz="12" w:space="6"/>
+        </w:pBdr>
+        <w:shd w:fill="F3F5F8" w:color="auto" w:val="clear"/>
+        <w:spacing w:after="0" w:before="0" w:line="260"/>
+        <w:ind w:left="120"/>
+      </w:pPr>
+      <w:r>
+        <w:rPr>
+          <w:rFonts w:ascii="Consolas" w:cs="Consolas" w:eastAsia="Consolas" w:hAnsi="Consolas"/>
+          <w:sz w:val="17"/>
+          <w:szCs w:val="17"/>
+        </w:rPr>
+        <w:t xml:space="preserve">  Facturacion.Registrar(ClienteActual, 'jev.promptguard',</w:t>
+      </w:r>
+    </w:p>
+    <w:p>
+      <w:pPr>
+        <w:keepNext/>
+        <w:keepLines/>
+        <w:pBdr>
+          <w:left w:val="single" w:color="2E75B6" w:sz="12" w:space="6"/>
+        </w:pBdr>
+        <w:shd w:fill="F3F5F8" w:color="auto" w:val="clear"/>
+        <w:spacing w:after="0" w:before="0" w:line="260"/>
+        <w:ind w:left="120"/>
+      </w:pPr>
+      <w:r>
+        <w:rPr>
+          <w:rFonts w:ascii="Consolas" w:cs="Consolas" w:eastAsia="Consolas" w:hAnsi="Consolas"/>
+          <w:sz w:val="17"/>
+          <w:szCs w:val="17"/>
+        </w:rPr>
+        <w:t xml:space="preserve">    AUsage.Requests, AUsage.InputTokens, AUsage.CostUSD);</w:t>
+      </w:r>
+    </w:p>
+    <w:p>
+      <w:pPr>
+        <w:keepNext/>
+        <w:keepLines/>
+        <w:pBdr>
+          <w:left w:val="single" w:color="2E75B6" w:sz="12" w:space="6"/>
+        </w:pBdr>
+        <w:shd w:fill="F3F5F8" w:color="auto" w:val="clear"/>
+        <w:spacing w:after="0" w:before="0" w:line="260"/>
+        <w:ind w:left="120"/>
+      </w:pPr>
+      <w:r>
+        <w:rPr>
+          <w:rFonts w:ascii="Consolas" w:cs="Consolas" w:eastAsia="Consolas" w:hAnsi="Consolas"/>
+          <w:sz w:val="17"/>
+          <w:szCs w:val="17"/>
+        </w:rPr>
+        <w:t xml:space="preserve">end;</w:t>
+      </w:r>
+    </w:p>
+    <w:p>
+      <w:pPr>
+        <w:keepNext/>
+        <w:keepLines/>
+        <w:pBdr>
+          <w:left w:val="single" w:color="2E75B6" w:sz="12" w:space="6"/>
+        </w:pBdr>
+        <w:shd w:fill="F3F5F8" w:color="auto" w:val="clear"/>
+        <w:spacing w:after="0" w:before="0" w:line="260"/>
+        <w:ind w:left="120"/>
+      </w:pPr>
+      <w:r>
+        <w:rPr>
+          <w:rFonts w:ascii="Consolas" w:cs="Consolas" w:eastAsia="Consolas" w:hAnsi="Consolas"/>
+          <w:sz w:val="17"/>
+          <w:szCs w:val="17"/>
+        </w:rPr>
+        <w:t xml:space="preserve"> </w:t>
+      </w:r>
+    </w:p>
+    <w:p>
+      <w:pPr>
+        <w:keepNext/>
+        <w:keepLines/>
+        <w:pBdr>
+          <w:left w:val="single" w:color="2E75B6" w:sz="12" w:space="6"/>
+        </w:pBdr>
+        <w:shd w:fill="F3F5F8" w:color="auto" w:val="clear"/>
+        <w:spacing w:after="0" w:before="0" w:line="260"/>
+        <w:ind w:left="120"/>
+      </w:pPr>
+      <w:r>
+        <w:rPr>
+          <w:rFonts w:ascii="Consolas" w:cs="Consolas" w:eastAsia="Consolas" w:hAnsi="Consolas"/>
+          <w:sz w:val="17"/>
+          <w:szCs w:val="17"/>
+        </w:rPr>
+        <w:t xml:space="preserve">// En cualquier momento: total del componente</w:t>
+      </w:r>
+    </w:p>
+    <w:p>
+      <w:pPr>
+        <w:keepNext/>
+        <w:keepLines/>
+        <w:pBdr>
+          <w:left w:val="single" w:color="2E75B6" w:sz="12" w:space="6"/>
+        </w:pBdr>
+        <w:shd w:fill="F3F5F8" w:color="auto" w:val="clear"/>
+        <w:spacing w:after="0" w:before="0" w:line="260"/>
+        <w:ind w:left="120"/>
+      </w:pPr>
+      <w:r>
+        <w:rPr>
+          <w:rFonts w:ascii="Consolas" w:cs="Consolas" w:eastAsia="Consolas" w:hAnsi="Consolas"/>
+          <w:sz w:val="17"/>
+          <w:szCs w:val="17"/>
+        </w:rPr>
+        <w:t xml:space="preserve">Writeln(Format('%d consultas, US$%.6f', [Guard.Usage.Requests, Guard.Usage.CostUSD]));</w:t>
+      </w:r>
+    </w:p>
+    <w:p>
+      <w:pPr>
+        <w:keepNext w:val="false"/>
+        <w:keepLines/>
         <w:pBdr>
           <w:left w:val="single" w:color="2E75B6" w:sz="12" w:space="6"/>
         </w:pBdr>
@@ -6932,19 +8504,175 @@
           <w:sz w:val="17"/>
           <w:szCs w:val="17"/>
         </w:rPr>
-        <w:t xml:space="preserve">                             -&gt; NextNo       -&gt; 'humano' (confianza baja o error)</w:t>
-      </w:r>
-    </w:p>
-    <w:p>
-      <w:pPr>
-        <w:pStyle w:val="Heading2"/>
-      </w:pPr>
-      <w:r>
-        <w:t xml:space="preserve">5.1 Ejemplo</w:t>
-      </w:r>
-    </w:p>
-    <w:p>
-      <w:pPr>
+        <w:t xml:space="preserve">Guard.ResetUsage;</w:t>
+      </w:r>
+    </w:p>
+    <w:p>
+      <w:pPr>
+        <w:pBdr>
+          <w:left w:val="single" w:color="D08A2A" w:sz="18" w:space="8"/>
+        </w:pBdr>
+        <w:shd w:fill="FFF4E5" w:color="auto" w:val="clear"/>
+        <w:spacing w:after="160" w:before="80"/>
+        <w:ind w:left="120" w:right="120"/>
+      </w:pPr>
+      <w:r>
+        <w:rPr>
+          <w:b/>
+          <w:bCs/>
+          <w:color w:val="D08A2A"/>
+        </w:rPr>
+        <w:t xml:space="preserve">No contar dos veces: </w:t>
+      </w:r>
+      <w:r>
+        <w:t xml:space="preserve">si varios adaptadores comparten un mismo </w:t>
+      </w:r>
+      <w:r>
+        <w:rPr>
+          <w:rFonts w:ascii="Consolas" w:cs="Consolas" w:eastAsia="Consolas" w:hAnsi="Consolas"/>
+          <w:color w:val="0B4F8A"/>
+          <w:sz w:val="19"/>
+          <w:szCs w:val="19"/>
+        </w:rPr>
+        <w:t xml:space="preserve">TAiJev</w:t>
+      </w:r>
+      <w:r>
+        <w:t xml:space="preserve"> externo, cobrar desde los adaptadores </w:t>
+      </w:r>
+      <w:r>
+        <w:rPr>
+          <w:b/>
+          <w:bCs/>
+        </w:rPr>
+        <w:t xml:space="preserve">o</w:t>
+      </w:r>
+      <w:r>
+        <w:t xml:space="preserve"> desde </w:t>
+      </w:r>
+      <w:r>
+        <w:rPr>
+          <w:rFonts w:ascii="Consolas" w:cs="Consolas" w:eastAsia="Consolas" w:hAnsi="Consolas"/>
+          <w:color w:val="0B4F8A"/>
+          <w:sz w:val="19"/>
+          <w:szCs w:val="19"/>
+        </w:rPr>
+        <w:t xml:space="preserve">TAiJev.OnUsage</w:t>
+      </w:r>
+      <w:r>
+        <w:t xml:space="preserve">, no desde ambos: la misma llamada aparece en los dos.</w:t>
+      </w:r>
+    </w:p>
+    <w:p>
+      <w:pPr>
+        <w:pStyle w:val="ListParagraph"/>
+        <w:numPr>
+          <w:ilvl w:val="0"/>
+          <w:numId w:val="2"/>
+        </w:numPr>
+        <w:spacing w:after="60"/>
+      </w:pPr>
+      <w:r>
+        <w:t xml:space="preserve">Si una operación falla a mitad (p.ej. un pasaje del reranker), igual se reporta lo que ya se consumió en las llamadas exitosas.</w:t>
+      </w:r>
+    </w:p>
+    <w:p>
+      <w:pPr>
+        <w:pStyle w:val="ListParagraph"/>
+        <w:numPr>
+          <w:ilvl w:val="0"/>
+          <w:numId w:val="2"/>
+        </w:numPr>
+        <w:spacing w:after="60"/>
+      </w:pPr>
+      <w:r>
+        <w:t xml:space="preserve">Las cifras son las que devuelve la API. Medido en vivo: dos revisiones del guard = 777 tokens de entrada (US$0.0000326); reranker de 4 pasajes en paralelo = un evento con 4 peticiones y 1.368 tokens (US$0.0000575). Un pasaje enviado directo a la API reportó los mismos tokens de salida que contó el componente.</w:t>
+      </w:r>
+    </w:p>
+    <w:p>
+      <w:pPr>
+        <w:pStyle w:val="Heading1"/>
+        <w:pageBreakBefore/>
+      </w:pPr>
+      <w:r>
+        <w:t xml:space="preserve">5. Enrutar grafos de agentes: TAiJevRouterTool</w:t>
+      </w:r>
+    </w:p>
+    <w:p>
+      <w:pPr>
+        <w:spacing w:after="120"/>
+      </w:pPr>
+      <w:r>
+        <w:rPr>
+          <w:rFonts w:ascii="Consolas" w:cs="Consolas" w:eastAsia="Consolas" w:hAnsi="Consolas"/>
+          <w:color w:val="0B4F8A"/>
+          <w:sz w:val="19"/>
+          <w:szCs w:val="19"/>
+        </w:rPr>
+        <w:t xml:space="preserve">TAiJevRouterTool</w:t>
+      </w:r>
+      <w:r>
+        <w:t xml:space="preserve"> es una tool de nodo. Le pregunta a Jev cuál de sus </w:t>
+      </w:r>
+      <w:r>
+        <w:rPr>
+          <w:rFonts w:ascii="Consolas" w:cs="Consolas" w:eastAsia="Consolas" w:hAnsi="Consolas"/>
+          <w:color w:val="0B4F8A"/>
+          <w:sz w:val="19"/>
+          <w:szCs w:val="19"/>
+        </w:rPr>
+        <w:t xml:space="preserve">Routes</w:t>
+      </w:r>
+      <w:r>
+        <w:t xml:space="preserve"> corresponde al input del nodo y escribe la clave elegida en </w:t>
+      </w:r>
+      <w:r>
+        <w:rPr>
+          <w:rFonts w:ascii="Consolas" w:cs="Consolas" w:eastAsia="Consolas" w:hAnsi="Consolas"/>
+          <w:color w:val="0B4F8A"/>
+          <w:sz w:val="19"/>
+          <w:szCs w:val="19"/>
+        </w:rPr>
+        <w:t xml:space="preserve">Blackboard['next_route']</w:t>
+      </w:r>
+      <w:r>
+        <w:t xml:space="preserve">, que es exactamente lo que ya lee un </w:t>
+      </w:r>
+      <w:r>
+        <w:rPr>
+          <w:rFonts w:ascii="Consolas" w:cs="Consolas" w:eastAsia="Consolas" w:hAnsi="Consolas"/>
+          <w:color w:val="0B4F8A"/>
+          <w:sz w:val="19"/>
+          <w:szCs w:val="19"/>
+        </w:rPr>
+        <w:t xml:space="preserve">TAIAgentsLink</w:t>
+      </w:r>
+      <w:r>
+        <w:t xml:space="preserve"> en modo </w:t>
+      </w:r>
+      <w:r>
+        <w:rPr>
+          <w:rFonts w:ascii="Consolas" w:cs="Consolas" w:eastAsia="Consolas" w:hAnsi="Consolas"/>
+          <w:color w:val="0B4F8A"/>
+          <w:sz w:val="19"/>
+          <w:szCs w:val="19"/>
+        </w:rPr>
+        <w:t xml:space="preserve">lmConditional</w:t>
+      </w:r>
+      <w:r>
+        <w:t xml:space="preserve">. </w:t>
+      </w:r>
+      <w:r>
+        <w:rPr>
+          <w:b/>
+          <w:bCs/>
+        </w:rPr>
+        <w:t xml:space="preserve">El motor de agentes no cambia.</w:t>
+      </w:r>
+    </w:p>
+    <w:p>
+      <w:pPr>
+        <w:keepNext/>
+        <w:keepLines/>
         <w:pBdr>
           <w:left w:val="single" w:color="2E75B6" w:sz="12" w:space="6"/>
         </w:pBdr>
@@ -6958,11 +8686,13 @@
           <w:sz w:val="17"/>
           <w:szCs w:val="17"/>
         </w:rPr>
-        <w:t xml:space="preserve">uses uMakerAi.Agents, uMakerAi.Agents.Tools.JevRouter;</w:t>
-      </w:r>
-    </w:p>
-    <w:p>
-      <w:pPr>
+        <w:t xml:space="preserve">Recepcion --(lmConditional)--&gt; 'contable'   -&gt; nodo del agente contable</w:t>
+      </w:r>
+    </w:p>
+    <w:p>
+      <w:pPr>
+        <w:keepNext/>
+        <w:keepLines/>
         <w:pBdr>
           <w:left w:val="single" w:color="2E75B6" w:sz="12" w:space="6"/>
         </w:pBdr>
@@ -6976,11 +8706,61 @@
           <w:sz w:val="17"/>
           <w:szCs w:val="17"/>
         </w:rPr>
-        <w:t xml:space="preserve"> </w:t>
-      </w:r>
-    </w:p>
-    <w:p>
-      <w:pPr>
+        <w:t xml:space="preserve">                             -&gt; 'tributario' -&gt; nodo del agente tributario</w:t>
+      </w:r>
+    </w:p>
+    <w:p>
+      <w:pPr>
+        <w:keepNext w:val="false"/>
+        <w:keepLines/>
+        <w:pBdr>
+          <w:left w:val="single" w:color="2E75B6" w:sz="12" w:space="6"/>
+        </w:pBdr>
+        <w:shd w:fill="F3F5F8" w:color="auto" w:val="clear"/>
+        <w:spacing w:after="180" w:before="0" w:line="260"/>
+        <w:ind w:left="120"/>
+      </w:pPr>
+      <w:r>
+        <w:rPr>
+          <w:rFonts w:ascii="Consolas" w:cs="Consolas" w:eastAsia="Consolas" w:hAnsi="Consolas"/>
+          <w:sz w:val="17"/>
+          <w:szCs w:val="17"/>
+        </w:rPr>
+        <w:t xml:space="preserve">                             -&gt; NextNo       -&gt; 'humano' (confianza baja o error)</w:t>
+      </w:r>
+    </w:p>
+    <w:p>
+      <w:pPr>
+        <w:pStyle w:val="Heading2"/>
+      </w:pPr>
+      <w:r>
+        <w:t xml:space="preserve">5.1 Ejemplo</w:t>
+      </w:r>
+    </w:p>
+    <w:p>
+      <w:pPr>
+        <w:keepNext/>
+        <w:keepLines/>
+        <w:pBdr>
+          <w:left w:val="single" w:color="2E75B6" w:sz="12" w:space="6"/>
+        </w:pBdr>
+        <w:shd w:fill="F3F5F8" w:color="auto" w:val="clear"/>
+        <w:spacing w:after="0" w:before="60" w:line="260"/>
+        <w:ind w:left="120"/>
+      </w:pPr>
+      <w:r>
+        <w:rPr>
+          <w:rFonts w:ascii="Consolas" w:cs="Consolas" w:eastAsia="Consolas" w:hAnsi="Consolas"/>
+          <w:sz w:val="17"/>
+          <w:szCs w:val="17"/>
+        </w:rPr>
+        <w:t xml:space="preserve">uses uMakerAi.Agents, uMakerAi.Agents.Tools.JevRouter;</w:t>
+      </w:r>
+    </w:p>
+    <w:p>
+      <w:pPr>
+        <w:keepNext/>
+        <w:keepLines/>
         <w:pBdr>
           <w:left w:val="single" w:color="2E75B6" w:sz="12" w:space="6"/>
         </w:pBdr>
@@ -6994,11 +8774,13 @@
           <w:sz w:val="17"/>
           <w:szCs w:val="17"/>
         </w:rPr>
-        <w:t xml:space="preserve">Grafo.AddNode('Recepcion', nil)             // sin OnExecute: lo ejecuta la Tool</w:t>
-      </w:r>
-    </w:p>
-    <w:p>
-      <w:pPr>
+        <w:t xml:space="preserve"> </w:t>
+      </w:r>
+    </w:p>
+    <w:p>
+      <w:pPr>
+        <w:keepNext/>
+        <w:keepLines/>
         <w:pBdr>
           <w:left w:val="single" w:color="2E75B6" w:sz="12" w:space="6"/>
         </w:pBdr>
@@ -7012,11 +8794,13 @@
           <w:sz w:val="17"/>
           <w:szCs w:val="17"/>
         </w:rPr>
-        <w:t xml:space="preserve">     .AddNode('contable', AgenteContable)</w:t>
-      </w:r>
-    </w:p>
-    <w:p>
-      <w:pPr>
+        <w:t xml:space="preserve">Grafo.AddNode('Recepcion', nil)             // sin OnExecute: lo ejecuta la Tool</w:t>
+      </w:r>
+    </w:p>
+    <w:p>
+      <w:pPr>
+        <w:keepNext/>
+        <w:keepLines/>
         <w:pBdr>
           <w:left w:val="single" w:color="2E75B6" w:sz="12" w:space="6"/>
         </w:pBdr>
@@ -7030,11 +8814,13 @@
           <w:sz w:val="17"/>
           <w:szCs w:val="17"/>
         </w:rPr>
-        <w:t xml:space="preserve">     .AddNode('tributario', AgenteTributario)</w:t>
-      </w:r>
-    </w:p>
-    <w:p>
-      <w:pPr>
+        <w:t xml:space="preserve">     .AddNode('contable', AgenteContable)</w:t>
+      </w:r>
+    </w:p>
+    <w:p>
+      <w:pPr>
+        <w:keepNext/>
+        <w:keepLines/>
         <w:pBdr>
           <w:left w:val="single" w:color="2E75B6" w:sz="12" w:space="6"/>
         </w:pBdr>
@@ -7048,11 +8834,13 @@
           <w:sz w:val="17"/>
           <w:szCs w:val="17"/>
         </w:rPr>
-        <w:t xml:space="preserve">     .AddNode('humano', AtencionHumana);</w:t>
-      </w:r>
-    </w:p>
-    <w:p>
-      <w:pPr>
+        <w:t xml:space="preserve">     .AddNode('tributario', AgenteTributario)</w:t>
+      </w:r>
+    </w:p>
+    <w:p>
+      <w:pPr>
+        <w:keepNext/>
+        <w:keepLines/>
         <w:pBdr>
           <w:left w:val="single" w:color="2E75B6" w:sz="12" w:space="6"/>
         </w:pBdr>
@@ -7066,11 +8854,13 @@
           <w:sz w:val="17"/>
           <w:szCs w:val="17"/>
         </w:rPr>
-        <w:t xml:space="preserve"> </w:t>
-      </w:r>
-    </w:p>
-    <w:p>
-      <w:pPr>
+        <w:t xml:space="preserve">     .AddNode('humano', AtencionHumana);</w:t>
+      </w:r>
+    </w:p>
+    <w:p>
+      <w:pPr>
+        <w:keepNext/>
+        <w:keepLines/>
         <w:pBdr>
           <w:left w:val="single" w:color="2E75B6" w:sz="12" w:space="6"/>
         </w:pBdr>
@@ -7084,11 +8874,13 @@
           <w:sz w:val="17"/>
           <w:szCs w:val="17"/>
         </w:rPr>
-        <w:t xml:space="preserve">Router := TAiJevRouterTool.Create(Grafo);</w:t>
-      </w:r>
-    </w:p>
-    <w:p>
-      <w:pPr>
+        <w:t xml:space="preserve"> </w:t>
+      </w:r>
+    </w:p>
+    <w:p>
+      <w:pPr>
+        <w:keepNext/>
+        <w:keepLines/>
         <w:pBdr>
           <w:left w:val="single" w:color="2E75B6" w:sz="12" w:space="6"/>
         </w:pBdr>
@@ -7102,11 +8894,13 @@
           <w:sz w:val="17"/>
           <w:szCs w:val="17"/>
         </w:rPr>
-        <w:t xml:space="preserve">Router.AddRoute('contable',   'Asientos, cuentas del PUC, estados financieros, NIIF');</w:t>
-      </w:r>
-    </w:p>
-    <w:p>
-      <w:pPr>
+        <w:t xml:space="preserve">Router := TAiJevRouterTool.Create(Grafo);</w:t>
+      </w:r>
+    </w:p>
+    <w:p>
+      <w:pPr>
+        <w:keepNext/>
+        <w:keepLines/>
         <w:pBdr>
           <w:left w:val="single" w:color="2E75B6" w:sz="12" w:space="6"/>
         </w:pBdr>
@@ -7120,11 +8914,13 @@
           <w:sz w:val="17"/>
           <w:szCs w:val="17"/>
         </w:rPr>
-        <w:t xml:space="preserve">Router.AddRoute('tributario', 'Renta, IVA, retención en la fuente, DIAN');</w:t>
-      </w:r>
-    </w:p>
-    <w:p>
-      <w:pPr>
+        <w:t xml:space="preserve">Router.AddRoute('contable',   'Asientos, cuentas del PUC, estados financieros, NIIF');</w:t>
+      </w:r>
+    </w:p>
+    <w:p>
+      <w:pPr>
+        <w:keepNext/>
+        <w:keepLines/>
         <w:pBdr>
           <w:left w:val="single" w:color="2E75B6" w:sz="12" w:space="6"/>
         </w:pBdr>
@@ -7138,11 +8934,13 @@
           <w:sz w:val="17"/>
           <w:szCs w:val="17"/>
         </w:rPr>
-        <w:t xml:space="preserve">Router.AddRoute('general',    '');</w:t>
-      </w:r>
-    </w:p>
-    <w:p>
-      <w:pPr>
+        <w:t xml:space="preserve">Router.AddRoute('tributario', 'Renta, IVA, retención en la fuente, DIAN');</w:t>
+      </w:r>
+    </w:p>
+    <w:p>
+      <w:pPr>
+        <w:keepNext/>
+        <w:keepLines/>
         <w:pBdr>
           <w:left w:val="single" w:color="2E75B6" w:sz="12" w:space="6"/>
         </w:pBdr>
@@ -7156,11 +8954,13 @@
           <w:sz w:val="17"/>
           <w:szCs w:val="17"/>
         </w:rPr>
-        <w:t xml:space="preserve">Router.AddFlag('fuentes', '¿Responder `consulta` exige citar una norma concreta?');</w:t>
-      </w:r>
-    </w:p>
-    <w:p>
-      <w:pPr>
+        <w:t xml:space="preserve">Router.AddRoute('general',    '');</w:t>
+      </w:r>
+    </w:p>
+    <w:p>
+      <w:pPr>
+        <w:keepNext/>
+        <w:keepLines/>
         <w:pBdr>
           <w:left w:val="single" w:color="2E75B6" w:sz="12" w:space="6"/>
         </w:pBdr>
@@ -7174,11 +8974,13 @@
           <w:sz w:val="17"/>
           <w:szCs w:val="17"/>
         </w:rPr>
-        <w:t xml:space="preserve">Grafo.FindNode('Recepcion').Tool := Router;</w:t>
-      </w:r>
-    </w:p>
-    <w:p>
-      <w:pPr>
+        <w:t xml:space="preserve">Router.AddFlag('fuentes', '¿Responder `consulta` exige citar una norma concreta?');</w:t>
+      </w:r>
+    </w:p>
+    <w:p>
+      <w:pPr>
+        <w:keepNext/>
+        <w:keepLines/>
         <w:pBdr>
           <w:left w:val="single" w:color="2E75B6" w:sz="12" w:space="6"/>
         </w:pBdr>
@@ -7192,11 +8994,13 @@
           <w:sz w:val="17"/>
           <w:szCs w:val="17"/>
         </w:rPr>
-        <w:t xml:space="preserve"> </w:t>
-      </w:r>
-    </w:p>
-    <w:p>
-      <w:pPr>
+        <w:t xml:space="preserve">Grafo.FindNode('Recepcion').Tool := Router;</w:t>
+      </w:r>
+    </w:p>
+    <w:p>
+      <w:pPr>
+        <w:keepNext/>
+        <w:keepLines/>
         <w:pBdr>
           <w:left w:val="single" w:color="2E75B6" w:sz="12" w:space="6"/>
         </w:pBdr>
@@ -7210,11 +9014,13 @@
           <w:sz w:val="17"/>
           <w:szCs w:val="17"/>
         </w:rPr>
-        <w:t xml:space="preserve">Targets := TDictionary&lt;string, string&gt;.Create;   // clave de ruta -&gt; nodo</w:t>
-      </w:r>
-    </w:p>
-    <w:p>
-      <w:pPr>
+        <w:t xml:space="preserve"> </w:t>
+      </w:r>
+    </w:p>
+    <w:p>
+      <w:pPr>
+        <w:keepNext/>
+        <w:keepLines/>
         <w:pBdr>
           <w:left w:val="single" w:color="2E75B6" w:sz="12" w:space="6"/>
         </w:pBdr>
@@ -7228,11 +9034,13 @@
           <w:sz w:val="17"/>
           <w:szCs w:val="17"/>
         </w:rPr>
-        <w:t xml:space="preserve">Targets.Add('contable', 'contable');</w:t>
-      </w:r>
-    </w:p>
-    <w:p>
-      <w:pPr>
+        <w:t xml:space="preserve">Targets := TDictionary&lt;string, string&gt;.Create;   // clave de ruta -&gt; nodo</w:t>
+      </w:r>
+    </w:p>
+    <w:p>
+      <w:pPr>
+        <w:keepNext/>
+        <w:keepLines/>
         <w:pBdr>
           <w:left w:val="single" w:color="2E75B6" w:sz="12" w:space="6"/>
         </w:pBdr>
@@ -7246,11 +9054,13 @@
           <w:sz w:val="17"/>
           <w:szCs w:val="17"/>
         </w:rPr>
-        <w:t xml:space="preserve">Targets.Add('tributario', 'tributario');</w:t>
-      </w:r>
-    </w:p>
-    <w:p>
-      <w:pPr>
+        <w:t xml:space="preserve">Targets.Add('contable', 'contable');</w:t>
+      </w:r>
+    </w:p>
+    <w:p>
+      <w:pPr>
+        <w:keepNext/>
+        <w:keepLines/>
         <w:pBdr>
           <w:left w:val="single" w:color="2E75B6" w:sz="12" w:space="6"/>
         </w:pBdr>
@@ -7264,11 +9074,13 @@
           <w:sz w:val="17"/>
           <w:szCs w:val="17"/>
         </w:rPr>
-        <w:t xml:space="preserve">Grafo.AddConditionalEdge('Recepcion', 'Enrutador', Targets);</w:t>
-      </w:r>
-    </w:p>
-    <w:p>
-      <w:pPr>
+        <w:t xml:space="preserve">Targets.Add('tributario', 'tributario');</w:t>
+      </w:r>
+    </w:p>
+    <w:p>
+      <w:pPr>
+        <w:keepNext/>
+        <w:keepLines/>
         <w:pBdr>
           <w:left w:val="single" w:color="2E75B6" w:sz="12" w:space="6"/>
         </w:pBdr>
@@ -7282,11 +9094,33 @@
           <w:sz w:val="17"/>
           <w:szCs w:val="17"/>
         </w:rPr>
+        <w:t xml:space="preserve">Grafo.AddConditionalEdge('Recepcion', 'Enrutador', Targets);</w:t>
+      </w:r>
+    </w:p>
+    <w:p>
+      <w:pPr>
+        <w:keepNext/>
+        <w:keepLines/>
+        <w:pBdr>
+          <w:left w:val="single" w:color="2E75B6" w:sz="12" w:space="6"/>
+        </w:pBdr>
+        <w:shd w:fill="F3F5F8" w:color="auto" w:val="clear"/>
+        <w:spacing w:after="0" w:before="0" w:line="260"/>
+        <w:ind w:left="120"/>
+      </w:pPr>
+      <w:r>
+        <w:rPr>
+          <w:rFonts w:ascii="Consolas" w:cs="Consolas" w:eastAsia="Consolas" w:hAnsi="Consolas"/>
+          <w:sz w:val="17"/>
+          <w:szCs w:val="17"/>
+        </w:rPr>
         <w:t xml:space="preserve">Targets.Free;</w:t>
       </w:r>
     </w:p>
     <w:p>
       <w:pPr>
+        <w:keepNext w:val="false"/>
+        <w:keepLines/>
         <w:pBdr>
           <w:left w:val="single" w:color="2E75B6" w:sz="12" w:space="6"/>
         </w:pBdr>
@@ -8972,6 +10806,8 @@
     </w:p>
     <w:p>
       <w:pPr>
+        <w:keepNext/>
+        <w:keepLines/>
         <w:pBdr>
           <w:left w:val="single" w:color="2E75B6" w:sz="12" w:space="6"/>
         </w:pBdr>
@@ -8990,6 +10826,8 @@
     </w:p>
     <w:p>
       <w:pPr>
+        <w:keepNext/>
+        <w:keepLines/>
         <w:pBdr>
           <w:left w:val="single" w:color="2E75B6" w:sz="12" w:space="6"/>
         </w:pBdr>
@@ -9008,6 +10846,8 @@
     </w:p>
     <w:p>
       <w:pPr>
+        <w:keepNext/>
+        <w:keepLines/>
         <w:pBdr>
           <w:left w:val="single" w:color="2E75B6" w:sz="12" w:space="6"/>
         </w:pBdr>
@@ -9026,6 +10866,8 @@
     </w:p>
     <w:p>
       <w:pPr>
+        <w:keepNext/>
+        <w:keepLines/>
         <w:pBdr>
           <w:left w:val="single" w:color="2E75B6" w:sz="12" w:space="6"/>
         </w:pBdr>
@@ -9044,6 +10886,8 @@
     </w:p>
     <w:p>
       <w:pPr>
+        <w:keepNext/>
+        <w:keepLines/>
         <w:pBdr>
           <w:left w:val="single" w:color="2E75B6" w:sz="12" w:space="6"/>
         </w:pBdr>
@@ -9062,6 +10906,8 @@
     </w:p>
     <w:p>
       <w:pPr>
+        <w:keepNext/>
+        <w:keepLines/>
         <w:pBdr>
           <w:left w:val="single" w:color="2E75B6" w:sz="12" w:space="6"/>
         </w:pBdr>
@@ -9080,6 +10926,8 @@
     </w:p>
     <w:p>
       <w:pPr>
+        <w:keepNext/>
+        <w:keepLines/>
         <w:pBdr>
           <w:left w:val="single" w:color="2E75B6" w:sz="12" w:space="6"/>
         </w:pBdr>
@@ -9098,6 +10946,8 @@
     </w:p>
     <w:p>
       <w:pPr>
+        <w:keepNext/>
+        <w:keepLines/>
         <w:pBdr>
           <w:left w:val="single" w:color="2E75B6" w:sz="12" w:space="6"/>
         </w:pBdr>
@@ -9116,6 +10966,8 @@
     </w:p>
     <w:p>
       <w:pPr>
+        <w:keepNext w:val="false"/>
+        <w:keepLines/>
         <w:pBdr>
           <w:left w:val="single" w:color="2E75B6" w:sz="12" w:space="6"/>
         </w:pBdr>
@@ -9272,6 +11124,8 @@
     </w:p>
     <w:p>
       <w:pPr>
+        <w:keepNext/>
+        <w:keepLines/>
         <w:pBdr>
           <w:left w:val="single" w:color="2E75B6" w:sz="12" w:space="6"/>
         </w:pBdr>
@@ -9290,6 +11144,8 @@
     </w:p>
     <w:p>
       <w:pPr>
+        <w:keepNext/>
+        <w:keepLines/>
         <w:pBdr>
           <w:left w:val="single" w:color="2E75B6" w:sz="12" w:space="6"/>
         </w:pBdr>
@@ -9308,6 +11164,8 @@
     </w:p>
     <w:p>
       <w:pPr>
+        <w:keepNext/>
+        <w:keepLines/>
         <w:pBdr>
           <w:left w:val="single" w:color="2E75B6" w:sz="12" w:space="6"/>
         </w:pBdr>
@@ -9326,6 +11184,8 @@
     </w:p>
     <w:p>
       <w:pPr>
+        <w:keepNext/>
+        <w:keepLines/>
         <w:pBdr>
           <w:left w:val="single" w:color="2E75B6" w:sz="12" w:space="6"/>
         </w:pBdr>
@@ -9344,6 +11204,8 @@
     </w:p>
     <w:p>
       <w:pPr>
+        <w:keepNext/>
+        <w:keepLines/>
         <w:pBdr>
           <w:left w:val="single" w:color="2E75B6" w:sz="12" w:space="6"/>
         </w:pBdr>
@@ -9362,6 +11224,8 @@
     </w:p>
     <w:p>
       <w:pPr>
+        <w:keepNext/>
+        <w:keepLines/>
         <w:pBdr>
           <w:left w:val="single" w:color="2E75B6" w:sz="12" w:space="6"/>
         </w:pBdr>
@@ -9380,6 +11244,8 @@
     </w:p>
     <w:p>
       <w:pPr>
+        <w:keepNext/>
+        <w:keepLines/>
         <w:pBdr>
           <w:left w:val="single" w:color="2E75B6" w:sz="12" w:space="6"/>
         </w:pBdr>
@@ -9398,6 +11264,8 @@
     </w:p>
     <w:p>
       <w:pPr>
+        <w:keepNext/>
+        <w:keepLines/>
         <w:pBdr>
           <w:left w:val="single" w:color="2E75B6" w:sz="12" w:space="6"/>
         </w:pBdr>
@@ -9416,6 +11284,8 @@
     </w:p>
     <w:p>
       <w:pPr>
+        <w:keepNext w:val="false"/>
+        <w:keepLines/>
         <w:pBdr>
           <w:left w:val="single" w:color="2E75B6" w:sz="12" w:space="6"/>
         </w:pBdr>
@@ -9596,6 +11466,8 @@
     </w:p>
     <w:p>
       <w:pPr>
+        <w:keepNext/>
+        <w:keepLines/>
         <w:pBdr>
           <w:left w:val="single" w:color="2E75B6" w:sz="12" w:space="6"/>
         </w:pBdr>
@@ -9614,6 +11486,8 @@
     </w:p>
     <w:p>
       <w:pPr>
+        <w:keepNext/>
+        <w:keepLines/>
         <w:pBdr>
           <w:left w:val="single" w:color="2E75B6" w:sz="12" w:space="6"/>
         </w:pBdr>
@@ -9632,6 +11506,8 @@
     </w:p>
     <w:p>
       <w:pPr>
+        <w:keepNext/>
+        <w:keepLines/>
         <w:pBdr>
           <w:left w:val="single" w:color="2E75B6" w:sz="12" w:space="6"/>
         </w:pBdr>
@@ -9650,6 +11526,8 @@
     </w:p>
     <w:p>
       <w:pPr>
+        <w:keepNext/>
+        <w:keepLines/>
         <w:pBdr>
           <w:left w:val="single" w:color="2E75B6" w:sz="12" w:space="6"/>
         </w:pBdr>
@@ -9668,6 +11546,8 @@
     </w:p>
     <w:p>
       <w:pPr>
+        <w:keepNext/>
+        <w:keepLines/>
         <w:pBdr>
           <w:left w:val="single" w:color="2E75B6" w:sz="12" w:space="6"/>
         </w:pBdr>
@@ -9686,6 +11566,8 @@
     </w:p>
     <w:p>
       <w:pPr>
+        <w:keepNext w:val="false"/>
+        <w:keepLines/>
         <w:pBdr>
           <w:left w:val="single" w:color="2E75B6" w:sz="12" w:space="6"/>
         </w:pBdr>
@@ -11083,6 +12965,8 @@
     </w:p>
     <w:p>
       <w:pPr>
+        <w:keepNext/>
+        <w:keepLines/>
         <w:pBdr>
           <w:left w:val="single" w:color="2E75B6" w:sz="12" w:space="6"/>
         </w:pBdr>
@@ -11101,6 +12985,8 @@
     </w:p>
     <w:p>
       <w:pPr>
+        <w:keepNext/>
+        <w:keepLines/>
         <w:pBdr>
           <w:left w:val="single" w:color="2E75B6" w:sz="12" w:space="6"/>
         </w:pBdr>
@@ -11119,6 +13005,8 @@
     </w:p>
     <w:p>
       <w:pPr>
+        <w:keepNext/>
+        <w:keepLines/>
         <w:pBdr>
           <w:left w:val="single" w:color="2E75B6" w:sz="12" w:space="6"/>
         </w:pBdr>
@@ -11137,6 +13025,8 @@
     </w:p>
     <w:p>
       <w:pPr>
+        <w:keepNext/>
+        <w:keepLines/>
         <w:pBdr>
           <w:left w:val="single" w:color="2E75B6" w:sz="12" w:space="6"/>
         </w:pBdr>
@@ -11155,6 +13045,8 @@
     </w:p>
     <w:p>
       <w:pPr>
+        <w:keepNext/>
+        <w:keepLines/>
         <w:pBdr>
           <w:left w:val="single" w:color="2E75B6" w:sz="12" w:space="6"/>
         </w:pBdr>
@@ -11173,6 +13065,8 @@
     </w:p>
     <w:p>
       <w:pPr>
+        <w:keepNext w:val="false"/>
+        <w:keepLines/>
         <w:pBdr>
           <w:left w:val="single" w:color="2E75B6" w:sz="12" w:space="6"/>
         </w:pBdr>
@@ -11740,6 +13634,8 @@
     </w:p>
     <w:p>
       <w:pPr>
+        <w:keepNext/>
+        <w:keepLines/>
         <w:pBdr>
           <w:left w:val="single" w:color="2E75B6" w:sz="12" w:space="6"/>
         </w:pBdr>
@@ -11758,6 +13654,8 @@
     </w:p>
     <w:p>
       <w:pPr>
+        <w:keepNext w:val="false"/>
+        <w:keepLines/>
         <w:pBdr>
           <w:left w:val="single" w:color="2E75B6" w:sz="12" w:space="6"/>
         </w:pBdr>
@@ -11883,6 +13781,8 @@
     </w:p>
     <w:p>
       <w:pPr>
+        <w:keepNext/>
+        <w:keepLines/>
         <w:pBdr>
           <w:left w:val="single" w:color="2E75B6" w:sz="12" w:space="6"/>
         </w:pBdr>
@@ -11901,6 +13801,8 @@
     </w:p>
     <w:p>
       <w:pPr>
+        <w:keepNext/>
+        <w:keepLines/>
         <w:pBdr>
           <w:left w:val="single" w:color="2E75B6" w:sz="12" w:space="6"/>
         </w:pBdr>
@@ -11919,6 +13821,8 @@
     </w:p>
     <w:p>
       <w:pPr>
+        <w:keepNext/>
+        <w:keepLines/>
         <w:pBdr>
           <w:left w:val="single" w:color="2E75B6" w:sz="12" w:space="6"/>
         </w:pBdr>
@@ -11937,6 +13841,8 @@
     </w:p>
     <w:p>
       <w:pPr>
+        <w:keepNext/>
+        <w:keepLines/>
         <w:pBdr>
           <w:left w:val="single" w:color="2E75B6" w:sz="12" w:space="6"/>
         </w:pBdr>
@@ -11955,6 +13861,8 @@
     </w:p>
     <w:p>
       <w:pPr>
+        <w:keepNext/>
+        <w:keepLines/>
         <w:pBdr>
           <w:left w:val="single" w:color="2E75B6" w:sz="12" w:space="6"/>
         </w:pBdr>
@@ -11973,6 +13881,8 @@
     </w:p>
     <w:p>
       <w:pPr>
+        <w:keepNext/>
+        <w:keepLines/>
         <w:pBdr>
           <w:left w:val="single" w:color="2E75B6" w:sz="12" w:space="6"/>
         </w:pBdr>
@@ -11991,6 +13901,8 @@
     </w:p>
     <w:p>
       <w:pPr>
+        <w:keepNext/>
+        <w:keepLines/>
         <w:pBdr>
           <w:left w:val="single" w:color="2E75B6" w:sz="12" w:space="6"/>
         </w:pBdr>
@@ -12009,6 +13921,8 @@
     </w:p>
     <w:p>
       <w:pPr>
+        <w:keepNext w:val="false"/>
+        <w:keepLines/>
         <w:pBdr>
           <w:left w:val="single" w:color="2E75B6" w:sz="12" w:space="6"/>
         </w:pBdr>
@@ -12270,6 +14184,8 @@
     </w:p>
     <w:p>
       <w:pPr>
+        <w:keepNext/>
+        <w:keepLines/>
         <w:pBdr>
           <w:left w:val="single" w:color="2E75B6" w:sz="12" w:space="6"/>
         </w:pBdr>
@@ -12288,6 +14204,8 @@
     </w:p>
     <w:p>
       <w:pPr>
+        <w:keepNext/>
+        <w:keepLines/>
         <w:pBdr>
           <w:left w:val="single" w:color="2E75B6" w:sz="12" w:space="6"/>
         </w:pBdr>
@@ -12306,6 +14224,8 @@
     </w:p>
     <w:p>
       <w:pPr>
+        <w:keepNext/>
+        <w:keepLines/>
         <w:pBdr>
           <w:left w:val="single" w:color="2E75B6" w:sz="12" w:space="6"/>
         </w:pBdr>
@@ -12324,6 +14244,8 @@
     </w:p>
     <w:p>
       <w:pPr>
+        <w:keepNext/>
+        <w:keepLines/>
         <w:pBdr>
           <w:left w:val="single" w:color="2E75B6" w:sz="12" w:space="6"/>
         </w:pBdr>
@@ -12342,6 +14264,8 @@
     </w:p>
     <w:p>
       <w:pPr>
+        <w:keepNext/>
+        <w:keepLines/>
         <w:pBdr>
           <w:left w:val="single" w:color="2E75B6" w:sz="12" w:space="6"/>
         </w:pBdr>
@@ -12360,6 +14284,8 @@
     </w:p>
     <w:p>
       <w:pPr>
+        <w:keepNext/>
+        <w:keepLines/>
         <w:pBdr>
           <w:left w:val="single" w:color="2E75B6" w:sz="12" w:space="6"/>
         </w:pBdr>
@@ -12378,6 +14304,8 @@
     </w:p>
     <w:p>
       <w:pPr>
+        <w:keepNext w:val="false"/>
+        <w:keepLines/>
         <w:pBdr>
           <w:left w:val="single" w:color="2E75B6" w:sz="12" w:space="6"/>
         </w:pBdr>
@@ -13138,6 +15066,8 @@
     </w:p>
     <w:p>
       <w:pPr>
+        <w:keepNext/>
+        <w:keepLines/>
         <w:pBdr>
           <w:left w:val="single" w:color="2E75B6" w:sz="12" w:space="6"/>
         </w:pBdr>
@@ -13156,6 +15086,8 @@
     </w:p>
     <w:p>
       <w:pPr>
+        <w:keepNext/>
+        <w:keepLines/>
         <w:pBdr>
           <w:left w:val="single" w:color="2E75B6" w:sz="12" w:space="6"/>
         </w:pBdr>
@@ -13174,6 +15106,8 @@
     </w:p>
     <w:p>
       <w:pPr>
+        <w:keepNext/>
+        <w:keepLines/>
         <w:pBdr>
           <w:left w:val="single" w:color="2E75B6" w:sz="12" w:space="6"/>
         </w:pBdr>
@@ -13192,6 +15126,8 @@
     </w:p>
     <w:p>
       <w:pPr>
+        <w:keepNext/>
+        <w:keepLines/>
         <w:pBdr>
           <w:left w:val="single" w:color="2E75B6" w:sz="12" w:space="6"/>
         </w:pBdr>
@@ -13210,6 +15146,8 @@
     </w:p>
     <w:p>
       <w:pPr>
+        <w:keepNext/>
+        <w:keepLines/>
         <w:pBdr>
           <w:left w:val="single" w:color="2E75B6" w:sz="12" w:space="6"/>
         </w:pBdr>
@@ -13228,6 +15166,8 @@
     </w:p>
     <w:p>
       <w:pPr>
+        <w:keepNext/>
+        <w:keepLines/>
         <w:pBdr>
           <w:left w:val="single" w:color="2E75B6" w:sz="12" w:space="6"/>
         </w:pBdr>
@@ -13246,6 +15186,8 @@
     </w:p>
     <w:p>
       <w:pPr>
+        <w:keepNext/>
+        <w:keepLines/>
         <w:pBdr>
           <w:left w:val="single" w:color="2E75B6" w:sz="12" w:space="6"/>
         </w:pBdr>
@@ -13264,6 +15206,8 @@
     </w:p>
     <w:p>
       <w:pPr>
+        <w:keepNext/>
+        <w:keepLines/>
         <w:pBdr>
           <w:left w:val="single" w:color="2E75B6" w:sz="12" w:space="6"/>
         </w:pBdr>
@@ -13282,6 +15226,8 @@
     </w:p>
     <w:p>
       <w:pPr>
+        <w:keepNext/>
+        <w:keepLines/>
         <w:pBdr>
           <w:left w:val="single" w:color="2E75B6" w:sz="12" w:space="6"/>
         </w:pBdr>
@@ -13300,6 +15246,8 @@
     </w:p>
     <w:p>
       <w:pPr>
+        <w:keepNext w:val="false"/>
+        <w:keepLines/>
         <w:pBdr>
           <w:left w:val="single" w:color="2E75B6" w:sz="12" w:space="6"/>
         </w:pBdr>
@@ -13483,6 +15431,8 @@
     </w:p>
     <w:p>
       <w:pPr>
+        <w:keepNext/>
+        <w:keepLines/>
         <w:pBdr>
           <w:left w:val="single" w:color="2E75B6" w:sz="12" w:space="6"/>
         </w:pBdr>
@@ -13501,6 +15451,8 @@
     </w:p>
     <w:p>
       <w:pPr>
+        <w:keepNext/>
+        <w:keepLines/>
         <w:pBdr>
           <w:left w:val="single" w:color="2E75B6" w:sz="12" w:space="6"/>
         </w:pBdr>
@@ -13519,6 +15471,8 @@
     </w:p>
     <w:p>
       <w:pPr>
+        <w:keepNext/>
+        <w:keepLines/>
         <w:pBdr>
           <w:left w:val="single" w:color="2E75B6" w:sz="12" w:space="6"/>
         </w:pBdr>
@@ -13537,6 +15491,8 @@
     </w:p>
     <w:p>
       <w:pPr>
+        <w:keepNext/>
+        <w:keepLines/>
         <w:pBdr>
           <w:left w:val="single" w:color="2E75B6" w:sz="12" w:space="6"/>
         </w:pBdr>
@@ -13555,6 +15511,8 @@
     </w:p>
     <w:p>
       <w:pPr>
+        <w:keepNext/>
+        <w:keepLines/>
         <w:pBdr>
           <w:left w:val="single" w:color="2E75B6" w:sz="12" w:space="6"/>
         </w:pBdr>
@@ -13573,6 +15531,8 @@
     </w:p>
     <w:p>
       <w:pPr>
+        <w:keepNext/>
+        <w:keepLines/>
         <w:pBdr>
           <w:left w:val="single" w:color="2E75B6" w:sz="12" w:space="6"/>
         </w:pBdr>
@@ -13591,6 +15551,8 @@
     </w:p>
     <w:p>
       <w:pPr>
+        <w:keepNext/>
+        <w:keepLines/>
         <w:pBdr>
           <w:left w:val="single" w:color="2E75B6" w:sz="12" w:space="6"/>
         </w:pBdr>
@@ -13609,6 +15571,8 @@
     </w:p>
     <w:p>
       <w:pPr>
+        <w:keepNext/>
+        <w:keepLines/>
         <w:pBdr>
           <w:left w:val="single" w:color="2E75B6" w:sz="12" w:space="6"/>
         </w:pBdr>
@@ -13627,6 +15591,8 @@
     </w:p>
     <w:p>
       <w:pPr>
+        <w:keepNext/>
+        <w:keepLines/>
         <w:pBdr>
           <w:left w:val="single" w:color="2E75B6" w:sz="12" w:space="6"/>
         </w:pBdr>
@@ -13645,6 +15611,8 @@
     </w:p>
     <w:p>
       <w:pPr>
+        <w:keepNext w:val="false"/>
+        <w:keepLines/>
         <w:pBdr>
           <w:left w:val="single" w:color="2E75B6" w:sz="12" w:space="6"/>
         </w:pBdr>
@@ -14410,6 +16378,8 @@
     </w:p>
     <w:p>
       <w:pPr>
+        <w:keepNext/>
+        <w:keepLines/>
         <w:pBdr>
           <w:left w:val="single" w:color="2E75B6" w:sz="12" w:space="6"/>
         </w:pBdr>
@@ -14428,6 +16398,8 @@
     </w:p>
     <w:p>
       <w:pPr>
+        <w:keepNext/>
+        <w:keepLines/>
         <w:pBdr>
           <w:left w:val="single" w:color="2E75B6" w:sz="12" w:space="6"/>
         </w:pBdr>
@@ -14446,6 +16418,8 @@
     </w:p>
     <w:p>
       <w:pPr>
+        <w:keepNext/>
+        <w:keepLines/>
         <w:pBdr>
           <w:left w:val="single" w:color="2E75B6" w:sz="12" w:space="6"/>
         </w:pBdr>
@@ -14464,6 +16438,8 @@
     </w:p>
     <w:p>
       <w:pPr>
+        <w:keepNext/>
+        <w:keepLines/>
         <w:pBdr>
           <w:left w:val="single" w:color="2E75B6" w:sz="12" w:space="6"/>
         </w:pBdr>
@@ -14482,6 +16458,8 @@
     </w:p>
     <w:p>
       <w:pPr>
+        <w:keepNext/>
+        <w:keepLines/>
         <w:pBdr>
           <w:left w:val="single" w:color="2E75B6" w:sz="12" w:space="6"/>
         </w:pBdr>
@@ -14500,6 +16478,8 @@
     </w:p>
     <w:p>
       <w:pPr>
+        <w:keepNext/>
+        <w:keepLines/>
         <w:pBdr>
           <w:left w:val="single" w:color="2E75B6" w:sz="12" w:space="6"/>
         </w:pBdr>
@@ -14518,6 +16498,8 @@
     </w:p>
     <w:p>
       <w:pPr>
+        <w:keepNext/>
+        <w:keepLines/>
         <w:pBdr>
           <w:left w:val="single" w:color="2E75B6" w:sz="12" w:space="6"/>
         </w:pBdr>
@@ -14536,6 +16518,8 @@
     </w:p>
     <w:p>
       <w:pPr>
+        <w:keepNext/>
+        <w:keepLines/>
         <w:pBdr>
           <w:left w:val="single" w:color="2E75B6" w:sz="12" w:space="6"/>
         </w:pBdr>
@@ -14554,6 +16538,8 @@
     </w:p>
     <w:p>
       <w:pPr>
+        <w:keepNext/>
+        <w:keepLines/>
         <w:pBdr>
           <w:left w:val="single" w:color="2E75B6" w:sz="12" w:space="6"/>
         </w:pBdr>
@@ -14572,6 +16558,8 @@
     </w:p>
     <w:p>
       <w:pPr>
+        <w:keepNext/>
+        <w:keepLines/>
         <w:pBdr>
           <w:left w:val="single" w:color="2E75B6" w:sz="12" w:space="6"/>
         </w:pBdr>
@@ -14590,6 +16578,8 @@
     </w:p>
     <w:p>
       <w:pPr>
+        <w:keepNext/>
+        <w:keepLines/>
         <w:pBdr>
           <w:left w:val="single" w:color="2E75B6" w:sz="12" w:space="6"/>
         </w:pBdr>
@@ -14608,6 +16598,8 @@
     </w:p>
     <w:p>
       <w:pPr>
+        <w:keepNext/>
+        <w:keepLines/>
         <w:pBdr>
           <w:left w:val="single" w:color="2E75B6" w:sz="12" w:space="6"/>
         </w:pBdr>
@@ -14626,6 +16618,8 @@
     </w:p>
     <w:p>
       <w:pPr>
+        <w:keepNext/>
+        <w:keepLines/>
         <w:pBdr>
           <w:left w:val="single" w:color="2E75B6" w:sz="12" w:space="6"/>
         </w:pBdr>
@@ -14644,6 +16638,8 @@
     </w:p>
     <w:p>
       <w:pPr>
+        <w:keepNext/>
+        <w:keepLines/>
         <w:pBdr>
           <w:left w:val="single" w:color="2E75B6" w:sz="12" w:space="6"/>
         </w:pBdr>
@@ -14662,6 +16658,8 @@
     </w:p>
     <w:p>
       <w:pPr>
+        <w:keepNext/>
+        <w:keepLines/>
         <w:pBdr>
           <w:left w:val="single" w:color="2E75B6" w:sz="12" w:space="6"/>
         </w:pBdr>
@@ -14680,6 +16678,8 @@
     </w:p>
     <w:p>
       <w:pPr>
+        <w:keepNext/>
+        <w:keepLines/>
         <w:pBdr>
           <w:left w:val="single" w:color="2E75B6" w:sz="12" w:space="6"/>
         </w:pBdr>
@@ -14698,6 +16698,8 @@
     </w:p>
     <w:p>
       <w:pPr>
+        <w:keepNext w:val="false"/>
+        <w:keepLines/>
         <w:pBdr>
           <w:left w:val="single" w:color="2E75B6" w:sz="12" w:space="6"/>
         </w:pBdr>
@@ -15206,6 +17208,8 @@
     </w:p>
     <w:p>
       <w:pPr>
+        <w:keepNext/>
+        <w:keepLines/>
         <w:pBdr>
           <w:left w:val="single" w:color="2E75B6" w:sz="12" w:space="6"/>
         </w:pBdr>
@@ -15224,6 +17228,8 @@
     </w:p>
     <w:p>
       <w:pPr>
+        <w:keepNext/>
+        <w:keepLines/>
         <w:pBdr>
           <w:left w:val="single" w:color="2E75B6" w:sz="12" w:space="6"/>
         </w:pBdr>
@@ -15242,6 +17248,8 @@
     </w:p>
     <w:p>
       <w:pPr>
+        <w:keepNext/>
+        <w:keepLines/>
         <w:pBdr>
           <w:left w:val="single" w:color="2E75B6" w:sz="12" w:space="6"/>
         </w:pBdr>
@@ -15260,6 +17268,8 @@
     </w:p>
     <w:p>
       <w:pPr>
+        <w:keepNext/>
+        <w:keepLines/>
         <w:pBdr>
           <w:left w:val="single" w:color="2E75B6" w:sz="12" w:space="6"/>
         </w:pBdr>
@@ -15278,6 +17288,8 @@
     </w:p>
     <w:p>
       <w:pPr>
+        <w:keepNext/>
+        <w:keepLines/>
         <w:pBdr>
           <w:left w:val="single" w:color="2E75B6" w:sz="12" w:space="6"/>
         </w:pBdr>
@@ -15296,6 +17308,8 @@
     </w:p>
     <w:p>
       <w:pPr>
+        <w:keepNext/>
+        <w:keepLines/>
         <w:pBdr>
           <w:left w:val="single" w:color="2E75B6" w:sz="12" w:space="6"/>
         </w:pBdr>
@@ -15314,6 +17328,8 @@
     </w:p>
     <w:p>
       <w:pPr>
+        <w:keepNext/>
+        <w:keepLines/>
         <w:pBdr>
           <w:left w:val="single" w:color="2E75B6" w:sz="12" w:space="6"/>
         </w:pBdr>
@@ -15332,6 +17348,8 @@
     </w:p>
     <w:p>
       <w:pPr>
+        <w:keepNext/>
+        <w:keepLines/>
         <w:pBdr>
           <w:left w:val="single" w:color="2E75B6" w:sz="12" w:space="6"/>
         </w:pBdr>
@@ -15350,6 +17368,8 @@
     </w:p>
     <w:p>
       <w:pPr>
+        <w:keepNext/>
+        <w:keepLines/>
         <w:pBdr>
           <w:left w:val="single" w:color="2E75B6" w:sz="12" w:space="6"/>
         </w:pBdr>
@@ -15368,6 +17388,8 @@
     </w:p>
     <w:p>
       <w:pPr>
+        <w:keepNext/>
+        <w:keepLines/>
         <w:pBdr>
           <w:left w:val="single" w:color="2E75B6" w:sz="12" w:space="6"/>
         </w:pBdr>
@@ -15386,6 +17408,8 @@
     </w:p>
     <w:p>
       <w:pPr>
+        <w:keepNext w:val="false"/>
+        <w:keepLines/>
         <w:pBdr>
           <w:left w:val="single" w:color="2E75B6" w:sz="12" w:space="6"/>
         </w:pBdr>
@@ -15987,6 +18011,8 @@
     </w:p>
     <w:p>
       <w:pPr>
+        <w:keepNext/>
+        <w:keepLines/>
         <w:pBdr>
           <w:left w:val="single" w:color="2E75B6" w:sz="12" w:space="6"/>
         </w:pBdr>
@@ -16005,6 +18031,8 @@
     </w:p>
     <w:p>
       <w:pPr>
+        <w:keepNext/>
+        <w:keepLines/>
         <w:pBdr>
           <w:left w:val="single" w:color="2E75B6" w:sz="12" w:space="6"/>
         </w:pBdr>
@@ -16023,6 +18051,8 @@
     </w:p>
     <w:p>
       <w:pPr>
+        <w:keepNext/>
+        <w:keepLines/>
         <w:pBdr>
           <w:left w:val="single" w:color="2E75B6" w:sz="12" w:space="6"/>
         </w:pBdr>
@@ -16041,6 +18071,8 @@
     </w:p>
     <w:p>
       <w:pPr>
+        <w:keepNext/>
+        <w:keepLines/>
         <w:pBdr>
           <w:left w:val="single" w:color="2E75B6" w:sz="12" w:space="6"/>
         </w:pBdr>
@@ -16059,6 +18091,8 @@
     </w:p>
     <w:p>
       <w:pPr>
+        <w:keepNext/>
+        <w:keepLines/>
         <w:pBdr>
           <w:left w:val="single" w:color="2E75B6" w:sz="12" w:space="6"/>
         </w:pBdr>
@@ -16077,6 +18111,8 @@
     </w:p>
     <w:p>
       <w:pPr>
+        <w:keepNext/>
+        <w:keepLines/>
         <w:pBdr>
           <w:left w:val="single" w:color="2E75B6" w:sz="12" w:space="6"/>
         </w:pBdr>
@@ -16095,6 +18131,8 @@
     </w:p>
     <w:p>
       <w:pPr>
+        <w:keepNext/>
+        <w:keepLines/>
         <w:pBdr>
           <w:left w:val="single" w:color="2E75B6" w:sz="12" w:space="6"/>
         </w:pBdr>
@@ -16113,6 +18151,8 @@
     </w:p>
     <w:p>
       <w:pPr>
+        <w:keepNext/>
+        <w:keepLines/>
         <w:pBdr>
           <w:left w:val="single" w:color="2E75B6" w:sz="12" w:space="6"/>
         </w:pBdr>
@@ -16131,6 +18171,8 @@
     </w:p>
     <w:p>
       <w:pPr>
+        <w:keepNext/>
+        <w:keepLines/>
         <w:pBdr>
           <w:left w:val="single" w:color="2E75B6" w:sz="12" w:space="6"/>
         </w:pBdr>
@@ -16149,6 +18191,8 @@
     </w:p>
     <w:p>
       <w:pPr>
+        <w:keepNext/>
+        <w:keepLines/>
         <w:pBdr>
           <w:left w:val="single" w:color="2E75B6" w:sz="12" w:space="6"/>
         </w:pBdr>
@@ -16167,6 +18211,8 @@
     </w:p>
     <w:p>
       <w:pPr>
+        <w:keepNext/>
+        <w:keepLines/>
         <w:pBdr>
           <w:left w:val="single" w:color="2E75B6" w:sz="12" w:space="6"/>
         </w:pBdr>
@@ -16185,6 +18231,8 @@
     </w:p>
     <w:p>
       <w:pPr>
+        <w:keepNext/>
+        <w:keepLines/>
         <w:pBdr>
           <w:left w:val="single" w:color="2E75B6" w:sz="12" w:space="6"/>
         </w:pBdr>
@@ -16203,6 +18251,8 @@
     </w:p>
     <w:p>
       <w:pPr>
+        <w:keepNext/>
+        <w:keepLines/>
         <w:pBdr>
           <w:left w:val="single" w:color="2E75B6" w:sz="12" w:space="6"/>
         </w:pBdr>
@@ -16221,6 +18271,8 @@
     </w:p>
     <w:p>
       <w:pPr>
+        <w:keepNext w:val="false"/>
+        <w:keepLines/>
         <w:pBdr>
           <w:left w:val="single" w:color="2E75B6" w:sz="12" w:space="6"/>
         </w:pBdr>
@@ -16247,6 +18299,8 @@
     </w:p>
     <w:p>
       <w:pPr>
+        <w:keepNext/>
+        <w:keepLines/>
         <w:pBdr>
           <w:left w:val="single" w:color="2E75B6" w:sz="12" w:space="6"/>
         </w:pBdr>
@@ -16265,6 +18319,8 @@
     </w:p>
     <w:p>
       <w:pPr>
+        <w:keepNext/>
+        <w:keepLines/>
         <w:pBdr>
           <w:left w:val="single" w:color="2E75B6" w:sz="12" w:space="6"/>
         </w:pBdr>
@@ -16283,6 +18339,8 @@
     </w:p>
     <w:p>
       <w:pPr>
+        <w:keepNext/>
+        <w:keepLines/>
         <w:pBdr>
           <w:left w:val="single" w:color="2E75B6" w:sz="12" w:space="6"/>
         </w:pBdr>
@@ -16301,6 +18359,8 @@
     </w:p>
     <w:p>
       <w:pPr>
+        <w:keepNext/>
+        <w:keepLines/>
         <w:pBdr>
           <w:left w:val="single" w:color="2E75B6" w:sz="12" w:space="6"/>
         </w:pBdr>
@@ -16319,6 +18379,8 @@
     </w:p>
     <w:p>
       <w:pPr>
+        <w:keepNext/>
+        <w:keepLines/>
         <w:pBdr>
           <w:left w:val="single" w:color="2E75B6" w:sz="12" w:space="6"/>
         </w:pBdr>
@@ -16337,6 +18399,8 @@
     </w:p>
     <w:p>
       <w:pPr>
+        <w:keepNext w:val="false"/>
+        <w:keepLines/>
         <w:pBdr>
           <w:left w:val="single" w:color="2E75B6" w:sz="12" w:space="6"/>
         </w:pBdr>
@@ -17130,7 +19194,7 @@
         <w:t xml:space="preserve">sin red ni API key</w:t>
       </w:r>
       <w:r>
-        <w:t xml:space="preserve">, con 21 casos nuevos (59 en total).</w:t>
+        <w:t xml:space="preserve">, (75 casos en toda la suite al 28 de septiembre de 2026).</w:t>
       </w:r>
     </w:p>
     <w:p>
@@ -17179,7 +19243,7 @@
         <w:t xml:space="preserve">uRegression.Fixtures.pas</w:t>
       </w:r>
       <w:r>
-        <w:t xml:space="preserve">) lo sustituye: guarda el cuerpo enviado y devuelve respuestas HTTP encoladas. Los tres adaptadores aceptan un </w:t>
+        <w:t xml:space="preserve">) lo sustituye: guarda el cuerpo enviado y devuelve respuestas HTTP encoladas. Todos los adaptadores aceptan un </w:t>
       </w:r>
       <w:r>
         <w:rPr>
@@ -17208,6 +19272,8 @@
     </w:p>
     <w:p>
       <w:pPr>
+        <w:keepNext/>
+        <w:keepLines/>
         <w:pBdr>
           <w:left w:val="single" w:color="2E75B6" w:sz="12" w:space="6"/>
         </w:pBdr>
@@ -17226,6 +19292,8 @@
     </w:p>
     <w:p>
       <w:pPr>
+        <w:keepNext/>
+        <w:keepLines/>
         <w:pBdr>
           <w:left w:val="single" w:color="2E75B6" w:sz="12" w:space="6"/>
         </w:pBdr>
@@ -17244,6 +19312,8 @@
     </w:p>
     <w:p>
       <w:pPr>
+        <w:keepNext/>
+        <w:keepLines/>
         <w:pBdr>
           <w:left w:val="single" w:color="2E75B6" w:sz="12" w:space="6"/>
         </w:pBdr>
@@ -17262,6 +19332,8 @@
     </w:p>
     <w:p>
       <w:pPr>
+        <w:keepNext w:val="false"/>
+        <w:keepLines/>
         <w:pBdr>
           <w:left w:val="single" w:color="2E75B6" w:sz="12" w:space="6"/>
         </w:pBdr>
@@ -18163,6 +20235,121 @@
                 <w:sz w:val="19"/>
                 <w:szCs w:val="19"/>
               </w:rPr>
+              <w:t xml:space="preserve">jev.usage.adapters</w:t>
+            </w:r>
+          </w:p>
+        </w:tc>
+        <w:tc>
+          <w:tcPr>
+            <w:tcW w:type="dxa" w:w="6360"/>
+            <w:tcBorders>
+              <w:top w:val="single" w:color="BFC9D6" w:sz="4"/>
+              <w:left w:val="single" w:color="BFC9D6" w:sz="4"/>
+              <w:bottom w:val="single" w:color="BFC9D6" w:sz="4"/>
+              <w:right w:val="single" w:color="BFC9D6" w:sz="4"/>
+            </w:tcBorders>
+            <w:shd w:fill="F6F8FB" w:color="auto" w:val="clear"/>
+            <w:tcMar>
+              <w:top w:type="dxa" w:w="60"/>
+              <w:left w:type="dxa" w:w="100"/>
+              <w:bottom w:type="dxa" w:w="60"/>
+              <w:right w:type="dxa" w:w="100"/>
+            </w:tcMar>
+          </w:tcPr>
+          <w:p>
+            <w:r>
+              <w:rPr>
+                <w:rFonts w:ascii="Consolas" w:cs="Consolas" w:eastAsia="Consolas" w:hAnsi="Consolas"/>
+                <w:color w:val="0B4F8A"/>
+                <w:sz w:val="19"/>
+                <w:szCs w:val="19"/>
+              </w:rPr>
+              <w:t xml:space="preserve">Usage</w:t>
+            </w:r>
+            <w:r>
+              <w:rPr>
+                <w:sz w:val="19"/>
+                <w:szCs w:val="19"/>
+              </w:rPr>
+              <w:t xml:space="preserve"> y </w:t>
+            </w:r>
+            <w:r>
+              <w:rPr>
+                <w:rFonts w:ascii="Consolas" w:cs="Consolas" w:eastAsia="Consolas" w:hAnsi="Consolas"/>
+                <w:color w:val="0B4F8A"/>
+                <w:sz w:val="19"/>
+                <w:szCs w:val="19"/>
+              </w:rPr>
+              <w:t xml:space="preserve">OnUsage</w:t>
+            </w:r>
+            <w:r>
+              <w:rPr>
+                <w:sz w:val="19"/>
+                <w:szCs w:val="19"/>
+              </w:rPr>
+              <w:t xml:space="preserve"> en </w:t>
+            </w:r>
+            <w:r>
+              <w:rPr>
+                <w:rFonts w:ascii="Consolas" w:cs="Consolas" w:eastAsia="Consolas" w:hAnsi="Consolas"/>
+                <w:color w:val="0B4F8A"/>
+                <w:sz w:val="19"/>
+                <w:szCs w:val="19"/>
+              </w:rPr>
+              <w:t xml:space="preserve">TAiJev</w:t>
+            </w:r>
+            <w:r>
+              <w:rPr>
+                <w:sz w:val="19"/>
+                <w:szCs w:val="19"/>
+              </w:rPr>
+              <w:t xml:space="preserve"> y en los adaptadores; reranker en paralelo → un solo evento con el total, en el hilo del llamador; </w:t>
+            </w:r>
+            <w:r>
+              <w:rPr>
+                <w:rFonts w:ascii="Consolas" w:cs="Consolas" w:eastAsia="Consolas" w:hAnsi="Consolas"/>
+                <w:color w:val="0B4F8A"/>
+                <w:sz w:val="19"/>
+                <w:szCs w:val="19"/>
+              </w:rPr>
+              <w:t xml:space="preserve">ResetUsage</w:t>
+            </w:r>
+            <w:r>
+              <w:rPr>
+                <w:sz w:val="19"/>
+                <w:szCs w:val="19"/>
+              </w:rPr>
+              <w:t xml:space="preserve">; precio configurable</w:t>
+            </w:r>
+          </w:p>
+        </w:tc>
+      </w:tr>
+      <w:tr>
+        <w:tc>
+          <w:tcPr>
+            <w:tcW w:type="dxa" w:w="3000"/>
+            <w:tcBorders>
+              <w:top w:val="single" w:color="BFC9D6" w:sz="4"/>
+              <w:left w:val="single" w:color="BFC9D6" w:sz="4"/>
+              <w:bottom w:val="single" w:color="BFC9D6" w:sz="4"/>
+              <w:right w:val="single" w:color="BFC9D6" w:sz="4"/>
+            </w:tcBorders>
+            <w:shd w:fill="FFFFFF" w:color="auto" w:val="clear"/>
+            <w:tcMar>
+              <w:top w:type="dxa" w:w="60"/>
+              <w:left w:type="dxa" w:w="100"/>
+              <w:bottom w:type="dxa" w:w="60"/>
+              <w:right w:type="dxa" w:w="100"/>
+            </w:tcMar>
+          </w:tcPr>
+          <w:p>
+            <w:r>
+              <w:rPr>
+                <w:rFonts w:ascii="Consolas" w:cs="Consolas" w:eastAsia="Consolas" w:hAnsi="Consolas"/>
+                <w:color w:val="0B4F8A"/>
+                <w:sz w:val="19"/>
+                <w:szCs w:val="19"/>
+              </w:rPr>
               <w:t xml:space="preserve">rag.rerank.jev-semantic</w:t>
             </w:r>
             <w:r>
@@ -18192,7 +20379,7 @@
               <w:bottom w:val="single" w:color="BFC9D6" w:sz="4"/>
               <w:right w:val="single" w:color="BFC9D6" w:sz="4"/>
             </w:tcBorders>
-            <w:shd w:fill="F6F8FB" w:color="auto" w:val="clear"/>
+            <w:shd w:fill="FFFFFF" w:color="auto" w:val="clear"/>
             <w:tcMar>
               <w:top w:type="dxa" w:w="60"/>
               <w:left w:type="dxa" w:w="100"/>
@@ -18219,6 +20406,8 @@
     </w:p>
     <w:p>
       <w:pPr>
+        <w:keepNext/>
+        <w:keepLines/>
         <w:pBdr>
           <w:left w:val="single" w:color="2E75B6" w:sz="12" w:space="6"/>
         </w:pBdr>
@@ -18237,6 +20426,8 @@
     </w:p>
     <w:p>
       <w:pPr>
+        <w:keepNext w:val="false"/>
+        <w:keepLines/>
         <w:pBdr>
           <w:left w:val="single" w:color="2E75B6" w:sz="12" w:space="6"/>
         </w:pBdr>
